--- a/直播挂车与时长发券/泰小虎直播挂车与时长发券PRD_v1.0.docx
+++ b/直播挂车与时长发券/泰小虎直播挂车与时长发券PRD_v1.0.docx
@@ -947,7 +947,7 @@
       <w:r>
         <w:drawing>
           <wp:inline xmlns:a="http://schemas.openxmlformats.org/drawingml/2006/main" xmlns:pic="http://schemas.openxmlformats.org/drawingml/2006/picture">
-            <wp:extent cx="5197300" cy="6858000"/>
+            <wp:extent cx="5198806" cy="6858000"/>
             <wp:docPr id="1" name="Picture 1"/>
             <wp:cNvGraphicFramePr>
               <a:graphicFrameLocks noChangeAspect="1"/>
@@ -968,7 +968,7 @@
                   <pic:spPr>
                     <a:xfrm>
                       <a:off x="0" y="0"/>
-                      <a:ext cx="5197300" cy="6858000"/>
+                      <a:ext cx="5198806" cy="6858000"/>
                     </a:xfrm>
                     <a:prstGeom prst="rect"/>
                   </pic:spPr>
@@ -1618,36 +1618,6 @@
                 <w:rFonts w:ascii="微软雅黑" w:hAnsi="微软雅黑" w:eastAsia="微软雅黑"/>
               </w:rPr>
               <w:t>直播已结束</w:t>
-            </w:r>
-          </w:p>
-        </w:tc>
-      </w:tr>
-      <w:tr>
-        <w:tc>
-          <w:tcPr>
-            <w:tcW w:type="dxa" w:w="4320"/>
-          </w:tcPr>
-          <w:p>
-            <w:r/>
-            <w:r>
-              <w:rPr>
-                <w:rFonts w:ascii="微软雅黑" w:hAnsi="微软雅黑" w:eastAsia="微软雅黑"/>
-              </w:rPr>
-              <w:t>违规下播</w:t>
-            </w:r>
-          </w:p>
-        </w:tc>
-        <w:tc>
-          <w:tcPr>
-            <w:tcW w:type="dxa" w:w="4320"/>
-          </w:tcPr>
-          <w:p>
-            <w:r/>
-            <w:r>
-              <w:rPr>
-                <w:rFonts w:ascii="微软雅黑" w:hAnsi="微软雅黑" w:eastAsia="微软雅黑"/>
-              </w:rPr>
-              <w:t>被平台处置下播</w:t>
             </w:r>
           </w:p>
         </w:tc>
@@ -1720,7 +1690,7 @@
       <w:r>
         <w:drawing>
           <wp:inline xmlns:a="http://schemas.openxmlformats.org/drawingml/2006/main" xmlns:pic="http://schemas.openxmlformats.org/drawingml/2006/picture">
-            <wp:extent cx="5486400" cy="3270408"/>
+            <wp:extent cx="5486400" cy="3268493"/>
             <wp:docPr id="2" name="Picture 2"/>
             <wp:cNvGraphicFramePr>
               <a:graphicFrameLocks noChangeAspect="1"/>
@@ -1741,7 +1711,7 @@
                   <pic:spPr>
                     <a:xfrm>
                       <a:off x="0" y="0"/>
-                      <a:ext cx="5486400" cy="3270408"/>
+                      <a:ext cx="5486400" cy="3268493"/>
                     </a:xfrm>
                     <a:prstGeom prst="rect"/>
                   </pic:spPr>
@@ -2931,34 +2901,6 @@
         <w:t>异常分支：加入失败→toast 提示；成功→关闭弹窗并刷新列表，toast「已加入 N 个商品」。</w:t>
       </w:r>
     </w:p>
-    <w:tbl>
-      <w:tblPr>
-        <w:tblStyle w:val="TableGrid"/>
-        <w:tblW w:type="auto" w:w="0"/>
-        <w:tblLook w:firstColumn="1" w:firstRow="1" w:lastColumn="0" w:lastRow="0" w:noHBand="0" w:noVBand="1" w:val="04A0"/>
-      </w:tblPr>
-      <w:tblGrid>
-        <w:gridCol w:w="8640"/>
-      </w:tblGrid>
-      <w:tr>
-        <w:tc>
-          <w:tcPr>
-            <w:tcW w:type="dxa" w:w="8640"/>
-            <w:shd w:val="clear" w:color="auto" w:fill="FFF7ED"/>
-          </w:tcPr>
-          <w:p>
-            <w:r/>
-            <w:r>
-              <w:rPr>
-                <w:rFonts w:ascii="微软雅黑" w:hAnsi="微软雅黑" w:eastAsia="微软雅黑"/>
-              </w:rPr>
-              <w:t>⚠️ 待确认 @干系人：选品弹窗中的「运营类型（积分商品/非积分商品）」「品牌分类」字段来源与筛选口径以商品中心哪个字段为准。</w:t>
-            </w:r>
-          </w:p>
-        </w:tc>
-      </w:tr>
-    </w:tbl>
-    <w:p/>
     <w:p>
       <w:r>
         <w:rPr>
@@ -3419,7 +3361,7 @@
               <w:rPr>
                 <w:rFonts w:ascii="微软雅黑" w:hAnsi="微软雅黑" w:eastAsia="微软雅黑"/>
               </w:rPr>
-              <w:t>直播中/预告/已结束/违规下播</w:t>
+              <w:t>直播中/预告/已结束</w:t>
             </w:r>
           </w:p>
         </w:tc>
@@ -5803,7 +5745,7 @@
         <w:rPr>
           <w:rFonts w:ascii="微软雅黑" w:hAnsi="微软雅黑" w:eastAsia="微软雅黑"/>
         </w:rPr>
-        <w:t>埋点需求（表格规范输出）</w:t>
+        <w:t>埋点需求（按《泰小虎埋点表 v2.3》双表规范输出）</w:t>
       </w:r>
     </w:p>
     <w:p>
@@ -5811,7 +5753,7 @@
         <w:rPr>
           <w:rFonts w:ascii="微软雅黑" w:hAnsi="微软雅黑" w:eastAsia="微软雅黑"/>
         </w:rPr>
-        <w:t>埋点不允许口头同步，必须以表格规范输出，包含：所属终端、所在页面、事件名称、触发时机、上报参数。</w:t>
+        <w:t>埋点不允许口头同步，必须按 v2.3 规范以双表（埋点事件表 + 页面分析表）输出。下列事件基于本需求转化链路定义，属性字段与商城既有埋点规范对齐。</w:t>
       </w:r>
     </w:p>
     <w:tbl>
@@ -5822,16 +5764,37 @@
         <w:tblLook w:firstColumn="1" w:firstRow="1" w:lastColumn="0" w:lastRow="0" w:noHBand="0" w:noVBand="1" w:val="04A0"/>
       </w:tblPr>
       <w:tblGrid>
-        <w:gridCol w:w="1728"/>
-        <w:gridCol w:w="1728"/>
-        <w:gridCol w:w="1728"/>
-        <w:gridCol w:w="1728"/>
-        <w:gridCol w:w="1728"/>
+        <w:gridCol w:w="332"/>
+        <w:gridCol w:w="332"/>
+        <w:gridCol w:w="332"/>
+        <w:gridCol w:w="332"/>
+        <w:gridCol w:w="332"/>
+        <w:gridCol w:w="332"/>
+        <w:gridCol w:w="332"/>
+        <w:gridCol w:w="332"/>
+        <w:gridCol w:w="332"/>
+        <w:gridCol w:w="332"/>
+        <w:gridCol w:w="332"/>
+        <w:gridCol w:w="332"/>
+        <w:gridCol w:w="332"/>
+        <w:gridCol w:w="332"/>
+        <w:gridCol w:w="332"/>
+        <w:gridCol w:w="332"/>
+        <w:gridCol w:w="332"/>
+        <w:gridCol w:w="332"/>
+        <w:gridCol w:w="332"/>
+        <w:gridCol w:w="332"/>
+        <w:gridCol w:w="332"/>
+        <w:gridCol w:w="332"/>
+        <w:gridCol w:w="332"/>
+        <w:gridCol w:w="332"/>
+        <w:gridCol w:w="332"/>
+        <w:gridCol w:w="332"/>
       </w:tblGrid>
       <w:tr>
         <w:tc>
           <w:tcPr>
-            <w:tcW w:type="dxa" w:w="1728"/>
+            <w:tcW w:type="dxa" w:w="332"/>
             <w:shd w:val="clear" w:color="auto" w:fill="F3F4F6"/>
           </w:tcPr>
           <w:p>
@@ -5841,13 +5804,13 @@
                 <w:rFonts w:ascii="微软雅黑" w:hAnsi="微软雅黑" w:eastAsia="微软雅黑"/>
                 <w:b/>
               </w:rPr>
-              <w:t>所属终端</w:t>
-            </w:r>
-          </w:p>
-        </w:tc>
-        <w:tc>
-          <w:tcPr>
-            <w:tcW w:type="dxa" w:w="1728"/>
+              <w:t>事件编号</w:t>
+            </w:r>
+          </w:p>
+        </w:tc>
+        <w:tc>
+          <w:tcPr>
+            <w:tcW w:type="dxa" w:w="332"/>
             <w:shd w:val="clear" w:color="auto" w:fill="F3F4F6"/>
           </w:tcPr>
           <w:p>
@@ -5857,13 +5820,13 @@
                 <w:rFonts w:ascii="微软雅黑" w:hAnsi="微软雅黑" w:eastAsia="微软雅黑"/>
                 <w:b/>
               </w:rPr>
-              <w:t>所在页面</w:t>
-            </w:r>
-          </w:p>
-        </w:tc>
-        <w:tc>
-          <w:tcPr>
-            <w:tcW w:type="dxa" w:w="1728"/>
+              <w:t>项目(必填)</w:t>
+            </w:r>
+          </w:p>
+        </w:tc>
+        <w:tc>
+          <w:tcPr>
+            <w:tcW w:type="dxa" w:w="332"/>
             <w:shd w:val="clear" w:color="auto" w:fill="F3F4F6"/>
           </w:tcPr>
           <w:p>
@@ -5873,13 +5836,13 @@
                 <w:rFonts w:ascii="微软雅黑" w:hAnsi="微软雅黑" w:eastAsia="微软雅黑"/>
                 <w:b/>
               </w:rPr>
-              <w:t>事件名称</w:t>
-            </w:r>
-          </w:p>
-        </w:tc>
-        <w:tc>
-          <w:tcPr>
-            <w:tcW w:type="dxa" w:w="1728"/>
+              <w:t>所属层</w:t>
+            </w:r>
+          </w:p>
+        </w:tc>
+        <w:tc>
+          <w:tcPr>
+            <w:tcW w:type="dxa" w:w="332"/>
             <w:shd w:val="clear" w:color="auto" w:fill="F3F4F6"/>
           </w:tcPr>
           <w:p>
@@ -5889,13 +5852,157 @@
                 <w:rFonts w:ascii="微软雅黑" w:hAnsi="微软雅黑" w:eastAsia="微软雅黑"/>
                 <w:b/>
               </w:rPr>
+              <w:t>平台(必填)</w:t>
+            </w:r>
+          </w:p>
+        </w:tc>
+        <w:tc>
+          <w:tcPr>
+            <w:tcW w:type="dxa" w:w="332"/>
+            <w:shd w:val="clear" w:color="auto" w:fill="F3F4F6"/>
+          </w:tcPr>
+          <w:p>
+            <w:r/>
+            <w:r>
+              <w:rPr>
+                <w:rFonts w:ascii="微软雅黑" w:hAnsi="微软雅黑" w:eastAsia="微软雅黑"/>
+                <w:b/>
+              </w:rPr>
+              <w:t>模块(必填)</w:t>
+            </w:r>
+          </w:p>
+        </w:tc>
+        <w:tc>
+          <w:tcPr>
+            <w:tcW w:type="dxa" w:w="332"/>
+            <w:shd w:val="clear" w:color="auto" w:fill="F3F4F6"/>
+          </w:tcPr>
+          <w:p>
+            <w:r/>
+            <w:r>
+              <w:rPr>
+                <w:rFonts w:ascii="微软雅黑" w:hAnsi="微软雅黑" w:eastAsia="微软雅黑"/>
+                <w:b/>
+              </w:rPr>
+              <w:t>事件英文名(必填)</w:t>
+            </w:r>
+          </w:p>
+        </w:tc>
+        <w:tc>
+          <w:tcPr>
+            <w:tcW w:type="dxa" w:w="332"/>
+            <w:shd w:val="clear" w:color="auto" w:fill="F3F4F6"/>
+          </w:tcPr>
+          <w:p>
+            <w:r/>
+            <w:r>
+              <w:rPr>
+                <w:rFonts w:ascii="微软雅黑" w:hAnsi="微软雅黑" w:eastAsia="微软雅黑"/>
+                <w:b/>
+              </w:rPr>
+              <w:t>事件显示名(必填)</w:t>
+            </w:r>
+          </w:p>
+        </w:tc>
+        <w:tc>
+          <w:tcPr>
+            <w:tcW w:type="dxa" w:w="332"/>
+            <w:shd w:val="clear" w:color="auto" w:fill="F3F4F6"/>
+          </w:tcPr>
+          <w:p>
+            <w:r/>
+            <w:r>
+              <w:rPr>
+                <w:rFonts w:ascii="微软雅黑" w:hAnsi="微软雅黑" w:eastAsia="微软雅黑"/>
+                <w:b/>
+              </w:rPr>
+              <w:t>事件类型(必填)</w:t>
+            </w:r>
+          </w:p>
+        </w:tc>
+        <w:tc>
+          <w:tcPr>
+            <w:tcW w:type="dxa" w:w="332"/>
+            <w:shd w:val="clear" w:color="auto" w:fill="F3F4F6"/>
+          </w:tcPr>
+          <w:p>
+            <w:r/>
+            <w:r>
+              <w:rPr>
+                <w:rFonts w:ascii="微软雅黑" w:hAnsi="微软雅黑" w:eastAsia="微软雅黑"/>
+                <w:b/>
+              </w:rPr>
+              <w:t>属性英文变量名</w:t>
+            </w:r>
+          </w:p>
+        </w:tc>
+        <w:tc>
+          <w:tcPr>
+            <w:tcW w:type="dxa" w:w="332"/>
+            <w:shd w:val="clear" w:color="auto" w:fill="F3F4F6"/>
+          </w:tcPr>
+          <w:p>
+            <w:r/>
+            <w:r>
+              <w:rPr>
+                <w:rFonts w:ascii="微软雅黑" w:hAnsi="微软雅黑" w:eastAsia="微软雅黑"/>
+                <w:b/>
+              </w:rPr>
+              <w:t>属性显示名</w:t>
+            </w:r>
+          </w:p>
+        </w:tc>
+        <w:tc>
+          <w:tcPr>
+            <w:tcW w:type="dxa" w:w="332"/>
+            <w:shd w:val="clear" w:color="auto" w:fill="F3F4F6"/>
+          </w:tcPr>
+          <w:p>
+            <w:r/>
+            <w:r>
+              <w:rPr>
+                <w:rFonts w:ascii="微软雅黑" w:hAnsi="微软雅黑" w:eastAsia="微软雅黑"/>
+                <w:b/>
+              </w:rPr>
+              <w:t>数据类型</w:t>
+            </w:r>
+          </w:p>
+        </w:tc>
+        <w:tc>
+          <w:tcPr>
+            <w:tcW w:type="dxa" w:w="332"/>
+            <w:shd w:val="clear" w:color="auto" w:fill="F3F4F6"/>
+          </w:tcPr>
+          <w:p>
+            <w:r/>
+            <w:r>
+              <w:rPr>
+                <w:rFonts w:ascii="微软雅黑" w:hAnsi="微软雅黑" w:eastAsia="微软雅黑"/>
+                <w:b/>
+              </w:rPr>
+              <w:t>属性说明</w:t>
+            </w:r>
+          </w:p>
+        </w:tc>
+        <w:tc>
+          <w:tcPr>
+            <w:tcW w:type="dxa" w:w="332"/>
+            <w:shd w:val="clear" w:color="auto" w:fill="F3F4F6"/>
+          </w:tcPr>
+          <w:p>
+            <w:r/>
+            <w:r>
+              <w:rPr>
+                <w:rFonts w:ascii="微软雅黑" w:hAnsi="微软雅黑" w:eastAsia="微软雅黑"/>
+                <w:b/>
+              </w:rPr>
               <w:t>触发时机</w:t>
             </w:r>
           </w:p>
         </w:tc>
         <w:tc>
           <w:tcPr>
-            <w:tcW w:type="dxa" w:w="1728"/>
+            <w:tcW w:type="dxa" w:w="332"/>
             <w:shd w:val="clear" w:color="auto" w:fill="F3F4F6"/>
           </w:tcPr>
           <w:p>
@@ -5905,7 +6012,197 @@
                 <w:rFonts w:ascii="微软雅黑" w:hAnsi="微软雅黑" w:eastAsia="微软雅黑"/>
                 <w:b/>
               </w:rPr>
-              <w:t>上报参数</w:t>
+              <w:t>创建人</w:t>
+            </w:r>
+          </w:p>
+        </w:tc>
+        <w:tc>
+          <w:tcPr>
+            <w:tcW w:type="dxa" w:w="332"/>
+            <w:shd w:val="clear" w:color="auto" w:fill="F3F4F6"/>
+          </w:tcPr>
+          <w:p>
+            <w:r/>
+            <w:r>
+              <w:rPr>
+                <w:rFonts w:ascii="微软雅黑" w:hAnsi="微软雅黑" w:eastAsia="微软雅黑"/>
+                <w:b/>
+              </w:rPr>
+              <w:t>创建时间</w:t>
+            </w:r>
+          </w:p>
+        </w:tc>
+        <w:tc>
+          <w:tcPr>
+            <w:tcW w:type="dxa" w:w="332"/>
+            <w:shd w:val="clear" w:color="auto" w:fill="F3F4F6"/>
+          </w:tcPr>
+          <w:p>
+            <w:r/>
+            <w:r>
+              <w:rPr>
+                <w:rFonts w:ascii="微软雅黑" w:hAnsi="微软雅黑" w:eastAsia="微软雅黑"/>
+                <w:b/>
+              </w:rPr>
+              <w:t>备注</w:t>
+            </w:r>
+          </w:p>
+        </w:tc>
+        <w:tc>
+          <w:tcPr>
+            <w:tcW w:type="dxa" w:w="332"/>
+            <w:shd w:val="clear" w:color="auto" w:fill="F3F4F6"/>
+          </w:tcPr>
+          <w:p>
+            <w:r/>
+            <w:r>
+              <w:rPr>
+                <w:rFonts w:ascii="微软雅黑" w:hAnsi="微软雅黑" w:eastAsia="微软雅黑"/>
+                <w:b/>
+              </w:rPr>
+              <w:t>必填性</w:t>
+            </w:r>
+          </w:p>
+        </w:tc>
+        <w:tc>
+          <w:tcPr>
+            <w:tcW w:type="dxa" w:w="332"/>
+            <w:shd w:val="clear" w:color="auto" w:fill="F3F4F6"/>
+          </w:tcPr>
+          <w:p>
+            <w:r/>
+            <w:r>
+              <w:rPr>
+                <w:rFonts w:ascii="微软雅黑" w:hAnsi="微软雅黑" w:eastAsia="微软雅黑"/>
+                <w:b/>
+              </w:rPr>
+              <w:t>示例值</w:t>
+            </w:r>
+          </w:p>
+        </w:tc>
+        <w:tc>
+          <w:tcPr>
+            <w:tcW w:type="dxa" w:w="332"/>
+            <w:shd w:val="clear" w:color="auto" w:fill="F3F4F6"/>
+          </w:tcPr>
+          <w:p>
+            <w:r/>
+            <w:r>
+              <w:rPr>
+                <w:rFonts w:ascii="微软雅黑" w:hAnsi="微软雅黑" w:eastAsia="微软雅黑"/>
+                <w:b/>
+              </w:rPr>
+              <w:t>关联指标</w:t>
+            </w:r>
+          </w:p>
+        </w:tc>
+        <w:tc>
+          <w:tcPr>
+            <w:tcW w:type="dxa" w:w="332"/>
+            <w:shd w:val="clear" w:color="auto" w:fill="F3F4F6"/>
+          </w:tcPr>
+          <w:p>
+            <w:r/>
+            <w:r>
+              <w:rPr>
+                <w:rFonts w:ascii="微软雅黑" w:hAnsi="微软雅黑" w:eastAsia="微软雅黑"/>
+                <w:b/>
+              </w:rPr>
+              <w:t>上报时机</w:t>
+            </w:r>
+          </w:p>
+        </w:tc>
+        <w:tc>
+          <w:tcPr>
+            <w:tcW w:type="dxa" w:w="332"/>
+            <w:shd w:val="clear" w:color="auto" w:fill="F3F4F6"/>
+          </w:tcPr>
+          <w:p>
+            <w:r/>
+            <w:r>
+              <w:rPr>
+                <w:rFonts w:ascii="微软雅黑" w:hAnsi="微软雅黑" w:eastAsia="微软雅黑"/>
+                <w:b/>
+              </w:rPr>
+              <w:t>去重规则</w:t>
+            </w:r>
+          </w:p>
+        </w:tc>
+        <w:tc>
+          <w:tcPr>
+            <w:tcW w:type="dxa" w:w="332"/>
+            <w:shd w:val="clear" w:color="auto" w:fill="F3F4F6"/>
+          </w:tcPr>
+          <w:p>
+            <w:r/>
+            <w:r>
+              <w:rPr>
+                <w:rFonts w:ascii="微软雅黑" w:hAnsi="微软雅黑" w:eastAsia="微软雅黑"/>
+                <w:b/>
+              </w:rPr>
+              <w:t>校验规则</w:t>
+            </w:r>
+          </w:p>
+        </w:tc>
+        <w:tc>
+          <w:tcPr>
+            <w:tcW w:type="dxa" w:w="332"/>
+            <w:shd w:val="clear" w:color="auto" w:fill="F3F4F6"/>
+          </w:tcPr>
+          <w:p>
+            <w:r/>
+            <w:r>
+              <w:rPr>
+                <w:rFonts w:ascii="微软雅黑" w:hAnsi="微软雅黑" w:eastAsia="微软雅黑"/>
+                <w:b/>
+              </w:rPr>
+            </w:r>
+          </w:p>
+        </w:tc>
+        <w:tc>
+          <w:tcPr>
+            <w:tcW w:type="dxa" w:w="332"/>
+            <w:shd w:val="clear" w:color="auto" w:fill="F3F4F6"/>
+          </w:tcPr>
+          <w:p>
+            <w:r/>
+            <w:r>
+              <w:rPr>
+                <w:rFonts w:ascii="微软雅黑" w:hAnsi="微软雅黑" w:eastAsia="微软雅黑"/>
+                <w:b/>
+              </w:rPr>
+            </w:r>
+          </w:p>
+        </w:tc>
+        <w:tc>
+          <w:tcPr>
+            <w:tcW w:type="dxa" w:w="332"/>
+            <w:shd w:val="clear" w:color="auto" w:fill="F3F4F6"/>
+          </w:tcPr>
+          <w:p>
+            <w:r/>
+            <w:r>
+              <w:rPr>
+                <w:rFonts w:ascii="微软雅黑" w:hAnsi="微软雅黑" w:eastAsia="微软雅黑"/>
+                <w:b/>
+              </w:rPr>
+              <w:t>状态</w:t>
+            </w:r>
+          </w:p>
+        </w:tc>
+        <w:tc>
+          <w:tcPr>
+            <w:tcW w:type="dxa" w:w="332"/>
+            <w:shd w:val="clear" w:color="auto" w:fill="F3F4F6"/>
+          </w:tcPr>
+          <w:p>
+            <w:r/>
+            <w:r>
+              <w:rPr>
+                <w:rFonts w:ascii="微软雅黑" w:hAnsi="微软雅黑" w:eastAsia="微软雅黑"/>
+                <w:b/>
+              </w:rPr>
+              <w:t>测试进度</w:t>
             </w:r>
           </w:p>
         </w:tc>
@@ -5913,35 +6210,77 @@
       <w:tr>
         <w:tc>
           <w:tcPr>
-            <w:tcW w:type="dxa" w:w="1728"/>
-          </w:tcPr>
-          <w:p>
-            <w:r/>
-            <w:r>
-              <w:rPr>
-                <w:rFonts w:ascii="微软雅黑" w:hAnsi="微软雅黑" w:eastAsia="微软雅黑"/>
-              </w:rPr>
-              <w:t>用户端(三端)</w:t>
-            </w:r>
-          </w:p>
-        </w:tc>
-        <w:tc>
-          <w:tcPr>
-            <w:tcW w:type="dxa" w:w="1728"/>
-          </w:tcPr>
-          <w:p>
-            <w:r/>
-            <w:r>
-              <w:rPr>
-                <w:rFonts w:ascii="微软雅黑" w:hAnsi="微软雅黑" w:eastAsia="微软雅黑"/>
-              </w:rPr>
-              <w:t>直播间观看页</w:t>
-            </w:r>
-          </w:p>
-        </w:tc>
-        <w:tc>
-          <w:tcPr>
-            <w:tcW w:type="dxa" w:w="1728"/>
+            <w:tcW w:type="dxa" w:w="332"/>
+          </w:tcPr>
+          <w:p>
+            <w:r/>
+            <w:r>
+              <w:rPr>
+                <w:rFonts w:ascii="微软雅黑" w:hAnsi="微软雅黑" w:eastAsia="微软雅黑"/>
+              </w:rPr>
+              <w:t>1</w:t>
+            </w:r>
+          </w:p>
+        </w:tc>
+        <w:tc>
+          <w:tcPr>
+            <w:tcW w:type="dxa" w:w="332"/>
+          </w:tcPr>
+          <w:p>
+            <w:r/>
+            <w:r>
+              <w:rPr>
+                <w:rFonts w:ascii="微软雅黑" w:hAnsi="微软雅黑" w:eastAsia="微软雅黑"/>
+              </w:rPr>
+              <w:t>泰小虎</w:t>
+            </w:r>
+          </w:p>
+        </w:tc>
+        <w:tc>
+          <w:tcPr>
+            <w:tcW w:type="dxa" w:w="332"/>
+          </w:tcPr>
+          <w:p>
+            <w:r/>
+            <w:r>
+              <w:rPr>
+                <w:rFonts w:ascii="微软雅黑" w:hAnsi="微软雅黑" w:eastAsia="微软雅黑"/>
+              </w:rPr>
+              <w:t>L2</w:t>
+            </w:r>
+          </w:p>
+        </w:tc>
+        <w:tc>
+          <w:tcPr>
+            <w:tcW w:type="dxa" w:w="332"/>
+          </w:tcPr>
+          <w:p>
+            <w:r/>
+            <w:r>
+              <w:rPr>
+                <w:rFonts w:ascii="微软雅黑" w:hAnsi="微软雅黑" w:eastAsia="微软雅黑"/>
+              </w:rPr>
+              <w:t>微信小程序 / App(iOS·Android) / H5</w:t>
+            </w:r>
+          </w:p>
+        </w:tc>
+        <w:tc>
+          <w:tcPr>
+            <w:tcW w:type="dxa" w:w="332"/>
+          </w:tcPr>
+          <w:p>
+            <w:r/>
+            <w:r>
+              <w:rPr>
+                <w:rFonts w:ascii="微软雅黑" w:hAnsi="微软雅黑" w:eastAsia="微软雅黑"/>
+              </w:rPr>
+              <w:t>live_cart</w:t>
+            </w:r>
+          </w:p>
+        </w:tc>
+        <w:tc>
+          <w:tcPr>
+            <w:tcW w:type="dxa" w:w="332"/>
           </w:tcPr>
           <w:p>
             <w:r/>
@@ -5955,29 +6294,278 @@
         </w:tc>
         <w:tc>
           <w:tcPr>
-            <w:tcW w:type="dxa" w:w="1728"/>
-          </w:tcPr>
-          <w:p>
-            <w:r/>
-            <w:r>
-              <w:rPr>
-                <w:rFonts w:ascii="微软雅黑" w:hAnsi="微软雅黑" w:eastAsia="微软雅黑"/>
-              </w:rPr>
-              <w:t>小黄车浮层展示</w:t>
-            </w:r>
-          </w:p>
-        </w:tc>
-        <w:tc>
-          <w:tcPr>
-            <w:tcW w:type="dxa" w:w="1728"/>
-          </w:tcPr>
-          <w:p>
-            <w:r/>
-            <w:r>
-              <w:rPr>
-                <w:rFonts w:ascii="微软雅黑" w:hAnsi="微软雅黑" w:eastAsia="微软雅黑"/>
-              </w:rPr>
-              <w:t>room_id, env</w:t>
+            <w:tcW w:type="dxa" w:w="332"/>
+          </w:tcPr>
+          <w:p>
+            <w:r/>
+            <w:r>
+              <w:rPr>
+                <w:rFonts w:ascii="微软雅黑" w:hAnsi="微软雅黑" w:eastAsia="微软雅黑"/>
+              </w:rPr>
+              <w:t>小黄车浮层曝光</w:t>
+            </w:r>
+          </w:p>
+        </w:tc>
+        <w:tc>
+          <w:tcPr>
+            <w:tcW w:type="dxa" w:w="332"/>
+          </w:tcPr>
+          <w:p>
+            <w:r/>
+            <w:r>
+              <w:rPr>
+                <w:rFonts w:ascii="微软雅黑" w:hAnsi="微软雅黑" w:eastAsia="微软雅黑"/>
+              </w:rPr>
+              <w:t>曝光</w:t>
+            </w:r>
+          </w:p>
+        </w:tc>
+        <w:tc>
+          <w:tcPr>
+            <w:tcW w:type="dxa" w:w="332"/>
+          </w:tcPr>
+          <w:p>
+            <w:r/>
+            <w:r>
+              <w:rPr>
+                <w:rFonts w:ascii="微软雅黑" w:hAnsi="微软雅黑" w:eastAsia="微软雅黑"/>
+              </w:rPr>
+              <w:t>room_id</w:t>
+            </w:r>
+          </w:p>
+        </w:tc>
+        <w:tc>
+          <w:tcPr>
+            <w:tcW w:type="dxa" w:w="332"/>
+          </w:tcPr>
+          <w:p>
+            <w:r/>
+            <w:r>
+              <w:rPr>
+                <w:rFonts w:ascii="微软雅黑" w:hAnsi="微软雅黑" w:eastAsia="微软雅黑"/>
+              </w:rPr>
+              <w:t>直播间ID</w:t>
+            </w:r>
+          </w:p>
+        </w:tc>
+        <w:tc>
+          <w:tcPr>
+            <w:tcW w:type="dxa" w:w="332"/>
+          </w:tcPr>
+          <w:p>
+            <w:r/>
+            <w:r>
+              <w:rPr>
+                <w:rFonts w:ascii="微软雅黑" w:hAnsi="微软雅黑" w:eastAsia="微软雅黑"/>
+              </w:rPr>
+              <w:t>string</w:t>
+            </w:r>
+          </w:p>
+        </w:tc>
+        <w:tc>
+          <w:tcPr>
+            <w:tcW w:type="dxa" w:w="332"/>
+          </w:tcPr>
+          <w:p>
+            <w:r/>
+            <w:r>
+              <w:rPr>
+                <w:rFonts w:ascii="微软雅黑" w:hAnsi="微软雅黑" w:eastAsia="微软雅黑"/>
+              </w:rPr>
+              <w:t>直播间唯一标识</w:t>
+            </w:r>
+          </w:p>
+        </w:tc>
+        <w:tc>
+          <w:tcPr>
+            <w:tcW w:type="dxa" w:w="332"/>
+          </w:tcPr>
+          <w:p>
+            <w:r/>
+            <w:r>
+              <w:rPr>
+                <w:rFonts w:ascii="微软雅黑" w:hAnsi="微软雅黑" w:eastAsia="微软雅黑"/>
+              </w:rPr>
+              <w:t>直播间内小黄车浮层展示时</w:t>
+            </w:r>
+          </w:p>
+        </w:tc>
+        <w:tc>
+          <w:tcPr>
+            <w:tcW w:type="dxa" w:w="332"/>
+          </w:tcPr>
+          <w:p>
+            <w:r/>
+            <w:r>
+              <w:rPr>
+                <w:rFonts w:ascii="微软雅黑" w:hAnsi="微软雅黑" w:eastAsia="微软雅黑"/>
+              </w:rPr>
+              <w:t>@产品负责人</w:t>
+            </w:r>
+          </w:p>
+        </w:tc>
+        <w:tc>
+          <w:tcPr>
+            <w:tcW w:type="dxa" w:w="332"/>
+          </w:tcPr>
+          <w:p>
+            <w:r/>
+            <w:r>
+              <w:rPr>
+                <w:rFonts w:ascii="微软雅黑" w:hAnsi="微软雅黑" w:eastAsia="微软雅黑"/>
+              </w:rPr>
+              <w:t>2026-07-22</w:t>
+            </w:r>
+          </w:p>
+        </w:tc>
+        <w:tc>
+          <w:tcPr>
+            <w:tcW w:type="dxa" w:w="332"/>
+          </w:tcPr>
+          <w:p>
+            <w:r/>
+            <w:r>
+              <w:rPr>
+                <w:rFonts w:ascii="微软雅黑" w:hAnsi="微软雅黑" w:eastAsia="微软雅黑"/>
+              </w:rPr>
+            </w:r>
+          </w:p>
+        </w:tc>
+        <w:tc>
+          <w:tcPr>
+            <w:tcW w:type="dxa" w:w="332"/>
+          </w:tcPr>
+          <w:p>
+            <w:r/>
+            <w:r>
+              <w:rPr>
+                <w:rFonts w:ascii="微软雅黑" w:hAnsi="微软雅黑" w:eastAsia="微软雅黑"/>
+              </w:rPr>
+              <w:t>必填</w:t>
+            </w:r>
+          </w:p>
+        </w:tc>
+        <w:tc>
+          <w:tcPr>
+            <w:tcW w:type="dxa" w:w="332"/>
+          </w:tcPr>
+          <w:p>
+            <w:r/>
+            <w:r>
+              <w:rPr>
+                <w:rFonts w:ascii="微软雅黑" w:hAnsi="微软雅黑" w:eastAsia="微软雅黑"/>
+              </w:rPr>
+              <w:t>r_123</w:t>
+            </w:r>
+          </w:p>
+        </w:tc>
+        <w:tc>
+          <w:tcPr>
+            <w:tcW w:type="dxa" w:w="332"/>
+          </w:tcPr>
+          <w:p>
+            <w:r/>
+            <w:r>
+              <w:rPr>
+                <w:rFonts w:ascii="微软雅黑" w:hAnsi="微软雅黑" w:eastAsia="微软雅黑"/>
+              </w:rPr>
+              <w:t>小黄车曝光UV、直播观看UV</w:t>
+            </w:r>
+          </w:p>
+        </w:tc>
+        <w:tc>
+          <w:tcPr>
+            <w:tcW w:type="dxa" w:w="332"/>
+          </w:tcPr>
+          <w:p>
+            <w:r/>
+            <w:r>
+              <w:rPr>
+                <w:rFonts w:ascii="微软雅黑" w:hAnsi="微软雅黑" w:eastAsia="微软雅黑"/>
+              </w:rPr>
+              <w:t>事件触发即时上报</w:t>
+            </w:r>
+          </w:p>
+        </w:tc>
+        <w:tc>
+          <w:tcPr>
+            <w:tcW w:type="dxa" w:w="332"/>
+          </w:tcPr>
+          <w:p>
+            <w:r/>
+            <w:r>
+              <w:rPr>
+                <w:rFonts w:ascii="微软雅黑" w:hAnsi="微软雅黑" w:eastAsia="微软雅黑"/>
+              </w:rPr>
+              <w:t>同一 session 内同事件可重复上报；曝光按曝光时长去重</w:t>
+            </w:r>
+          </w:p>
+        </w:tc>
+        <w:tc>
+          <w:tcPr>
+            <w:tcW w:type="dxa" w:w="332"/>
+          </w:tcPr>
+          <w:p>
+            <w:r/>
+            <w:r>
+              <w:rPr>
+                <w:rFonts w:ascii="微软雅黑" w:hAnsi="微软雅黑" w:eastAsia="微软雅黑"/>
+              </w:rPr>
+              <w:t>room_id 必填且取值合法（cart_icon_show 事件）</w:t>
+            </w:r>
+          </w:p>
+        </w:tc>
+        <w:tc>
+          <w:tcPr>
+            <w:tcW w:type="dxa" w:w="332"/>
+          </w:tcPr>
+          <w:p>
+            <w:r/>
+            <w:r>
+              <w:rPr>
+                <w:rFonts w:ascii="微软雅黑" w:hAnsi="微软雅黑" w:eastAsia="微软雅黑"/>
+              </w:rPr>
+            </w:r>
+          </w:p>
+        </w:tc>
+        <w:tc>
+          <w:tcPr>
+            <w:tcW w:type="dxa" w:w="332"/>
+          </w:tcPr>
+          <w:p>
+            <w:r/>
+            <w:r>
+              <w:rPr>
+                <w:rFonts w:ascii="微软雅黑" w:hAnsi="微软雅黑" w:eastAsia="微软雅黑"/>
+              </w:rPr>
+            </w:r>
+          </w:p>
+        </w:tc>
+        <w:tc>
+          <w:tcPr>
+            <w:tcW w:type="dxa" w:w="332"/>
+          </w:tcPr>
+          <w:p>
+            <w:r/>
+            <w:r>
+              <w:rPr>
+                <w:rFonts w:ascii="微软雅黑" w:hAnsi="微软雅黑" w:eastAsia="微软雅黑"/>
+              </w:rPr>
+              <w:t>待开发</w:t>
+            </w:r>
+          </w:p>
+        </w:tc>
+        <w:tc>
+          <w:tcPr>
+            <w:tcW w:type="dxa" w:w="332"/>
+          </w:tcPr>
+          <w:p>
+            <w:r/>
+            <w:r>
+              <w:rPr>
+                <w:rFonts w:ascii="微软雅黑" w:hAnsi="微软雅黑" w:eastAsia="微软雅黑"/>
+              </w:rPr>
+              <w:t>未开始</w:t>
             </w:r>
           </w:p>
         </w:tc>
@@ -5985,71 +6573,362 @@
       <w:tr>
         <w:tc>
           <w:tcPr>
-            <w:tcW w:type="dxa" w:w="1728"/>
-          </w:tcPr>
-          <w:p>
-            <w:r/>
-            <w:r>
-              <w:rPr>
-                <w:rFonts w:ascii="微软雅黑" w:hAnsi="微软雅黑" w:eastAsia="微软雅黑"/>
-              </w:rPr>
-              <w:t>用户端</w:t>
-            </w:r>
-          </w:p>
-        </w:tc>
-        <w:tc>
-          <w:tcPr>
-            <w:tcW w:type="dxa" w:w="1728"/>
-          </w:tcPr>
-          <w:p>
-            <w:r/>
-            <w:r>
-              <w:rPr>
-                <w:rFonts w:ascii="微软雅黑" w:hAnsi="微软雅黑" w:eastAsia="微软雅黑"/>
-              </w:rPr>
-              <w:t>商品抽屉</w:t>
-            </w:r>
-          </w:p>
-        </w:tc>
-        <w:tc>
-          <w:tcPr>
-            <w:tcW w:type="dxa" w:w="1728"/>
-          </w:tcPr>
-          <w:p>
-            <w:r/>
-            <w:r>
-              <w:rPr>
-                <w:rFonts w:ascii="微软雅黑" w:hAnsi="微软雅黑" w:eastAsia="微软雅黑"/>
-              </w:rPr>
-              <w:t>cart_product_show</w:t>
-            </w:r>
-          </w:p>
-        </w:tc>
-        <w:tc>
-          <w:tcPr>
-            <w:tcW w:type="dxa" w:w="1728"/>
-          </w:tcPr>
-          <w:p>
-            <w:r/>
-            <w:r>
-              <w:rPr>
-                <w:rFonts w:ascii="微软雅黑" w:hAnsi="微软雅黑" w:eastAsia="微软雅黑"/>
-              </w:rPr>
-              <w:t>商品卡片曝光</w:t>
-            </w:r>
-          </w:p>
-        </w:tc>
-        <w:tc>
-          <w:tcPr>
-            <w:tcW w:type="dxa" w:w="1728"/>
-          </w:tcPr>
-          <w:p>
-            <w:r/>
-            <w:r>
-              <w:rPr>
-                <w:rFonts w:ascii="微软雅黑" w:hAnsi="微软雅黑" w:eastAsia="微软雅黑"/>
-              </w:rPr>
-              <w:t>room_id, product_id, env</w:t>
+            <w:tcW w:type="dxa" w:w="332"/>
+          </w:tcPr>
+          <w:p>
+            <w:r/>
+            <w:r>
+              <w:rPr>
+                <w:rFonts w:ascii="微软雅黑" w:hAnsi="微软雅黑" w:eastAsia="微软雅黑"/>
+              </w:rPr>
+              <w:t>1</w:t>
+            </w:r>
+          </w:p>
+        </w:tc>
+        <w:tc>
+          <w:tcPr>
+            <w:tcW w:type="dxa" w:w="332"/>
+          </w:tcPr>
+          <w:p>
+            <w:r/>
+            <w:r>
+              <w:rPr>
+                <w:rFonts w:ascii="微软雅黑" w:hAnsi="微软雅黑" w:eastAsia="微软雅黑"/>
+              </w:rPr>
+              <w:t>泰小虎</w:t>
+            </w:r>
+          </w:p>
+        </w:tc>
+        <w:tc>
+          <w:tcPr>
+            <w:tcW w:type="dxa" w:w="332"/>
+          </w:tcPr>
+          <w:p>
+            <w:r/>
+            <w:r>
+              <w:rPr>
+                <w:rFonts w:ascii="微软雅黑" w:hAnsi="微软雅黑" w:eastAsia="微软雅黑"/>
+              </w:rPr>
+              <w:t>L2</w:t>
+            </w:r>
+          </w:p>
+        </w:tc>
+        <w:tc>
+          <w:tcPr>
+            <w:tcW w:type="dxa" w:w="332"/>
+          </w:tcPr>
+          <w:p>
+            <w:r/>
+            <w:r>
+              <w:rPr>
+                <w:rFonts w:ascii="微软雅黑" w:hAnsi="微软雅黑" w:eastAsia="微软雅黑"/>
+              </w:rPr>
+              <w:t>微信小程序 / App(iOS·Android) / H5</w:t>
+            </w:r>
+          </w:p>
+        </w:tc>
+        <w:tc>
+          <w:tcPr>
+            <w:tcW w:type="dxa" w:w="332"/>
+          </w:tcPr>
+          <w:p>
+            <w:r/>
+            <w:r>
+              <w:rPr>
+                <w:rFonts w:ascii="微软雅黑" w:hAnsi="微软雅黑" w:eastAsia="微软雅黑"/>
+              </w:rPr>
+              <w:t>live_cart</w:t>
+            </w:r>
+          </w:p>
+        </w:tc>
+        <w:tc>
+          <w:tcPr>
+            <w:tcW w:type="dxa" w:w="332"/>
+          </w:tcPr>
+          <w:p>
+            <w:r/>
+            <w:r>
+              <w:rPr>
+                <w:rFonts w:ascii="微软雅黑" w:hAnsi="微软雅黑" w:eastAsia="微软雅黑"/>
+              </w:rPr>
+              <w:t>cart_icon_show</w:t>
+            </w:r>
+          </w:p>
+        </w:tc>
+        <w:tc>
+          <w:tcPr>
+            <w:tcW w:type="dxa" w:w="332"/>
+          </w:tcPr>
+          <w:p>
+            <w:r/>
+            <w:r>
+              <w:rPr>
+                <w:rFonts w:ascii="微软雅黑" w:hAnsi="微软雅黑" w:eastAsia="微软雅黑"/>
+              </w:rPr>
+              <w:t>小黄车浮层曝光</w:t>
+            </w:r>
+          </w:p>
+        </w:tc>
+        <w:tc>
+          <w:tcPr>
+            <w:tcW w:type="dxa" w:w="332"/>
+          </w:tcPr>
+          <w:p>
+            <w:r/>
+            <w:r>
+              <w:rPr>
+                <w:rFonts w:ascii="微软雅黑" w:hAnsi="微软雅黑" w:eastAsia="微软雅黑"/>
+              </w:rPr>
+              <w:t>曝光</w:t>
+            </w:r>
+          </w:p>
+        </w:tc>
+        <w:tc>
+          <w:tcPr>
+            <w:tcW w:type="dxa" w:w="332"/>
+          </w:tcPr>
+          <w:p>
+            <w:r/>
+            <w:r>
+              <w:rPr>
+                <w:rFonts w:ascii="微软雅黑" w:hAnsi="微软雅黑" w:eastAsia="微软雅黑"/>
+              </w:rPr>
+              <w:t>env</w:t>
+            </w:r>
+          </w:p>
+        </w:tc>
+        <w:tc>
+          <w:tcPr>
+            <w:tcW w:type="dxa" w:w="332"/>
+          </w:tcPr>
+          <w:p>
+            <w:r/>
+            <w:r>
+              <w:rPr>
+                <w:rFonts w:ascii="微软雅黑" w:hAnsi="微软雅黑" w:eastAsia="微软雅黑"/>
+              </w:rPr>
+              <w:t>环境</w:t>
+            </w:r>
+          </w:p>
+        </w:tc>
+        <w:tc>
+          <w:tcPr>
+            <w:tcW w:type="dxa" w:w="332"/>
+          </w:tcPr>
+          <w:p>
+            <w:r/>
+            <w:r>
+              <w:rPr>
+                <w:rFonts w:ascii="微软雅黑" w:hAnsi="微软雅黑" w:eastAsia="微软雅黑"/>
+              </w:rPr>
+              <w:t>string</w:t>
+            </w:r>
+          </w:p>
+        </w:tc>
+        <w:tc>
+          <w:tcPr>
+            <w:tcW w:type="dxa" w:w="332"/>
+          </w:tcPr>
+          <w:p>
+            <w:r/>
+            <w:r>
+              <w:rPr>
+                <w:rFonts w:ascii="微软雅黑" w:hAnsi="微软雅黑" w:eastAsia="微软雅黑"/>
+              </w:rPr>
+              <w:t>prod/pre</w:t>
+            </w:r>
+          </w:p>
+        </w:tc>
+        <w:tc>
+          <w:tcPr>
+            <w:tcW w:type="dxa" w:w="332"/>
+          </w:tcPr>
+          <w:p>
+            <w:r/>
+            <w:r>
+              <w:rPr>
+                <w:rFonts w:ascii="微软雅黑" w:hAnsi="微软雅黑" w:eastAsia="微软雅黑"/>
+              </w:rPr>
+              <w:t>直播间内小黄车浮层展示时</w:t>
+            </w:r>
+          </w:p>
+        </w:tc>
+        <w:tc>
+          <w:tcPr>
+            <w:tcW w:type="dxa" w:w="332"/>
+          </w:tcPr>
+          <w:p>
+            <w:r/>
+            <w:r>
+              <w:rPr>
+                <w:rFonts w:ascii="微软雅黑" w:hAnsi="微软雅黑" w:eastAsia="微软雅黑"/>
+              </w:rPr>
+              <w:t>@产品负责人</w:t>
+            </w:r>
+          </w:p>
+        </w:tc>
+        <w:tc>
+          <w:tcPr>
+            <w:tcW w:type="dxa" w:w="332"/>
+          </w:tcPr>
+          <w:p>
+            <w:r/>
+            <w:r>
+              <w:rPr>
+                <w:rFonts w:ascii="微软雅黑" w:hAnsi="微软雅黑" w:eastAsia="微软雅黑"/>
+              </w:rPr>
+              <w:t>2026-07-22</w:t>
+            </w:r>
+          </w:p>
+        </w:tc>
+        <w:tc>
+          <w:tcPr>
+            <w:tcW w:type="dxa" w:w="332"/>
+          </w:tcPr>
+          <w:p>
+            <w:r/>
+            <w:r>
+              <w:rPr>
+                <w:rFonts w:ascii="微软雅黑" w:hAnsi="微软雅黑" w:eastAsia="微软雅黑"/>
+              </w:rPr>
+            </w:r>
+          </w:p>
+        </w:tc>
+        <w:tc>
+          <w:tcPr>
+            <w:tcW w:type="dxa" w:w="332"/>
+          </w:tcPr>
+          <w:p>
+            <w:r/>
+            <w:r>
+              <w:rPr>
+                <w:rFonts w:ascii="微软雅黑" w:hAnsi="微软雅黑" w:eastAsia="微软雅黑"/>
+              </w:rPr>
+              <w:t>必填</w:t>
+            </w:r>
+          </w:p>
+        </w:tc>
+        <w:tc>
+          <w:tcPr>
+            <w:tcW w:type="dxa" w:w="332"/>
+          </w:tcPr>
+          <w:p>
+            <w:r/>
+            <w:r>
+              <w:rPr>
+                <w:rFonts w:ascii="微软雅黑" w:hAnsi="微软雅黑" w:eastAsia="微软雅黑"/>
+              </w:rPr>
+              <w:t>prod</w:t>
+            </w:r>
+          </w:p>
+        </w:tc>
+        <w:tc>
+          <w:tcPr>
+            <w:tcW w:type="dxa" w:w="332"/>
+          </w:tcPr>
+          <w:p>
+            <w:r/>
+            <w:r>
+              <w:rPr>
+                <w:rFonts w:ascii="微软雅黑" w:hAnsi="微软雅黑" w:eastAsia="微软雅黑"/>
+              </w:rPr>
+              <w:t>小黄车曝光UV、直播观看UV</w:t>
+            </w:r>
+          </w:p>
+        </w:tc>
+        <w:tc>
+          <w:tcPr>
+            <w:tcW w:type="dxa" w:w="332"/>
+          </w:tcPr>
+          <w:p>
+            <w:r/>
+            <w:r>
+              <w:rPr>
+                <w:rFonts w:ascii="微软雅黑" w:hAnsi="微软雅黑" w:eastAsia="微软雅黑"/>
+              </w:rPr>
+              <w:t>事件触发即时上报</w:t>
+            </w:r>
+          </w:p>
+        </w:tc>
+        <w:tc>
+          <w:tcPr>
+            <w:tcW w:type="dxa" w:w="332"/>
+          </w:tcPr>
+          <w:p>
+            <w:r/>
+            <w:r>
+              <w:rPr>
+                <w:rFonts w:ascii="微软雅黑" w:hAnsi="微软雅黑" w:eastAsia="微软雅黑"/>
+              </w:rPr>
+              <w:t>同一 session 内同事件可重复上报；曝光按曝光时长去重</w:t>
+            </w:r>
+          </w:p>
+        </w:tc>
+        <w:tc>
+          <w:tcPr>
+            <w:tcW w:type="dxa" w:w="332"/>
+          </w:tcPr>
+          <w:p>
+            <w:r/>
+            <w:r>
+              <w:rPr>
+                <w:rFonts w:ascii="微软雅黑" w:hAnsi="微软雅黑" w:eastAsia="微软雅黑"/>
+              </w:rPr>
+              <w:t>env 必填</w:t>
+            </w:r>
+          </w:p>
+        </w:tc>
+        <w:tc>
+          <w:tcPr>
+            <w:tcW w:type="dxa" w:w="332"/>
+          </w:tcPr>
+          <w:p>
+            <w:r/>
+            <w:r>
+              <w:rPr>
+                <w:rFonts w:ascii="微软雅黑" w:hAnsi="微软雅黑" w:eastAsia="微软雅黑"/>
+              </w:rPr>
+            </w:r>
+          </w:p>
+        </w:tc>
+        <w:tc>
+          <w:tcPr>
+            <w:tcW w:type="dxa" w:w="332"/>
+          </w:tcPr>
+          <w:p>
+            <w:r/>
+            <w:r>
+              <w:rPr>
+                <w:rFonts w:ascii="微软雅黑" w:hAnsi="微软雅黑" w:eastAsia="微软雅黑"/>
+              </w:rPr>
+            </w:r>
+          </w:p>
+        </w:tc>
+        <w:tc>
+          <w:tcPr>
+            <w:tcW w:type="dxa" w:w="332"/>
+          </w:tcPr>
+          <w:p>
+            <w:r/>
+            <w:r>
+              <w:rPr>
+                <w:rFonts w:ascii="微软雅黑" w:hAnsi="微软雅黑" w:eastAsia="微软雅黑"/>
+              </w:rPr>
+              <w:t>待开发</w:t>
+            </w:r>
+          </w:p>
+        </w:tc>
+        <w:tc>
+          <w:tcPr>
+            <w:tcW w:type="dxa" w:w="332"/>
+          </w:tcPr>
+          <w:p>
+            <w:r/>
+            <w:r>
+              <w:rPr>
+                <w:rFonts w:ascii="微软雅黑" w:hAnsi="微软雅黑" w:eastAsia="微软雅黑"/>
+              </w:rPr>
+              <w:t>未开始</w:t>
             </w:r>
           </w:p>
         </w:tc>
@@ -6057,71 +6936,362 @@
       <w:tr>
         <w:tc>
           <w:tcPr>
-            <w:tcW w:type="dxa" w:w="1728"/>
-          </w:tcPr>
-          <w:p>
-            <w:r/>
-            <w:r>
-              <w:rPr>
-                <w:rFonts w:ascii="微软雅黑" w:hAnsi="微软雅黑" w:eastAsia="微软雅黑"/>
-              </w:rPr>
-              <w:t>用户端</w:t>
-            </w:r>
-          </w:p>
-        </w:tc>
-        <w:tc>
-          <w:tcPr>
-            <w:tcW w:type="dxa" w:w="1728"/>
-          </w:tcPr>
-          <w:p>
-            <w:r/>
-            <w:r>
-              <w:rPr>
-                <w:rFonts w:ascii="微软雅黑" w:hAnsi="微软雅黑" w:eastAsia="微软雅黑"/>
-              </w:rPr>
-              <w:t>商品抽屉</w:t>
-            </w:r>
-          </w:p>
-        </w:tc>
-        <w:tc>
-          <w:tcPr>
-            <w:tcW w:type="dxa" w:w="1728"/>
-          </w:tcPr>
-          <w:p>
-            <w:r/>
-            <w:r>
-              <w:rPr>
-                <w:rFonts w:ascii="微软雅黑" w:hAnsi="微软雅黑" w:eastAsia="微软雅黑"/>
-              </w:rPr>
-              <w:t>cart_product_click</w:t>
-            </w:r>
-          </w:p>
-        </w:tc>
-        <w:tc>
-          <w:tcPr>
-            <w:tcW w:type="dxa" w:w="1728"/>
-          </w:tcPr>
-          <w:p>
-            <w:r/>
-            <w:r>
-              <w:rPr>
-                <w:rFonts w:ascii="微软雅黑" w:hAnsi="微软雅黑" w:eastAsia="微软雅黑"/>
-              </w:rPr>
-              <w:t>点击商品「去看看」</w:t>
-            </w:r>
-          </w:p>
-        </w:tc>
-        <w:tc>
-          <w:tcPr>
-            <w:tcW w:type="dxa" w:w="1728"/>
-          </w:tcPr>
-          <w:p>
-            <w:r/>
-            <w:r>
-              <w:rPr>
-                <w:rFonts w:ascii="微软雅黑" w:hAnsi="微软雅黑" w:eastAsia="微软雅黑"/>
-              </w:rPr>
-              <w:t>room_id, product_id, env</w:t>
+            <w:tcW w:type="dxa" w:w="332"/>
+          </w:tcPr>
+          <w:p>
+            <w:r/>
+            <w:r>
+              <w:rPr>
+                <w:rFonts w:ascii="微软雅黑" w:hAnsi="微软雅黑" w:eastAsia="微软雅黑"/>
+              </w:rPr>
+              <w:t>2</w:t>
+            </w:r>
+          </w:p>
+        </w:tc>
+        <w:tc>
+          <w:tcPr>
+            <w:tcW w:type="dxa" w:w="332"/>
+          </w:tcPr>
+          <w:p>
+            <w:r/>
+            <w:r>
+              <w:rPr>
+                <w:rFonts w:ascii="微软雅黑" w:hAnsi="微软雅黑" w:eastAsia="微软雅黑"/>
+              </w:rPr>
+              <w:t>泰小虎</w:t>
+            </w:r>
+          </w:p>
+        </w:tc>
+        <w:tc>
+          <w:tcPr>
+            <w:tcW w:type="dxa" w:w="332"/>
+          </w:tcPr>
+          <w:p>
+            <w:r/>
+            <w:r>
+              <w:rPr>
+                <w:rFonts w:ascii="微软雅黑" w:hAnsi="微软雅黑" w:eastAsia="微软雅黑"/>
+              </w:rPr>
+              <w:t>L2</w:t>
+            </w:r>
+          </w:p>
+        </w:tc>
+        <w:tc>
+          <w:tcPr>
+            <w:tcW w:type="dxa" w:w="332"/>
+          </w:tcPr>
+          <w:p>
+            <w:r/>
+            <w:r>
+              <w:rPr>
+                <w:rFonts w:ascii="微软雅黑" w:hAnsi="微软雅黑" w:eastAsia="微软雅黑"/>
+              </w:rPr>
+              <w:t>微信小程序 / App(iOS·Android) / H5</w:t>
+            </w:r>
+          </w:p>
+        </w:tc>
+        <w:tc>
+          <w:tcPr>
+            <w:tcW w:type="dxa" w:w="332"/>
+          </w:tcPr>
+          <w:p>
+            <w:r/>
+            <w:r>
+              <w:rPr>
+                <w:rFonts w:ascii="微软雅黑" w:hAnsi="微软雅黑" w:eastAsia="微软雅黑"/>
+              </w:rPr>
+              <w:t>live_cart</w:t>
+            </w:r>
+          </w:p>
+        </w:tc>
+        <w:tc>
+          <w:tcPr>
+            <w:tcW w:type="dxa" w:w="332"/>
+          </w:tcPr>
+          <w:p>
+            <w:r/>
+            <w:r>
+              <w:rPr>
+                <w:rFonts w:ascii="微软雅黑" w:hAnsi="微软雅黑" w:eastAsia="微软雅黑"/>
+              </w:rPr>
+              <w:t>cart_product_show</w:t>
+            </w:r>
+          </w:p>
+        </w:tc>
+        <w:tc>
+          <w:tcPr>
+            <w:tcW w:type="dxa" w:w="332"/>
+          </w:tcPr>
+          <w:p>
+            <w:r/>
+            <w:r>
+              <w:rPr>
+                <w:rFonts w:ascii="微软雅黑" w:hAnsi="微软雅黑" w:eastAsia="微软雅黑"/>
+              </w:rPr>
+              <w:t>商品卡片曝光</w:t>
+            </w:r>
+          </w:p>
+        </w:tc>
+        <w:tc>
+          <w:tcPr>
+            <w:tcW w:type="dxa" w:w="332"/>
+          </w:tcPr>
+          <w:p>
+            <w:r/>
+            <w:r>
+              <w:rPr>
+                <w:rFonts w:ascii="微软雅黑" w:hAnsi="微软雅黑" w:eastAsia="微软雅黑"/>
+              </w:rPr>
+              <w:t>曝光</w:t>
+            </w:r>
+          </w:p>
+        </w:tc>
+        <w:tc>
+          <w:tcPr>
+            <w:tcW w:type="dxa" w:w="332"/>
+          </w:tcPr>
+          <w:p>
+            <w:r/>
+            <w:r>
+              <w:rPr>
+                <w:rFonts w:ascii="微软雅黑" w:hAnsi="微软雅黑" w:eastAsia="微软雅黑"/>
+              </w:rPr>
+              <w:t>room_id</w:t>
+            </w:r>
+          </w:p>
+        </w:tc>
+        <w:tc>
+          <w:tcPr>
+            <w:tcW w:type="dxa" w:w="332"/>
+          </w:tcPr>
+          <w:p>
+            <w:r/>
+            <w:r>
+              <w:rPr>
+                <w:rFonts w:ascii="微软雅黑" w:hAnsi="微软雅黑" w:eastAsia="微软雅黑"/>
+              </w:rPr>
+              <w:t>直播间ID</w:t>
+            </w:r>
+          </w:p>
+        </w:tc>
+        <w:tc>
+          <w:tcPr>
+            <w:tcW w:type="dxa" w:w="332"/>
+          </w:tcPr>
+          <w:p>
+            <w:r/>
+            <w:r>
+              <w:rPr>
+                <w:rFonts w:ascii="微软雅黑" w:hAnsi="微软雅黑" w:eastAsia="微软雅黑"/>
+              </w:rPr>
+              <w:t>string</w:t>
+            </w:r>
+          </w:p>
+        </w:tc>
+        <w:tc>
+          <w:tcPr>
+            <w:tcW w:type="dxa" w:w="332"/>
+          </w:tcPr>
+          <w:p>
+            <w:r/>
+            <w:r>
+              <w:rPr>
+                <w:rFonts w:ascii="微软雅黑" w:hAnsi="微软雅黑" w:eastAsia="微软雅黑"/>
+              </w:rPr>
+              <w:t>直播间唯一标识</w:t>
+            </w:r>
+          </w:p>
+        </w:tc>
+        <w:tc>
+          <w:tcPr>
+            <w:tcW w:type="dxa" w:w="332"/>
+          </w:tcPr>
+          <w:p>
+            <w:r/>
+            <w:r>
+              <w:rPr>
+                <w:rFonts w:ascii="微软雅黑" w:hAnsi="微软雅黑" w:eastAsia="微软雅黑"/>
+              </w:rPr>
+              <w:t>商品抽屉展开、商品卡片进入视口时</w:t>
+            </w:r>
+          </w:p>
+        </w:tc>
+        <w:tc>
+          <w:tcPr>
+            <w:tcW w:type="dxa" w:w="332"/>
+          </w:tcPr>
+          <w:p>
+            <w:r/>
+            <w:r>
+              <w:rPr>
+                <w:rFonts w:ascii="微软雅黑" w:hAnsi="微软雅黑" w:eastAsia="微软雅黑"/>
+              </w:rPr>
+              <w:t>@产品负责人</w:t>
+            </w:r>
+          </w:p>
+        </w:tc>
+        <w:tc>
+          <w:tcPr>
+            <w:tcW w:type="dxa" w:w="332"/>
+          </w:tcPr>
+          <w:p>
+            <w:r/>
+            <w:r>
+              <w:rPr>
+                <w:rFonts w:ascii="微软雅黑" w:hAnsi="微软雅黑" w:eastAsia="微软雅黑"/>
+              </w:rPr>
+              <w:t>2026-07-22</w:t>
+            </w:r>
+          </w:p>
+        </w:tc>
+        <w:tc>
+          <w:tcPr>
+            <w:tcW w:type="dxa" w:w="332"/>
+          </w:tcPr>
+          <w:p>
+            <w:r/>
+            <w:r>
+              <w:rPr>
+                <w:rFonts w:ascii="微软雅黑" w:hAnsi="微软雅黑" w:eastAsia="微软雅黑"/>
+              </w:rPr>
+            </w:r>
+          </w:p>
+        </w:tc>
+        <w:tc>
+          <w:tcPr>
+            <w:tcW w:type="dxa" w:w="332"/>
+          </w:tcPr>
+          <w:p>
+            <w:r/>
+            <w:r>
+              <w:rPr>
+                <w:rFonts w:ascii="微软雅黑" w:hAnsi="微软雅黑" w:eastAsia="微软雅黑"/>
+              </w:rPr>
+              <w:t>必填</w:t>
+            </w:r>
+          </w:p>
+        </w:tc>
+        <w:tc>
+          <w:tcPr>
+            <w:tcW w:type="dxa" w:w="332"/>
+          </w:tcPr>
+          <w:p>
+            <w:r/>
+            <w:r>
+              <w:rPr>
+                <w:rFonts w:ascii="微软雅黑" w:hAnsi="微软雅黑" w:eastAsia="微软雅黑"/>
+              </w:rPr>
+              <w:t>r_123</w:t>
+            </w:r>
+          </w:p>
+        </w:tc>
+        <w:tc>
+          <w:tcPr>
+            <w:tcW w:type="dxa" w:w="332"/>
+          </w:tcPr>
+          <w:p>
+            <w:r/>
+            <w:r>
+              <w:rPr>
+                <w:rFonts w:ascii="微软雅黑" w:hAnsi="微软雅黑" w:eastAsia="微软雅黑"/>
+              </w:rPr>
+              <w:t>商品卡片曝光UV</w:t>
+            </w:r>
+          </w:p>
+        </w:tc>
+        <w:tc>
+          <w:tcPr>
+            <w:tcW w:type="dxa" w:w="332"/>
+          </w:tcPr>
+          <w:p>
+            <w:r/>
+            <w:r>
+              <w:rPr>
+                <w:rFonts w:ascii="微软雅黑" w:hAnsi="微软雅黑" w:eastAsia="微软雅黑"/>
+              </w:rPr>
+              <w:t>事件触发即时上报</w:t>
+            </w:r>
+          </w:p>
+        </w:tc>
+        <w:tc>
+          <w:tcPr>
+            <w:tcW w:type="dxa" w:w="332"/>
+          </w:tcPr>
+          <w:p>
+            <w:r/>
+            <w:r>
+              <w:rPr>
+                <w:rFonts w:ascii="微软雅黑" w:hAnsi="微软雅黑" w:eastAsia="微软雅黑"/>
+              </w:rPr>
+              <w:t>同一 session 内同事件可重复上报；曝光按曝光时长去重</w:t>
+            </w:r>
+          </w:p>
+        </w:tc>
+        <w:tc>
+          <w:tcPr>
+            <w:tcW w:type="dxa" w:w="332"/>
+          </w:tcPr>
+          <w:p>
+            <w:r/>
+            <w:r>
+              <w:rPr>
+                <w:rFonts w:ascii="微软雅黑" w:hAnsi="微软雅黑" w:eastAsia="微软雅黑"/>
+              </w:rPr>
+              <w:t>room_id 必填且取值合法（cart_product_show 事件）</w:t>
+            </w:r>
+          </w:p>
+        </w:tc>
+        <w:tc>
+          <w:tcPr>
+            <w:tcW w:type="dxa" w:w="332"/>
+          </w:tcPr>
+          <w:p>
+            <w:r/>
+            <w:r>
+              <w:rPr>
+                <w:rFonts w:ascii="微软雅黑" w:hAnsi="微软雅黑" w:eastAsia="微软雅黑"/>
+              </w:rPr>
+            </w:r>
+          </w:p>
+        </w:tc>
+        <w:tc>
+          <w:tcPr>
+            <w:tcW w:type="dxa" w:w="332"/>
+          </w:tcPr>
+          <w:p>
+            <w:r/>
+            <w:r>
+              <w:rPr>
+                <w:rFonts w:ascii="微软雅黑" w:hAnsi="微软雅黑" w:eastAsia="微软雅黑"/>
+              </w:rPr>
+            </w:r>
+          </w:p>
+        </w:tc>
+        <w:tc>
+          <w:tcPr>
+            <w:tcW w:type="dxa" w:w="332"/>
+          </w:tcPr>
+          <w:p>
+            <w:r/>
+            <w:r>
+              <w:rPr>
+                <w:rFonts w:ascii="微软雅黑" w:hAnsi="微软雅黑" w:eastAsia="微软雅黑"/>
+              </w:rPr>
+              <w:t>待开发</w:t>
+            </w:r>
+          </w:p>
+        </w:tc>
+        <w:tc>
+          <w:tcPr>
+            <w:tcW w:type="dxa" w:w="332"/>
+          </w:tcPr>
+          <w:p>
+            <w:r/>
+            <w:r>
+              <w:rPr>
+                <w:rFonts w:ascii="微软雅黑" w:hAnsi="微软雅黑" w:eastAsia="微软雅黑"/>
+              </w:rPr>
+              <w:t>未开始</w:t>
             </w:r>
           </w:p>
         </w:tc>
@@ -6129,71 +7299,362 @@
       <w:tr>
         <w:tc>
           <w:tcPr>
-            <w:tcW w:type="dxa" w:w="1728"/>
-          </w:tcPr>
-          <w:p>
-            <w:r/>
-            <w:r>
-              <w:rPr>
-                <w:rFonts w:ascii="微软雅黑" w:hAnsi="微软雅黑" w:eastAsia="微软雅黑"/>
-              </w:rPr>
-              <w:t>用户端</w:t>
-            </w:r>
-          </w:p>
-        </w:tc>
-        <w:tc>
-          <w:tcPr>
-            <w:tcW w:type="dxa" w:w="1728"/>
-          </w:tcPr>
-          <w:p>
-            <w:r/>
-            <w:r>
-              <w:rPr>
-                <w:rFonts w:ascii="微软雅黑" w:hAnsi="微软雅黑" w:eastAsia="微软雅黑"/>
-              </w:rPr>
-              <w:t>跳转确认</w:t>
-            </w:r>
-          </w:p>
-        </w:tc>
-        <w:tc>
-          <w:tcPr>
-            <w:tcW w:type="dxa" w:w="1728"/>
-          </w:tcPr>
-          <w:p>
-            <w:r/>
-            <w:r>
-              <w:rPr>
-                <w:rFonts w:ascii="微软雅黑" w:hAnsi="微软雅黑" w:eastAsia="微软雅黑"/>
-              </w:rPr>
-              <w:t>cart_jump_confirm</w:t>
-            </w:r>
-          </w:p>
-        </w:tc>
-        <w:tc>
-          <w:tcPr>
-            <w:tcW w:type="dxa" w:w="1728"/>
-          </w:tcPr>
-          <w:p>
-            <w:r/>
-            <w:r>
-              <w:rPr>
-                <w:rFonts w:ascii="微软雅黑" w:hAnsi="微软雅黑" w:eastAsia="微软雅黑"/>
-              </w:rPr>
-              <w:t>点击「立即前往」</w:t>
-            </w:r>
-          </w:p>
-        </w:tc>
-        <w:tc>
-          <w:tcPr>
-            <w:tcW w:type="dxa" w:w="1728"/>
-          </w:tcPr>
-          <w:p>
-            <w:r/>
-            <w:r>
-              <w:rPr>
-                <w:rFonts w:ascii="微软雅黑" w:hAnsi="微软雅黑" w:eastAsia="微软雅黑"/>
-              </w:rPr>
-              <w:t>room_id, product_id, env, target</w:t>
+            <w:tcW w:type="dxa" w:w="332"/>
+          </w:tcPr>
+          <w:p>
+            <w:r/>
+            <w:r>
+              <w:rPr>
+                <w:rFonts w:ascii="微软雅黑" w:hAnsi="微软雅黑" w:eastAsia="微软雅黑"/>
+              </w:rPr>
+              <w:t>2</w:t>
+            </w:r>
+          </w:p>
+        </w:tc>
+        <w:tc>
+          <w:tcPr>
+            <w:tcW w:type="dxa" w:w="332"/>
+          </w:tcPr>
+          <w:p>
+            <w:r/>
+            <w:r>
+              <w:rPr>
+                <w:rFonts w:ascii="微软雅黑" w:hAnsi="微软雅黑" w:eastAsia="微软雅黑"/>
+              </w:rPr>
+              <w:t>泰小虎</w:t>
+            </w:r>
+          </w:p>
+        </w:tc>
+        <w:tc>
+          <w:tcPr>
+            <w:tcW w:type="dxa" w:w="332"/>
+          </w:tcPr>
+          <w:p>
+            <w:r/>
+            <w:r>
+              <w:rPr>
+                <w:rFonts w:ascii="微软雅黑" w:hAnsi="微软雅黑" w:eastAsia="微软雅黑"/>
+              </w:rPr>
+              <w:t>L2</w:t>
+            </w:r>
+          </w:p>
+        </w:tc>
+        <w:tc>
+          <w:tcPr>
+            <w:tcW w:type="dxa" w:w="332"/>
+          </w:tcPr>
+          <w:p>
+            <w:r/>
+            <w:r>
+              <w:rPr>
+                <w:rFonts w:ascii="微软雅黑" w:hAnsi="微软雅黑" w:eastAsia="微软雅黑"/>
+              </w:rPr>
+              <w:t>微信小程序 / App(iOS·Android) / H5</w:t>
+            </w:r>
+          </w:p>
+        </w:tc>
+        <w:tc>
+          <w:tcPr>
+            <w:tcW w:type="dxa" w:w="332"/>
+          </w:tcPr>
+          <w:p>
+            <w:r/>
+            <w:r>
+              <w:rPr>
+                <w:rFonts w:ascii="微软雅黑" w:hAnsi="微软雅黑" w:eastAsia="微软雅黑"/>
+              </w:rPr>
+              <w:t>live_cart</w:t>
+            </w:r>
+          </w:p>
+        </w:tc>
+        <w:tc>
+          <w:tcPr>
+            <w:tcW w:type="dxa" w:w="332"/>
+          </w:tcPr>
+          <w:p>
+            <w:r/>
+            <w:r>
+              <w:rPr>
+                <w:rFonts w:ascii="微软雅黑" w:hAnsi="微软雅黑" w:eastAsia="微软雅黑"/>
+              </w:rPr>
+              <w:t>cart_product_show</w:t>
+            </w:r>
+          </w:p>
+        </w:tc>
+        <w:tc>
+          <w:tcPr>
+            <w:tcW w:type="dxa" w:w="332"/>
+          </w:tcPr>
+          <w:p>
+            <w:r/>
+            <w:r>
+              <w:rPr>
+                <w:rFonts w:ascii="微软雅黑" w:hAnsi="微软雅黑" w:eastAsia="微软雅黑"/>
+              </w:rPr>
+              <w:t>商品卡片曝光</w:t>
+            </w:r>
+          </w:p>
+        </w:tc>
+        <w:tc>
+          <w:tcPr>
+            <w:tcW w:type="dxa" w:w="332"/>
+          </w:tcPr>
+          <w:p>
+            <w:r/>
+            <w:r>
+              <w:rPr>
+                <w:rFonts w:ascii="微软雅黑" w:hAnsi="微软雅黑" w:eastAsia="微软雅黑"/>
+              </w:rPr>
+              <w:t>曝光</w:t>
+            </w:r>
+          </w:p>
+        </w:tc>
+        <w:tc>
+          <w:tcPr>
+            <w:tcW w:type="dxa" w:w="332"/>
+          </w:tcPr>
+          <w:p>
+            <w:r/>
+            <w:r>
+              <w:rPr>
+                <w:rFonts w:ascii="微软雅黑" w:hAnsi="微软雅黑" w:eastAsia="微软雅黑"/>
+              </w:rPr>
+              <w:t>product_id</w:t>
+            </w:r>
+          </w:p>
+        </w:tc>
+        <w:tc>
+          <w:tcPr>
+            <w:tcW w:type="dxa" w:w="332"/>
+          </w:tcPr>
+          <w:p>
+            <w:r/>
+            <w:r>
+              <w:rPr>
+                <w:rFonts w:ascii="微软雅黑" w:hAnsi="微软雅黑" w:eastAsia="微软雅黑"/>
+              </w:rPr>
+              <w:t>商品ID</w:t>
+            </w:r>
+          </w:p>
+        </w:tc>
+        <w:tc>
+          <w:tcPr>
+            <w:tcW w:type="dxa" w:w="332"/>
+          </w:tcPr>
+          <w:p>
+            <w:r/>
+            <w:r>
+              <w:rPr>
+                <w:rFonts w:ascii="微软雅黑" w:hAnsi="微软雅黑" w:eastAsia="微软雅黑"/>
+              </w:rPr>
+              <w:t>string</w:t>
+            </w:r>
+          </w:p>
+        </w:tc>
+        <w:tc>
+          <w:tcPr>
+            <w:tcW w:type="dxa" w:w="332"/>
+          </w:tcPr>
+          <w:p>
+            <w:r/>
+            <w:r>
+              <w:rPr>
+                <w:rFonts w:ascii="微软雅黑" w:hAnsi="微软雅黑" w:eastAsia="微软雅黑"/>
+              </w:rPr>
+              <w:t>挂车商品唯一标识</w:t>
+            </w:r>
+          </w:p>
+        </w:tc>
+        <w:tc>
+          <w:tcPr>
+            <w:tcW w:type="dxa" w:w="332"/>
+          </w:tcPr>
+          <w:p>
+            <w:r/>
+            <w:r>
+              <w:rPr>
+                <w:rFonts w:ascii="微软雅黑" w:hAnsi="微软雅黑" w:eastAsia="微软雅黑"/>
+              </w:rPr>
+              <w:t>商品抽屉展开、商品卡片进入视口时</w:t>
+            </w:r>
+          </w:p>
+        </w:tc>
+        <w:tc>
+          <w:tcPr>
+            <w:tcW w:type="dxa" w:w="332"/>
+          </w:tcPr>
+          <w:p>
+            <w:r/>
+            <w:r>
+              <w:rPr>
+                <w:rFonts w:ascii="微软雅黑" w:hAnsi="微软雅黑" w:eastAsia="微软雅黑"/>
+              </w:rPr>
+              <w:t>@产品负责人</w:t>
+            </w:r>
+          </w:p>
+        </w:tc>
+        <w:tc>
+          <w:tcPr>
+            <w:tcW w:type="dxa" w:w="332"/>
+          </w:tcPr>
+          <w:p>
+            <w:r/>
+            <w:r>
+              <w:rPr>
+                <w:rFonts w:ascii="微软雅黑" w:hAnsi="微软雅黑" w:eastAsia="微软雅黑"/>
+              </w:rPr>
+              <w:t>2026-07-22</w:t>
+            </w:r>
+          </w:p>
+        </w:tc>
+        <w:tc>
+          <w:tcPr>
+            <w:tcW w:type="dxa" w:w="332"/>
+          </w:tcPr>
+          <w:p>
+            <w:r/>
+            <w:r>
+              <w:rPr>
+                <w:rFonts w:ascii="微软雅黑" w:hAnsi="微软雅黑" w:eastAsia="微软雅黑"/>
+              </w:rPr>
+            </w:r>
+          </w:p>
+        </w:tc>
+        <w:tc>
+          <w:tcPr>
+            <w:tcW w:type="dxa" w:w="332"/>
+          </w:tcPr>
+          <w:p>
+            <w:r/>
+            <w:r>
+              <w:rPr>
+                <w:rFonts w:ascii="微软雅黑" w:hAnsi="微软雅黑" w:eastAsia="微软雅黑"/>
+              </w:rPr>
+              <w:t>必填</w:t>
+            </w:r>
+          </w:p>
+        </w:tc>
+        <w:tc>
+          <w:tcPr>
+            <w:tcW w:type="dxa" w:w="332"/>
+          </w:tcPr>
+          <w:p>
+            <w:r/>
+            <w:r>
+              <w:rPr>
+                <w:rFonts w:ascii="微软雅黑" w:hAnsi="微软雅黑" w:eastAsia="微软雅黑"/>
+              </w:rPr>
+              <w:t>p_123</w:t>
+            </w:r>
+          </w:p>
+        </w:tc>
+        <w:tc>
+          <w:tcPr>
+            <w:tcW w:type="dxa" w:w="332"/>
+          </w:tcPr>
+          <w:p>
+            <w:r/>
+            <w:r>
+              <w:rPr>
+                <w:rFonts w:ascii="微软雅黑" w:hAnsi="微软雅黑" w:eastAsia="微软雅黑"/>
+              </w:rPr>
+              <w:t>商品卡片曝光UV</w:t>
+            </w:r>
+          </w:p>
+        </w:tc>
+        <w:tc>
+          <w:tcPr>
+            <w:tcW w:type="dxa" w:w="332"/>
+          </w:tcPr>
+          <w:p>
+            <w:r/>
+            <w:r>
+              <w:rPr>
+                <w:rFonts w:ascii="微软雅黑" w:hAnsi="微软雅黑" w:eastAsia="微软雅黑"/>
+              </w:rPr>
+              <w:t>事件触发即时上报</w:t>
+            </w:r>
+          </w:p>
+        </w:tc>
+        <w:tc>
+          <w:tcPr>
+            <w:tcW w:type="dxa" w:w="332"/>
+          </w:tcPr>
+          <w:p>
+            <w:r/>
+            <w:r>
+              <w:rPr>
+                <w:rFonts w:ascii="微软雅黑" w:hAnsi="微软雅黑" w:eastAsia="微软雅黑"/>
+              </w:rPr>
+              <w:t>同一 session 内同事件可重复上报；曝光按曝光时长去重</w:t>
+            </w:r>
+          </w:p>
+        </w:tc>
+        <w:tc>
+          <w:tcPr>
+            <w:tcW w:type="dxa" w:w="332"/>
+          </w:tcPr>
+          <w:p>
+            <w:r/>
+            <w:r>
+              <w:rPr>
+                <w:rFonts w:ascii="微软雅黑" w:hAnsi="微软雅黑" w:eastAsia="微软雅黑"/>
+              </w:rPr>
+              <w:t>product_id 必填且取值合法（cart_product_show 事件）</w:t>
+            </w:r>
+          </w:p>
+        </w:tc>
+        <w:tc>
+          <w:tcPr>
+            <w:tcW w:type="dxa" w:w="332"/>
+          </w:tcPr>
+          <w:p>
+            <w:r/>
+            <w:r>
+              <w:rPr>
+                <w:rFonts w:ascii="微软雅黑" w:hAnsi="微软雅黑" w:eastAsia="微软雅黑"/>
+              </w:rPr>
+            </w:r>
+          </w:p>
+        </w:tc>
+        <w:tc>
+          <w:tcPr>
+            <w:tcW w:type="dxa" w:w="332"/>
+          </w:tcPr>
+          <w:p>
+            <w:r/>
+            <w:r>
+              <w:rPr>
+                <w:rFonts w:ascii="微软雅黑" w:hAnsi="微软雅黑" w:eastAsia="微软雅黑"/>
+              </w:rPr>
+            </w:r>
+          </w:p>
+        </w:tc>
+        <w:tc>
+          <w:tcPr>
+            <w:tcW w:type="dxa" w:w="332"/>
+          </w:tcPr>
+          <w:p>
+            <w:r/>
+            <w:r>
+              <w:rPr>
+                <w:rFonts w:ascii="微软雅黑" w:hAnsi="微软雅黑" w:eastAsia="微软雅黑"/>
+              </w:rPr>
+              <w:t>待开发</w:t>
+            </w:r>
+          </w:p>
+        </w:tc>
+        <w:tc>
+          <w:tcPr>
+            <w:tcW w:type="dxa" w:w="332"/>
+          </w:tcPr>
+          <w:p>
+            <w:r/>
+            <w:r>
+              <w:rPr>
+                <w:rFonts w:ascii="微软雅黑" w:hAnsi="微软雅黑" w:eastAsia="微软雅黑"/>
+              </w:rPr>
+              <w:t>未开始</w:t>
             </w:r>
           </w:p>
         </w:tc>
@@ -6201,71 +7662,362 @@
       <w:tr>
         <w:tc>
           <w:tcPr>
-            <w:tcW w:type="dxa" w:w="1728"/>
-          </w:tcPr>
-          <w:p>
-            <w:r/>
-            <w:r>
-              <w:rPr>
-                <w:rFonts w:ascii="微软雅黑" w:hAnsi="微软雅黑" w:eastAsia="微软雅黑"/>
-              </w:rPr>
-              <w:t>平台端</w:t>
-            </w:r>
-          </w:p>
-        </w:tc>
-        <w:tc>
-          <w:tcPr>
-            <w:tcW w:type="dxa" w:w="1728"/>
-          </w:tcPr>
-          <w:p>
-            <w:r/>
-            <w:r>
-              <w:rPr>
-                <w:rFonts w:ascii="微软雅黑" w:hAnsi="微软雅黑" w:eastAsia="微软雅黑"/>
-              </w:rPr>
-              <w:t>直播商品池</w:t>
-            </w:r>
-          </w:p>
-        </w:tc>
-        <w:tc>
-          <w:tcPr>
-            <w:tcW w:type="dxa" w:w="1728"/>
-          </w:tcPr>
-          <w:p>
-            <w:r/>
-            <w:r>
-              <w:rPr>
-                <w:rFonts w:ascii="微软雅黑" w:hAnsi="微软雅黑" w:eastAsia="微软雅黑"/>
-              </w:rPr>
-              <w:t>live_product_push</w:t>
-            </w:r>
-          </w:p>
-        </w:tc>
-        <w:tc>
-          <w:tcPr>
-            <w:tcW w:type="dxa" w:w="1728"/>
-          </w:tcPr>
-          <w:p>
-            <w:r/>
-            <w:r>
-              <w:rPr>
-                <w:rFonts w:ascii="微软雅黑" w:hAnsi="微软雅黑" w:eastAsia="微软雅黑"/>
-              </w:rPr>
-              <w:t>点击推送/更新</w:t>
-            </w:r>
-          </w:p>
-        </w:tc>
-        <w:tc>
-          <w:tcPr>
-            <w:tcW w:type="dxa" w:w="1728"/>
-          </w:tcPr>
-          <w:p>
-            <w:r/>
-            <w:r>
-              <w:rPr>
-                <w:rFonts w:ascii="微软雅黑" w:hAnsi="微软雅黑" w:eastAsia="微软雅黑"/>
-              </w:rPr>
-              <w:t>product_id, result(成功/失败)</w:t>
+            <w:tcW w:type="dxa" w:w="332"/>
+          </w:tcPr>
+          <w:p>
+            <w:r/>
+            <w:r>
+              <w:rPr>
+                <w:rFonts w:ascii="微软雅黑" w:hAnsi="微软雅黑" w:eastAsia="微软雅黑"/>
+              </w:rPr>
+              <w:t>2</w:t>
+            </w:r>
+          </w:p>
+        </w:tc>
+        <w:tc>
+          <w:tcPr>
+            <w:tcW w:type="dxa" w:w="332"/>
+          </w:tcPr>
+          <w:p>
+            <w:r/>
+            <w:r>
+              <w:rPr>
+                <w:rFonts w:ascii="微软雅黑" w:hAnsi="微软雅黑" w:eastAsia="微软雅黑"/>
+              </w:rPr>
+              <w:t>泰小虎</w:t>
+            </w:r>
+          </w:p>
+        </w:tc>
+        <w:tc>
+          <w:tcPr>
+            <w:tcW w:type="dxa" w:w="332"/>
+          </w:tcPr>
+          <w:p>
+            <w:r/>
+            <w:r>
+              <w:rPr>
+                <w:rFonts w:ascii="微软雅黑" w:hAnsi="微软雅黑" w:eastAsia="微软雅黑"/>
+              </w:rPr>
+              <w:t>L2</w:t>
+            </w:r>
+          </w:p>
+        </w:tc>
+        <w:tc>
+          <w:tcPr>
+            <w:tcW w:type="dxa" w:w="332"/>
+          </w:tcPr>
+          <w:p>
+            <w:r/>
+            <w:r>
+              <w:rPr>
+                <w:rFonts w:ascii="微软雅黑" w:hAnsi="微软雅黑" w:eastAsia="微软雅黑"/>
+              </w:rPr>
+              <w:t>微信小程序 / App(iOS·Android) / H5</w:t>
+            </w:r>
+          </w:p>
+        </w:tc>
+        <w:tc>
+          <w:tcPr>
+            <w:tcW w:type="dxa" w:w="332"/>
+          </w:tcPr>
+          <w:p>
+            <w:r/>
+            <w:r>
+              <w:rPr>
+                <w:rFonts w:ascii="微软雅黑" w:hAnsi="微软雅黑" w:eastAsia="微软雅黑"/>
+              </w:rPr>
+              <w:t>live_cart</w:t>
+            </w:r>
+          </w:p>
+        </w:tc>
+        <w:tc>
+          <w:tcPr>
+            <w:tcW w:type="dxa" w:w="332"/>
+          </w:tcPr>
+          <w:p>
+            <w:r/>
+            <w:r>
+              <w:rPr>
+                <w:rFonts w:ascii="微软雅黑" w:hAnsi="微软雅黑" w:eastAsia="微软雅黑"/>
+              </w:rPr>
+              <w:t>cart_product_show</w:t>
+            </w:r>
+          </w:p>
+        </w:tc>
+        <w:tc>
+          <w:tcPr>
+            <w:tcW w:type="dxa" w:w="332"/>
+          </w:tcPr>
+          <w:p>
+            <w:r/>
+            <w:r>
+              <w:rPr>
+                <w:rFonts w:ascii="微软雅黑" w:hAnsi="微软雅黑" w:eastAsia="微软雅黑"/>
+              </w:rPr>
+              <w:t>商品卡片曝光</w:t>
+            </w:r>
+          </w:p>
+        </w:tc>
+        <w:tc>
+          <w:tcPr>
+            <w:tcW w:type="dxa" w:w="332"/>
+          </w:tcPr>
+          <w:p>
+            <w:r/>
+            <w:r>
+              <w:rPr>
+                <w:rFonts w:ascii="微软雅黑" w:hAnsi="微软雅黑" w:eastAsia="微软雅黑"/>
+              </w:rPr>
+              <w:t>曝光</w:t>
+            </w:r>
+          </w:p>
+        </w:tc>
+        <w:tc>
+          <w:tcPr>
+            <w:tcW w:type="dxa" w:w="332"/>
+          </w:tcPr>
+          <w:p>
+            <w:r/>
+            <w:r>
+              <w:rPr>
+                <w:rFonts w:ascii="微软雅黑" w:hAnsi="微软雅黑" w:eastAsia="微软雅黑"/>
+              </w:rPr>
+              <w:t>env</w:t>
+            </w:r>
+          </w:p>
+        </w:tc>
+        <w:tc>
+          <w:tcPr>
+            <w:tcW w:type="dxa" w:w="332"/>
+          </w:tcPr>
+          <w:p>
+            <w:r/>
+            <w:r>
+              <w:rPr>
+                <w:rFonts w:ascii="微软雅黑" w:hAnsi="微软雅黑" w:eastAsia="微软雅黑"/>
+              </w:rPr>
+              <w:t>环境</w:t>
+            </w:r>
+          </w:p>
+        </w:tc>
+        <w:tc>
+          <w:tcPr>
+            <w:tcW w:type="dxa" w:w="332"/>
+          </w:tcPr>
+          <w:p>
+            <w:r/>
+            <w:r>
+              <w:rPr>
+                <w:rFonts w:ascii="微软雅黑" w:hAnsi="微软雅黑" w:eastAsia="微软雅黑"/>
+              </w:rPr>
+              <w:t>string</w:t>
+            </w:r>
+          </w:p>
+        </w:tc>
+        <w:tc>
+          <w:tcPr>
+            <w:tcW w:type="dxa" w:w="332"/>
+          </w:tcPr>
+          <w:p>
+            <w:r/>
+            <w:r>
+              <w:rPr>
+                <w:rFonts w:ascii="微软雅黑" w:hAnsi="微软雅黑" w:eastAsia="微软雅黑"/>
+              </w:rPr>
+              <w:t>prod/pre</w:t>
+            </w:r>
+          </w:p>
+        </w:tc>
+        <w:tc>
+          <w:tcPr>
+            <w:tcW w:type="dxa" w:w="332"/>
+          </w:tcPr>
+          <w:p>
+            <w:r/>
+            <w:r>
+              <w:rPr>
+                <w:rFonts w:ascii="微软雅黑" w:hAnsi="微软雅黑" w:eastAsia="微软雅黑"/>
+              </w:rPr>
+              <w:t>商品抽屉展开、商品卡片进入视口时</w:t>
+            </w:r>
+          </w:p>
+        </w:tc>
+        <w:tc>
+          <w:tcPr>
+            <w:tcW w:type="dxa" w:w="332"/>
+          </w:tcPr>
+          <w:p>
+            <w:r/>
+            <w:r>
+              <w:rPr>
+                <w:rFonts w:ascii="微软雅黑" w:hAnsi="微软雅黑" w:eastAsia="微软雅黑"/>
+              </w:rPr>
+              <w:t>@产品负责人</w:t>
+            </w:r>
+          </w:p>
+        </w:tc>
+        <w:tc>
+          <w:tcPr>
+            <w:tcW w:type="dxa" w:w="332"/>
+          </w:tcPr>
+          <w:p>
+            <w:r/>
+            <w:r>
+              <w:rPr>
+                <w:rFonts w:ascii="微软雅黑" w:hAnsi="微软雅黑" w:eastAsia="微软雅黑"/>
+              </w:rPr>
+              <w:t>2026-07-22</w:t>
+            </w:r>
+          </w:p>
+        </w:tc>
+        <w:tc>
+          <w:tcPr>
+            <w:tcW w:type="dxa" w:w="332"/>
+          </w:tcPr>
+          <w:p>
+            <w:r/>
+            <w:r>
+              <w:rPr>
+                <w:rFonts w:ascii="微软雅黑" w:hAnsi="微软雅黑" w:eastAsia="微软雅黑"/>
+              </w:rPr>
+            </w:r>
+          </w:p>
+        </w:tc>
+        <w:tc>
+          <w:tcPr>
+            <w:tcW w:type="dxa" w:w="332"/>
+          </w:tcPr>
+          <w:p>
+            <w:r/>
+            <w:r>
+              <w:rPr>
+                <w:rFonts w:ascii="微软雅黑" w:hAnsi="微软雅黑" w:eastAsia="微软雅黑"/>
+              </w:rPr>
+              <w:t>必填</w:t>
+            </w:r>
+          </w:p>
+        </w:tc>
+        <w:tc>
+          <w:tcPr>
+            <w:tcW w:type="dxa" w:w="332"/>
+          </w:tcPr>
+          <w:p>
+            <w:r/>
+            <w:r>
+              <w:rPr>
+                <w:rFonts w:ascii="微软雅黑" w:hAnsi="微软雅黑" w:eastAsia="微软雅黑"/>
+              </w:rPr>
+              <w:t>prod</w:t>
+            </w:r>
+          </w:p>
+        </w:tc>
+        <w:tc>
+          <w:tcPr>
+            <w:tcW w:type="dxa" w:w="332"/>
+          </w:tcPr>
+          <w:p>
+            <w:r/>
+            <w:r>
+              <w:rPr>
+                <w:rFonts w:ascii="微软雅黑" w:hAnsi="微软雅黑" w:eastAsia="微软雅黑"/>
+              </w:rPr>
+              <w:t>商品卡片曝光UV</w:t>
+            </w:r>
+          </w:p>
+        </w:tc>
+        <w:tc>
+          <w:tcPr>
+            <w:tcW w:type="dxa" w:w="332"/>
+          </w:tcPr>
+          <w:p>
+            <w:r/>
+            <w:r>
+              <w:rPr>
+                <w:rFonts w:ascii="微软雅黑" w:hAnsi="微软雅黑" w:eastAsia="微软雅黑"/>
+              </w:rPr>
+              <w:t>事件触发即时上报</w:t>
+            </w:r>
+          </w:p>
+        </w:tc>
+        <w:tc>
+          <w:tcPr>
+            <w:tcW w:type="dxa" w:w="332"/>
+          </w:tcPr>
+          <w:p>
+            <w:r/>
+            <w:r>
+              <w:rPr>
+                <w:rFonts w:ascii="微软雅黑" w:hAnsi="微软雅黑" w:eastAsia="微软雅黑"/>
+              </w:rPr>
+              <w:t>同一 session 内同事件可重复上报；曝光按曝光时长去重</w:t>
+            </w:r>
+          </w:p>
+        </w:tc>
+        <w:tc>
+          <w:tcPr>
+            <w:tcW w:type="dxa" w:w="332"/>
+          </w:tcPr>
+          <w:p>
+            <w:r/>
+            <w:r>
+              <w:rPr>
+                <w:rFonts w:ascii="微软雅黑" w:hAnsi="微软雅黑" w:eastAsia="微软雅黑"/>
+              </w:rPr>
+              <w:t>env 必填</w:t>
+            </w:r>
+          </w:p>
+        </w:tc>
+        <w:tc>
+          <w:tcPr>
+            <w:tcW w:type="dxa" w:w="332"/>
+          </w:tcPr>
+          <w:p>
+            <w:r/>
+            <w:r>
+              <w:rPr>
+                <w:rFonts w:ascii="微软雅黑" w:hAnsi="微软雅黑" w:eastAsia="微软雅黑"/>
+              </w:rPr>
+            </w:r>
+          </w:p>
+        </w:tc>
+        <w:tc>
+          <w:tcPr>
+            <w:tcW w:type="dxa" w:w="332"/>
+          </w:tcPr>
+          <w:p>
+            <w:r/>
+            <w:r>
+              <w:rPr>
+                <w:rFonts w:ascii="微软雅黑" w:hAnsi="微软雅黑" w:eastAsia="微软雅黑"/>
+              </w:rPr>
+            </w:r>
+          </w:p>
+        </w:tc>
+        <w:tc>
+          <w:tcPr>
+            <w:tcW w:type="dxa" w:w="332"/>
+          </w:tcPr>
+          <w:p>
+            <w:r/>
+            <w:r>
+              <w:rPr>
+                <w:rFonts w:ascii="微软雅黑" w:hAnsi="微软雅黑" w:eastAsia="微软雅黑"/>
+              </w:rPr>
+              <w:t>待开发</w:t>
+            </w:r>
+          </w:p>
+        </w:tc>
+        <w:tc>
+          <w:tcPr>
+            <w:tcW w:type="dxa" w:w="332"/>
+          </w:tcPr>
+          <w:p>
+            <w:r/>
+            <w:r>
+              <w:rPr>
+                <w:rFonts w:ascii="微软雅黑" w:hAnsi="微软雅黑" w:eastAsia="微软雅黑"/>
+              </w:rPr>
+              <w:t>未开始</w:t>
             </w:r>
           </w:p>
         </w:tc>
@@ -6273,21 +8025,4302 @@
       <w:tr>
         <w:tc>
           <w:tcPr>
-            <w:tcW w:type="dxa" w:w="1728"/>
-          </w:tcPr>
-          <w:p>
-            <w:r/>
-            <w:r>
-              <w:rPr>
-                <w:rFonts w:ascii="微软雅黑" w:hAnsi="微软雅黑" w:eastAsia="微软雅黑"/>
-              </w:rPr>
-              <w:t>平台端</w:t>
-            </w:r>
-          </w:p>
-        </w:tc>
-        <w:tc>
-          <w:tcPr>
-            <w:tcW w:type="dxa" w:w="1728"/>
+            <w:tcW w:type="dxa" w:w="332"/>
+          </w:tcPr>
+          <w:p>
+            <w:r/>
+            <w:r>
+              <w:rPr>
+                <w:rFonts w:ascii="微软雅黑" w:hAnsi="微软雅黑" w:eastAsia="微软雅黑"/>
+              </w:rPr>
+              <w:t>3</w:t>
+            </w:r>
+          </w:p>
+        </w:tc>
+        <w:tc>
+          <w:tcPr>
+            <w:tcW w:type="dxa" w:w="332"/>
+          </w:tcPr>
+          <w:p>
+            <w:r/>
+            <w:r>
+              <w:rPr>
+                <w:rFonts w:ascii="微软雅黑" w:hAnsi="微软雅黑" w:eastAsia="微软雅黑"/>
+              </w:rPr>
+              <w:t>泰小虎</w:t>
+            </w:r>
+          </w:p>
+        </w:tc>
+        <w:tc>
+          <w:tcPr>
+            <w:tcW w:type="dxa" w:w="332"/>
+          </w:tcPr>
+          <w:p>
+            <w:r/>
+            <w:r>
+              <w:rPr>
+                <w:rFonts w:ascii="微软雅黑" w:hAnsi="微软雅黑" w:eastAsia="微软雅黑"/>
+              </w:rPr>
+              <w:t>L2</w:t>
+            </w:r>
+          </w:p>
+        </w:tc>
+        <w:tc>
+          <w:tcPr>
+            <w:tcW w:type="dxa" w:w="332"/>
+          </w:tcPr>
+          <w:p>
+            <w:r/>
+            <w:r>
+              <w:rPr>
+                <w:rFonts w:ascii="微软雅黑" w:hAnsi="微软雅黑" w:eastAsia="微软雅黑"/>
+              </w:rPr>
+              <w:t>微信小程序 / App(iOS·Android) / H5</w:t>
+            </w:r>
+          </w:p>
+        </w:tc>
+        <w:tc>
+          <w:tcPr>
+            <w:tcW w:type="dxa" w:w="332"/>
+          </w:tcPr>
+          <w:p>
+            <w:r/>
+            <w:r>
+              <w:rPr>
+                <w:rFonts w:ascii="微软雅黑" w:hAnsi="微软雅黑" w:eastAsia="微软雅黑"/>
+              </w:rPr>
+              <w:t>live_cart</w:t>
+            </w:r>
+          </w:p>
+        </w:tc>
+        <w:tc>
+          <w:tcPr>
+            <w:tcW w:type="dxa" w:w="332"/>
+          </w:tcPr>
+          <w:p>
+            <w:r/>
+            <w:r>
+              <w:rPr>
+                <w:rFonts w:ascii="微软雅黑" w:hAnsi="微软雅黑" w:eastAsia="微软雅黑"/>
+              </w:rPr>
+              <w:t>cart_product_click</w:t>
+            </w:r>
+          </w:p>
+        </w:tc>
+        <w:tc>
+          <w:tcPr>
+            <w:tcW w:type="dxa" w:w="332"/>
+          </w:tcPr>
+          <w:p>
+            <w:r/>
+            <w:r>
+              <w:rPr>
+                <w:rFonts w:ascii="微软雅黑" w:hAnsi="微软雅黑" w:eastAsia="微软雅黑"/>
+              </w:rPr>
+              <w:t>商品点击</w:t>
+            </w:r>
+          </w:p>
+        </w:tc>
+        <w:tc>
+          <w:tcPr>
+            <w:tcW w:type="dxa" w:w="332"/>
+          </w:tcPr>
+          <w:p>
+            <w:r/>
+            <w:r>
+              <w:rPr>
+                <w:rFonts w:ascii="微软雅黑" w:hAnsi="微软雅黑" w:eastAsia="微软雅黑"/>
+              </w:rPr>
+              <w:t>点击</w:t>
+            </w:r>
+          </w:p>
+        </w:tc>
+        <w:tc>
+          <w:tcPr>
+            <w:tcW w:type="dxa" w:w="332"/>
+          </w:tcPr>
+          <w:p>
+            <w:r/>
+            <w:r>
+              <w:rPr>
+                <w:rFonts w:ascii="微软雅黑" w:hAnsi="微软雅黑" w:eastAsia="微软雅黑"/>
+              </w:rPr>
+              <w:t>room_id</w:t>
+            </w:r>
+          </w:p>
+        </w:tc>
+        <w:tc>
+          <w:tcPr>
+            <w:tcW w:type="dxa" w:w="332"/>
+          </w:tcPr>
+          <w:p>
+            <w:r/>
+            <w:r>
+              <w:rPr>
+                <w:rFonts w:ascii="微软雅黑" w:hAnsi="微软雅黑" w:eastAsia="微软雅黑"/>
+              </w:rPr>
+              <w:t>直播间ID</w:t>
+            </w:r>
+          </w:p>
+        </w:tc>
+        <w:tc>
+          <w:tcPr>
+            <w:tcW w:type="dxa" w:w="332"/>
+          </w:tcPr>
+          <w:p>
+            <w:r/>
+            <w:r>
+              <w:rPr>
+                <w:rFonts w:ascii="微软雅黑" w:hAnsi="微软雅黑" w:eastAsia="微软雅黑"/>
+              </w:rPr>
+              <w:t>string</w:t>
+            </w:r>
+          </w:p>
+        </w:tc>
+        <w:tc>
+          <w:tcPr>
+            <w:tcW w:type="dxa" w:w="332"/>
+          </w:tcPr>
+          <w:p>
+            <w:r/>
+            <w:r>
+              <w:rPr>
+                <w:rFonts w:ascii="微软雅黑" w:hAnsi="微软雅黑" w:eastAsia="微软雅黑"/>
+              </w:rPr>
+              <w:t>直播间唯一标识</w:t>
+            </w:r>
+          </w:p>
+        </w:tc>
+        <w:tc>
+          <w:tcPr>
+            <w:tcW w:type="dxa" w:w="332"/>
+          </w:tcPr>
+          <w:p>
+            <w:r/>
+            <w:r>
+              <w:rPr>
+                <w:rFonts w:ascii="微软雅黑" w:hAnsi="微软雅黑" w:eastAsia="微软雅黑"/>
+              </w:rPr>
+              <w:t>点击商品卡片「去看看」时</w:t>
+            </w:r>
+          </w:p>
+        </w:tc>
+        <w:tc>
+          <w:tcPr>
+            <w:tcW w:type="dxa" w:w="332"/>
+          </w:tcPr>
+          <w:p>
+            <w:r/>
+            <w:r>
+              <w:rPr>
+                <w:rFonts w:ascii="微软雅黑" w:hAnsi="微软雅黑" w:eastAsia="微软雅黑"/>
+              </w:rPr>
+              <w:t>@产品负责人</w:t>
+            </w:r>
+          </w:p>
+        </w:tc>
+        <w:tc>
+          <w:tcPr>
+            <w:tcW w:type="dxa" w:w="332"/>
+          </w:tcPr>
+          <w:p>
+            <w:r/>
+            <w:r>
+              <w:rPr>
+                <w:rFonts w:ascii="微软雅黑" w:hAnsi="微软雅黑" w:eastAsia="微软雅黑"/>
+              </w:rPr>
+              <w:t>2026-07-22</w:t>
+            </w:r>
+          </w:p>
+        </w:tc>
+        <w:tc>
+          <w:tcPr>
+            <w:tcW w:type="dxa" w:w="332"/>
+          </w:tcPr>
+          <w:p>
+            <w:r/>
+            <w:r>
+              <w:rPr>
+                <w:rFonts w:ascii="微软雅黑" w:hAnsi="微软雅黑" w:eastAsia="微软雅黑"/>
+              </w:rPr>
+            </w:r>
+          </w:p>
+        </w:tc>
+        <w:tc>
+          <w:tcPr>
+            <w:tcW w:type="dxa" w:w="332"/>
+          </w:tcPr>
+          <w:p>
+            <w:r/>
+            <w:r>
+              <w:rPr>
+                <w:rFonts w:ascii="微软雅黑" w:hAnsi="微软雅黑" w:eastAsia="微软雅黑"/>
+              </w:rPr>
+              <w:t>必填</w:t>
+            </w:r>
+          </w:p>
+        </w:tc>
+        <w:tc>
+          <w:tcPr>
+            <w:tcW w:type="dxa" w:w="332"/>
+          </w:tcPr>
+          <w:p>
+            <w:r/>
+            <w:r>
+              <w:rPr>
+                <w:rFonts w:ascii="微软雅黑" w:hAnsi="微软雅黑" w:eastAsia="微软雅黑"/>
+              </w:rPr>
+              <w:t>r_123</w:t>
+            </w:r>
+          </w:p>
+        </w:tc>
+        <w:tc>
+          <w:tcPr>
+            <w:tcW w:type="dxa" w:w="332"/>
+          </w:tcPr>
+          <w:p>
+            <w:r/>
+            <w:r>
+              <w:rPr>
+                <w:rFonts w:ascii="微软雅黑" w:hAnsi="微软雅黑" w:eastAsia="微软雅黑"/>
+              </w:rPr>
+              <w:t>商品点击UV、跳转转化率</w:t>
+            </w:r>
+          </w:p>
+        </w:tc>
+        <w:tc>
+          <w:tcPr>
+            <w:tcW w:type="dxa" w:w="332"/>
+          </w:tcPr>
+          <w:p>
+            <w:r/>
+            <w:r>
+              <w:rPr>
+                <w:rFonts w:ascii="微软雅黑" w:hAnsi="微软雅黑" w:eastAsia="微软雅黑"/>
+              </w:rPr>
+              <w:t>事件触发即时上报</w:t>
+            </w:r>
+          </w:p>
+        </w:tc>
+        <w:tc>
+          <w:tcPr>
+            <w:tcW w:type="dxa" w:w="332"/>
+          </w:tcPr>
+          <w:p>
+            <w:r/>
+            <w:r>
+              <w:rPr>
+                <w:rFonts w:ascii="微软雅黑" w:hAnsi="微软雅黑" w:eastAsia="微软雅黑"/>
+              </w:rPr>
+              <w:t>同一 session 内同事件可重复上报；曝光按曝光时长去重</w:t>
+            </w:r>
+          </w:p>
+        </w:tc>
+        <w:tc>
+          <w:tcPr>
+            <w:tcW w:type="dxa" w:w="332"/>
+          </w:tcPr>
+          <w:p>
+            <w:r/>
+            <w:r>
+              <w:rPr>
+                <w:rFonts w:ascii="微软雅黑" w:hAnsi="微软雅黑" w:eastAsia="微软雅黑"/>
+              </w:rPr>
+              <w:t>room_id 必填且取值合法（cart_product_click 事件）</w:t>
+            </w:r>
+          </w:p>
+        </w:tc>
+        <w:tc>
+          <w:tcPr>
+            <w:tcW w:type="dxa" w:w="332"/>
+          </w:tcPr>
+          <w:p>
+            <w:r/>
+            <w:r>
+              <w:rPr>
+                <w:rFonts w:ascii="微软雅黑" w:hAnsi="微软雅黑" w:eastAsia="微软雅黑"/>
+              </w:rPr>
+            </w:r>
+          </w:p>
+        </w:tc>
+        <w:tc>
+          <w:tcPr>
+            <w:tcW w:type="dxa" w:w="332"/>
+          </w:tcPr>
+          <w:p>
+            <w:r/>
+            <w:r>
+              <w:rPr>
+                <w:rFonts w:ascii="微软雅黑" w:hAnsi="微软雅黑" w:eastAsia="微软雅黑"/>
+              </w:rPr>
+            </w:r>
+          </w:p>
+        </w:tc>
+        <w:tc>
+          <w:tcPr>
+            <w:tcW w:type="dxa" w:w="332"/>
+          </w:tcPr>
+          <w:p>
+            <w:r/>
+            <w:r>
+              <w:rPr>
+                <w:rFonts w:ascii="微软雅黑" w:hAnsi="微软雅黑" w:eastAsia="微软雅黑"/>
+              </w:rPr>
+              <w:t>待开发</w:t>
+            </w:r>
+          </w:p>
+        </w:tc>
+        <w:tc>
+          <w:tcPr>
+            <w:tcW w:type="dxa" w:w="332"/>
+          </w:tcPr>
+          <w:p>
+            <w:r/>
+            <w:r>
+              <w:rPr>
+                <w:rFonts w:ascii="微软雅黑" w:hAnsi="微软雅黑" w:eastAsia="微软雅黑"/>
+              </w:rPr>
+              <w:t>未开始</w:t>
+            </w:r>
+          </w:p>
+        </w:tc>
+      </w:tr>
+      <w:tr>
+        <w:tc>
+          <w:tcPr>
+            <w:tcW w:type="dxa" w:w="332"/>
+          </w:tcPr>
+          <w:p>
+            <w:r/>
+            <w:r>
+              <w:rPr>
+                <w:rFonts w:ascii="微软雅黑" w:hAnsi="微软雅黑" w:eastAsia="微软雅黑"/>
+              </w:rPr>
+              <w:t>3</w:t>
+            </w:r>
+          </w:p>
+        </w:tc>
+        <w:tc>
+          <w:tcPr>
+            <w:tcW w:type="dxa" w:w="332"/>
+          </w:tcPr>
+          <w:p>
+            <w:r/>
+            <w:r>
+              <w:rPr>
+                <w:rFonts w:ascii="微软雅黑" w:hAnsi="微软雅黑" w:eastAsia="微软雅黑"/>
+              </w:rPr>
+              <w:t>泰小虎</w:t>
+            </w:r>
+          </w:p>
+        </w:tc>
+        <w:tc>
+          <w:tcPr>
+            <w:tcW w:type="dxa" w:w="332"/>
+          </w:tcPr>
+          <w:p>
+            <w:r/>
+            <w:r>
+              <w:rPr>
+                <w:rFonts w:ascii="微软雅黑" w:hAnsi="微软雅黑" w:eastAsia="微软雅黑"/>
+              </w:rPr>
+              <w:t>L2</w:t>
+            </w:r>
+          </w:p>
+        </w:tc>
+        <w:tc>
+          <w:tcPr>
+            <w:tcW w:type="dxa" w:w="332"/>
+          </w:tcPr>
+          <w:p>
+            <w:r/>
+            <w:r>
+              <w:rPr>
+                <w:rFonts w:ascii="微软雅黑" w:hAnsi="微软雅黑" w:eastAsia="微软雅黑"/>
+              </w:rPr>
+              <w:t>微信小程序 / App(iOS·Android) / H5</w:t>
+            </w:r>
+          </w:p>
+        </w:tc>
+        <w:tc>
+          <w:tcPr>
+            <w:tcW w:type="dxa" w:w="332"/>
+          </w:tcPr>
+          <w:p>
+            <w:r/>
+            <w:r>
+              <w:rPr>
+                <w:rFonts w:ascii="微软雅黑" w:hAnsi="微软雅黑" w:eastAsia="微软雅黑"/>
+              </w:rPr>
+              <w:t>live_cart</w:t>
+            </w:r>
+          </w:p>
+        </w:tc>
+        <w:tc>
+          <w:tcPr>
+            <w:tcW w:type="dxa" w:w="332"/>
+          </w:tcPr>
+          <w:p>
+            <w:r/>
+            <w:r>
+              <w:rPr>
+                <w:rFonts w:ascii="微软雅黑" w:hAnsi="微软雅黑" w:eastAsia="微软雅黑"/>
+              </w:rPr>
+              <w:t>cart_product_click</w:t>
+            </w:r>
+          </w:p>
+        </w:tc>
+        <w:tc>
+          <w:tcPr>
+            <w:tcW w:type="dxa" w:w="332"/>
+          </w:tcPr>
+          <w:p>
+            <w:r/>
+            <w:r>
+              <w:rPr>
+                <w:rFonts w:ascii="微软雅黑" w:hAnsi="微软雅黑" w:eastAsia="微软雅黑"/>
+              </w:rPr>
+              <w:t>商品点击</w:t>
+            </w:r>
+          </w:p>
+        </w:tc>
+        <w:tc>
+          <w:tcPr>
+            <w:tcW w:type="dxa" w:w="332"/>
+          </w:tcPr>
+          <w:p>
+            <w:r/>
+            <w:r>
+              <w:rPr>
+                <w:rFonts w:ascii="微软雅黑" w:hAnsi="微软雅黑" w:eastAsia="微软雅黑"/>
+              </w:rPr>
+              <w:t>点击</w:t>
+            </w:r>
+          </w:p>
+        </w:tc>
+        <w:tc>
+          <w:tcPr>
+            <w:tcW w:type="dxa" w:w="332"/>
+          </w:tcPr>
+          <w:p>
+            <w:r/>
+            <w:r>
+              <w:rPr>
+                <w:rFonts w:ascii="微软雅黑" w:hAnsi="微软雅黑" w:eastAsia="微软雅黑"/>
+              </w:rPr>
+              <w:t>product_id</w:t>
+            </w:r>
+          </w:p>
+        </w:tc>
+        <w:tc>
+          <w:tcPr>
+            <w:tcW w:type="dxa" w:w="332"/>
+          </w:tcPr>
+          <w:p>
+            <w:r/>
+            <w:r>
+              <w:rPr>
+                <w:rFonts w:ascii="微软雅黑" w:hAnsi="微软雅黑" w:eastAsia="微软雅黑"/>
+              </w:rPr>
+              <w:t>商品ID</w:t>
+            </w:r>
+          </w:p>
+        </w:tc>
+        <w:tc>
+          <w:tcPr>
+            <w:tcW w:type="dxa" w:w="332"/>
+          </w:tcPr>
+          <w:p>
+            <w:r/>
+            <w:r>
+              <w:rPr>
+                <w:rFonts w:ascii="微软雅黑" w:hAnsi="微软雅黑" w:eastAsia="微软雅黑"/>
+              </w:rPr>
+              <w:t>string</w:t>
+            </w:r>
+          </w:p>
+        </w:tc>
+        <w:tc>
+          <w:tcPr>
+            <w:tcW w:type="dxa" w:w="332"/>
+          </w:tcPr>
+          <w:p>
+            <w:r/>
+            <w:r>
+              <w:rPr>
+                <w:rFonts w:ascii="微软雅黑" w:hAnsi="微软雅黑" w:eastAsia="微软雅黑"/>
+              </w:rPr>
+              <w:t>挂车商品唯一标识</w:t>
+            </w:r>
+          </w:p>
+        </w:tc>
+        <w:tc>
+          <w:tcPr>
+            <w:tcW w:type="dxa" w:w="332"/>
+          </w:tcPr>
+          <w:p>
+            <w:r/>
+            <w:r>
+              <w:rPr>
+                <w:rFonts w:ascii="微软雅黑" w:hAnsi="微软雅黑" w:eastAsia="微软雅黑"/>
+              </w:rPr>
+              <w:t>点击商品卡片「去看看」时</w:t>
+            </w:r>
+          </w:p>
+        </w:tc>
+        <w:tc>
+          <w:tcPr>
+            <w:tcW w:type="dxa" w:w="332"/>
+          </w:tcPr>
+          <w:p>
+            <w:r/>
+            <w:r>
+              <w:rPr>
+                <w:rFonts w:ascii="微软雅黑" w:hAnsi="微软雅黑" w:eastAsia="微软雅黑"/>
+              </w:rPr>
+              <w:t>@产品负责人</w:t>
+            </w:r>
+          </w:p>
+        </w:tc>
+        <w:tc>
+          <w:tcPr>
+            <w:tcW w:type="dxa" w:w="332"/>
+          </w:tcPr>
+          <w:p>
+            <w:r/>
+            <w:r>
+              <w:rPr>
+                <w:rFonts w:ascii="微软雅黑" w:hAnsi="微软雅黑" w:eastAsia="微软雅黑"/>
+              </w:rPr>
+              <w:t>2026-07-22</w:t>
+            </w:r>
+          </w:p>
+        </w:tc>
+        <w:tc>
+          <w:tcPr>
+            <w:tcW w:type="dxa" w:w="332"/>
+          </w:tcPr>
+          <w:p>
+            <w:r/>
+            <w:r>
+              <w:rPr>
+                <w:rFonts w:ascii="微软雅黑" w:hAnsi="微软雅黑" w:eastAsia="微软雅黑"/>
+              </w:rPr>
+            </w:r>
+          </w:p>
+        </w:tc>
+        <w:tc>
+          <w:tcPr>
+            <w:tcW w:type="dxa" w:w="332"/>
+          </w:tcPr>
+          <w:p>
+            <w:r/>
+            <w:r>
+              <w:rPr>
+                <w:rFonts w:ascii="微软雅黑" w:hAnsi="微软雅黑" w:eastAsia="微软雅黑"/>
+              </w:rPr>
+              <w:t>必填</w:t>
+            </w:r>
+          </w:p>
+        </w:tc>
+        <w:tc>
+          <w:tcPr>
+            <w:tcW w:type="dxa" w:w="332"/>
+          </w:tcPr>
+          <w:p>
+            <w:r/>
+            <w:r>
+              <w:rPr>
+                <w:rFonts w:ascii="微软雅黑" w:hAnsi="微软雅黑" w:eastAsia="微软雅黑"/>
+              </w:rPr>
+              <w:t>p_123</w:t>
+            </w:r>
+          </w:p>
+        </w:tc>
+        <w:tc>
+          <w:tcPr>
+            <w:tcW w:type="dxa" w:w="332"/>
+          </w:tcPr>
+          <w:p>
+            <w:r/>
+            <w:r>
+              <w:rPr>
+                <w:rFonts w:ascii="微软雅黑" w:hAnsi="微软雅黑" w:eastAsia="微软雅黑"/>
+              </w:rPr>
+              <w:t>商品点击UV、跳转转化率</w:t>
+            </w:r>
+          </w:p>
+        </w:tc>
+        <w:tc>
+          <w:tcPr>
+            <w:tcW w:type="dxa" w:w="332"/>
+          </w:tcPr>
+          <w:p>
+            <w:r/>
+            <w:r>
+              <w:rPr>
+                <w:rFonts w:ascii="微软雅黑" w:hAnsi="微软雅黑" w:eastAsia="微软雅黑"/>
+              </w:rPr>
+              <w:t>事件触发即时上报</w:t>
+            </w:r>
+          </w:p>
+        </w:tc>
+        <w:tc>
+          <w:tcPr>
+            <w:tcW w:type="dxa" w:w="332"/>
+          </w:tcPr>
+          <w:p>
+            <w:r/>
+            <w:r>
+              <w:rPr>
+                <w:rFonts w:ascii="微软雅黑" w:hAnsi="微软雅黑" w:eastAsia="微软雅黑"/>
+              </w:rPr>
+              <w:t>同一 session 内同事件可重复上报；曝光按曝光时长去重</w:t>
+            </w:r>
+          </w:p>
+        </w:tc>
+        <w:tc>
+          <w:tcPr>
+            <w:tcW w:type="dxa" w:w="332"/>
+          </w:tcPr>
+          <w:p>
+            <w:r/>
+            <w:r>
+              <w:rPr>
+                <w:rFonts w:ascii="微软雅黑" w:hAnsi="微软雅黑" w:eastAsia="微软雅黑"/>
+              </w:rPr>
+              <w:t>product_id 必填且取值合法（cart_product_click 事件）</w:t>
+            </w:r>
+          </w:p>
+        </w:tc>
+        <w:tc>
+          <w:tcPr>
+            <w:tcW w:type="dxa" w:w="332"/>
+          </w:tcPr>
+          <w:p>
+            <w:r/>
+            <w:r>
+              <w:rPr>
+                <w:rFonts w:ascii="微软雅黑" w:hAnsi="微软雅黑" w:eastAsia="微软雅黑"/>
+              </w:rPr>
+            </w:r>
+          </w:p>
+        </w:tc>
+        <w:tc>
+          <w:tcPr>
+            <w:tcW w:type="dxa" w:w="332"/>
+          </w:tcPr>
+          <w:p>
+            <w:r/>
+            <w:r>
+              <w:rPr>
+                <w:rFonts w:ascii="微软雅黑" w:hAnsi="微软雅黑" w:eastAsia="微软雅黑"/>
+              </w:rPr>
+            </w:r>
+          </w:p>
+        </w:tc>
+        <w:tc>
+          <w:tcPr>
+            <w:tcW w:type="dxa" w:w="332"/>
+          </w:tcPr>
+          <w:p>
+            <w:r/>
+            <w:r>
+              <w:rPr>
+                <w:rFonts w:ascii="微软雅黑" w:hAnsi="微软雅黑" w:eastAsia="微软雅黑"/>
+              </w:rPr>
+              <w:t>待开发</w:t>
+            </w:r>
+          </w:p>
+        </w:tc>
+        <w:tc>
+          <w:tcPr>
+            <w:tcW w:type="dxa" w:w="332"/>
+          </w:tcPr>
+          <w:p>
+            <w:r/>
+            <w:r>
+              <w:rPr>
+                <w:rFonts w:ascii="微软雅黑" w:hAnsi="微软雅黑" w:eastAsia="微软雅黑"/>
+              </w:rPr>
+              <w:t>未开始</w:t>
+            </w:r>
+          </w:p>
+        </w:tc>
+      </w:tr>
+      <w:tr>
+        <w:tc>
+          <w:tcPr>
+            <w:tcW w:type="dxa" w:w="332"/>
+          </w:tcPr>
+          <w:p>
+            <w:r/>
+            <w:r>
+              <w:rPr>
+                <w:rFonts w:ascii="微软雅黑" w:hAnsi="微软雅黑" w:eastAsia="微软雅黑"/>
+              </w:rPr>
+              <w:t>3</w:t>
+            </w:r>
+          </w:p>
+        </w:tc>
+        <w:tc>
+          <w:tcPr>
+            <w:tcW w:type="dxa" w:w="332"/>
+          </w:tcPr>
+          <w:p>
+            <w:r/>
+            <w:r>
+              <w:rPr>
+                <w:rFonts w:ascii="微软雅黑" w:hAnsi="微软雅黑" w:eastAsia="微软雅黑"/>
+              </w:rPr>
+              <w:t>泰小虎</w:t>
+            </w:r>
+          </w:p>
+        </w:tc>
+        <w:tc>
+          <w:tcPr>
+            <w:tcW w:type="dxa" w:w="332"/>
+          </w:tcPr>
+          <w:p>
+            <w:r/>
+            <w:r>
+              <w:rPr>
+                <w:rFonts w:ascii="微软雅黑" w:hAnsi="微软雅黑" w:eastAsia="微软雅黑"/>
+              </w:rPr>
+              <w:t>L2</w:t>
+            </w:r>
+          </w:p>
+        </w:tc>
+        <w:tc>
+          <w:tcPr>
+            <w:tcW w:type="dxa" w:w="332"/>
+          </w:tcPr>
+          <w:p>
+            <w:r/>
+            <w:r>
+              <w:rPr>
+                <w:rFonts w:ascii="微软雅黑" w:hAnsi="微软雅黑" w:eastAsia="微软雅黑"/>
+              </w:rPr>
+              <w:t>微信小程序 / App(iOS·Android) / H5</w:t>
+            </w:r>
+          </w:p>
+        </w:tc>
+        <w:tc>
+          <w:tcPr>
+            <w:tcW w:type="dxa" w:w="332"/>
+          </w:tcPr>
+          <w:p>
+            <w:r/>
+            <w:r>
+              <w:rPr>
+                <w:rFonts w:ascii="微软雅黑" w:hAnsi="微软雅黑" w:eastAsia="微软雅黑"/>
+              </w:rPr>
+              <w:t>live_cart</w:t>
+            </w:r>
+          </w:p>
+        </w:tc>
+        <w:tc>
+          <w:tcPr>
+            <w:tcW w:type="dxa" w:w="332"/>
+          </w:tcPr>
+          <w:p>
+            <w:r/>
+            <w:r>
+              <w:rPr>
+                <w:rFonts w:ascii="微软雅黑" w:hAnsi="微软雅黑" w:eastAsia="微软雅黑"/>
+              </w:rPr>
+              <w:t>cart_product_click</w:t>
+            </w:r>
+          </w:p>
+        </w:tc>
+        <w:tc>
+          <w:tcPr>
+            <w:tcW w:type="dxa" w:w="332"/>
+          </w:tcPr>
+          <w:p>
+            <w:r/>
+            <w:r>
+              <w:rPr>
+                <w:rFonts w:ascii="微软雅黑" w:hAnsi="微软雅黑" w:eastAsia="微软雅黑"/>
+              </w:rPr>
+              <w:t>商品点击</w:t>
+            </w:r>
+          </w:p>
+        </w:tc>
+        <w:tc>
+          <w:tcPr>
+            <w:tcW w:type="dxa" w:w="332"/>
+          </w:tcPr>
+          <w:p>
+            <w:r/>
+            <w:r>
+              <w:rPr>
+                <w:rFonts w:ascii="微软雅黑" w:hAnsi="微软雅黑" w:eastAsia="微软雅黑"/>
+              </w:rPr>
+              <w:t>点击</w:t>
+            </w:r>
+          </w:p>
+        </w:tc>
+        <w:tc>
+          <w:tcPr>
+            <w:tcW w:type="dxa" w:w="332"/>
+          </w:tcPr>
+          <w:p>
+            <w:r/>
+            <w:r>
+              <w:rPr>
+                <w:rFonts w:ascii="微软雅黑" w:hAnsi="微软雅黑" w:eastAsia="微软雅黑"/>
+              </w:rPr>
+              <w:t>env</w:t>
+            </w:r>
+          </w:p>
+        </w:tc>
+        <w:tc>
+          <w:tcPr>
+            <w:tcW w:type="dxa" w:w="332"/>
+          </w:tcPr>
+          <w:p>
+            <w:r/>
+            <w:r>
+              <w:rPr>
+                <w:rFonts w:ascii="微软雅黑" w:hAnsi="微软雅黑" w:eastAsia="微软雅黑"/>
+              </w:rPr>
+              <w:t>环境</w:t>
+            </w:r>
+          </w:p>
+        </w:tc>
+        <w:tc>
+          <w:tcPr>
+            <w:tcW w:type="dxa" w:w="332"/>
+          </w:tcPr>
+          <w:p>
+            <w:r/>
+            <w:r>
+              <w:rPr>
+                <w:rFonts w:ascii="微软雅黑" w:hAnsi="微软雅黑" w:eastAsia="微软雅黑"/>
+              </w:rPr>
+              <w:t>string</w:t>
+            </w:r>
+          </w:p>
+        </w:tc>
+        <w:tc>
+          <w:tcPr>
+            <w:tcW w:type="dxa" w:w="332"/>
+          </w:tcPr>
+          <w:p>
+            <w:r/>
+            <w:r>
+              <w:rPr>
+                <w:rFonts w:ascii="微软雅黑" w:hAnsi="微软雅黑" w:eastAsia="微软雅黑"/>
+              </w:rPr>
+              <w:t>prod/pre</w:t>
+            </w:r>
+          </w:p>
+        </w:tc>
+        <w:tc>
+          <w:tcPr>
+            <w:tcW w:type="dxa" w:w="332"/>
+          </w:tcPr>
+          <w:p>
+            <w:r/>
+            <w:r>
+              <w:rPr>
+                <w:rFonts w:ascii="微软雅黑" w:hAnsi="微软雅黑" w:eastAsia="微软雅黑"/>
+              </w:rPr>
+              <w:t>点击商品卡片「去看看」时</w:t>
+            </w:r>
+          </w:p>
+        </w:tc>
+        <w:tc>
+          <w:tcPr>
+            <w:tcW w:type="dxa" w:w="332"/>
+          </w:tcPr>
+          <w:p>
+            <w:r/>
+            <w:r>
+              <w:rPr>
+                <w:rFonts w:ascii="微软雅黑" w:hAnsi="微软雅黑" w:eastAsia="微软雅黑"/>
+              </w:rPr>
+              <w:t>@产品负责人</w:t>
+            </w:r>
+          </w:p>
+        </w:tc>
+        <w:tc>
+          <w:tcPr>
+            <w:tcW w:type="dxa" w:w="332"/>
+          </w:tcPr>
+          <w:p>
+            <w:r/>
+            <w:r>
+              <w:rPr>
+                <w:rFonts w:ascii="微软雅黑" w:hAnsi="微软雅黑" w:eastAsia="微软雅黑"/>
+              </w:rPr>
+              <w:t>2026-07-22</w:t>
+            </w:r>
+          </w:p>
+        </w:tc>
+        <w:tc>
+          <w:tcPr>
+            <w:tcW w:type="dxa" w:w="332"/>
+          </w:tcPr>
+          <w:p>
+            <w:r/>
+            <w:r>
+              <w:rPr>
+                <w:rFonts w:ascii="微软雅黑" w:hAnsi="微软雅黑" w:eastAsia="微软雅黑"/>
+              </w:rPr>
+            </w:r>
+          </w:p>
+        </w:tc>
+        <w:tc>
+          <w:tcPr>
+            <w:tcW w:type="dxa" w:w="332"/>
+          </w:tcPr>
+          <w:p>
+            <w:r/>
+            <w:r>
+              <w:rPr>
+                <w:rFonts w:ascii="微软雅黑" w:hAnsi="微软雅黑" w:eastAsia="微软雅黑"/>
+              </w:rPr>
+              <w:t>必填</w:t>
+            </w:r>
+          </w:p>
+        </w:tc>
+        <w:tc>
+          <w:tcPr>
+            <w:tcW w:type="dxa" w:w="332"/>
+          </w:tcPr>
+          <w:p>
+            <w:r/>
+            <w:r>
+              <w:rPr>
+                <w:rFonts w:ascii="微软雅黑" w:hAnsi="微软雅黑" w:eastAsia="微软雅黑"/>
+              </w:rPr>
+              <w:t>prod</w:t>
+            </w:r>
+          </w:p>
+        </w:tc>
+        <w:tc>
+          <w:tcPr>
+            <w:tcW w:type="dxa" w:w="332"/>
+          </w:tcPr>
+          <w:p>
+            <w:r/>
+            <w:r>
+              <w:rPr>
+                <w:rFonts w:ascii="微软雅黑" w:hAnsi="微软雅黑" w:eastAsia="微软雅黑"/>
+              </w:rPr>
+              <w:t>商品点击UV、跳转转化率</w:t>
+            </w:r>
+          </w:p>
+        </w:tc>
+        <w:tc>
+          <w:tcPr>
+            <w:tcW w:type="dxa" w:w="332"/>
+          </w:tcPr>
+          <w:p>
+            <w:r/>
+            <w:r>
+              <w:rPr>
+                <w:rFonts w:ascii="微软雅黑" w:hAnsi="微软雅黑" w:eastAsia="微软雅黑"/>
+              </w:rPr>
+              <w:t>事件触发即时上报</w:t>
+            </w:r>
+          </w:p>
+        </w:tc>
+        <w:tc>
+          <w:tcPr>
+            <w:tcW w:type="dxa" w:w="332"/>
+          </w:tcPr>
+          <w:p>
+            <w:r/>
+            <w:r>
+              <w:rPr>
+                <w:rFonts w:ascii="微软雅黑" w:hAnsi="微软雅黑" w:eastAsia="微软雅黑"/>
+              </w:rPr>
+              <w:t>同一 session 内同事件可重复上报；曝光按曝光时长去重</w:t>
+            </w:r>
+          </w:p>
+        </w:tc>
+        <w:tc>
+          <w:tcPr>
+            <w:tcW w:type="dxa" w:w="332"/>
+          </w:tcPr>
+          <w:p>
+            <w:r/>
+            <w:r>
+              <w:rPr>
+                <w:rFonts w:ascii="微软雅黑" w:hAnsi="微软雅黑" w:eastAsia="微软雅黑"/>
+              </w:rPr>
+              <w:t>env 必填</w:t>
+            </w:r>
+          </w:p>
+        </w:tc>
+        <w:tc>
+          <w:tcPr>
+            <w:tcW w:type="dxa" w:w="332"/>
+          </w:tcPr>
+          <w:p>
+            <w:r/>
+            <w:r>
+              <w:rPr>
+                <w:rFonts w:ascii="微软雅黑" w:hAnsi="微软雅黑" w:eastAsia="微软雅黑"/>
+              </w:rPr>
+            </w:r>
+          </w:p>
+        </w:tc>
+        <w:tc>
+          <w:tcPr>
+            <w:tcW w:type="dxa" w:w="332"/>
+          </w:tcPr>
+          <w:p>
+            <w:r/>
+            <w:r>
+              <w:rPr>
+                <w:rFonts w:ascii="微软雅黑" w:hAnsi="微软雅黑" w:eastAsia="微软雅黑"/>
+              </w:rPr>
+            </w:r>
+          </w:p>
+        </w:tc>
+        <w:tc>
+          <w:tcPr>
+            <w:tcW w:type="dxa" w:w="332"/>
+          </w:tcPr>
+          <w:p>
+            <w:r/>
+            <w:r>
+              <w:rPr>
+                <w:rFonts w:ascii="微软雅黑" w:hAnsi="微软雅黑" w:eastAsia="微软雅黑"/>
+              </w:rPr>
+              <w:t>待开发</w:t>
+            </w:r>
+          </w:p>
+        </w:tc>
+        <w:tc>
+          <w:tcPr>
+            <w:tcW w:type="dxa" w:w="332"/>
+          </w:tcPr>
+          <w:p>
+            <w:r/>
+            <w:r>
+              <w:rPr>
+                <w:rFonts w:ascii="微软雅黑" w:hAnsi="微软雅黑" w:eastAsia="微软雅黑"/>
+              </w:rPr>
+              <w:t>未开始</w:t>
+            </w:r>
+          </w:p>
+        </w:tc>
+      </w:tr>
+      <w:tr>
+        <w:tc>
+          <w:tcPr>
+            <w:tcW w:type="dxa" w:w="332"/>
+          </w:tcPr>
+          <w:p>
+            <w:r/>
+            <w:r>
+              <w:rPr>
+                <w:rFonts w:ascii="微软雅黑" w:hAnsi="微软雅黑" w:eastAsia="微软雅黑"/>
+              </w:rPr>
+              <w:t>4</w:t>
+            </w:r>
+          </w:p>
+        </w:tc>
+        <w:tc>
+          <w:tcPr>
+            <w:tcW w:type="dxa" w:w="332"/>
+          </w:tcPr>
+          <w:p>
+            <w:r/>
+            <w:r>
+              <w:rPr>
+                <w:rFonts w:ascii="微软雅黑" w:hAnsi="微软雅黑" w:eastAsia="微软雅黑"/>
+              </w:rPr>
+              <w:t>泰小虎</w:t>
+            </w:r>
+          </w:p>
+        </w:tc>
+        <w:tc>
+          <w:tcPr>
+            <w:tcW w:type="dxa" w:w="332"/>
+          </w:tcPr>
+          <w:p>
+            <w:r/>
+            <w:r>
+              <w:rPr>
+                <w:rFonts w:ascii="微软雅黑" w:hAnsi="微软雅黑" w:eastAsia="微软雅黑"/>
+              </w:rPr>
+              <w:t>L2</w:t>
+            </w:r>
+          </w:p>
+        </w:tc>
+        <w:tc>
+          <w:tcPr>
+            <w:tcW w:type="dxa" w:w="332"/>
+          </w:tcPr>
+          <w:p>
+            <w:r/>
+            <w:r>
+              <w:rPr>
+                <w:rFonts w:ascii="微软雅黑" w:hAnsi="微软雅黑" w:eastAsia="微软雅黑"/>
+              </w:rPr>
+              <w:t>微信小程序 / App(iOS·Android) / H5</w:t>
+            </w:r>
+          </w:p>
+        </w:tc>
+        <w:tc>
+          <w:tcPr>
+            <w:tcW w:type="dxa" w:w="332"/>
+          </w:tcPr>
+          <w:p>
+            <w:r/>
+            <w:r>
+              <w:rPr>
+                <w:rFonts w:ascii="微软雅黑" w:hAnsi="微软雅黑" w:eastAsia="微软雅黑"/>
+              </w:rPr>
+              <w:t>live_cart</w:t>
+            </w:r>
+          </w:p>
+        </w:tc>
+        <w:tc>
+          <w:tcPr>
+            <w:tcW w:type="dxa" w:w="332"/>
+          </w:tcPr>
+          <w:p>
+            <w:r/>
+            <w:r>
+              <w:rPr>
+                <w:rFonts w:ascii="微软雅黑" w:hAnsi="微软雅黑" w:eastAsia="微软雅黑"/>
+              </w:rPr>
+              <w:t>cart_jump_confirm</w:t>
+            </w:r>
+          </w:p>
+        </w:tc>
+        <w:tc>
+          <w:tcPr>
+            <w:tcW w:type="dxa" w:w="332"/>
+          </w:tcPr>
+          <w:p>
+            <w:r/>
+            <w:r>
+              <w:rPr>
+                <w:rFonts w:ascii="微软雅黑" w:hAnsi="微软雅黑" w:eastAsia="微软雅黑"/>
+              </w:rPr>
+              <w:t>跳转确认点击</w:t>
+            </w:r>
+          </w:p>
+        </w:tc>
+        <w:tc>
+          <w:tcPr>
+            <w:tcW w:type="dxa" w:w="332"/>
+          </w:tcPr>
+          <w:p>
+            <w:r/>
+            <w:r>
+              <w:rPr>
+                <w:rFonts w:ascii="微软雅黑" w:hAnsi="微软雅黑" w:eastAsia="微软雅黑"/>
+              </w:rPr>
+              <w:t>点击</w:t>
+            </w:r>
+          </w:p>
+        </w:tc>
+        <w:tc>
+          <w:tcPr>
+            <w:tcW w:type="dxa" w:w="332"/>
+          </w:tcPr>
+          <w:p>
+            <w:r/>
+            <w:r>
+              <w:rPr>
+                <w:rFonts w:ascii="微软雅黑" w:hAnsi="微软雅黑" w:eastAsia="微软雅黑"/>
+              </w:rPr>
+              <w:t>room_id</w:t>
+            </w:r>
+          </w:p>
+        </w:tc>
+        <w:tc>
+          <w:tcPr>
+            <w:tcW w:type="dxa" w:w="332"/>
+          </w:tcPr>
+          <w:p>
+            <w:r/>
+            <w:r>
+              <w:rPr>
+                <w:rFonts w:ascii="微软雅黑" w:hAnsi="微软雅黑" w:eastAsia="微软雅黑"/>
+              </w:rPr>
+              <w:t>直播间ID</w:t>
+            </w:r>
+          </w:p>
+        </w:tc>
+        <w:tc>
+          <w:tcPr>
+            <w:tcW w:type="dxa" w:w="332"/>
+          </w:tcPr>
+          <w:p>
+            <w:r/>
+            <w:r>
+              <w:rPr>
+                <w:rFonts w:ascii="微软雅黑" w:hAnsi="微软雅黑" w:eastAsia="微软雅黑"/>
+              </w:rPr>
+              <w:t>string</w:t>
+            </w:r>
+          </w:p>
+        </w:tc>
+        <w:tc>
+          <w:tcPr>
+            <w:tcW w:type="dxa" w:w="332"/>
+          </w:tcPr>
+          <w:p>
+            <w:r/>
+            <w:r>
+              <w:rPr>
+                <w:rFonts w:ascii="微软雅黑" w:hAnsi="微软雅黑" w:eastAsia="微软雅黑"/>
+              </w:rPr>
+              <w:t>直播间唯一标识</w:t>
+            </w:r>
+          </w:p>
+        </w:tc>
+        <w:tc>
+          <w:tcPr>
+            <w:tcW w:type="dxa" w:w="332"/>
+          </w:tcPr>
+          <w:p>
+            <w:r/>
+            <w:r>
+              <w:rPr>
+                <w:rFonts w:ascii="微软雅黑" w:hAnsi="微软雅黑" w:eastAsia="微软雅黑"/>
+              </w:rPr>
+              <w:t>跳转确认弹窗点击「立即前往」时</w:t>
+            </w:r>
+          </w:p>
+        </w:tc>
+        <w:tc>
+          <w:tcPr>
+            <w:tcW w:type="dxa" w:w="332"/>
+          </w:tcPr>
+          <w:p>
+            <w:r/>
+            <w:r>
+              <w:rPr>
+                <w:rFonts w:ascii="微软雅黑" w:hAnsi="微软雅黑" w:eastAsia="微软雅黑"/>
+              </w:rPr>
+              <w:t>@产品负责人</w:t>
+            </w:r>
+          </w:p>
+        </w:tc>
+        <w:tc>
+          <w:tcPr>
+            <w:tcW w:type="dxa" w:w="332"/>
+          </w:tcPr>
+          <w:p>
+            <w:r/>
+            <w:r>
+              <w:rPr>
+                <w:rFonts w:ascii="微软雅黑" w:hAnsi="微软雅黑" w:eastAsia="微软雅黑"/>
+              </w:rPr>
+              <w:t>2026-07-22</w:t>
+            </w:r>
+          </w:p>
+        </w:tc>
+        <w:tc>
+          <w:tcPr>
+            <w:tcW w:type="dxa" w:w="332"/>
+          </w:tcPr>
+          <w:p>
+            <w:r/>
+            <w:r>
+              <w:rPr>
+                <w:rFonts w:ascii="微软雅黑" w:hAnsi="微软雅黑" w:eastAsia="微软雅黑"/>
+              </w:rPr>
+            </w:r>
+          </w:p>
+        </w:tc>
+        <w:tc>
+          <w:tcPr>
+            <w:tcW w:type="dxa" w:w="332"/>
+          </w:tcPr>
+          <w:p>
+            <w:r/>
+            <w:r>
+              <w:rPr>
+                <w:rFonts w:ascii="微软雅黑" w:hAnsi="微软雅黑" w:eastAsia="微软雅黑"/>
+              </w:rPr>
+              <w:t>必填</w:t>
+            </w:r>
+          </w:p>
+        </w:tc>
+        <w:tc>
+          <w:tcPr>
+            <w:tcW w:type="dxa" w:w="332"/>
+          </w:tcPr>
+          <w:p>
+            <w:r/>
+            <w:r>
+              <w:rPr>
+                <w:rFonts w:ascii="微软雅黑" w:hAnsi="微软雅黑" w:eastAsia="微软雅黑"/>
+              </w:rPr>
+              <w:t>r_123</w:t>
+            </w:r>
+          </w:p>
+        </w:tc>
+        <w:tc>
+          <w:tcPr>
+            <w:tcW w:type="dxa" w:w="332"/>
+          </w:tcPr>
+          <w:p>
+            <w:r/>
+            <w:r>
+              <w:rPr>
+                <w:rFonts w:ascii="微软雅黑" w:hAnsi="微软雅黑" w:eastAsia="微软雅黑"/>
+              </w:rPr>
+              <w:t>跳转转化率</w:t>
+            </w:r>
+          </w:p>
+        </w:tc>
+        <w:tc>
+          <w:tcPr>
+            <w:tcW w:type="dxa" w:w="332"/>
+          </w:tcPr>
+          <w:p>
+            <w:r/>
+            <w:r>
+              <w:rPr>
+                <w:rFonts w:ascii="微软雅黑" w:hAnsi="微软雅黑" w:eastAsia="微软雅黑"/>
+              </w:rPr>
+              <w:t>事件触发即时上报</w:t>
+            </w:r>
+          </w:p>
+        </w:tc>
+        <w:tc>
+          <w:tcPr>
+            <w:tcW w:type="dxa" w:w="332"/>
+          </w:tcPr>
+          <w:p>
+            <w:r/>
+            <w:r>
+              <w:rPr>
+                <w:rFonts w:ascii="微软雅黑" w:hAnsi="微软雅黑" w:eastAsia="微软雅黑"/>
+              </w:rPr>
+              <w:t>同一 session 内同事件可重复上报；曝光按曝光时长去重</w:t>
+            </w:r>
+          </w:p>
+        </w:tc>
+        <w:tc>
+          <w:tcPr>
+            <w:tcW w:type="dxa" w:w="332"/>
+          </w:tcPr>
+          <w:p>
+            <w:r/>
+            <w:r>
+              <w:rPr>
+                <w:rFonts w:ascii="微软雅黑" w:hAnsi="微软雅黑" w:eastAsia="微软雅黑"/>
+              </w:rPr>
+              <w:t>room_id 必填且取值合法（cart_jump_confirm 事件）</w:t>
+            </w:r>
+          </w:p>
+        </w:tc>
+        <w:tc>
+          <w:tcPr>
+            <w:tcW w:type="dxa" w:w="332"/>
+          </w:tcPr>
+          <w:p>
+            <w:r/>
+            <w:r>
+              <w:rPr>
+                <w:rFonts w:ascii="微软雅黑" w:hAnsi="微软雅黑" w:eastAsia="微软雅黑"/>
+              </w:rPr>
+            </w:r>
+          </w:p>
+        </w:tc>
+        <w:tc>
+          <w:tcPr>
+            <w:tcW w:type="dxa" w:w="332"/>
+          </w:tcPr>
+          <w:p>
+            <w:r/>
+            <w:r>
+              <w:rPr>
+                <w:rFonts w:ascii="微软雅黑" w:hAnsi="微软雅黑" w:eastAsia="微软雅黑"/>
+              </w:rPr>
+            </w:r>
+          </w:p>
+        </w:tc>
+        <w:tc>
+          <w:tcPr>
+            <w:tcW w:type="dxa" w:w="332"/>
+          </w:tcPr>
+          <w:p>
+            <w:r/>
+            <w:r>
+              <w:rPr>
+                <w:rFonts w:ascii="微软雅黑" w:hAnsi="微软雅黑" w:eastAsia="微软雅黑"/>
+              </w:rPr>
+              <w:t>待开发</w:t>
+            </w:r>
+          </w:p>
+        </w:tc>
+        <w:tc>
+          <w:tcPr>
+            <w:tcW w:type="dxa" w:w="332"/>
+          </w:tcPr>
+          <w:p>
+            <w:r/>
+            <w:r>
+              <w:rPr>
+                <w:rFonts w:ascii="微软雅黑" w:hAnsi="微软雅黑" w:eastAsia="微软雅黑"/>
+              </w:rPr>
+              <w:t>未开始</w:t>
+            </w:r>
+          </w:p>
+        </w:tc>
+      </w:tr>
+      <w:tr>
+        <w:tc>
+          <w:tcPr>
+            <w:tcW w:type="dxa" w:w="332"/>
+          </w:tcPr>
+          <w:p>
+            <w:r/>
+            <w:r>
+              <w:rPr>
+                <w:rFonts w:ascii="微软雅黑" w:hAnsi="微软雅黑" w:eastAsia="微软雅黑"/>
+              </w:rPr>
+              <w:t>4</w:t>
+            </w:r>
+          </w:p>
+        </w:tc>
+        <w:tc>
+          <w:tcPr>
+            <w:tcW w:type="dxa" w:w="332"/>
+          </w:tcPr>
+          <w:p>
+            <w:r/>
+            <w:r>
+              <w:rPr>
+                <w:rFonts w:ascii="微软雅黑" w:hAnsi="微软雅黑" w:eastAsia="微软雅黑"/>
+              </w:rPr>
+              <w:t>泰小虎</w:t>
+            </w:r>
+          </w:p>
+        </w:tc>
+        <w:tc>
+          <w:tcPr>
+            <w:tcW w:type="dxa" w:w="332"/>
+          </w:tcPr>
+          <w:p>
+            <w:r/>
+            <w:r>
+              <w:rPr>
+                <w:rFonts w:ascii="微软雅黑" w:hAnsi="微软雅黑" w:eastAsia="微软雅黑"/>
+              </w:rPr>
+              <w:t>L2</w:t>
+            </w:r>
+          </w:p>
+        </w:tc>
+        <w:tc>
+          <w:tcPr>
+            <w:tcW w:type="dxa" w:w="332"/>
+          </w:tcPr>
+          <w:p>
+            <w:r/>
+            <w:r>
+              <w:rPr>
+                <w:rFonts w:ascii="微软雅黑" w:hAnsi="微软雅黑" w:eastAsia="微软雅黑"/>
+              </w:rPr>
+              <w:t>微信小程序 / App(iOS·Android) / H5</w:t>
+            </w:r>
+          </w:p>
+        </w:tc>
+        <w:tc>
+          <w:tcPr>
+            <w:tcW w:type="dxa" w:w="332"/>
+          </w:tcPr>
+          <w:p>
+            <w:r/>
+            <w:r>
+              <w:rPr>
+                <w:rFonts w:ascii="微软雅黑" w:hAnsi="微软雅黑" w:eastAsia="微软雅黑"/>
+              </w:rPr>
+              <w:t>live_cart</w:t>
+            </w:r>
+          </w:p>
+        </w:tc>
+        <w:tc>
+          <w:tcPr>
+            <w:tcW w:type="dxa" w:w="332"/>
+          </w:tcPr>
+          <w:p>
+            <w:r/>
+            <w:r>
+              <w:rPr>
+                <w:rFonts w:ascii="微软雅黑" w:hAnsi="微软雅黑" w:eastAsia="微软雅黑"/>
+              </w:rPr>
+              <w:t>cart_jump_confirm</w:t>
+            </w:r>
+          </w:p>
+        </w:tc>
+        <w:tc>
+          <w:tcPr>
+            <w:tcW w:type="dxa" w:w="332"/>
+          </w:tcPr>
+          <w:p>
+            <w:r/>
+            <w:r>
+              <w:rPr>
+                <w:rFonts w:ascii="微软雅黑" w:hAnsi="微软雅黑" w:eastAsia="微软雅黑"/>
+              </w:rPr>
+              <w:t>跳转确认点击</w:t>
+            </w:r>
+          </w:p>
+        </w:tc>
+        <w:tc>
+          <w:tcPr>
+            <w:tcW w:type="dxa" w:w="332"/>
+          </w:tcPr>
+          <w:p>
+            <w:r/>
+            <w:r>
+              <w:rPr>
+                <w:rFonts w:ascii="微软雅黑" w:hAnsi="微软雅黑" w:eastAsia="微软雅黑"/>
+              </w:rPr>
+              <w:t>点击</w:t>
+            </w:r>
+          </w:p>
+        </w:tc>
+        <w:tc>
+          <w:tcPr>
+            <w:tcW w:type="dxa" w:w="332"/>
+          </w:tcPr>
+          <w:p>
+            <w:r/>
+            <w:r>
+              <w:rPr>
+                <w:rFonts w:ascii="微软雅黑" w:hAnsi="微软雅黑" w:eastAsia="微软雅黑"/>
+              </w:rPr>
+              <w:t>product_id</w:t>
+            </w:r>
+          </w:p>
+        </w:tc>
+        <w:tc>
+          <w:tcPr>
+            <w:tcW w:type="dxa" w:w="332"/>
+          </w:tcPr>
+          <w:p>
+            <w:r/>
+            <w:r>
+              <w:rPr>
+                <w:rFonts w:ascii="微软雅黑" w:hAnsi="微软雅黑" w:eastAsia="微软雅黑"/>
+              </w:rPr>
+              <w:t>商品ID</w:t>
+            </w:r>
+          </w:p>
+        </w:tc>
+        <w:tc>
+          <w:tcPr>
+            <w:tcW w:type="dxa" w:w="332"/>
+          </w:tcPr>
+          <w:p>
+            <w:r/>
+            <w:r>
+              <w:rPr>
+                <w:rFonts w:ascii="微软雅黑" w:hAnsi="微软雅黑" w:eastAsia="微软雅黑"/>
+              </w:rPr>
+              <w:t>string</w:t>
+            </w:r>
+          </w:p>
+        </w:tc>
+        <w:tc>
+          <w:tcPr>
+            <w:tcW w:type="dxa" w:w="332"/>
+          </w:tcPr>
+          <w:p>
+            <w:r/>
+            <w:r>
+              <w:rPr>
+                <w:rFonts w:ascii="微软雅黑" w:hAnsi="微软雅黑" w:eastAsia="微软雅黑"/>
+              </w:rPr>
+              <w:t>挂车商品唯一标识</w:t>
+            </w:r>
+          </w:p>
+        </w:tc>
+        <w:tc>
+          <w:tcPr>
+            <w:tcW w:type="dxa" w:w="332"/>
+          </w:tcPr>
+          <w:p>
+            <w:r/>
+            <w:r>
+              <w:rPr>
+                <w:rFonts w:ascii="微软雅黑" w:hAnsi="微软雅黑" w:eastAsia="微软雅黑"/>
+              </w:rPr>
+              <w:t>跳转确认弹窗点击「立即前往」时</w:t>
+            </w:r>
+          </w:p>
+        </w:tc>
+        <w:tc>
+          <w:tcPr>
+            <w:tcW w:type="dxa" w:w="332"/>
+          </w:tcPr>
+          <w:p>
+            <w:r/>
+            <w:r>
+              <w:rPr>
+                <w:rFonts w:ascii="微软雅黑" w:hAnsi="微软雅黑" w:eastAsia="微软雅黑"/>
+              </w:rPr>
+              <w:t>@产品负责人</w:t>
+            </w:r>
+          </w:p>
+        </w:tc>
+        <w:tc>
+          <w:tcPr>
+            <w:tcW w:type="dxa" w:w="332"/>
+          </w:tcPr>
+          <w:p>
+            <w:r/>
+            <w:r>
+              <w:rPr>
+                <w:rFonts w:ascii="微软雅黑" w:hAnsi="微软雅黑" w:eastAsia="微软雅黑"/>
+              </w:rPr>
+              <w:t>2026-07-22</w:t>
+            </w:r>
+          </w:p>
+        </w:tc>
+        <w:tc>
+          <w:tcPr>
+            <w:tcW w:type="dxa" w:w="332"/>
+          </w:tcPr>
+          <w:p>
+            <w:r/>
+            <w:r>
+              <w:rPr>
+                <w:rFonts w:ascii="微软雅黑" w:hAnsi="微软雅黑" w:eastAsia="微软雅黑"/>
+              </w:rPr>
+            </w:r>
+          </w:p>
+        </w:tc>
+        <w:tc>
+          <w:tcPr>
+            <w:tcW w:type="dxa" w:w="332"/>
+          </w:tcPr>
+          <w:p>
+            <w:r/>
+            <w:r>
+              <w:rPr>
+                <w:rFonts w:ascii="微软雅黑" w:hAnsi="微软雅黑" w:eastAsia="微软雅黑"/>
+              </w:rPr>
+              <w:t>必填</w:t>
+            </w:r>
+          </w:p>
+        </w:tc>
+        <w:tc>
+          <w:tcPr>
+            <w:tcW w:type="dxa" w:w="332"/>
+          </w:tcPr>
+          <w:p>
+            <w:r/>
+            <w:r>
+              <w:rPr>
+                <w:rFonts w:ascii="微软雅黑" w:hAnsi="微软雅黑" w:eastAsia="微软雅黑"/>
+              </w:rPr>
+              <w:t>p_123</w:t>
+            </w:r>
+          </w:p>
+        </w:tc>
+        <w:tc>
+          <w:tcPr>
+            <w:tcW w:type="dxa" w:w="332"/>
+          </w:tcPr>
+          <w:p>
+            <w:r/>
+            <w:r>
+              <w:rPr>
+                <w:rFonts w:ascii="微软雅黑" w:hAnsi="微软雅黑" w:eastAsia="微软雅黑"/>
+              </w:rPr>
+              <w:t>跳转转化率</w:t>
+            </w:r>
+          </w:p>
+        </w:tc>
+        <w:tc>
+          <w:tcPr>
+            <w:tcW w:type="dxa" w:w="332"/>
+          </w:tcPr>
+          <w:p>
+            <w:r/>
+            <w:r>
+              <w:rPr>
+                <w:rFonts w:ascii="微软雅黑" w:hAnsi="微软雅黑" w:eastAsia="微软雅黑"/>
+              </w:rPr>
+              <w:t>事件触发即时上报</w:t>
+            </w:r>
+          </w:p>
+        </w:tc>
+        <w:tc>
+          <w:tcPr>
+            <w:tcW w:type="dxa" w:w="332"/>
+          </w:tcPr>
+          <w:p>
+            <w:r/>
+            <w:r>
+              <w:rPr>
+                <w:rFonts w:ascii="微软雅黑" w:hAnsi="微软雅黑" w:eastAsia="微软雅黑"/>
+              </w:rPr>
+              <w:t>同一 session 内同事件可重复上报；曝光按曝光时长去重</w:t>
+            </w:r>
+          </w:p>
+        </w:tc>
+        <w:tc>
+          <w:tcPr>
+            <w:tcW w:type="dxa" w:w="332"/>
+          </w:tcPr>
+          <w:p>
+            <w:r/>
+            <w:r>
+              <w:rPr>
+                <w:rFonts w:ascii="微软雅黑" w:hAnsi="微软雅黑" w:eastAsia="微软雅黑"/>
+              </w:rPr>
+              <w:t>product_id 必填且取值合法（cart_jump_confirm 事件）</w:t>
+            </w:r>
+          </w:p>
+        </w:tc>
+        <w:tc>
+          <w:tcPr>
+            <w:tcW w:type="dxa" w:w="332"/>
+          </w:tcPr>
+          <w:p>
+            <w:r/>
+            <w:r>
+              <w:rPr>
+                <w:rFonts w:ascii="微软雅黑" w:hAnsi="微软雅黑" w:eastAsia="微软雅黑"/>
+              </w:rPr>
+            </w:r>
+          </w:p>
+        </w:tc>
+        <w:tc>
+          <w:tcPr>
+            <w:tcW w:type="dxa" w:w="332"/>
+          </w:tcPr>
+          <w:p>
+            <w:r/>
+            <w:r>
+              <w:rPr>
+                <w:rFonts w:ascii="微软雅黑" w:hAnsi="微软雅黑" w:eastAsia="微软雅黑"/>
+              </w:rPr>
+            </w:r>
+          </w:p>
+        </w:tc>
+        <w:tc>
+          <w:tcPr>
+            <w:tcW w:type="dxa" w:w="332"/>
+          </w:tcPr>
+          <w:p>
+            <w:r/>
+            <w:r>
+              <w:rPr>
+                <w:rFonts w:ascii="微软雅黑" w:hAnsi="微软雅黑" w:eastAsia="微软雅黑"/>
+              </w:rPr>
+              <w:t>待开发</w:t>
+            </w:r>
+          </w:p>
+        </w:tc>
+        <w:tc>
+          <w:tcPr>
+            <w:tcW w:type="dxa" w:w="332"/>
+          </w:tcPr>
+          <w:p>
+            <w:r/>
+            <w:r>
+              <w:rPr>
+                <w:rFonts w:ascii="微软雅黑" w:hAnsi="微软雅黑" w:eastAsia="微软雅黑"/>
+              </w:rPr>
+              <w:t>未开始</w:t>
+            </w:r>
+          </w:p>
+        </w:tc>
+      </w:tr>
+      <w:tr>
+        <w:tc>
+          <w:tcPr>
+            <w:tcW w:type="dxa" w:w="332"/>
+          </w:tcPr>
+          <w:p>
+            <w:r/>
+            <w:r>
+              <w:rPr>
+                <w:rFonts w:ascii="微软雅黑" w:hAnsi="微软雅黑" w:eastAsia="微软雅黑"/>
+              </w:rPr>
+              <w:t>4</w:t>
+            </w:r>
+          </w:p>
+        </w:tc>
+        <w:tc>
+          <w:tcPr>
+            <w:tcW w:type="dxa" w:w="332"/>
+          </w:tcPr>
+          <w:p>
+            <w:r/>
+            <w:r>
+              <w:rPr>
+                <w:rFonts w:ascii="微软雅黑" w:hAnsi="微软雅黑" w:eastAsia="微软雅黑"/>
+              </w:rPr>
+              <w:t>泰小虎</w:t>
+            </w:r>
+          </w:p>
+        </w:tc>
+        <w:tc>
+          <w:tcPr>
+            <w:tcW w:type="dxa" w:w="332"/>
+          </w:tcPr>
+          <w:p>
+            <w:r/>
+            <w:r>
+              <w:rPr>
+                <w:rFonts w:ascii="微软雅黑" w:hAnsi="微软雅黑" w:eastAsia="微软雅黑"/>
+              </w:rPr>
+              <w:t>L2</w:t>
+            </w:r>
+          </w:p>
+        </w:tc>
+        <w:tc>
+          <w:tcPr>
+            <w:tcW w:type="dxa" w:w="332"/>
+          </w:tcPr>
+          <w:p>
+            <w:r/>
+            <w:r>
+              <w:rPr>
+                <w:rFonts w:ascii="微软雅黑" w:hAnsi="微软雅黑" w:eastAsia="微软雅黑"/>
+              </w:rPr>
+              <w:t>微信小程序 / App(iOS·Android) / H5</w:t>
+            </w:r>
+          </w:p>
+        </w:tc>
+        <w:tc>
+          <w:tcPr>
+            <w:tcW w:type="dxa" w:w="332"/>
+          </w:tcPr>
+          <w:p>
+            <w:r/>
+            <w:r>
+              <w:rPr>
+                <w:rFonts w:ascii="微软雅黑" w:hAnsi="微软雅黑" w:eastAsia="微软雅黑"/>
+              </w:rPr>
+              <w:t>live_cart</w:t>
+            </w:r>
+          </w:p>
+        </w:tc>
+        <w:tc>
+          <w:tcPr>
+            <w:tcW w:type="dxa" w:w="332"/>
+          </w:tcPr>
+          <w:p>
+            <w:r/>
+            <w:r>
+              <w:rPr>
+                <w:rFonts w:ascii="微软雅黑" w:hAnsi="微软雅黑" w:eastAsia="微软雅黑"/>
+              </w:rPr>
+              <w:t>cart_jump_confirm</w:t>
+            </w:r>
+          </w:p>
+        </w:tc>
+        <w:tc>
+          <w:tcPr>
+            <w:tcW w:type="dxa" w:w="332"/>
+          </w:tcPr>
+          <w:p>
+            <w:r/>
+            <w:r>
+              <w:rPr>
+                <w:rFonts w:ascii="微软雅黑" w:hAnsi="微软雅黑" w:eastAsia="微软雅黑"/>
+              </w:rPr>
+              <w:t>跳转确认点击</w:t>
+            </w:r>
+          </w:p>
+        </w:tc>
+        <w:tc>
+          <w:tcPr>
+            <w:tcW w:type="dxa" w:w="332"/>
+          </w:tcPr>
+          <w:p>
+            <w:r/>
+            <w:r>
+              <w:rPr>
+                <w:rFonts w:ascii="微软雅黑" w:hAnsi="微软雅黑" w:eastAsia="微软雅黑"/>
+              </w:rPr>
+              <w:t>点击</w:t>
+            </w:r>
+          </w:p>
+        </w:tc>
+        <w:tc>
+          <w:tcPr>
+            <w:tcW w:type="dxa" w:w="332"/>
+          </w:tcPr>
+          <w:p>
+            <w:r/>
+            <w:r>
+              <w:rPr>
+                <w:rFonts w:ascii="微软雅黑" w:hAnsi="微软雅黑" w:eastAsia="微软雅黑"/>
+              </w:rPr>
+              <w:t>env</w:t>
+            </w:r>
+          </w:p>
+        </w:tc>
+        <w:tc>
+          <w:tcPr>
+            <w:tcW w:type="dxa" w:w="332"/>
+          </w:tcPr>
+          <w:p>
+            <w:r/>
+            <w:r>
+              <w:rPr>
+                <w:rFonts w:ascii="微软雅黑" w:hAnsi="微软雅黑" w:eastAsia="微软雅黑"/>
+              </w:rPr>
+              <w:t>环境</w:t>
+            </w:r>
+          </w:p>
+        </w:tc>
+        <w:tc>
+          <w:tcPr>
+            <w:tcW w:type="dxa" w:w="332"/>
+          </w:tcPr>
+          <w:p>
+            <w:r/>
+            <w:r>
+              <w:rPr>
+                <w:rFonts w:ascii="微软雅黑" w:hAnsi="微软雅黑" w:eastAsia="微软雅黑"/>
+              </w:rPr>
+              <w:t>string</w:t>
+            </w:r>
+          </w:p>
+        </w:tc>
+        <w:tc>
+          <w:tcPr>
+            <w:tcW w:type="dxa" w:w="332"/>
+          </w:tcPr>
+          <w:p>
+            <w:r/>
+            <w:r>
+              <w:rPr>
+                <w:rFonts w:ascii="微软雅黑" w:hAnsi="微软雅黑" w:eastAsia="微软雅黑"/>
+              </w:rPr>
+              <w:t>prod/pre</w:t>
+            </w:r>
+          </w:p>
+        </w:tc>
+        <w:tc>
+          <w:tcPr>
+            <w:tcW w:type="dxa" w:w="332"/>
+          </w:tcPr>
+          <w:p>
+            <w:r/>
+            <w:r>
+              <w:rPr>
+                <w:rFonts w:ascii="微软雅黑" w:hAnsi="微软雅黑" w:eastAsia="微软雅黑"/>
+              </w:rPr>
+              <w:t>跳转确认弹窗点击「立即前往」时</w:t>
+            </w:r>
+          </w:p>
+        </w:tc>
+        <w:tc>
+          <w:tcPr>
+            <w:tcW w:type="dxa" w:w="332"/>
+          </w:tcPr>
+          <w:p>
+            <w:r/>
+            <w:r>
+              <w:rPr>
+                <w:rFonts w:ascii="微软雅黑" w:hAnsi="微软雅黑" w:eastAsia="微软雅黑"/>
+              </w:rPr>
+              <w:t>@产品负责人</w:t>
+            </w:r>
+          </w:p>
+        </w:tc>
+        <w:tc>
+          <w:tcPr>
+            <w:tcW w:type="dxa" w:w="332"/>
+          </w:tcPr>
+          <w:p>
+            <w:r/>
+            <w:r>
+              <w:rPr>
+                <w:rFonts w:ascii="微软雅黑" w:hAnsi="微软雅黑" w:eastAsia="微软雅黑"/>
+              </w:rPr>
+              <w:t>2026-07-22</w:t>
+            </w:r>
+          </w:p>
+        </w:tc>
+        <w:tc>
+          <w:tcPr>
+            <w:tcW w:type="dxa" w:w="332"/>
+          </w:tcPr>
+          <w:p>
+            <w:r/>
+            <w:r>
+              <w:rPr>
+                <w:rFonts w:ascii="微软雅黑" w:hAnsi="微软雅黑" w:eastAsia="微软雅黑"/>
+              </w:rPr>
+            </w:r>
+          </w:p>
+        </w:tc>
+        <w:tc>
+          <w:tcPr>
+            <w:tcW w:type="dxa" w:w="332"/>
+          </w:tcPr>
+          <w:p>
+            <w:r/>
+            <w:r>
+              <w:rPr>
+                <w:rFonts w:ascii="微软雅黑" w:hAnsi="微软雅黑" w:eastAsia="微软雅黑"/>
+              </w:rPr>
+              <w:t>必填</w:t>
+            </w:r>
+          </w:p>
+        </w:tc>
+        <w:tc>
+          <w:tcPr>
+            <w:tcW w:type="dxa" w:w="332"/>
+          </w:tcPr>
+          <w:p>
+            <w:r/>
+            <w:r>
+              <w:rPr>
+                <w:rFonts w:ascii="微软雅黑" w:hAnsi="微软雅黑" w:eastAsia="微软雅黑"/>
+              </w:rPr>
+              <w:t>prod</w:t>
+            </w:r>
+          </w:p>
+        </w:tc>
+        <w:tc>
+          <w:tcPr>
+            <w:tcW w:type="dxa" w:w="332"/>
+          </w:tcPr>
+          <w:p>
+            <w:r/>
+            <w:r>
+              <w:rPr>
+                <w:rFonts w:ascii="微软雅黑" w:hAnsi="微软雅黑" w:eastAsia="微软雅黑"/>
+              </w:rPr>
+              <w:t>跳转转化率</w:t>
+            </w:r>
+          </w:p>
+        </w:tc>
+        <w:tc>
+          <w:tcPr>
+            <w:tcW w:type="dxa" w:w="332"/>
+          </w:tcPr>
+          <w:p>
+            <w:r/>
+            <w:r>
+              <w:rPr>
+                <w:rFonts w:ascii="微软雅黑" w:hAnsi="微软雅黑" w:eastAsia="微软雅黑"/>
+              </w:rPr>
+              <w:t>事件触发即时上报</w:t>
+            </w:r>
+          </w:p>
+        </w:tc>
+        <w:tc>
+          <w:tcPr>
+            <w:tcW w:type="dxa" w:w="332"/>
+          </w:tcPr>
+          <w:p>
+            <w:r/>
+            <w:r>
+              <w:rPr>
+                <w:rFonts w:ascii="微软雅黑" w:hAnsi="微软雅黑" w:eastAsia="微软雅黑"/>
+              </w:rPr>
+              <w:t>同一 session 内同事件可重复上报；曝光按曝光时长去重</w:t>
+            </w:r>
+          </w:p>
+        </w:tc>
+        <w:tc>
+          <w:tcPr>
+            <w:tcW w:type="dxa" w:w="332"/>
+          </w:tcPr>
+          <w:p>
+            <w:r/>
+            <w:r>
+              <w:rPr>
+                <w:rFonts w:ascii="微软雅黑" w:hAnsi="微软雅黑" w:eastAsia="微软雅黑"/>
+              </w:rPr>
+              <w:t>env 必填</w:t>
+            </w:r>
+          </w:p>
+        </w:tc>
+        <w:tc>
+          <w:tcPr>
+            <w:tcW w:type="dxa" w:w="332"/>
+          </w:tcPr>
+          <w:p>
+            <w:r/>
+            <w:r>
+              <w:rPr>
+                <w:rFonts w:ascii="微软雅黑" w:hAnsi="微软雅黑" w:eastAsia="微软雅黑"/>
+              </w:rPr>
+            </w:r>
+          </w:p>
+        </w:tc>
+        <w:tc>
+          <w:tcPr>
+            <w:tcW w:type="dxa" w:w="332"/>
+          </w:tcPr>
+          <w:p>
+            <w:r/>
+            <w:r>
+              <w:rPr>
+                <w:rFonts w:ascii="微软雅黑" w:hAnsi="微软雅黑" w:eastAsia="微软雅黑"/>
+              </w:rPr>
+            </w:r>
+          </w:p>
+        </w:tc>
+        <w:tc>
+          <w:tcPr>
+            <w:tcW w:type="dxa" w:w="332"/>
+          </w:tcPr>
+          <w:p>
+            <w:r/>
+            <w:r>
+              <w:rPr>
+                <w:rFonts w:ascii="微软雅黑" w:hAnsi="微软雅黑" w:eastAsia="微软雅黑"/>
+              </w:rPr>
+              <w:t>待开发</w:t>
+            </w:r>
+          </w:p>
+        </w:tc>
+        <w:tc>
+          <w:tcPr>
+            <w:tcW w:type="dxa" w:w="332"/>
+          </w:tcPr>
+          <w:p>
+            <w:r/>
+            <w:r>
+              <w:rPr>
+                <w:rFonts w:ascii="微软雅黑" w:hAnsi="微软雅黑" w:eastAsia="微软雅黑"/>
+              </w:rPr>
+              <w:t>未开始</w:t>
+            </w:r>
+          </w:p>
+        </w:tc>
+      </w:tr>
+      <w:tr>
+        <w:tc>
+          <w:tcPr>
+            <w:tcW w:type="dxa" w:w="332"/>
+          </w:tcPr>
+          <w:p>
+            <w:r/>
+            <w:r>
+              <w:rPr>
+                <w:rFonts w:ascii="微软雅黑" w:hAnsi="微软雅黑" w:eastAsia="微软雅黑"/>
+              </w:rPr>
+              <w:t>4</w:t>
+            </w:r>
+          </w:p>
+        </w:tc>
+        <w:tc>
+          <w:tcPr>
+            <w:tcW w:type="dxa" w:w="332"/>
+          </w:tcPr>
+          <w:p>
+            <w:r/>
+            <w:r>
+              <w:rPr>
+                <w:rFonts w:ascii="微软雅黑" w:hAnsi="微软雅黑" w:eastAsia="微软雅黑"/>
+              </w:rPr>
+              <w:t>泰小虎</w:t>
+            </w:r>
+          </w:p>
+        </w:tc>
+        <w:tc>
+          <w:tcPr>
+            <w:tcW w:type="dxa" w:w="332"/>
+          </w:tcPr>
+          <w:p>
+            <w:r/>
+            <w:r>
+              <w:rPr>
+                <w:rFonts w:ascii="微软雅黑" w:hAnsi="微软雅黑" w:eastAsia="微软雅黑"/>
+              </w:rPr>
+              <w:t>L2</w:t>
+            </w:r>
+          </w:p>
+        </w:tc>
+        <w:tc>
+          <w:tcPr>
+            <w:tcW w:type="dxa" w:w="332"/>
+          </w:tcPr>
+          <w:p>
+            <w:r/>
+            <w:r>
+              <w:rPr>
+                <w:rFonts w:ascii="微软雅黑" w:hAnsi="微软雅黑" w:eastAsia="微软雅黑"/>
+              </w:rPr>
+              <w:t>微信小程序 / App(iOS·Android) / H5</w:t>
+            </w:r>
+          </w:p>
+        </w:tc>
+        <w:tc>
+          <w:tcPr>
+            <w:tcW w:type="dxa" w:w="332"/>
+          </w:tcPr>
+          <w:p>
+            <w:r/>
+            <w:r>
+              <w:rPr>
+                <w:rFonts w:ascii="微软雅黑" w:hAnsi="微软雅黑" w:eastAsia="微软雅黑"/>
+              </w:rPr>
+              <w:t>live_cart</w:t>
+            </w:r>
+          </w:p>
+        </w:tc>
+        <w:tc>
+          <w:tcPr>
+            <w:tcW w:type="dxa" w:w="332"/>
+          </w:tcPr>
+          <w:p>
+            <w:r/>
+            <w:r>
+              <w:rPr>
+                <w:rFonts w:ascii="微软雅黑" w:hAnsi="微软雅黑" w:eastAsia="微软雅黑"/>
+              </w:rPr>
+              <w:t>cart_jump_confirm</w:t>
+            </w:r>
+          </w:p>
+        </w:tc>
+        <w:tc>
+          <w:tcPr>
+            <w:tcW w:type="dxa" w:w="332"/>
+          </w:tcPr>
+          <w:p>
+            <w:r/>
+            <w:r>
+              <w:rPr>
+                <w:rFonts w:ascii="微软雅黑" w:hAnsi="微软雅黑" w:eastAsia="微软雅黑"/>
+              </w:rPr>
+              <w:t>跳转确认点击</w:t>
+            </w:r>
+          </w:p>
+        </w:tc>
+        <w:tc>
+          <w:tcPr>
+            <w:tcW w:type="dxa" w:w="332"/>
+          </w:tcPr>
+          <w:p>
+            <w:r/>
+            <w:r>
+              <w:rPr>
+                <w:rFonts w:ascii="微软雅黑" w:hAnsi="微软雅黑" w:eastAsia="微软雅黑"/>
+              </w:rPr>
+              <w:t>点击</w:t>
+            </w:r>
+          </w:p>
+        </w:tc>
+        <w:tc>
+          <w:tcPr>
+            <w:tcW w:type="dxa" w:w="332"/>
+          </w:tcPr>
+          <w:p>
+            <w:r/>
+            <w:r>
+              <w:rPr>
+                <w:rFonts w:ascii="微软雅黑" w:hAnsi="微软雅黑" w:eastAsia="微软雅黑"/>
+              </w:rPr>
+              <w:t>target</w:t>
+            </w:r>
+          </w:p>
+        </w:tc>
+        <w:tc>
+          <w:tcPr>
+            <w:tcW w:type="dxa" w:w="332"/>
+          </w:tcPr>
+          <w:p>
+            <w:r/>
+            <w:r>
+              <w:rPr>
+                <w:rFonts w:ascii="微软雅黑" w:hAnsi="微软雅黑" w:eastAsia="微软雅黑"/>
+              </w:rPr>
+              <w:t>跳转终端</w:t>
+            </w:r>
+          </w:p>
+        </w:tc>
+        <w:tc>
+          <w:tcPr>
+            <w:tcW w:type="dxa" w:w="332"/>
+          </w:tcPr>
+          <w:p>
+            <w:r/>
+            <w:r>
+              <w:rPr>
+                <w:rFonts w:ascii="微软雅黑" w:hAnsi="微软雅黑" w:eastAsia="微软雅黑"/>
+              </w:rPr>
+              <w:t>string</w:t>
+            </w:r>
+          </w:p>
+        </w:tc>
+        <w:tc>
+          <w:tcPr>
+            <w:tcW w:type="dxa" w:w="332"/>
+          </w:tcPr>
+          <w:p>
+            <w:r/>
+            <w:r>
+              <w:rPr>
+                <w:rFonts w:ascii="微软雅黑" w:hAnsi="微软雅黑" w:eastAsia="微软雅黑"/>
+              </w:rPr>
+              <w:t>wechat/app/h5</w:t>
+            </w:r>
+          </w:p>
+        </w:tc>
+        <w:tc>
+          <w:tcPr>
+            <w:tcW w:type="dxa" w:w="332"/>
+          </w:tcPr>
+          <w:p>
+            <w:r/>
+            <w:r>
+              <w:rPr>
+                <w:rFonts w:ascii="微软雅黑" w:hAnsi="微软雅黑" w:eastAsia="微软雅黑"/>
+              </w:rPr>
+              <w:t>跳转确认弹窗点击「立即前往」时</w:t>
+            </w:r>
+          </w:p>
+        </w:tc>
+        <w:tc>
+          <w:tcPr>
+            <w:tcW w:type="dxa" w:w="332"/>
+          </w:tcPr>
+          <w:p>
+            <w:r/>
+            <w:r>
+              <w:rPr>
+                <w:rFonts w:ascii="微软雅黑" w:hAnsi="微软雅黑" w:eastAsia="微软雅黑"/>
+              </w:rPr>
+              <w:t>@产品负责人</w:t>
+            </w:r>
+          </w:p>
+        </w:tc>
+        <w:tc>
+          <w:tcPr>
+            <w:tcW w:type="dxa" w:w="332"/>
+          </w:tcPr>
+          <w:p>
+            <w:r/>
+            <w:r>
+              <w:rPr>
+                <w:rFonts w:ascii="微软雅黑" w:hAnsi="微软雅黑" w:eastAsia="微软雅黑"/>
+              </w:rPr>
+              <w:t>2026-07-22</w:t>
+            </w:r>
+          </w:p>
+        </w:tc>
+        <w:tc>
+          <w:tcPr>
+            <w:tcW w:type="dxa" w:w="332"/>
+          </w:tcPr>
+          <w:p>
+            <w:r/>
+            <w:r>
+              <w:rPr>
+                <w:rFonts w:ascii="微软雅黑" w:hAnsi="微软雅黑" w:eastAsia="微软雅黑"/>
+              </w:rPr>
+            </w:r>
+          </w:p>
+        </w:tc>
+        <w:tc>
+          <w:tcPr>
+            <w:tcW w:type="dxa" w:w="332"/>
+          </w:tcPr>
+          <w:p>
+            <w:r/>
+            <w:r>
+              <w:rPr>
+                <w:rFonts w:ascii="微软雅黑" w:hAnsi="微软雅黑" w:eastAsia="微软雅黑"/>
+              </w:rPr>
+              <w:t>必填</w:t>
+            </w:r>
+          </w:p>
+        </w:tc>
+        <w:tc>
+          <w:tcPr>
+            <w:tcW w:type="dxa" w:w="332"/>
+          </w:tcPr>
+          <w:p>
+            <w:r/>
+            <w:r>
+              <w:rPr>
+                <w:rFonts w:ascii="微软雅黑" w:hAnsi="微软雅黑" w:eastAsia="微软雅黑"/>
+              </w:rPr>
+              <w:t>app</w:t>
+            </w:r>
+          </w:p>
+        </w:tc>
+        <w:tc>
+          <w:tcPr>
+            <w:tcW w:type="dxa" w:w="332"/>
+          </w:tcPr>
+          <w:p>
+            <w:r/>
+            <w:r>
+              <w:rPr>
+                <w:rFonts w:ascii="微软雅黑" w:hAnsi="微软雅黑" w:eastAsia="微软雅黑"/>
+              </w:rPr>
+              <w:t>跳转转化率</w:t>
+            </w:r>
+          </w:p>
+        </w:tc>
+        <w:tc>
+          <w:tcPr>
+            <w:tcW w:type="dxa" w:w="332"/>
+          </w:tcPr>
+          <w:p>
+            <w:r/>
+            <w:r>
+              <w:rPr>
+                <w:rFonts w:ascii="微软雅黑" w:hAnsi="微软雅黑" w:eastAsia="微软雅黑"/>
+              </w:rPr>
+              <w:t>事件触发即时上报</w:t>
+            </w:r>
+          </w:p>
+        </w:tc>
+        <w:tc>
+          <w:tcPr>
+            <w:tcW w:type="dxa" w:w="332"/>
+          </w:tcPr>
+          <w:p>
+            <w:r/>
+            <w:r>
+              <w:rPr>
+                <w:rFonts w:ascii="微软雅黑" w:hAnsi="微软雅黑" w:eastAsia="微软雅黑"/>
+              </w:rPr>
+              <w:t>同一 session 内同事件可重复上报；曝光按曝光时长去重</w:t>
+            </w:r>
+          </w:p>
+        </w:tc>
+        <w:tc>
+          <w:tcPr>
+            <w:tcW w:type="dxa" w:w="332"/>
+          </w:tcPr>
+          <w:p>
+            <w:r/>
+            <w:r>
+              <w:rPr>
+                <w:rFonts w:ascii="微软雅黑" w:hAnsi="微软雅黑" w:eastAsia="微软雅黑"/>
+              </w:rPr>
+              <w:t>target 必填且取值合法（cart_jump_confirm 事件）</w:t>
+            </w:r>
+          </w:p>
+        </w:tc>
+        <w:tc>
+          <w:tcPr>
+            <w:tcW w:type="dxa" w:w="332"/>
+          </w:tcPr>
+          <w:p>
+            <w:r/>
+            <w:r>
+              <w:rPr>
+                <w:rFonts w:ascii="微软雅黑" w:hAnsi="微软雅黑" w:eastAsia="微软雅黑"/>
+              </w:rPr>
+            </w:r>
+          </w:p>
+        </w:tc>
+        <w:tc>
+          <w:tcPr>
+            <w:tcW w:type="dxa" w:w="332"/>
+          </w:tcPr>
+          <w:p>
+            <w:r/>
+            <w:r>
+              <w:rPr>
+                <w:rFonts w:ascii="微软雅黑" w:hAnsi="微软雅黑" w:eastAsia="微软雅黑"/>
+              </w:rPr>
+            </w:r>
+          </w:p>
+        </w:tc>
+        <w:tc>
+          <w:tcPr>
+            <w:tcW w:type="dxa" w:w="332"/>
+          </w:tcPr>
+          <w:p>
+            <w:r/>
+            <w:r>
+              <w:rPr>
+                <w:rFonts w:ascii="微软雅黑" w:hAnsi="微软雅黑" w:eastAsia="微软雅黑"/>
+              </w:rPr>
+              <w:t>待开发</w:t>
+            </w:r>
+          </w:p>
+        </w:tc>
+        <w:tc>
+          <w:tcPr>
+            <w:tcW w:type="dxa" w:w="332"/>
+          </w:tcPr>
+          <w:p>
+            <w:r/>
+            <w:r>
+              <w:rPr>
+                <w:rFonts w:ascii="微软雅黑" w:hAnsi="微软雅黑" w:eastAsia="微软雅黑"/>
+              </w:rPr>
+              <w:t>未开始</w:t>
+            </w:r>
+          </w:p>
+        </w:tc>
+      </w:tr>
+      <w:tr>
+        <w:tc>
+          <w:tcPr>
+            <w:tcW w:type="dxa" w:w="332"/>
+          </w:tcPr>
+          <w:p>
+            <w:r/>
+            <w:r>
+              <w:rPr>
+                <w:rFonts w:ascii="微软雅黑" w:hAnsi="微软雅黑" w:eastAsia="微软雅黑"/>
+              </w:rPr>
+              <w:t>5</w:t>
+            </w:r>
+          </w:p>
+        </w:tc>
+        <w:tc>
+          <w:tcPr>
+            <w:tcW w:type="dxa" w:w="332"/>
+          </w:tcPr>
+          <w:p>
+            <w:r/>
+            <w:r>
+              <w:rPr>
+                <w:rFonts w:ascii="微软雅黑" w:hAnsi="微软雅黑" w:eastAsia="微软雅黑"/>
+              </w:rPr>
+              <w:t>泰小虎</w:t>
+            </w:r>
+          </w:p>
+        </w:tc>
+        <w:tc>
+          <w:tcPr>
+            <w:tcW w:type="dxa" w:w="332"/>
+          </w:tcPr>
+          <w:p>
+            <w:r/>
+            <w:r>
+              <w:rPr>
+                <w:rFonts w:ascii="微软雅黑" w:hAnsi="微软雅黑" w:eastAsia="微软雅黑"/>
+              </w:rPr>
+              <w:t>L2</w:t>
+            </w:r>
+          </w:p>
+        </w:tc>
+        <w:tc>
+          <w:tcPr>
+            <w:tcW w:type="dxa" w:w="332"/>
+          </w:tcPr>
+          <w:p>
+            <w:r/>
+            <w:r>
+              <w:rPr>
+                <w:rFonts w:ascii="微软雅黑" w:hAnsi="微软雅黑" w:eastAsia="微软雅黑"/>
+              </w:rPr>
+              <w:t>后台 Web(平台端)</w:t>
+            </w:r>
+          </w:p>
+        </w:tc>
+        <w:tc>
+          <w:tcPr>
+            <w:tcW w:type="dxa" w:w="332"/>
+          </w:tcPr>
+          <w:p>
+            <w:r/>
+            <w:r>
+              <w:rPr>
+                <w:rFonts w:ascii="微软雅黑" w:hAnsi="微软雅黑" w:eastAsia="微软雅黑"/>
+              </w:rPr>
+              <w:t>live_admin</w:t>
+            </w:r>
+          </w:p>
+        </w:tc>
+        <w:tc>
+          <w:tcPr>
+            <w:tcW w:type="dxa" w:w="332"/>
+          </w:tcPr>
+          <w:p>
+            <w:r/>
+            <w:r>
+              <w:rPr>
+                <w:rFonts w:ascii="微软雅黑" w:hAnsi="微软雅黑" w:eastAsia="微软雅黑"/>
+              </w:rPr>
+              <w:t>live_product_push</w:t>
+            </w:r>
+          </w:p>
+        </w:tc>
+        <w:tc>
+          <w:tcPr>
+            <w:tcW w:type="dxa" w:w="332"/>
+          </w:tcPr>
+          <w:p>
+            <w:r/>
+            <w:r>
+              <w:rPr>
+                <w:rFonts w:ascii="微软雅黑" w:hAnsi="微软雅黑" w:eastAsia="微软雅黑"/>
+              </w:rPr>
+              <w:t>直播商品推送</w:t>
+            </w:r>
+          </w:p>
+        </w:tc>
+        <w:tc>
+          <w:tcPr>
+            <w:tcW w:type="dxa" w:w="332"/>
+          </w:tcPr>
+          <w:p>
+            <w:r/>
+            <w:r>
+              <w:rPr>
+                <w:rFonts w:ascii="微软雅黑" w:hAnsi="微软雅黑" w:eastAsia="微软雅黑"/>
+              </w:rPr>
+              <w:t>点击</w:t>
+            </w:r>
+          </w:p>
+        </w:tc>
+        <w:tc>
+          <w:tcPr>
+            <w:tcW w:type="dxa" w:w="332"/>
+          </w:tcPr>
+          <w:p>
+            <w:r/>
+            <w:r>
+              <w:rPr>
+                <w:rFonts w:ascii="微软雅黑" w:hAnsi="微软雅黑" w:eastAsia="微软雅黑"/>
+              </w:rPr>
+              <w:t>product_id</w:t>
+            </w:r>
+          </w:p>
+        </w:tc>
+        <w:tc>
+          <w:tcPr>
+            <w:tcW w:type="dxa" w:w="332"/>
+          </w:tcPr>
+          <w:p>
+            <w:r/>
+            <w:r>
+              <w:rPr>
+                <w:rFonts w:ascii="微软雅黑" w:hAnsi="微软雅黑" w:eastAsia="微软雅黑"/>
+              </w:rPr>
+              <w:t>商品ID</w:t>
+            </w:r>
+          </w:p>
+        </w:tc>
+        <w:tc>
+          <w:tcPr>
+            <w:tcW w:type="dxa" w:w="332"/>
+          </w:tcPr>
+          <w:p>
+            <w:r/>
+            <w:r>
+              <w:rPr>
+                <w:rFonts w:ascii="微软雅黑" w:hAnsi="微软雅黑" w:eastAsia="微软雅黑"/>
+              </w:rPr>
+              <w:t>string</w:t>
+            </w:r>
+          </w:p>
+        </w:tc>
+        <w:tc>
+          <w:tcPr>
+            <w:tcW w:type="dxa" w:w="332"/>
+          </w:tcPr>
+          <w:p>
+            <w:r/>
+            <w:r>
+              <w:rPr>
+                <w:rFonts w:ascii="微软雅黑" w:hAnsi="微软雅黑" w:eastAsia="微软雅黑"/>
+              </w:rPr>
+              <w:t>直播商品池商品唯一标识</w:t>
+            </w:r>
+          </w:p>
+        </w:tc>
+        <w:tc>
+          <w:tcPr>
+            <w:tcW w:type="dxa" w:w="332"/>
+          </w:tcPr>
+          <w:p>
+            <w:r/>
+            <w:r>
+              <w:rPr>
+                <w:rFonts w:ascii="微软雅黑" w:hAnsi="微软雅黑" w:eastAsia="微软雅黑"/>
+              </w:rPr>
+              <w:t>点击「推送」/「更新」按钮时</w:t>
+            </w:r>
+          </w:p>
+        </w:tc>
+        <w:tc>
+          <w:tcPr>
+            <w:tcW w:type="dxa" w:w="332"/>
+          </w:tcPr>
+          <w:p>
+            <w:r/>
+            <w:r>
+              <w:rPr>
+                <w:rFonts w:ascii="微软雅黑" w:hAnsi="微软雅黑" w:eastAsia="微软雅黑"/>
+              </w:rPr>
+              <w:t>@产品负责人</w:t>
+            </w:r>
+          </w:p>
+        </w:tc>
+        <w:tc>
+          <w:tcPr>
+            <w:tcW w:type="dxa" w:w="332"/>
+          </w:tcPr>
+          <w:p>
+            <w:r/>
+            <w:r>
+              <w:rPr>
+                <w:rFonts w:ascii="微软雅黑" w:hAnsi="微软雅黑" w:eastAsia="微软雅黑"/>
+              </w:rPr>
+              <w:t>2026-07-22</w:t>
+            </w:r>
+          </w:p>
+        </w:tc>
+        <w:tc>
+          <w:tcPr>
+            <w:tcW w:type="dxa" w:w="332"/>
+          </w:tcPr>
+          <w:p>
+            <w:r/>
+            <w:r>
+              <w:rPr>
+                <w:rFonts w:ascii="微软雅黑" w:hAnsi="微软雅黑" w:eastAsia="微软雅黑"/>
+              </w:rPr>
+            </w:r>
+          </w:p>
+        </w:tc>
+        <w:tc>
+          <w:tcPr>
+            <w:tcW w:type="dxa" w:w="332"/>
+          </w:tcPr>
+          <w:p>
+            <w:r/>
+            <w:r>
+              <w:rPr>
+                <w:rFonts w:ascii="微软雅黑" w:hAnsi="微软雅黑" w:eastAsia="微软雅黑"/>
+              </w:rPr>
+              <w:t>必填</w:t>
+            </w:r>
+          </w:p>
+        </w:tc>
+        <w:tc>
+          <w:tcPr>
+            <w:tcW w:type="dxa" w:w="332"/>
+          </w:tcPr>
+          <w:p>
+            <w:r/>
+            <w:r>
+              <w:rPr>
+                <w:rFonts w:ascii="微软雅黑" w:hAnsi="微软雅黑" w:eastAsia="微软雅黑"/>
+              </w:rPr>
+              <w:t>p_123</w:t>
+            </w:r>
+          </w:p>
+        </w:tc>
+        <w:tc>
+          <w:tcPr>
+            <w:tcW w:type="dxa" w:w="332"/>
+          </w:tcPr>
+          <w:p>
+            <w:r/>
+            <w:r>
+              <w:rPr>
+                <w:rFonts w:ascii="微软雅黑" w:hAnsi="微软雅黑" w:eastAsia="微软雅黑"/>
+              </w:rPr>
+              <w:t>直播商品推送成功率</w:t>
+            </w:r>
+          </w:p>
+        </w:tc>
+        <w:tc>
+          <w:tcPr>
+            <w:tcW w:type="dxa" w:w="332"/>
+          </w:tcPr>
+          <w:p>
+            <w:r/>
+            <w:r>
+              <w:rPr>
+                <w:rFonts w:ascii="微软雅黑" w:hAnsi="微软雅黑" w:eastAsia="微软雅黑"/>
+              </w:rPr>
+              <w:t>事件触发即时上报</w:t>
+            </w:r>
+          </w:p>
+        </w:tc>
+        <w:tc>
+          <w:tcPr>
+            <w:tcW w:type="dxa" w:w="332"/>
+          </w:tcPr>
+          <w:p>
+            <w:r/>
+            <w:r>
+              <w:rPr>
+                <w:rFonts w:ascii="微软雅黑" w:hAnsi="微软雅黑" w:eastAsia="微软雅黑"/>
+              </w:rPr>
+              <w:t>同一 session 内同事件可重复上报；曝光按曝光时长去重</w:t>
+            </w:r>
+          </w:p>
+        </w:tc>
+        <w:tc>
+          <w:tcPr>
+            <w:tcW w:type="dxa" w:w="332"/>
+          </w:tcPr>
+          <w:p>
+            <w:r/>
+            <w:r>
+              <w:rPr>
+                <w:rFonts w:ascii="微软雅黑" w:hAnsi="微软雅黑" w:eastAsia="微软雅黑"/>
+              </w:rPr>
+              <w:t>product_id 必填且取值合法（live_product_push 事件）</w:t>
+            </w:r>
+          </w:p>
+        </w:tc>
+        <w:tc>
+          <w:tcPr>
+            <w:tcW w:type="dxa" w:w="332"/>
+          </w:tcPr>
+          <w:p>
+            <w:r/>
+            <w:r>
+              <w:rPr>
+                <w:rFonts w:ascii="微软雅黑" w:hAnsi="微软雅黑" w:eastAsia="微软雅黑"/>
+              </w:rPr>
+            </w:r>
+          </w:p>
+        </w:tc>
+        <w:tc>
+          <w:tcPr>
+            <w:tcW w:type="dxa" w:w="332"/>
+          </w:tcPr>
+          <w:p>
+            <w:r/>
+            <w:r>
+              <w:rPr>
+                <w:rFonts w:ascii="微软雅黑" w:hAnsi="微软雅黑" w:eastAsia="微软雅黑"/>
+              </w:rPr>
+            </w:r>
+          </w:p>
+        </w:tc>
+        <w:tc>
+          <w:tcPr>
+            <w:tcW w:type="dxa" w:w="332"/>
+          </w:tcPr>
+          <w:p>
+            <w:r/>
+            <w:r>
+              <w:rPr>
+                <w:rFonts w:ascii="微软雅黑" w:hAnsi="微软雅黑" w:eastAsia="微软雅黑"/>
+              </w:rPr>
+              <w:t>待开发</w:t>
+            </w:r>
+          </w:p>
+        </w:tc>
+        <w:tc>
+          <w:tcPr>
+            <w:tcW w:type="dxa" w:w="332"/>
+          </w:tcPr>
+          <w:p>
+            <w:r/>
+            <w:r>
+              <w:rPr>
+                <w:rFonts w:ascii="微软雅黑" w:hAnsi="微软雅黑" w:eastAsia="微软雅黑"/>
+              </w:rPr>
+              <w:t>未开始</w:t>
+            </w:r>
+          </w:p>
+        </w:tc>
+      </w:tr>
+      <w:tr>
+        <w:tc>
+          <w:tcPr>
+            <w:tcW w:type="dxa" w:w="332"/>
+          </w:tcPr>
+          <w:p>
+            <w:r/>
+            <w:r>
+              <w:rPr>
+                <w:rFonts w:ascii="微软雅黑" w:hAnsi="微软雅黑" w:eastAsia="微软雅黑"/>
+              </w:rPr>
+              <w:t>5</w:t>
+            </w:r>
+          </w:p>
+        </w:tc>
+        <w:tc>
+          <w:tcPr>
+            <w:tcW w:type="dxa" w:w="332"/>
+          </w:tcPr>
+          <w:p>
+            <w:r/>
+            <w:r>
+              <w:rPr>
+                <w:rFonts w:ascii="微软雅黑" w:hAnsi="微软雅黑" w:eastAsia="微软雅黑"/>
+              </w:rPr>
+              <w:t>泰小虎</w:t>
+            </w:r>
+          </w:p>
+        </w:tc>
+        <w:tc>
+          <w:tcPr>
+            <w:tcW w:type="dxa" w:w="332"/>
+          </w:tcPr>
+          <w:p>
+            <w:r/>
+            <w:r>
+              <w:rPr>
+                <w:rFonts w:ascii="微软雅黑" w:hAnsi="微软雅黑" w:eastAsia="微软雅黑"/>
+              </w:rPr>
+              <w:t>L2</w:t>
+            </w:r>
+          </w:p>
+        </w:tc>
+        <w:tc>
+          <w:tcPr>
+            <w:tcW w:type="dxa" w:w="332"/>
+          </w:tcPr>
+          <w:p>
+            <w:r/>
+            <w:r>
+              <w:rPr>
+                <w:rFonts w:ascii="微软雅黑" w:hAnsi="微软雅黑" w:eastAsia="微软雅黑"/>
+              </w:rPr>
+              <w:t>后台 Web(平台端)</w:t>
+            </w:r>
+          </w:p>
+        </w:tc>
+        <w:tc>
+          <w:tcPr>
+            <w:tcW w:type="dxa" w:w="332"/>
+          </w:tcPr>
+          <w:p>
+            <w:r/>
+            <w:r>
+              <w:rPr>
+                <w:rFonts w:ascii="微软雅黑" w:hAnsi="微软雅黑" w:eastAsia="微软雅黑"/>
+              </w:rPr>
+              <w:t>live_admin</w:t>
+            </w:r>
+          </w:p>
+        </w:tc>
+        <w:tc>
+          <w:tcPr>
+            <w:tcW w:type="dxa" w:w="332"/>
+          </w:tcPr>
+          <w:p>
+            <w:r/>
+            <w:r>
+              <w:rPr>
+                <w:rFonts w:ascii="微软雅黑" w:hAnsi="微软雅黑" w:eastAsia="微软雅黑"/>
+              </w:rPr>
+              <w:t>live_product_push</w:t>
+            </w:r>
+          </w:p>
+        </w:tc>
+        <w:tc>
+          <w:tcPr>
+            <w:tcW w:type="dxa" w:w="332"/>
+          </w:tcPr>
+          <w:p>
+            <w:r/>
+            <w:r>
+              <w:rPr>
+                <w:rFonts w:ascii="微软雅黑" w:hAnsi="微软雅黑" w:eastAsia="微软雅黑"/>
+              </w:rPr>
+              <w:t>直播商品推送</w:t>
+            </w:r>
+          </w:p>
+        </w:tc>
+        <w:tc>
+          <w:tcPr>
+            <w:tcW w:type="dxa" w:w="332"/>
+          </w:tcPr>
+          <w:p>
+            <w:r/>
+            <w:r>
+              <w:rPr>
+                <w:rFonts w:ascii="微软雅黑" w:hAnsi="微软雅黑" w:eastAsia="微软雅黑"/>
+              </w:rPr>
+              <w:t>点击</w:t>
+            </w:r>
+          </w:p>
+        </w:tc>
+        <w:tc>
+          <w:tcPr>
+            <w:tcW w:type="dxa" w:w="332"/>
+          </w:tcPr>
+          <w:p>
+            <w:r/>
+            <w:r>
+              <w:rPr>
+                <w:rFonts w:ascii="微软雅黑" w:hAnsi="微软雅黑" w:eastAsia="微软雅黑"/>
+              </w:rPr>
+              <w:t>result</w:t>
+            </w:r>
+          </w:p>
+        </w:tc>
+        <w:tc>
+          <w:tcPr>
+            <w:tcW w:type="dxa" w:w="332"/>
+          </w:tcPr>
+          <w:p>
+            <w:r/>
+            <w:r>
+              <w:rPr>
+                <w:rFonts w:ascii="微软雅黑" w:hAnsi="微软雅黑" w:eastAsia="微软雅黑"/>
+              </w:rPr>
+              <w:t>推送结果</w:t>
+            </w:r>
+          </w:p>
+        </w:tc>
+        <w:tc>
+          <w:tcPr>
+            <w:tcW w:type="dxa" w:w="332"/>
+          </w:tcPr>
+          <w:p>
+            <w:r/>
+            <w:r>
+              <w:rPr>
+                <w:rFonts w:ascii="微软雅黑" w:hAnsi="微软雅黑" w:eastAsia="微软雅黑"/>
+              </w:rPr>
+              <w:t>string</w:t>
+            </w:r>
+          </w:p>
+        </w:tc>
+        <w:tc>
+          <w:tcPr>
+            <w:tcW w:type="dxa" w:w="332"/>
+          </w:tcPr>
+          <w:p>
+            <w:r/>
+            <w:r>
+              <w:rPr>
+                <w:rFonts w:ascii="微软雅黑" w:hAnsi="微软雅黑" w:eastAsia="微软雅黑"/>
+              </w:rPr>
+              <w:t>成功/失败</w:t>
+            </w:r>
+          </w:p>
+        </w:tc>
+        <w:tc>
+          <w:tcPr>
+            <w:tcW w:type="dxa" w:w="332"/>
+          </w:tcPr>
+          <w:p>
+            <w:r/>
+            <w:r>
+              <w:rPr>
+                <w:rFonts w:ascii="微软雅黑" w:hAnsi="微软雅黑" w:eastAsia="微软雅黑"/>
+              </w:rPr>
+              <w:t>点击「推送」/「更新」按钮时</w:t>
+            </w:r>
+          </w:p>
+        </w:tc>
+        <w:tc>
+          <w:tcPr>
+            <w:tcW w:type="dxa" w:w="332"/>
+          </w:tcPr>
+          <w:p>
+            <w:r/>
+            <w:r>
+              <w:rPr>
+                <w:rFonts w:ascii="微软雅黑" w:hAnsi="微软雅黑" w:eastAsia="微软雅黑"/>
+              </w:rPr>
+              <w:t>@产品负责人</w:t>
+            </w:r>
+          </w:p>
+        </w:tc>
+        <w:tc>
+          <w:tcPr>
+            <w:tcW w:type="dxa" w:w="332"/>
+          </w:tcPr>
+          <w:p>
+            <w:r/>
+            <w:r>
+              <w:rPr>
+                <w:rFonts w:ascii="微软雅黑" w:hAnsi="微软雅黑" w:eastAsia="微软雅黑"/>
+              </w:rPr>
+              <w:t>2026-07-22</w:t>
+            </w:r>
+          </w:p>
+        </w:tc>
+        <w:tc>
+          <w:tcPr>
+            <w:tcW w:type="dxa" w:w="332"/>
+          </w:tcPr>
+          <w:p>
+            <w:r/>
+            <w:r>
+              <w:rPr>
+                <w:rFonts w:ascii="微软雅黑" w:hAnsi="微软雅黑" w:eastAsia="微软雅黑"/>
+              </w:rPr>
+            </w:r>
+          </w:p>
+        </w:tc>
+        <w:tc>
+          <w:tcPr>
+            <w:tcW w:type="dxa" w:w="332"/>
+          </w:tcPr>
+          <w:p>
+            <w:r/>
+            <w:r>
+              <w:rPr>
+                <w:rFonts w:ascii="微软雅黑" w:hAnsi="微软雅黑" w:eastAsia="微软雅黑"/>
+              </w:rPr>
+              <w:t>必填</w:t>
+            </w:r>
+          </w:p>
+        </w:tc>
+        <w:tc>
+          <w:tcPr>
+            <w:tcW w:type="dxa" w:w="332"/>
+          </w:tcPr>
+          <w:p>
+            <w:r/>
+            <w:r>
+              <w:rPr>
+                <w:rFonts w:ascii="微软雅黑" w:hAnsi="微软雅黑" w:eastAsia="微软雅黑"/>
+              </w:rPr>
+              <w:t>成功</w:t>
+            </w:r>
+          </w:p>
+        </w:tc>
+        <w:tc>
+          <w:tcPr>
+            <w:tcW w:type="dxa" w:w="332"/>
+          </w:tcPr>
+          <w:p>
+            <w:r/>
+            <w:r>
+              <w:rPr>
+                <w:rFonts w:ascii="微软雅黑" w:hAnsi="微软雅黑" w:eastAsia="微软雅黑"/>
+              </w:rPr>
+              <w:t>直播商品推送成功率</w:t>
+            </w:r>
+          </w:p>
+        </w:tc>
+        <w:tc>
+          <w:tcPr>
+            <w:tcW w:type="dxa" w:w="332"/>
+          </w:tcPr>
+          <w:p>
+            <w:r/>
+            <w:r>
+              <w:rPr>
+                <w:rFonts w:ascii="微软雅黑" w:hAnsi="微软雅黑" w:eastAsia="微软雅黑"/>
+              </w:rPr>
+              <w:t>事件触发即时上报</w:t>
+            </w:r>
+          </w:p>
+        </w:tc>
+        <w:tc>
+          <w:tcPr>
+            <w:tcW w:type="dxa" w:w="332"/>
+          </w:tcPr>
+          <w:p>
+            <w:r/>
+            <w:r>
+              <w:rPr>
+                <w:rFonts w:ascii="微软雅黑" w:hAnsi="微软雅黑" w:eastAsia="微软雅黑"/>
+              </w:rPr>
+              <w:t>同一 session 内同事件可重复上报；曝光按曝光时长去重</w:t>
+            </w:r>
+          </w:p>
+        </w:tc>
+        <w:tc>
+          <w:tcPr>
+            <w:tcW w:type="dxa" w:w="332"/>
+          </w:tcPr>
+          <w:p>
+            <w:r/>
+            <w:r>
+              <w:rPr>
+                <w:rFonts w:ascii="微软雅黑" w:hAnsi="微软雅黑" w:eastAsia="微软雅黑"/>
+              </w:rPr>
+              <w:t>result 必填且取值合法（live_product_push 事件）</w:t>
+            </w:r>
+          </w:p>
+        </w:tc>
+        <w:tc>
+          <w:tcPr>
+            <w:tcW w:type="dxa" w:w="332"/>
+          </w:tcPr>
+          <w:p>
+            <w:r/>
+            <w:r>
+              <w:rPr>
+                <w:rFonts w:ascii="微软雅黑" w:hAnsi="微软雅黑" w:eastAsia="微软雅黑"/>
+              </w:rPr>
+            </w:r>
+          </w:p>
+        </w:tc>
+        <w:tc>
+          <w:tcPr>
+            <w:tcW w:type="dxa" w:w="332"/>
+          </w:tcPr>
+          <w:p>
+            <w:r/>
+            <w:r>
+              <w:rPr>
+                <w:rFonts w:ascii="微软雅黑" w:hAnsi="微软雅黑" w:eastAsia="微软雅黑"/>
+              </w:rPr>
+            </w:r>
+          </w:p>
+        </w:tc>
+        <w:tc>
+          <w:tcPr>
+            <w:tcW w:type="dxa" w:w="332"/>
+          </w:tcPr>
+          <w:p>
+            <w:r/>
+            <w:r>
+              <w:rPr>
+                <w:rFonts w:ascii="微软雅黑" w:hAnsi="微软雅黑" w:eastAsia="微软雅黑"/>
+              </w:rPr>
+              <w:t>待开发</w:t>
+            </w:r>
+          </w:p>
+        </w:tc>
+        <w:tc>
+          <w:tcPr>
+            <w:tcW w:type="dxa" w:w="332"/>
+          </w:tcPr>
+          <w:p>
+            <w:r/>
+            <w:r>
+              <w:rPr>
+                <w:rFonts w:ascii="微软雅黑" w:hAnsi="微软雅黑" w:eastAsia="微软雅黑"/>
+              </w:rPr>
+              <w:t>未开始</w:t>
+            </w:r>
+          </w:p>
+        </w:tc>
+      </w:tr>
+      <w:tr>
+        <w:tc>
+          <w:tcPr>
+            <w:tcW w:type="dxa" w:w="332"/>
+          </w:tcPr>
+          <w:p>
+            <w:r/>
+            <w:r>
+              <w:rPr>
+                <w:rFonts w:ascii="微软雅黑" w:hAnsi="微软雅黑" w:eastAsia="微软雅黑"/>
+              </w:rPr>
+              <w:t>6</w:t>
+            </w:r>
+          </w:p>
+        </w:tc>
+        <w:tc>
+          <w:tcPr>
+            <w:tcW w:type="dxa" w:w="332"/>
+          </w:tcPr>
+          <w:p>
+            <w:r/>
+            <w:r>
+              <w:rPr>
+                <w:rFonts w:ascii="微软雅黑" w:hAnsi="微软雅黑" w:eastAsia="微软雅黑"/>
+              </w:rPr>
+              <w:t>泰小虎</w:t>
+            </w:r>
+          </w:p>
+        </w:tc>
+        <w:tc>
+          <w:tcPr>
+            <w:tcW w:type="dxa" w:w="332"/>
+          </w:tcPr>
+          <w:p>
+            <w:r/>
+            <w:r>
+              <w:rPr>
+                <w:rFonts w:ascii="微软雅黑" w:hAnsi="微软雅黑" w:eastAsia="微软雅黑"/>
+              </w:rPr>
+              <w:t>L2</w:t>
+            </w:r>
+          </w:p>
+        </w:tc>
+        <w:tc>
+          <w:tcPr>
+            <w:tcW w:type="dxa" w:w="332"/>
+          </w:tcPr>
+          <w:p>
+            <w:r/>
+            <w:r>
+              <w:rPr>
+                <w:rFonts w:ascii="微软雅黑" w:hAnsi="微软雅黑" w:eastAsia="微软雅黑"/>
+              </w:rPr>
+              <w:t>后台 Web(平台端)</w:t>
+            </w:r>
+          </w:p>
+        </w:tc>
+        <w:tc>
+          <w:tcPr>
+            <w:tcW w:type="dxa" w:w="332"/>
+          </w:tcPr>
+          <w:p>
+            <w:r/>
+            <w:r>
+              <w:rPr>
+                <w:rFonts w:ascii="微软雅黑" w:hAnsi="微软雅黑" w:eastAsia="微软雅黑"/>
+              </w:rPr>
+              <w:t>live_admin</w:t>
+            </w:r>
+          </w:p>
+        </w:tc>
+        <w:tc>
+          <w:tcPr>
+            <w:tcW w:type="dxa" w:w="332"/>
+          </w:tcPr>
+          <w:p>
+            <w:r/>
+            <w:r>
+              <w:rPr>
+                <w:rFonts w:ascii="微软雅黑" w:hAnsi="微软雅黑" w:eastAsia="微软雅黑"/>
+              </w:rPr>
+              <w:t>live_room_sync</w:t>
+            </w:r>
+          </w:p>
+        </w:tc>
+        <w:tc>
+          <w:tcPr>
+            <w:tcW w:type="dxa" w:w="332"/>
+          </w:tcPr>
+          <w:p>
+            <w:r/>
+            <w:r>
+              <w:rPr>
+                <w:rFonts w:ascii="微软雅黑" w:hAnsi="微软雅黑" w:eastAsia="微软雅黑"/>
+              </w:rPr>
+              <w:t>直播间同步</w:t>
+            </w:r>
+          </w:p>
+        </w:tc>
+        <w:tc>
+          <w:tcPr>
+            <w:tcW w:type="dxa" w:w="332"/>
+          </w:tcPr>
+          <w:p>
+            <w:r/>
+            <w:r>
+              <w:rPr>
+                <w:rFonts w:ascii="微软雅黑" w:hAnsi="微软雅黑" w:eastAsia="微软雅黑"/>
+              </w:rPr>
+              <w:t>点击</w:t>
+            </w:r>
+          </w:p>
+        </w:tc>
+        <w:tc>
+          <w:tcPr>
+            <w:tcW w:type="dxa" w:w="332"/>
+          </w:tcPr>
+          <w:p>
+            <w:r/>
+            <w:r>
+              <w:rPr>
+                <w:rFonts w:ascii="微软雅黑" w:hAnsi="微软雅黑" w:eastAsia="微软雅黑"/>
+              </w:rPr>
+              <w:t>operator</w:t>
+            </w:r>
+          </w:p>
+        </w:tc>
+        <w:tc>
+          <w:tcPr>
+            <w:tcW w:type="dxa" w:w="332"/>
+          </w:tcPr>
+          <w:p>
+            <w:r/>
+            <w:r>
+              <w:rPr>
+                <w:rFonts w:ascii="微软雅黑" w:hAnsi="微软雅黑" w:eastAsia="微软雅黑"/>
+              </w:rPr>
+              <w:t>操作人</w:t>
+            </w:r>
+          </w:p>
+        </w:tc>
+        <w:tc>
+          <w:tcPr>
+            <w:tcW w:type="dxa" w:w="332"/>
+          </w:tcPr>
+          <w:p>
+            <w:r/>
+            <w:r>
+              <w:rPr>
+                <w:rFonts w:ascii="微软雅黑" w:hAnsi="微软雅黑" w:eastAsia="微软雅黑"/>
+              </w:rPr>
+              <w:t>string</w:t>
+            </w:r>
+          </w:p>
+        </w:tc>
+        <w:tc>
+          <w:tcPr>
+            <w:tcW w:type="dxa" w:w="332"/>
+          </w:tcPr>
+          <w:p>
+            <w:r/>
+            <w:r>
+              <w:rPr>
+                <w:rFonts w:ascii="微软雅黑" w:hAnsi="微软雅黑" w:eastAsia="微软雅黑"/>
+              </w:rPr>
+              <w:t>工号/账号</w:t>
+            </w:r>
+          </w:p>
+        </w:tc>
+        <w:tc>
+          <w:tcPr>
+            <w:tcW w:type="dxa" w:w="332"/>
+          </w:tcPr>
+          <w:p>
+            <w:r/>
+            <w:r>
+              <w:rPr>
+                <w:rFonts w:ascii="微软雅黑" w:hAnsi="微软雅黑" w:eastAsia="微软雅黑"/>
+              </w:rPr>
+              <w:t>点击「同步直播间」按钮时</w:t>
+            </w:r>
+          </w:p>
+        </w:tc>
+        <w:tc>
+          <w:tcPr>
+            <w:tcW w:type="dxa" w:w="332"/>
+          </w:tcPr>
+          <w:p>
+            <w:r/>
+            <w:r>
+              <w:rPr>
+                <w:rFonts w:ascii="微软雅黑" w:hAnsi="微软雅黑" w:eastAsia="微软雅黑"/>
+              </w:rPr>
+              <w:t>@产品负责人</w:t>
+            </w:r>
+          </w:p>
+        </w:tc>
+        <w:tc>
+          <w:tcPr>
+            <w:tcW w:type="dxa" w:w="332"/>
+          </w:tcPr>
+          <w:p>
+            <w:r/>
+            <w:r>
+              <w:rPr>
+                <w:rFonts w:ascii="微软雅黑" w:hAnsi="微软雅黑" w:eastAsia="微软雅黑"/>
+              </w:rPr>
+              <w:t>2026-07-22</w:t>
+            </w:r>
+          </w:p>
+        </w:tc>
+        <w:tc>
+          <w:tcPr>
+            <w:tcW w:type="dxa" w:w="332"/>
+          </w:tcPr>
+          <w:p>
+            <w:r/>
+            <w:r>
+              <w:rPr>
+                <w:rFonts w:ascii="微软雅黑" w:hAnsi="微软雅黑" w:eastAsia="微软雅黑"/>
+              </w:rPr>
+            </w:r>
+          </w:p>
+        </w:tc>
+        <w:tc>
+          <w:tcPr>
+            <w:tcW w:type="dxa" w:w="332"/>
+          </w:tcPr>
+          <w:p>
+            <w:r/>
+            <w:r>
+              <w:rPr>
+                <w:rFonts w:ascii="微软雅黑" w:hAnsi="微软雅黑" w:eastAsia="微软雅黑"/>
+              </w:rPr>
+              <w:t>必填</w:t>
+            </w:r>
+          </w:p>
+        </w:tc>
+        <w:tc>
+          <w:tcPr>
+            <w:tcW w:type="dxa" w:w="332"/>
+          </w:tcPr>
+          <w:p>
+            <w:r/>
+            <w:r>
+              <w:rPr>
+                <w:rFonts w:ascii="微软雅黑" w:hAnsi="微软雅黑" w:eastAsia="微软雅黑"/>
+              </w:rPr>
+              <w:t>u_001</w:t>
+            </w:r>
+          </w:p>
+        </w:tc>
+        <w:tc>
+          <w:tcPr>
+            <w:tcW w:type="dxa" w:w="332"/>
+          </w:tcPr>
+          <w:p>
+            <w:r/>
+            <w:r>
+              <w:rPr>
+                <w:rFonts w:ascii="微软雅黑" w:hAnsi="微软雅黑" w:eastAsia="微软雅黑"/>
+              </w:rPr>
+              <w:t>直播间同步次数</w:t>
+            </w:r>
+          </w:p>
+        </w:tc>
+        <w:tc>
+          <w:tcPr>
+            <w:tcW w:type="dxa" w:w="332"/>
+          </w:tcPr>
+          <w:p>
+            <w:r/>
+            <w:r>
+              <w:rPr>
+                <w:rFonts w:ascii="微软雅黑" w:hAnsi="微软雅黑" w:eastAsia="微软雅黑"/>
+              </w:rPr>
+              <w:t>事件触发即时上报</w:t>
+            </w:r>
+          </w:p>
+        </w:tc>
+        <w:tc>
+          <w:tcPr>
+            <w:tcW w:type="dxa" w:w="332"/>
+          </w:tcPr>
+          <w:p>
+            <w:r/>
+            <w:r>
+              <w:rPr>
+                <w:rFonts w:ascii="微软雅黑" w:hAnsi="微软雅黑" w:eastAsia="微软雅黑"/>
+              </w:rPr>
+              <w:t>同一 session 内同事件可重复上报；曝光按曝光时长去重</w:t>
+            </w:r>
+          </w:p>
+        </w:tc>
+        <w:tc>
+          <w:tcPr>
+            <w:tcW w:type="dxa" w:w="332"/>
+          </w:tcPr>
+          <w:p>
+            <w:r/>
+            <w:r>
+              <w:rPr>
+                <w:rFonts w:ascii="微软雅黑" w:hAnsi="微软雅黑" w:eastAsia="微软雅黑"/>
+              </w:rPr>
+              <w:t>operator 必填且取值合法（live_room_sync 事件）</w:t>
+            </w:r>
+          </w:p>
+        </w:tc>
+        <w:tc>
+          <w:tcPr>
+            <w:tcW w:type="dxa" w:w="332"/>
+          </w:tcPr>
+          <w:p>
+            <w:r/>
+            <w:r>
+              <w:rPr>
+                <w:rFonts w:ascii="微软雅黑" w:hAnsi="微软雅黑" w:eastAsia="微软雅黑"/>
+              </w:rPr>
+            </w:r>
+          </w:p>
+        </w:tc>
+        <w:tc>
+          <w:tcPr>
+            <w:tcW w:type="dxa" w:w="332"/>
+          </w:tcPr>
+          <w:p>
+            <w:r/>
+            <w:r>
+              <w:rPr>
+                <w:rFonts w:ascii="微软雅黑" w:hAnsi="微软雅黑" w:eastAsia="微软雅黑"/>
+              </w:rPr>
+            </w:r>
+          </w:p>
+        </w:tc>
+        <w:tc>
+          <w:tcPr>
+            <w:tcW w:type="dxa" w:w="332"/>
+          </w:tcPr>
+          <w:p>
+            <w:r/>
+            <w:r>
+              <w:rPr>
+                <w:rFonts w:ascii="微软雅黑" w:hAnsi="微软雅黑" w:eastAsia="微软雅黑"/>
+              </w:rPr>
+              <w:t>待开发</w:t>
+            </w:r>
+          </w:p>
+        </w:tc>
+        <w:tc>
+          <w:tcPr>
+            <w:tcW w:type="dxa" w:w="332"/>
+          </w:tcPr>
+          <w:p>
+            <w:r/>
+            <w:r>
+              <w:rPr>
+                <w:rFonts w:ascii="微软雅黑" w:hAnsi="微软雅黑" w:eastAsia="微软雅黑"/>
+              </w:rPr>
+              <w:t>未开始</w:t>
+            </w:r>
+          </w:p>
+        </w:tc>
+      </w:tr>
+    </w:tbl>
+    <w:p/>
+    <w:p>
+      <w:pPr>
+        <w:pStyle w:val="Heading3"/>
+      </w:pPr>
+      <w:r>
+        <w:rPr>
+          <w:rFonts w:ascii="微软雅黑" w:hAnsi="微软雅黑" w:eastAsia="微软雅黑"/>
+        </w:rPr>
+        <w:t>页面分析表（v2.3 规范）</w:t>
+      </w:r>
+    </w:p>
+    <w:tbl>
+      <w:tblPr>
+        <w:tblStyle w:val="TableGrid"/>
+        <w:tblW w:type="auto" w:w="0"/>
+        <w:jc w:val="center"/>
+        <w:tblLook w:firstColumn="1" w:firstRow="1" w:lastColumn="0" w:lastRow="0" w:noHBand="0" w:noVBand="1" w:val="04A0"/>
+      </w:tblPr>
+      <w:tblGrid>
+        <w:gridCol w:w="1080"/>
+        <w:gridCol w:w="1080"/>
+        <w:gridCol w:w="1080"/>
+        <w:gridCol w:w="1080"/>
+        <w:gridCol w:w="1080"/>
+        <w:gridCol w:w="1080"/>
+        <w:gridCol w:w="1080"/>
+        <w:gridCol w:w="1080"/>
+      </w:tblGrid>
+      <w:tr>
+        <w:tc>
+          <w:tcPr>
+            <w:tcW w:type="dxa" w:w="1080"/>
+            <w:shd w:val="clear" w:color="auto" w:fill="F3F4F6"/>
+          </w:tcPr>
+          <w:p>
+            <w:r/>
+            <w:r>
+              <w:rPr>
+                <w:rFonts w:ascii="微软雅黑" w:hAnsi="微软雅黑" w:eastAsia="微软雅黑"/>
+                <w:b/>
+              </w:rPr>
+              <w:t>项目</w:t>
+            </w:r>
+          </w:p>
+        </w:tc>
+        <w:tc>
+          <w:tcPr>
+            <w:tcW w:type="dxa" w:w="1080"/>
+            <w:shd w:val="clear" w:color="auto" w:fill="F3F4F6"/>
+          </w:tcPr>
+          <w:p>
+            <w:r/>
+            <w:r>
+              <w:rPr>
+                <w:rFonts w:ascii="微软雅黑" w:hAnsi="微软雅黑" w:eastAsia="微软雅黑"/>
+                <w:b/>
+              </w:rPr>
+              <w:t>平台</w:t>
+            </w:r>
+          </w:p>
+        </w:tc>
+        <w:tc>
+          <w:tcPr>
+            <w:tcW w:type="dxa" w:w="1080"/>
+            <w:shd w:val="clear" w:color="auto" w:fill="F3F4F6"/>
+          </w:tcPr>
+          <w:p>
+            <w:r/>
+            <w:r>
+              <w:rPr>
+                <w:rFonts w:ascii="微软雅黑" w:hAnsi="微软雅黑" w:eastAsia="微软雅黑"/>
+                <w:b/>
+              </w:rPr>
+              <w:t>page_name</w:t>
+            </w:r>
+          </w:p>
+        </w:tc>
+        <w:tc>
+          <w:tcPr>
+            <w:tcW w:type="dxa" w:w="1080"/>
+            <w:shd w:val="clear" w:color="auto" w:fill="F3F4F6"/>
+          </w:tcPr>
+          <w:p>
+            <w:r/>
+            <w:r>
+              <w:rPr>
+                <w:rFonts w:ascii="微软雅黑" w:hAnsi="微软雅黑" w:eastAsia="微软雅黑"/>
+                <w:b/>
+              </w:rPr>
+              <w:t>页面路径/逻辑路由</w:t>
+            </w:r>
+          </w:p>
+        </w:tc>
+        <w:tc>
+          <w:tcPr>
+            <w:tcW w:type="dxa" w:w="1080"/>
+            <w:shd w:val="clear" w:color="auto" w:fill="F3F4F6"/>
+          </w:tcPr>
+          <w:p>
+            <w:r/>
+            <w:r>
+              <w:rPr>
+                <w:rFonts w:ascii="微软雅黑" w:hAnsi="微软雅黑" w:eastAsia="微软雅黑"/>
+                <w:b/>
+              </w:rPr>
+              <w:t>页面名称</w:t>
+            </w:r>
+          </w:p>
+        </w:tc>
+        <w:tc>
+          <w:tcPr>
+            <w:tcW w:type="dxa" w:w="1080"/>
+            <w:shd w:val="clear" w:color="auto" w:fill="F3F4F6"/>
+          </w:tcPr>
+          <w:p>
+            <w:r/>
+            <w:r>
+              <w:rPr>
+                <w:rFonts w:ascii="微软雅黑" w:hAnsi="微软雅黑" w:eastAsia="微软雅黑"/>
+                <w:b/>
+              </w:rPr>
+              <w:t>页面截图</w:t>
+            </w:r>
+          </w:p>
+        </w:tc>
+        <w:tc>
+          <w:tcPr>
+            <w:tcW w:type="dxa" w:w="1080"/>
+            <w:shd w:val="clear" w:color="auto" w:fill="F3F4F6"/>
+          </w:tcPr>
+          <w:p>
+            <w:r/>
+            <w:r>
+              <w:rPr>
+                <w:rFonts w:ascii="微软雅黑" w:hAnsi="微软雅黑" w:eastAsia="微软雅黑"/>
+                <w:b/>
+              </w:rPr>
+              <w:t>统计口径</w:t>
+            </w:r>
+          </w:p>
+        </w:tc>
+        <w:tc>
+          <w:tcPr>
+            <w:tcW w:type="dxa" w:w="1080"/>
+            <w:shd w:val="clear" w:color="auto" w:fill="F3F4F6"/>
+          </w:tcPr>
+          <w:p>
+            <w:r/>
+            <w:r>
+              <w:rPr>
+                <w:rFonts w:ascii="微软雅黑" w:hAnsi="微软雅黑" w:eastAsia="微软雅黑"/>
+                <w:b/>
+              </w:rPr>
+              <w:t>备注</w:t>
+            </w:r>
+          </w:p>
+        </w:tc>
+      </w:tr>
+      <w:tr>
+        <w:tc>
+          <w:tcPr>
+            <w:tcW w:type="dxa" w:w="1080"/>
+          </w:tcPr>
+          <w:p>
+            <w:r/>
+            <w:r>
+              <w:rPr>
+                <w:rFonts w:ascii="微软雅黑" w:hAnsi="微软雅黑" w:eastAsia="微软雅黑"/>
+              </w:rPr>
+              <w:t>泰小虎</w:t>
+            </w:r>
+          </w:p>
+        </w:tc>
+        <w:tc>
+          <w:tcPr>
+            <w:tcW w:type="dxa" w:w="1080"/>
+          </w:tcPr>
+          <w:p>
+            <w:r/>
+            <w:r>
+              <w:rPr>
+                <w:rFonts w:ascii="微软雅黑" w:hAnsi="微软雅黑" w:eastAsia="微软雅黑"/>
+              </w:rPr>
+              <w:t>微信小程序 / App(iOS·Android) / H5</w:t>
+            </w:r>
+          </w:p>
+        </w:tc>
+        <w:tc>
+          <w:tcPr>
+            <w:tcW w:type="dxa" w:w="1080"/>
+          </w:tcPr>
+          <w:p>
+            <w:r/>
+            <w:r>
+              <w:rPr>
+                <w:rFonts w:ascii="微软雅黑" w:hAnsi="微软雅黑" w:eastAsia="微软雅黑"/>
+              </w:rPr>
+              <w:t>live_room_view</w:t>
+            </w:r>
+          </w:p>
+        </w:tc>
+        <w:tc>
+          <w:tcPr>
+            <w:tcW w:type="dxa" w:w="1080"/>
+          </w:tcPr>
+          <w:p>
+            <w:r/>
+            <w:r>
+              <w:rPr>
+                <w:rFonts w:ascii="微软雅黑" w:hAnsi="微软雅黑" w:eastAsia="微软雅黑"/>
+              </w:rPr>
+              <w:t>live://room/:id</w:t>
+            </w:r>
+          </w:p>
+        </w:tc>
+        <w:tc>
+          <w:tcPr>
+            <w:tcW w:type="dxa" w:w="1080"/>
+          </w:tcPr>
+          <w:p>
+            <w:r/>
+            <w:r>
+              <w:rPr>
+                <w:rFonts w:ascii="微软雅黑" w:hAnsi="微软雅黑" w:eastAsia="微软雅黑"/>
+              </w:rPr>
+              <w:t>直播间观看页</w:t>
+            </w:r>
+          </w:p>
+        </w:tc>
+        <w:tc>
+          <w:tcPr>
+            <w:tcW w:type="dxa" w:w="1080"/>
+          </w:tcPr>
+          <w:p>
+            <w:r/>
+            <w:r>
+              <w:rPr>
+                <w:rFonts w:ascii="微软雅黑" w:hAnsi="微软雅黑" w:eastAsia="微软雅黑"/>
+              </w:rPr>
+            </w:r>
+          </w:p>
+        </w:tc>
+        <w:tc>
+          <w:tcPr>
+            <w:tcW w:type="dxa" w:w="1080"/>
+          </w:tcPr>
+          <w:p>
+            <w:r/>
+            <w:r>
+              <w:rPr>
+                <w:rFonts w:ascii="微软雅黑" w:hAnsi="微软雅黑" w:eastAsia="微软雅黑"/>
+              </w:rPr>
+              <w:t>小黄车浮层曝光(cart_icon_show)</w:t>
+            </w:r>
+          </w:p>
+        </w:tc>
+        <w:tc>
+          <w:tcPr>
+            <w:tcW w:type="dxa" w:w="1080"/>
+          </w:tcPr>
+          <w:p>
+            <w:r/>
+            <w:r>
+              <w:rPr>
+                <w:rFonts w:ascii="微软雅黑" w:hAnsi="微软雅黑" w:eastAsia="微软雅黑"/>
+              </w:rPr>
+              <w:t>三端共享交互</w:t>
+            </w:r>
+          </w:p>
+        </w:tc>
+      </w:tr>
+      <w:tr>
+        <w:tc>
+          <w:tcPr>
+            <w:tcW w:type="dxa" w:w="1080"/>
+          </w:tcPr>
+          <w:p>
+            <w:r/>
+            <w:r>
+              <w:rPr>
+                <w:rFonts w:ascii="微软雅黑" w:hAnsi="微软雅黑" w:eastAsia="微软雅黑"/>
+              </w:rPr>
+              <w:t>泰小虎</w:t>
+            </w:r>
+          </w:p>
+        </w:tc>
+        <w:tc>
+          <w:tcPr>
+            <w:tcW w:type="dxa" w:w="1080"/>
+          </w:tcPr>
+          <w:p>
+            <w:r/>
+            <w:r>
+              <w:rPr>
+                <w:rFonts w:ascii="微软雅黑" w:hAnsi="微软雅黑" w:eastAsia="微软雅黑"/>
+              </w:rPr>
+              <w:t>微信小程序 / App(iOS·Android) / H5</w:t>
+            </w:r>
+          </w:p>
+        </w:tc>
+        <w:tc>
+          <w:tcPr>
+            <w:tcW w:type="dxa" w:w="1080"/>
+          </w:tcPr>
+          <w:p>
+            <w:r/>
+            <w:r>
+              <w:rPr>
+                <w:rFonts w:ascii="微软雅黑" w:hAnsi="微软雅黑" w:eastAsia="微软雅黑"/>
+              </w:rPr>
+              <w:t>live_cart_sheet</w:t>
+            </w:r>
+          </w:p>
+        </w:tc>
+        <w:tc>
+          <w:tcPr>
+            <w:tcW w:type="dxa" w:w="1080"/>
+          </w:tcPr>
+          <w:p>
+            <w:r/>
+            <w:r>
+              <w:rPr>
+                <w:rFonts w:ascii="微软雅黑" w:hAnsi="微软雅黑" w:eastAsia="微软雅黑"/>
+              </w:rPr>
+              <w:t>live://room/:id/cart</w:t>
+            </w:r>
+          </w:p>
+        </w:tc>
+        <w:tc>
+          <w:tcPr>
+            <w:tcW w:type="dxa" w:w="1080"/>
+          </w:tcPr>
+          <w:p>
+            <w:r/>
+            <w:r>
+              <w:rPr>
+                <w:rFonts w:ascii="微软雅黑" w:hAnsi="微软雅黑" w:eastAsia="微软雅黑"/>
+              </w:rPr>
+              <w:t>商品抽屉</w:t>
+            </w:r>
+          </w:p>
+        </w:tc>
+        <w:tc>
+          <w:tcPr>
+            <w:tcW w:type="dxa" w:w="1080"/>
+          </w:tcPr>
+          <w:p>
+            <w:r/>
+            <w:r>
+              <w:rPr>
+                <w:rFonts w:ascii="微软雅黑" w:hAnsi="微软雅黑" w:eastAsia="微软雅黑"/>
+              </w:rPr>
+            </w:r>
+          </w:p>
+        </w:tc>
+        <w:tc>
+          <w:tcPr>
+            <w:tcW w:type="dxa" w:w="1080"/>
+          </w:tcPr>
+          <w:p>
+            <w:r/>
+            <w:r>
+              <w:rPr>
+                <w:rFonts w:ascii="微软雅黑" w:hAnsi="微软雅黑" w:eastAsia="微软雅黑"/>
+              </w:rPr>
+              <w:t>商品卡片曝光/点击</w:t>
+            </w:r>
+          </w:p>
+        </w:tc>
+        <w:tc>
+          <w:tcPr>
+            <w:tcW w:type="dxa" w:w="1080"/>
+          </w:tcPr>
+          <w:p>
+            <w:r/>
+            <w:r>
+              <w:rPr>
+                <w:rFonts w:ascii="微软雅黑" w:hAnsi="微软雅黑" w:eastAsia="微软雅黑"/>
+              </w:rPr>
+            </w:r>
+          </w:p>
+        </w:tc>
+      </w:tr>
+      <w:tr>
+        <w:tc>
+          <w:tcPr>
+            <w:tcW w:type="dxa" w:w="1080"/>
+          </w:tcPr>
+          <w:p>
+            <w:r/>
+            <w:r>
+              <w:rPr>
+                <w:rFonts w:ascii="微软雅黑" w:hAnsi="微软雅黑" w:eastAsia="微软雅黑"/>
+              </w:rPr>
+              <w:t>泰小虎</w:t>
+            </w:r>
+          </w:p>
+        </w:tc>
+        <w:tc>
+          <w:tcPr>
+            <w:tcW w:type="dxa" w:w="1080"/>
+          </w:tcPr>
+          <w:p>
+            <w:r/>
+            <w:r>
+              <w:rPr>
+                <w:rFonts w:ascii="微软雅黑" w:hAnsi="微软雅黑" w:eastAsia="微软雅黑"/>
+              </w:rPr>
+              <w:t>微信小程序 / App(iOS·Android) / H5</w:t>
+            </w:r>
+          </w:p>
+        </w:tc>
+        <w:tc>
+          <w:tcPr>
+            <w:tcW w:type="dxa" w:w="1080"/>
+          </w:tcPr>
+          <w:p>
+            <w:r/>
+            <w:r>
+              <w:rPr>
+                <w:rFonts w:ascii="微软雅黑" w:hAnsi="微软雅黑" w:eastAsia="微软雅黑"/>
+              </w:rPr>
+              <w:t>live_cart_confirm</w:t>
+            </w:r>
+          </w:p>
+        </w:tc>
+        <w:tc>
+          <w:tcPr>
+            <w:tcW w:type="dxa" w:w="1080"/>
+          </w:tcPr>
+          <w:p>
+            <w:r/>
+            <w:r>
+              <w:rPr>
+                <w:rFonts w:ascii="微软雅黑" w:hAnsi="微软雅黑" w:eastAsia="微软雅黑"/>
+              </w:rPr>
+              <w:t>live://room/:id/jump</w:t>
+            </w:r>
+          </w:p>
+        </w:tc>
+        <w:tc>
+          <w:tcPr>
+            <w:tcW w:type="dxa" w:w="1080"/>
+          </w:tcPr>
+          <w:p>
+            <w:r/>
+            <w:r>
+              <w:rPr>
+                <w:rFonts w:ascii="微软雅黑" w:hAnsi="微软雅黑" w:eastAsia="微软雅黑"/>
+              </w:rPr>
+              <w:t>跳转确认</w:t>
+            </w:r>
+          </w:p>
+        </w:tc>
+        <w:tc>
+          <w:tcPr>
+            <w:tcW w:type="dxa" w:w="1080"/>
+          </w:tcPr>
+          <w:p>
+            <w:r/>
+            <w:r>
+              <w:rPr>
+                <w:rFonts w:ascii="微软雅黑" w:hAnsi="微软雅黑" w:eastAsia="微软雅黑"/>
+              </w:rPr>
+            </w:r>
+          </w:p>
+        </w:tc>
+        <w:tc>
+          <w:tcPr>
+            <w:tcW w:type="dxa" w:w="1080"/>
+          </w:tcPr>
+          <w:p>
+            <w:r/>
+            <w:r>
+              <w:rPr>
+                <w:rFonts w:ascii="微软雅黑" w:hAnsi="微软雅黑" w:eastAsia="微软雅黑"/>
+              </w:rPr>
+              <w:t>跳转确认点击</w:t>
+            </w:r>
+          </w:p>
+        </w:tc>
+        <w:tc>
+          <w:tcPr>
+            <w:tcW w:type="dxa" w:w="1080"/>
+          </w:tcPr>
+          <w:p>
+            <w:r/>
+            <w:r>
+              <w:rPr>
+                <w:rFonts w:ascii="微软雅黑" w:hAnsi="微软雅黑" w:eastAsia="微软雅黑"/>
+              </w:rPr>
+            </w:r>
+          </w:p>
+        </w:tc>
+      </w:tr>
+      <w:tr>
+        <w:tc>
+          <w:tcPr>
+            <w:tcW w:type="dxa" w:w="1080"/>
+          </w:tcPr>
+          <w:p>
+            <w:r/>
+            <w:r>
+              <w:rPr>
+                <w:rFonts w:ascii="微软雅黑" w:hAnsi="微软雅黑" w:eastAsia="微软雅黑"/>
+              </w:rPr>
+              <w:t>泰小虎</w:t>
+            </w:r>
+          </w:p>
+        </w:tc>
+        <w:tc>
+          <w:tcPr>
+            <w:tcW w:type="dxa" w:w="1080"/>
+          </w:tcPr>
+          <w:p>
+            <w:r/>
+            <w:r>
+              <w:rPr>
+                <w:rFonts w:ascii="微软雅黑" w:hAnsi="微软雅黑" w:eastAsia="微软雅黑"/>
+              </w:rPr>
+              <w:t>后台 Web(平台端)</w:t>
+            </w:r>
+          </w:p>
+        </w:tc>
+        <w:tc>
+          <w:tcPr>
+            <w:tcW w:type="dxa" w:w="1080"/>
+          </w:tcPr>
+          <w:p>
+            <w:r/>
+            <w:r>
+              <w:rPr>
+                <w:rFonts w:ascii="微软雅黑" w:hAnsi="微软雅黑" w:eastAsia="微软雅黑"/>
+              </w:rPr>
+              <w:t>admin_live_product</w:t>
+            </w:r>
+          </w:p>
+        </w:tc>
+        <w:tc>
+          <w:tcPr>
+            <w:tcW w:type="dxa" w:w="1080"/>
+          </w:tcPr>
+          <w:p>
+            <w:r/>
+            <w:r>
+              <w:rPr>
+                <w:rFonts w:ascii="微软雅黑" w:hAnsi="微软雅黑" w:eastAsia="微软雅黑"/>
+              </w:rPr>
+              <w:t>/admin/live/product</w:t>
+            </w:r>
+          </w:p>
+        </w:tc>
+        <w:tc>
+          <w:tcPr>
+            <w:tcW w:type="dxa" w:w="1080"/>
+          </w:tcPr>
+          <w:p>
+            <w:r/>
+            <w:r>
+              <w:rPr>
+                <w:rFonts w:ascii="微软雅黑" w:hAnsi="微软雅黑" w:eastAsia="微软雅黑"/>
+              </w:rPr>
+              <w:t>直播商品池管理</w:t>
+            </w:r>
+          </w:p>
+        </w:tc>
+        <w:tc>
+          <w:tcPr>
+            <w:tcW w:type="dxa" w:w="1080"/>
+          </w:tcPr>
+          <w:p>
+            <w:r/>
+            <w:r>
+              <w:rPr>
+                <w:rFonts w:ascii="微软雅黑" w:hAnsi="微软雅黑" w:eastAsia="微软雅黑"/>
+              </w:rPr>
+            </w:r>
+          </w:p>
+        </w:tc>
+        <w:tc>
+          <w:tcPr>
+            <w:tcW w:type="dxa" w:w="1080"/>
+          </w:tcPr>
+          <w:p>
+            <w:r/>
+            <w:r>
+              <w:rPr>
+                <w:rFonts w:ascii="微软雅黑" w:hAnsi="微软雅黑" w:eastAsia="微软雅黑"/>
+              </w:rPr>
+              <w:t>推送操作(live_product_push)</w:t>
+            </w:r>
+          </w:p>
+        </w:tc>
+        <w:tc>
+          <w:tcPr>
+            <w:tcW w:type="dxa" w:w="1080"/>
+          </w:tcPr>
+          <w:p>
+            <w:r/>
+            <w:r>
+              <w:rPr>
+                <w:rFonts w:ascii="微软雅黑" w:hAnsi="微软雅黑" w:eastAsia="微软雅黑"/>
+              </w:rPr>
+            </w:r>
+          </w:p>
+        </w:tc>
+      </w:tr>
+      <w:tr>
+        <w:tc>
+          <w:tcPr>
+            <w:tcW w:type="dxa" w:w="1080"/>
+          </w:tcPr>
+          <w:p>
+            <w:r/>
+            <w:r>
+              <w:rPr>
+                <w:rFonts w:ascii="微软雅黑" w:hAnsi="微软雅黑" w:eastAsia="微软雅黑"/>
+              </w:rPr>
+              <w:t>泰小虎</w:t>
+            </w:r>
+          </w:p>
+        </w:tc>
+        <w:tc>
+          <w:tcPr>
+            <w:tcW w:type="dxa" w:w="1080"/>
+          </w:tcPr>
+          <w:p>
+            <w:r/>
+            <w:r>
+              <w:rPr>
+                <w:rFonts w:ascii="微软雅黑" w:hAnsi="微软雅黑" w:eastAsia="微软雅黑"/>
+              </w:rPr>
+              <w:t>后台 Web(平台端)</w:t>
+            </w:r>
+          </w:p>
+        </w:tc>
+        <w:tc>
+          <w:tcPr>
+            <w:tcW w:type="dxa" w:w="1080"/>
+          </w:tcPr>
+          <w:p>
+            <w:r/>
+            <w:r>
+              <w:rPr>
+                <w:rFonts w:ascii="微软雅黑" w:hAnsi="微软雅黑" w:eastAsia="微软雅黑"/>
+              </w:rPr>
+              <w:t>admin_live_room</w:t>
+            </w:r>
+          </w:p>
+        </w:tc>
+        <w:tc>
+          <w:tcPr>
+            <w:tcW w:type="dxa" w:w="1080"/>
+          </w:tcPr>
+          <w:p>
+            <w:r/>
+            <w:r>
+              <w:rPr>
+                <w:rFonts w:ascii="微软雅黑" w:hAnsi="微软雅黑" w:eastAsia="微软雅黑"/>
+              </w:rPr>
+              <w:t>/admin/live/room</w:t>
+            </w:r>
+          </w:p>
+        </w:tc>
+        <w:tc>
+          <w:tcPr>
+            <w:tcW w:type="dxa" w:w="1080"/>
           </w:tcPr>
           <w:p>
             <w:r/>
@@ -6301,43 +12334,266 @@
         </w:tc>
         <w:tc>
           <w:tcPr>
-            <w:tcW w:type="dxa" w:w="1728"/>
-          </w:tcPr>
-          <w:p>
-            <w:r/>
-            <w:r>
-              <w:rPr>
-                <w:rFonts w:ascii="微软雅黑" w:hAnsi="微软雅黑" w:eastAsia="微软雅黑"/>
-              </w:rPr>
-              <w:t>live_room_sync</w:t>
-            </w:r>
-          </w:p>
-        </w:tc>
-        <w:tc>
-          <w:tcPr>
-            <w:tcW w:type="dxa" w:w="1728"/>
-          </w:tcPr>
-          <w:p>
-            <w:r/>
-            <w:r>
-              <w:rPr>
-                <w:rFonts w:ascii="微软雅黑" w:hAnsi="微软雅黑" w:eastAsia="微软雅黑"/>
-              </w:rPr>
-              <w:t>点击同步直播间</w:t>
-            </w:r>
-          </w:p>
-        </w:tc>
-        <w:tc>
-          <w:tcPr>
-            <w:tcW w:type="dxa" w:w="1728"/>
-          </w:tcPr>
-          <w:p>
-            <w:r/>
-            <w:r>
-              <w:rPr>
-                <w:rFonts w:ascii="微软雅黑" w:hAnsi="微软雅黑" w:eastAsia="微软雅黑"/>
-              </w:rPr>
-              <w:t>operator</w:t>
+            <w:tcW w:type="dxa" w:w="1080"/>
+          </w:tcPr>
+          <w:p>
+            <w:r/>
+            <w:r>
+              <w:rPr>
+                <w:rFonts w:ascii="微软雅黑" w:hAnsi="微软雅黑" w:eastAsia="微软雅黑"/>
+              </w:rPr>
+            </w:r>
+          </w:p>
+        </w:tc>
+        <w:tc>
+          <w:tcPr>
+            <w:tcW w:type="dxa" w:w="1080"/>
+          </w:tcPr>
+          <w:p>
+            <w:r/>
+            <w:r>
+              <w:rPr>
+                <w:rFonts w:ascii="微软雅黑" w:hAnsi="微软雅黑" w:eastAsia="微软雅黑"/>
+              </w:rPr>
+              <w:t>同步操作(live_room_sync)</w:t>
+            </w:r>
+          </w:p>
+        </w:tc>
+        <w:tc>
+          <w:tcPr>
+            <w:tcW w:type="dxa" w:w="1080"/>
+          </w:tcPr>
+          <w:p>
+            <w:r/>
+            <w:r>
+              <w:rPr>
+                <w:rFonts w:ascii="微软雅黑" w:hAnsi="微软雅黑" w:eastAsia="微软雅黑"/>
+              </w:rPr>
+            </w:r>
+          </w:p>
+        </w:tc>
+      </w:tr>
+      <w:tr>
+        <w:tc>
+          <w:tcPr>
+            <w:tcW w:type="dxa" w:w="1080"/>
+          </w:tcPr>
+          <w:p>
+            <w:r/>
+            <w:r>
+              <w:rPr>
+                <w:rFonts w:ascii="微软雅黑" w:hAnsi="微软雅黑" w:eastAsia="微软雅黑"/>
+              </w:rPr>
+              <w:t>泰小虎</w:t>
+            </w:r>
+          </w:p>
+        </w:tc>
+        <w:tc>
+          <w:tcPr>
+            <w:tcW w:type="dxa" w:w="1080"/>
+          </w:tcPr>
+          <w:p>
+            <w:r/>
+            <w:r>
+              <w:rPr>
+                <w:rFonts w:ascii="微软雅黑" w:hAnsi="微软雅黑" w:eastAsia="微软雅黑"/>
+              </w:rPr>
+              <w:t>后台 Web(平台端)</w:t>
+            </w:r>
+          </w:p>
+        </w:tc>
+        <w:tc>
+          <w:tcPr>
+            <w:tcW w:type="dxa" w:w="1080"/>
+          </w:tcPr>
+          <w:p>
+            <w:r/>
+            <w:r>
+              <w:rPr>
+                <w:rFonts w:ascii="微软雅黑" w:hAnsi="微软雅黑" w:eastAsia="微软雅黑"/>
+              </w:rPr>
+              <w:t>admin_live_room_product</w:t>
+            </w:r>
+          </w:p>
+        </w:tc>
+        <w:tc>
+          <w:tcPr>
+            <w:tcW w:type="dxa" w:w="1080"/>
+          </w:tcPr>
+          <w:p>
+            <w:r/>
+            <w:r>
+              <w:rPr>
+                <w:rFonts w:ascii="微软雅黑" w:hAnsi="微软雅黑" w:eastAsia="微软雅黑"/>
+              </w:rPr>
+              <w:t>/admin/live/room/:id/products</w:t>
+            </w:r>
+          </w:p>
+        </w:tc>
+        <w:tc>
+          <w:tcPr>
+            <w:tcW w:type="dxa" w:w="1080"/>
+          </w:tcPr>
+          <w:p>
+            <w:r/>
+            <w:r>
+              <w:rPr>
+                <w:rFonts w:ascii="微软雅黑" w:hAnsi="微软雅黑" w:eastAsia="微软雅黑"/>
+              </w:rPr>
+              <w:t>直播间商品列表</w:t>
+            </w:r>
+          </w:p>
+        </w:tc>
+        <w:tc>
+          <w:tcPr>
+            <w:tcW w:type="dxa" w:w="1080"/>
+          </w:tcPr>
+          <w:p>
+            <w:r/>
+            <w:r>
+              <w:rPr>
+                <w:rFonts w:ascii="微软雅黑" w:hAnsi="微软雅黑" w:eastAsia="微软雅黑"/>
+              </w:rPr>
+            </w:r>
+          </w:p>
+        </w:tc>
+        <w:tc>
+          <w:tcPr>
+            <w:tcW w:type="dxa" w:w="1080"/>
+          </w:tcPr>
+          <w:p>
+            <w:r/>
+            <w:r>
+              <w:rPr>
+                <w:rFonts w:ascii="微软雅黑" w:hAnsi="微软雅黑" w:eastAsia="微软雅黑"/>
+              </w:rPr>
+              <w:t>只读展示</w:t>
+            </w:r>
+          </w:p>
+        </w:tc>
+        <w:tc>
+          <w:tcPr>
+            <w:tcW w:type="dxa" w:w="1080"/>
+          </w:tcPr>
+          <w:p>
+            <w:r/>
+            <w:r>
+              <w:rPr>
+                <w:rFonts w:ascii="微软雅黑" w:hAnsi="微软雅黑" w:eastAsia="微软雅黑"/>
+              </w:rPr>
+              <w:t>平台端只读</w:t>
+            </w:r>
+          </w:p>
+        </w:tc>
+      </w:tr>
+      <w:tr>
+        <w:tc>
+          <w:tcPr>
+            <w:tcW w:type="dxa" w:w="1080"/>
+          </w:tcPr>
+          <w:p>
+            <w:r/>
+            <w:r>
+              <w:rPr>
+                <w:rFonts w:ascii="微软雅黑" w:hAnsi="微软雅黑" w:eastAsia="微软雅黑"/>
+              </w:rPr>
+              <w:t>泰小虎</w:t>
+            </w:r>
+          </w:p>
+        </w:tc>
+        <w:tc>
+          <w:tcPr>
+            <w:tcW w:type="dxa" w:w="1080"/>
+          </w:tcPr>
+          <w:p>
+            <w:r/>
+            <w:r>
+              <w:rPr>
+                <w:rFonts w:ascii="微软雅黑" w:hAnsi="微软雅黑" w:eastAsia="微软雅黑"/>
+              </w:rPr>
+              <w:t>后台 Web(平台端)</w:t>
+            </w:r>
+          </w:p>
+        </w:tc>
+        <w:tc>
+          <w:tcPr>
+            <w:tcW w:type="dxa" w:w="1080"/>
+          </w:tcPr>
+          <w:p>
+            <w:r/>
+            <w:r>
+              <w:rPr>
+                <w:rFonts w:ascii="微软雅黑" w:hAnsi="微软雅黑" w:eastAsia="微软雅黑"/>
+              </w:rPr>
+              <w:t>admin_live_stats</w:t>
+            </w:r>
+          </w:p>
+        </w:tc>
+        <w:tc>
+          <w:tcPr>
+            <w:tcW w:type="dxa" w:w="1080"/>
+          </w:tcPr>
+          <w:p>
+            <w:r/>
+            <w:r>
+              <w:rPr>
+                <w:rFonts w:ascii="微软雅黑" w:hAnsi="微软雅黑" w:eastAsia="微软雅黑"/>
+              </w:rPr>
+              <w:t>/admin/live/stats</w:t>
+            </w:r>
+          </w:p>
+        </w:tc>
+        <w:tc>
+          <w:tcPr>
+            <w:tcW w:type="dxa" w:w="1080"/>
+          </w:tcPr>
+          <w:p>
+            <w:r/>
+            <w:r>
+              <w:rPr>
+                <w:rFonts w:ascii="微软雅黑" w:hAnsi="微软雅黑" w:eastAsia="微软雅黑"/>
+              </w:rPr>
+              <w:t>直播数据统计</w:t>
+            </w:r>
+          </w:p>
+        </w:tc>
+        <w:tc>
+          <w:tcPr>
+            <w:tcW w:type="dxa" w:w="1080"/>
+          </w:tcPr>
+          <w:p>
+            <w:r/>
+            <w:r>
+              <w:rPr>
+                <w:rFonts w:ascii="微软雅黑" w:hAnsi="微软雅黑" w:eastAsia="微软雅黑"/>
+              </w:rPr>
+            </w:r>
+          </w:p>
+        </w:tc>
+        <w:tc>
+          <w:tcPr>
+            <w:tcW w:type="dxa" w:w="1080"/>
+          </w:tcPr>
+          <w:p>
+            <w:r/>
+            <w:r>
+              <w:rPr>
+                <w:rFonts w:ascii="微软雅黑" w:hAnsi="微软雅黑" w:eastAsia="微软雅黑"/>
+              </w:rPr>
+              <w:t>数据导出</w:t>
+            </w:r>
+          </w:p>
+        </w:tc>
+        <w:tc>
+          <w:tcPr>
+            <w:tcW w:type="dxa" w:w="1080"/>
+          </w:tcPr>
+          <w:p>
+            <w:r/>
+            <w:r>
+              <w:rPr>
+                <w:rFonts w:ascii="微软雅黑" w:hAnsi="微软雅黑" w:eastAsia="微软雅黑"/>
+              </w:rPr>
             </w:r>
           </w:p>
         </w:tc>
@@ -7035,66 +13291,6 @@
                 <w:rFonts w:ascii="微软雅黑" w:hAnsi="微软雅黑" w:eastAsia="微软雅黑"/>
               </w:rPr>
               <w:t>空直播间→空态文案；已下架→置灰；价格/角标展示上限已处理 ✅</w:t>
-            </w:r>
-          </w:p>
-        </w:tc>
-      </w:tr>
-      <w:tr>
-        <w:tc>
-          <w:tcPr>
-            <w:tcW w:type="dxa" w:w="4320"/>
-          </w:tcPr>
-          <w:p>
-            <w:r/>
-            <w:r>
-              <w:rPr>
-                <w:rFonts w:ascii="微软雅黑" w:hAnsi="微软雅黑" w:eastAsia="微软雅黑"/>
-              </w:rPr>
-              <w:t>版本兼容性</w:t>
-            </w:r>
-          </w:p>
-        </w:tc>
-        <w:tc>
-          <w:tcPr>
-            <w:tcW w:type="dxa" w:w="4320"/>
-          </w:tcPr>
-          <w:p>
-            <w:r/>
-            <w:r>
-              <w:rPr>
-                <w:rFonts w:ascii="微软雅黑" w:hAnsi="微软雅黑" w:eastAsia="微软雅黑"/>
-              </w:rPr>
-              <w:t>⚠️待确认 @干系人：老版本 App 无小黄车时的降级表现</w:t>
-            </w:r>
-          </w:p>
-        </w:tc>
-      </w:tr>
-      <w:tr>
-        <w:tc>
-          <w:tcPr>
-            <w:tcW w:type="dxa" w:w="4320"/>
-          </w:tcPr>
-          <w:p>
-            <w:r/>
-            <w:r>
-              <w:rPr>
-                <w:rFonts w:ascii="微软雅黑" w:hAnsi="微软雅黑" w:eastAsia="微软雅黑"/>
-              </w:rPr>
-              <w:t>逆向流/退款</w:t>
-            </w:r>
-          </w:p>
-        </w:tc>
-        <w:tc>
-          <w:tcPr>
-            <w:tcW w:type="dxa" w:w="4320"/>
-          </w:tcPr>
-          <w:p>
-            <w:r/>
-            <w:r>
-              <w:rPr>
-                <w:rFonts w:ascii="微软雅黑" w:hAnsi="微软雅黑" w:eastAsia="微软雅黑"/>
-              </w:rPr>
-              <w:t>⚠️待确认 @干系人：直播订单退款时优惠券/积分处理（复用商城规则）</w:t>
             </w:r>
           </w:p>
         </w:tc>
@@ -7173,113 +13369,6 @@
           <w:rFonts w:ascii="微软雅黑" w:hAnsi="微软雅黑" w:eastAsia="微软雅黑"/>
         </w:rPr>
         <w:t>本次为 v1.0 首版，基于现有前后端原型梳理，并依据《PRD输出规范(260715)》模板重构章节结构；待确认项见下方汇总。</w:t>
-      </w:r>
-    </w:p>
-    <w:p>
-      <w:pPr>
-        <w:pStyle w:val="Heading1"/>
-      </w:pPr>
-      <w:r>
-        <w:rPr>
-          <w:rFonts w:ascii="微软雅黑" w:hAnsi="微软雅黑" w:eastAsia="微软雅黑"/>
-        </w:rPr>
-        <w:t>九、 待确认项汇总（⚠️ 已标注，未臆造）</w:t>
-      </w:r>
-    </w:p>
-    <w:p>
-      <w:r>
-        <w:rPr>
-          <w:rFonts w:ascii="微软雅黑" w:hAnsi="微软雅黑" w:eastAsia="微软雅黑"/>
-        </w:rPr>
-        <w:t>以下为本次 PRD 中标注的待确认项，需在评审中由对应干系人确认：</w:t>
-      </w:r>
-    </w:p>
-    <w:p>
-      <w:pPr>
-        <w:pStyle w:val="ListBullet"/>
-      </w:pPr>
-      <w:r>
-        <w:rPr>
-          <w:rFonts w:ascii="微软雅黑" w:hAnsi="微软雅黑" w:eastAsia="微软雅黑"/>
-        </w:rPr>
-        <w:t>推送状态是否需「推送中」中间态（@研发负责人）</w:t>
-      </w:r>
-    </w:p>
-    <w:p>
-      <w:pPr>
-        <w:pStyle w:val="ListBullet"/>
-      </w:pPr>
-      <w:r>
-        <w:rPr>
-          <w:rFonts w:ascii="微软雅黑" w:hAnsi="微软雅黑" w:eastAsia="微软雅黑"/>
-        </w:rPr>
-        <w:t>选品弹窗「运营类型/品牌分类」字段来源与口径（@干系人）</w:t>
-      </w:r>
-    </w:p>
-    <w:p>
-      <w:pPr>
-        <w:pStyle w:val="ListBullet"/>
-      </w:pPr>
-      <w:r>
-        <w:rPr>
-          <w:rFonts w:ascii="微软雅黑" w:hAnsi="微软雅黑" w:eastAsia="微软雅黑"/>
-        </w:rPr>
-        <w:t>直播间商品列表「销售价」单位/格式、是否展示「销售合计」列（@干系人）</w:t>
-      </w:r>
-    </w:p>
-    <w:p>
-      <w:pPr>
-        <w:pStyle w:val="ListBullet"/>
-      </w:pPr>
-      <w:r>
-        <w:rPr>
-          <w:rFonts w:ascii="微软雅黑" w:hAnsi="微软雅黑" w:eastAsia="微软雅黑"/>
-        </w:rPr>
-        <w:t>直播数据统计接口/数据表来源（@数据负责人）</w:t>
-      </w:r>
-    </w:p>
-    <w:p>
-      <w:pPr>
-        <w:pStyle w:val="ListBullet"/>
-      </w:pPr>
-      <w:r>
-        <w:rPr>
-          <w:rFonts w:ascii="微软雅黑" w:hAnsi="微软雅黑" w:eastAsia="微软雅黑"/>
-        </w:rPr>
-        <w:t>小黄车「活动标签/划线原价」字段来源（@干系人）</w:t>
-      </w:r>
-    </w:p>
-    <w:p>
-      <w:pPr>
-        <w:pStyle w:val="ListBullet"/>
-      </w:pPr>
-      <w:r>
-        <w:rPr>
-          <w:rFonts w:ascii="微软雅黑" w:hAnsi="微软雅黑" w:eastAsia="微软雅黑"/>
-        </w:rPr>
-        <w:t>用户端未登录点击小黄车的登录拦截策略（@干系人）</w:t>
-      </w:r>
-    </w:p>
-    <w:p>
-      <w:pPr>
-        <w:pStyle w:val="ListBullet"/>
-      </w:pPr>
-      <w:r>
-        <w:rPr>
-          <w:rFonts w:ascii="微软雅黑" w:hAnsi="微软雅黑" w:eastAsia="微软雅黑"/>
-        </w:rPr>
-        <w:t>老版本 App 无小黄车的降级表现（@干系人）</w:t>
-      </w:r>
-    </w:p>
-    <w:p>
-      <w:pPr>
-        <w:pStyle w:val="ListBullet"/>
-      </w:pPr>
-      <w:r>
-        <w:rPr>
-          <w:rFonts w:ascii="微软雅黑" w:hAnsi="微软雅黑" w:eastAsia="微软雅黑"/>
-        </w:rPr>
-        <w:t>直播订单退款时优惠券/积分处理（@干系人，复用商城规则）</w:t>
       </w:r>
     </w:p>
     <w:sectPr>

--- a/直播挂车与时长发券/泰小虎直播挂车与时长发券PRD_v1.0.docx
+++ b/直播挂车与时长发券/泰小虎直播挂车与时长发券PRD_v1.0.docx
@@ -5756,6850 +5756,44 @@
         <w:t>埋点不允许口头同步，必须按 v2.3 规范以双表（埋点事件表 + 页面分析表）输出。下列事件基于本需求转化链路定义，属性字段与商城既有埋点规范对齐。</w:t>
       </w:r>
     </w:p>
-    <w:tbl>
-      <w:tblPr>
-        <w:tblStyle w:val="TableGrid"/>
-        <w:tblW w:type="auto" w:w="0"/>
-        <w:jc w:val="center"/>
-        <w:tblLook w:firstColumn="1" w:firstRow="1" w:lastColumn="0" w:lastRow="0" w:noHBand="0" w:noVBand="1" w:val="04A0"/>
-      </w:tblPr>
-      <w:tblGrid>
-        <w:gridCol w:w="332"/>
-        <w:gridCol w:w="332"/>
-        <w:gridCol w:w="332"/>
-        <w:gridCol w:w="332"/>
-        <w:gridCol w:w="332"/>
-        <w:gridCol w:w="332"/>
-        <w:gridCol w:w="332"/>
-        <w:gridCol w:w="332"/>
-        <w:gridCol w:w="332"/>
-        <w:gridCol w:w="332"/>
-        <w:gridCol w:w="332"/>
-        <w:gridCol w:w="332"/>
-        <w:gridCol w:w="332"/>
-        <w:gridCol w:w="332"/>
-        <w:gridCol w:w="332"/>
-        <w:gridCol w:w="332"/>
-        <w:gridCol w:w="332"/>
-        <w:gridCol w:w="332"/>
-        <w:gridCol w:w="332"/>
-        <w:gridCol w:w="332"/>
-        <w:gridCol w:w="332"/>
-        <w:gridCol w:w="332"/>
-        <w:gridCol w:w="332"/>
-        <w:gridCol w:w="332"/>
-        <w:gridCol w:w="332"/>
-        <w:gridCol w:w="332"/>
-      </w:tblGrid>
-      <w:tr>
-        <w:tc>
-          <w:tcPr>
-            <w:tcW w:type="dxa" w:w="332"/>
-            <w:shd w:val="clear" w:color="auto" w:fill="F3F4F6"/>
-          </w:tcPr>
-          <w:p>
-            <w:r/>
-            <w:r>
-              <w:rPr>
-                <w:rFonts w:ascii="微软雅黑" w:hAnsi="微软雅黑" w:eastAsia="微软雅黑"/>
-                <w:b/>
-              </w:rPr>
-              <w:t>事件编号</w:t>
-            </w:r>
-          </w:p>
-        </w:tc>
-        <w:tc>
-          <w:tcPr>
-            <w:tcW w:type="dxa" w:w="332"/>
-            <w:shd w:val="clear" w:color="auto" w:fill="F3F4F6"/>
-          </w:tcPr>
-          <w:p>
-            <w:r/>
-            <w:r>
-              <w:rPr>
-                <w:rFonts w:ascii="微软雅黑" w:hAnsi="微软雅黑" w:eastAsia="微软雅黑"/>
-                <w:b/>
-              </w:rPr>
-              <w:t>项目(必填)</w:t>
-            </w:r>
-          </w:p>
-        </w:tc>
-        <w:tc>
-          <w:tcPr>
-            <w:tcW w:type="dxa" w:w="332"/>
-            <w:shd w:val="clear" w:color="auto" w:fill="F3F4F6"/>
-          </w:tcPr>
-          <w:p>
-            <w:r/>
-            <w:r>
-              <w:rPr>
-                <w:rFonts w:ascii="微软雅黑" w:hAnsi="微软雅黑" w:eastAsia="微软雅黑"/>
-                <w:b/>
-              </w:rPr>
-              <w:t>所属层</w:t>
-            </w:r>
-          </w:p>
-        </w:tc>
-        <w:tc>
-          <w:tcPr>
-            <w:tcW w:type="dxa" w:w="332"/>
-            <w:shd w:val="clear" w:color="auto" w:fill="F3F4F6"/>
-          </w:tcPr>
-          <w:p>
-            <w:r/>
-            <w:r>
-              <w:rPr>
-                <w:rFonts w:ascii="微软雅黑" w:hAnsi="微软雅黑" w:eastAsia="微软雅黑"/>
-                <w:b/>
-              </w:rPr>
-              <w:t>平台(必填)</w:t>
-            </w:r>
-          </w:p>
-        </w:tc>
-        <w:tc>
-          <w:tcPr>
-            <w:tcW w:type="dxa" w:w="332"/>
-            <w:shd w:val="clear" w:color="auto" w:fill="F3F4F6"/>
-          </w:tcPr>
-          <w:p>
-            <w:r/>
-            <w:r>
-              <w:rPr>
-                <w:rFonts w:ascii="微软雅黑" w:hAnsi="微软雅黑" w:eastAsia="微软雅黑"/>
-                <w:b/>
-              </w:rPr>
-              <w:t>模块(必填)</w:t>
-            </w:r>
-          </w:p>
-        </w:tc>
-        <w:tc>
-          <w:tcPr>
-            <w:tcW w:type="dxa" w:w="332"/>
-            <w:shd w:val="clear" w:color="auto" w:fill="F3F4F6"/>
-          </w:tcPr>
-          <w:p>
-            <w:r/>
-            <w:r>
-              <w:rPr>
-                <w:rFonts w:ascii="微软雅黑" w:hAnsi="微软雅黑" w:eastAsia="微软雅黑"/>
-                <w:b/>
-              </w:rPr>
-              <w:t>事件英文名(必填)</w:t>
-            </w:r>
-          </w:p>
-        </w:tc>
-        <w:tc>
-          <w:tcPr>
-            <w:tcW w:type="dxa" w:w="332"/>
-            <w:shd w:val="clear" w:color="auto" w:fill="F3F4F6"/>
-          </w:tcPr>
-          <w:p>
-            <w:r/>
-            <w:r>
-              <w:rPr>
-                <w:rFonts w:ascii="微软雅黑" w:hAnsi="微软雅黑" w:eastAsia="微软雅黑"/>
-                <w:b/>
-              </w:rPr>
-              <w:t>事件显示名(必填)</w:t>
-            </w:r>
-          </w:p>
-        </w:tc>
-        <w:tc>
-          <w:tcPr>
-            <w:tcW w:type="dxa" w:w="332"/>
-            <w:shd w:val="clear" w:color="auto" w:fill="F3F4F6"/>
-          </w:tcPr>
-          <w:p>
-            <w:r/>
-            <w:r>
-              <w:rPr>
-                <w:rFonts w:ascii="微软雅黑" w:hAnsi="微软雅黑" w:eastAsia="微软雅黑"/>
-                <w:b/>
-              </w:rPr>
-              <w:t>事件类型(必填)</w:t>
-            </w:r>
-          </w:p>
-        </w:tc>
-        <w:tc>
-          <w:tcPr>
-            <w:tcW w:type="dxa" w:w="332"/>
-            <w:shd w:val="clear" w:color="auto" w:fill="F3F4F6"/>
-          </w:tcPr>
-          <w:p>
-            <w:r/>
-            <w:r>
-              <w:rPr>
-                <w:rFonts w:ascii="微软雅黑" w:hAnsi="微软雅黑" w:eastAsia="微软雅黑"/>
-                <w:b/>
-              </w:rPr>
-              <w:t>属性英文变量名</w:t>
-            </w:r>
-          </w:p>
-        </w:tc>
-        <w:tc>
-          <w:tcPr>
-            <w:tcW w:type="dxa" w:w="332"/>
-            <w:shd w:val="clear" w:color="auto" w:fill="F3F4F6"/>
-          </w:tcPr>
-          <w:p>
-            <w:r/>
-            <w:r>
-              <w:rPr>
-                <w:rFonts w:ascii="微软雅黑" w:hAnsi="微软雅黑" w:eastAsia="微软雅黑"/>
-                <w:b/>
-              </w:rPr>
-              <w:t>属性显示名</w:t>
-            </w:r>
-          </w:p>
-        </w:tc>
-        <w:tc>
-          <w:tcPr>
-            <w:tcW w:type="dxa" w:w="332"/>
-            <w:shd w:val="clear" w:color="auto" w:fill="F3F4F6"/>
-          </w:tcPr>
-          <w:p>
-            <w:r/>
-            <w:r>
-              <w:rPr>
-                <w:rFonts w:ascii="微软雅黑" w:hAnsi="微软雅黑" w:eastAsia="微软雅黑"/>
-                <w:b/>
-              </w:rPr>
-              <w:t>数据类型</w:t>
-            </w:r>
-          </w:p>
-        </w:tc>
-        <w:tc>
-          <w:tcPr>
-            <w:tcW w:type="dxa" w:w="332"/>
-            <w:shd w:val="clear" w:color="auto" w:fill="F3F4F6"/>
-          </w:tcPr>
-          <w:p>
-            <w:r/>
-            <w:r>
-              <w:rPr>
-                <w:rFonts w:ascii="微软雅黑" w:hAnsi="微软雅黑" w:eastAsia="微软雅黑"/>
-                <w:b/>
-              </w:rPr>
-              <w:t>属性说明</w:t>
-            </w:r>
-          </w:p>
-        </w:tc>
-        <w:tc>
-          <w:tcPr>
-            <w:tcW w:type="dxa" w:w="332"/>
-            <w:shd w:val="clear" w:color="auto" w:fill="F3F4F6"/>
-          </w:tcPr>
-          <w:p>
-            <w:r/>
-            <w:r>
-              <w:rPr>
-                <w:rFonts w:ascii="微软雅黑" w:hAnsi="微软雅黑" w:eastAsia="微软雅黑"/>
-                <w:b/>
-              </w:rPr>
-              <w:t>触发时机</w:t>
-            </w:r>
-          </w:p>
-        </w:tc>
-        <w:tc>
-          <w:tcPr>
-            <w:tcW w:type="dxa" w:w="332"/>
-            <w:shd w:val="clear" w:color="auto" w:fill="F3F4F6"/>
-          </w:tcPr>
-          <w:p>
-            <w:r/>
-            <w:r>
-              <w:rPr>
-                <w:rFonts w:ascii="微软雅黑" w:hAnsi="微软雅黑" w:eastAsia="微软雅黑"/>
-                <w:b/>
-              </w:rPr>
-              <w:t>创建人</w:t>
-            </w:r>
-          </w:p>
-        </w:tc>
-        <w:tc>
-          <w:tcPr>
-            <w:tcW w:type="dxa" w:w="332"/>
-            <w:shd w:val="clear" w:color="auto" w:fill="F3F4F6"/>
-          </w:tcPr>
-          <w:p>
-            <w:r/>
-            <w:r>
-              <w:rPr>
-                <w:rFonts w:ascii="微软雅黑" w:hAnsi="微软雅黑" w:eastAsia="微软雅黑"/>
-                <w:b/>
-              </w:rPr>
-              <w:t>创建时间</w:t>
-            </w:r>
-          </w:p>
-        </w:tc>
-        <w:tc>
-          <w:tcPr>
-            <w:tcW w:type="dxa" w:w="332"/>
-            <w:shd w:val="clear" w:color="auto" w:fill="F3F4F6"/>
-          </w:tcPr>
-          <w:p>
-            <w:r/>
-            <w:r>
-              <w:rPr>
-                <w:rFonts w:ascii="微软雅黑" w:hAnsi="微软雅黑" w:eastAsia="微软雅黑"/>
-                <w:b/>
-              </w:rPr>
-              <w:t>备注</w:t>
-            </w:r>
-          </w:p>
-        </w:tc>
-        <w:tc>
-          <w:tcPr>
-            <w:tcW w:type="dxa" w:w="332"/>
-            <w:shd w:val="clear" w:color="auto" w:fill="F3F4F6"/>
-          </w:tcPr>
-          <w:p>
-            <w:r/>
-            <w:r>
-              <w:rPr>
-                <w:rFonts w:ascii="微软雅黑" w:hAnsi="微软雅黑" w:eastAsia="微软雅黑"/>
-                <w:b/>
-              </w:rPr>
-              <w:t>必填性</w:t>
-            </w:r>
-          </w:p>
-        </w:tc>
-        <w:tc>
-          <w:tcPr>
-            <w:tcW w:type="dxa" w:w="332"/>
-            <w:shd w:val="clear" w:color="auto" w:fill="F3F4F6"/>
-          </w:tcPr>
-          <w:p>
-            <w:r/>
-            <w:r>
-              <w:rPr>
-                <w:rFonts w:ascii="微软雅黑" w:hAnsi="微软雅黑" w:eastAsia="微软雅黑"/>
-                <w:b/>
-              </w:rPr>
-              <w:t>示例值</w:t>
-            </w:r>
-          </w:p>
-        </w:tc>
-        <w:tc>
-          <w:tcPr>
-            <w:tcW w:type="dxa" w:w="332"/>
-            <w:shd w:val="clear" w:color="auto" w:fill="F3F4F6"/>
-          </w:tcPr>
-          <w:p>
-            <w:r/>
-            <w:r>
-              <w:rPr>
-                <w:rFonts w:ascii="微软雅黑" w:hAnsi="微软雅黑" w:eastAsia="微软雅黑"/>
-                <w:b/>
-              </w:rPr>
-              <w:t>关联指标</w:t>
-            </w:r>
-          </w:p>
-        </w:tc>
-        <w:tc>
-          <w:tcPr>
-            <w:tcW w:type="dxa" w:w="332"/>
-            <w:shd w:val="clear" w:color="auto" w:fill="F3F4F6"/>
-          </w:tcPr>
-          <w:p>
-            <w:r/>
-            <w:r>
-              <w:rPr>
-                <w:rFonts w:ascii="微软雅黑" w:hAnsi="微软雅黑" w:eastAsia="微软雅黑"/>
-                <w:b/>
-              </w:rPr>
-              <w:t>上报时机</w:t>
-            </w:r>
-          </w:p>
-        </w:tc>
-        <w:tc>
-          <w:tcPr>
-            <w:tcW w:type="dxa" w:w="332"/>
-            <w:shd w:val="clear" w:color="auto" w:fill="F3F4F6"/>
-          </w:tcPr>
-          <w:p>
-            <w:r/>
-            <w:r>
-              <w:rPr>
-                <w:rFonts w:ascii="微软雅黑" w:hAnsi="微软雅黑" w:eastAsia="微软雅黑"/>
-                <w:b/>
-              </w:rPr>
-              <w:t>去重规则</w:t>
-            </w:r>
-          </w:p>
-        </w:tc>
-        <w:tc>
-          <w:tcPr>
-            <w:tcW w:type="dxa" w:w="332"/>
-            <w:shd w:val="clear" w:color="auto" w:fill="F3F4F6"/>
-          </w:tcPr>
-          <w:p>
-            <w:r/>
-            <w:r>
-              <w:rPr>
-                <w:rFonts w:ascii="微软雅黑" w:hAnsi="微软雅黑" w:eastAsia="微软雅黑"/>
-                <w:b/>
-              </w:rPr>
-              <w:t>校验规则</w:t>
-            </w:r>
-          </w:p>
-        </w:tc>
-        <w:tc>
-          <w:tcPr>
-            <w:tcW w:type="dxa" w:w="332"/>
-            <w:shd w:val="clear" w:color="auto" w:fill="F3F4F6"/>
-          </w:tcPr>
-          <w:p>
-            <w:r/>
-            <w:r>
-              <w:rPr>
-                <w:rFonts w:ascii="微软雅黑" w:hAnsi="微软雅黑" w:eastAsia="微软雅黑"/>
-                <w:b/>
-              </w:rPr>
-            </w:r>
-          </w:p>
-        </w:tc>
-        <w:tc>
-          <w:tcPr>
-            <w:tcW w:type="dxa" w:w="332"/>
-            <w:shd w:val="clear" w:color="auto" w:fill="F3F4F6"/>
-          </w:tcPr>
-          <w:p>
-            <w:r/>
-            <w:r>
-              <w:rPr>
-                <w:rFonts w:ascii="微软雅黑" w:hAnsi="微软雅黑" w:eastAsia="微软雅黑"/>
-                <w:b/>
-              </w:rPr>
-            </w:r>
-          </w:p>
-        </w:tc>
-        <w:tc>
-          <w:tcPr>
-            <w:tcW w:type="dxa" w:w="332"/>
-            <w:shd w:val="clear" w:color="auto" w:fill="F3F4F6"/>
-          </w:tcPr>
-          <w:p>
-            <w:r/>
-            <w:r>
-              <w:rPr>
-                <w:rFonts w:ascii="微软雅黑" w:hAnsi="微软雅黑" w:eastAsia="微软雅黑"/>
-                <w:b/>
-              </w:rPr>
-              <w:t>状态</w:t>
-            </w:r>
-          </w:p>
-        </w:tc>
-        <w:tc>
-          <w:tcPr>
-            <w:tcW w:type="dxa" w:w="332"/>
-            <w:shd w:val="clear" w:color="auto" w:fill="F3F4F6"/>
-          </w:tcPr>
-          <w:p>
-            <w:r/>
-            <w:r>
-              <w:rPr>
-                <w:rFonts w:ascii="微软雅黑" w:hAnsi="微软雅黑" w:eastAsia="微软雅黑"/>
-                <w:b/>
-              </w:rPr>
-              <w:t>测试进度</w:t>
-            </w:r>
-          </w:p>
-        </w:tc>
-      </w:tr>
-      <w:tr>
-        <w:tc>
-          <w:tcPr>
-            <w:tcW w:type="dxa" w:w="332"/>
-          </w:tcPr>
-          <w:p>
-            <w:r/>
-            <w:r>
-              <w:rPr>
-                <w:rFonts w:ascii="微软雅黑" w:hAnsi="微软雅黑" w:eastAsia="微软雅黑"/>
-              </w:rPr>
-              <w:t>1</w:t>
-            </w:r>
-          </w:p>
-        </w:tc>
-        <w:tc>
-          <w:tcPr>
-            <w:tcW w:type="dxa" w:w="332"/>
-          </w:tcPr>
-          <w:p>
-            <w:r/>
-            <w:r>
-              <w:rPr>
-                <w:rFonts w:ascii="微软雅黑" w:hAnsi="微软雅黑" w:eastAsia="微软雅黑"/>
-              </w:rPr>
-              <w:t>泰小虎</w:t>
-            </w:r>
-          </w:p>
-        </w:tc>
-        <w:tc>
-          <w:tcPr>
-            <w:tcW w:type="dxa" w:w="332"/>
-          </w:tcPr>
-          <w:p>
-            <w:r/>
-            <w:r>
-              <w:rPr>
-                <w:rFonts w:ascii="微软雅黑" w:hAnsi="微软雅黑" w:eastAsia="微软雅黑"/>
-              </w:rPr>
-              <w:t>L2</w:t>
-            </w:r>
-          </w:p>
-        </w:tc>
-        <w:tc>
-          <w:tcPr>
-            <w:tcW w:type="dxa" w:w="332"/>
-          </w:tcPr>
-          <w:p>
-            <w:r/>
-            <w:r>
-              <w:rPr>
-                <w:rFonts w:ascii="微软雅黑" w:hAnsi="微软雅黑" w:eastAsia="微软雅黑"/>
-              </w:rPr>
-              <w:t>微信小程序 / App(iOS·Android) / H5</w:t>
-            </w:r>
-          </w:p>
-        </w:tc>
-        <w:tc>
-          <w:tcPr>
-            <w:tcW w:type="dxa" w:w="332"/>
-          </w:tcPr>
-          <w:p>
-            <w:r/>
-            <w:r>
-              <w:rPr>
-                <w:rFonts w:ascii="微软雅黑" w:hAnsi="微软雅黑" w:eastAsia="微软雅黑"/>
-              </w:rPr>
-              <w:t>live_cart</w:t>
-            </w:r>
-          </w:p>
-        </w:tc>
-        <w:tc>
-          <w:tcPr>
-            <w:tcW w:type="dxa" w:w="332"/>
-          </w:tcPr>
-          <w:p>
-            <w:r/>
-            <w:r>
-              <w:rPr>
-                <w:rFonts w:ascii="微软雅黑" w:hAnsi="微软雅黑" w:eastAsia="微软雅黑"/>
-              </w:rPr>
-              <w:t>cart_icon_show</w:t>
-            </w:r>
-          </w:p>
-        </w:tc>
-        <w:tc>
-          <w:tcPr>
-            <w:tcW w:type="dxa" w:w="332"/>
-          </w:tcPr>
-          <w:p>
-            <w:r/>
-            <w:r>
-              <w:rPr>
-                <w:rFonts w:ascii="微软雅黑" w:hAnsi="微软雅黑" w:eastAsia="微软雅黑"/>
-              </w:rPr>
-              <w:t>小黄车浮层曝光</w:t>
-            </w:r>
-          </w:p>
-        </w:tc>
-        <w:tc>
-          <w:tcPr>
-            <w:tcW w:type="dxa" w:w="332"/>
-          </w:tcPr>
-          <w:p>
-            <w:r/>
-            <w:r>
-              <w:rPr>
-                <w:rFonts w:ascii="微软雅黑" w:hAnsi="微软雅黑" w:eastAsia="微软雅黑"/>
-              </w:rPr>
-              <w:t>曝光</w:t>
-            </w:r>
-          </w:p>
-        </w:tc>
-        <w:tc>
-          <w:tcPr>
-            <w:tcW w:type="dxa" w:w="332"/>
-          </w:tcPr>
-          <w:p>
-            <w:r/>
-            <w:r>
-              <w:rPr>
-                <w:rFonts w:ascii="微软雅黑" w:hAnsi="微软雅黑" w:eastAsia="微软雅黑"/>
-              </w:rPr>
-              <w:t>room_id</w:t>
-            </w:r>
-          </w:p>
-        </w:tc>
-        <w:tc>
-          <w:tcPr>
-            <w:tcW w:type="dxa" w:w="332"/>
-          </w:tcPr>
-          <w:p>
-            <w:r/>
-            <w:r>
-              <w:rPr>
-                <w:rFonts w:ascii="微软雅黑" w:hAnsi="微软雅黑" w:eastAsia="微软雅黑"/>
-              </w:rPr>
-              <w:t>直播间ID</w:t>
-            </w:r>
-          </w:p>
-        </w:tc>
-        <w:tc>
-          <w:tcPr>
-            <w:tcW w:type="dxa" w:w="332"/>
-          </w:tcPr>
-          <w:p>
-            <w:r/>
-            <w:r>
-              <w:rPr>
-                <w:rFonts w:ascii="微软雅黑" w:hAnsi="微软雅黑" w:eastAsia="微软雅黑"/>
-              </w:rPr>
-              <w:t>string</w:t>
-            </w:r>
-          </w:p>
-        </w:tc>
-        <w:tc>
-          <w:tcPr>
-            <w:tcW w:type="dxa" w:w="332"/>
-          </w:tcPr>
-          <w:p>
-            <w:r/>
-            <w:r>
-              <w:rPr>
-                <w:rFonts w:ascii="微软雅黑" w:hAnsi="微软雅黑" w:eastAsia="微软雅黑"/>
-              </w:rPr>
-              <w:t>直播间唯一标识</w:t>
-            </w:r>
-          </w:p>
-        </w:tc>
-        <w:tc>
-          <w:tcPr>
-            <w:tcW w:type="dxa" w:w="332"/>
-          </w:tcPr>
-          <w:p>
-            <w:r/>
-            <w:r>
-              <w:rPr>
-                <w:rFonts w:ascii="微软雅黑" w:hAnsi="微软雅黑" w:eastAsia="微软雅黑"/>
-              </w:rPr>
-              <w:t>直播间内小黄车浮层展示时</w:t>
-            </w:r>
-          </w:p>
-        </w:tc>
-        <w:tc>
-          <w:tcPr>
-            <w:tcW w:type="dxa" w:w="332"/>
-          </w:tcPr>
-          <w:p>
-            <w:r/>
-            <w:r>
-              <w:rPr>
-                <w:rFonts w:ascii="微软雅黑" w:hAnsi="微软雅黑" w:eastAsia="微软雅黑"/>
-              </w:rPr>
-              <w:t>@产品负责人</w:t>
-            </w:r>
-          </w:p>
-        </w:tc>
-        <w:tc>
-          <w:tcPr>
-            <w:tcW w:type="dxa" w:w="332"/>
-          </w:tcPr>
-          <w:p>
-            <w:r/>
-            <w:r>
-              <w:rPr>
-                <w:rFonts w:ascii="微软雅黑" w:hAnsi="微软雅黑" w:eastAsia="微软雅黑"/>
-              </w:rPr>
-              <w:t>2026-07-22</w:t>
-            </w:r>
-          </w:p>
-        </w:tc>
-        <w:tc>
-          <w:tcPr>
-            <w:tcW w:type="dxa" w:w="332"/>
-          </w:tcPr>
-          <w:p>
-            <w:r/>
-            <w:r>
-              <w:rPr>
-                <w:rFonts w:ascii="微软雅黑" w:hAnsi="微软雅黑" w:eastAsia="微软雅黑"/>
-              </w:rPr>
-            </w:r>
-          </w:p>
-        </w:tc>
-        <w:tc>
-          <w:tcPr>
-            <w:tcW w:type="dxa" w:w="332"/>
-          </w:tcPr>
-          <w:p>
-            <w:r/>
-            <w:r>
-              <w:rPr>
-                <w:rFonts w:ascii="微软雅黑" w:hAnsi="微软雅黑" w:eastAsia="微软雅黑"/>
-              </w:rPr>
-              <w:t>必填</w:t>
-            </w:r>
-          </w:p>
-        </w:tc>
-        <w:tc>
-          <w:tcPr>
-            <w:tcW w:type="dxa" w:w="332"/>
-          </w:tcPr>
-          <w:p>
-            <w:r/>
-            <w:r>
-              <w:rPr>
-                <w:rFonts w:ascii="微软雅黑" w:hAnsi="微软雅黑" w:eastAsia="微软雅黑"/>
-              </w:rPr>
-              <w:t>r_123</w:t>
-            </w:r>
-          </w:p>
-        </w:tc>
-        <w:tc>
-          <w:tcPr>
-            <w:tcW w:type="dxa" w:w="332"/>
-          </w:tcPr>
-          <w:p>
-            <w:r/>
-            <w:r>
-              <w:rPr>
-                <w:rFonts w:ascii="微软雅黑" w:hAnsi="微软雅黑" w:eastAsia="微软雅黑"/>
-              </w:rPr>
-              <w:t>小黄车曝光UV、直播观看UV</w:t>
-            </w:r>
-          </w:p>
-        </w:tc>
-        <w:tc>
-          <w:tcPr>
-            <w:tcW w:type="dxa" w:w="332"/>
-          </w:tcPr>
-          <w:p>
-            <w:r/>
-            <w:r>
-              <w:rPr>
-                <w:rFonts w:ascii="微软雅黑" w:hAnsi="微软雅黑" w:eastAsia="微软雅黑"/>
-              </w:rPr>
-              <w:t>事件触发即时上报</w:t>
-            </w:r>
-          </w:p>
-        </w:tc>
-        <w:tc>
-          <w:tcPr>
-            <w:tcW w:type="dxa" w:w="332"/>
-          </w:tcPr>
-          <w:p>
-            <w:r/>
-            <w:r>
-              <w:rPr>
-                <w:rFonts w:ascii="微软雅黑" w:hAnsi="微软雅黑" w:eastAsia="微软雅黑"/>
-              </w:rPr>
-              <w:t>同一 session 内同事件可重复上报；曝光按曝光时长去重</w:t>
-            </w:r>
-          </w:p>
-        </w:tc>
-        <w:tc>
-          <w:tcPr>
-            <w:tcW w:type="dxa" w:w="332"/>
-          </w:tcPr>
-          <w:p>
-            <w:r/>
-            <w:r>
-              <w:rPr>
-                <w:rFonts w:ascii="微软雅黑" w:hAnsi="微软雅黑" w:eastAsia="微软雅黑"/>
-              </w:rPr>
-              <w:t>room_id 必填且取值合法（cart_icon_show 事件）</w:t>
-            </w:r>
-          </w:p>
-        </w:tc>
-        <w:tc>
-          <w:tcPr>
-            <w:tcW w:type="dxa" w:w="332"/>
-          </w:tcPr>
-          <w:p>
-            <w:r/>
-            <w:r>
-              <w:rPr>
-                <w:rFonts w:ascii="微软雅黑" w:hAnsi="微软雅黑" w:eastAsia="微软雅黑"/>
-              </w:rPr>
-            </w:r>
-          </w:p>
-        </w:tc>
-        <w:tc>
-          <w:tcPr>
-            <w:tcW w:type="dxa" w:w="332"/>
-          </w:tcPr>
-          <w:p>
-            <w:r/>
-            <w:r>
-              <w:rPr>
-                <w:rFonts w:ascii="微软雅黑" w:hAnsi="微软雅黑" w:eastAsia="微软雅黑"/>
-              </w:rPr>
-            </w:r>
-          </w:p>
-        </w:tc>
-        <w:tc>
-          <w:tcPr>
-            <w:tcW w:type="dxa" w:w="332"/>
-          </w:tcPr>
-          <w:p>
-            <w:r/>
-            <w:r>
-              <w:rPr>
-                <w:rFonts w:ascii="微软雅黑" w:hAnsi="微软雅黑" w:eastAsia="微软雅黑"/>
-              </w:rPr>
-              <w:t>待开发</w:t>
-            </w:r>
-          </w:p>
-        </w:tc>
-        <w:tc>
-          <w:tcPr>
-            <w:tcW w:type="dxa" w:w="332"/>
-          </w:tcPr>
-          <w:p>
-            <w:r/>
-            <w:r>
-              <w:rPr>
-                <w:rFonts w:ascii="微软雅黑" w:hAnsi="微软雅黑" w:eastAsia="微软雅黑"/>
-              </w:rPr>
-              <w:t>未开始</w:t>
-            </w:r>
-          </w:p>
-        </w:tc>
-      </w:tr>
-      <w:tr>
-        <w:tc>
-          <w:tcPr>
-            <w:tcW w:type="dxa" w:w="332"/>
-          </w:tcPr>
-          <w:p>
-            <w:r/>
-            <w:r>
-              <w:rPr>
-                <w:rFonts w:ascii="微软雅黑" w:hAnsi="微软雅黑" w:eastAsia="微软雅黑"/>
-              </w:rPr>
-              <w:t>1</w:t>
-            </w:r>
-          </w:p>
-        </w:tc>
-        <w:tc>
-          <w:tcPr>
-            <w:tcW w:type="dxa" w:w="332"/>
-          </w:tcPr>
-          <w:p>
-            <w:r/>
-            <w:r>
-              <w:rPr>
-                <w:rFonts w:ascii="微软雅黑" w:hAnsi="微软雅黑" w:eastAsia="微软雅黑"/>
-              </w:rPr>
-              <w:t>泰小虎</w:t>
-            </w:r>
-          </w:p>
-        </w:tc>
-        <w:tc>
-          <w:tcPr>
-            <w:tcW w:type="dxa" w:w="332"/>
-          </w:tcPr>
-          <w:p>
-            <w:r/>
-            <w:r>
-              <w:rPr>
-                <w:rFonts w:ascii="微软雅黑" w:hAnsi="微软雅黑" w:eastAsia="微软雅黑"/>
-              </w:rPr>
-              <w:t>L2</w:t>
-            </w:r>
-          </w:p>
-        </w:tc>
-        <w:tc>
-          <w:tcPr>
-            <w:tcW w:type="dxa" w:w="332"/>
-          </w:tcPr>
-          <w:p>
-            <w:r/>
-            <w:r>
-              <w:rPr>
-                <w:rFonts w:ascii="微软雅黑" w:hAnsi="微软雅黑" w:eastAsia="微软雅黑"/>
-              </w:rPr>
-              <w:t>微信小程序 / App(iOS·Android) / H5</w:t>
-            </w:r>
-          </w:p>
-        </w:tc>
-        <w:tc>
-          <w:tcPr>
-            <w:tcW w:type="dxa" w:w="332"/>
-          </w:tcPr>
-          <w:p>
-            <w:r/>
-            <w:r>
-              <w:rPr>
-                <w:rFonts w:ascii="微软雅黑" w:hAnsi="微软雅黑" w:eastAsia="微软雅黑"/>
-              </w:rPr>
-              <w:t>live_cart</w:t>
-            </w:r>
-          </w:p>
-        </w:tc>
-        <w:tc>
-          <w:tcPr>
-            <w:tcW w:type="dxa" w:w="332"/>
-          </w:tcPr>
-          <w:p>
-            <w:r/>
-            <w:r>
-              <w:rPr>
-                <w:rFonts w:ascii="微软雅黑" w:hAnsi="微软雅黑" w:eastAsia="微软雅黑"/>
-              </w:rPr>
-              <w:t>cart_icon_show</w:t>
-            </w:r>
-          </w:p>
-        </w:tc>
-        <w:tc>
-          <w:tcPr>
-            <w:tcW w:type="dxa" w:w="332"/>
-          </w:tcPr>
-          <w:p>
-            <w:r/>
-            <w:r>
-              <w:rPr>
-                <w:rFonts w:ascii="微软雅黑" w:hAnsi="微软雅黑" w:eastAsia="微软雅黑"/>
-              </w:rPr>
-              <w:t>小黄车浮层曝光</w:t>
-            </w:r>
-          </w:p>
-        </w:tc>
-        <w:tc>
-          <w:tcPr>
-            <w:tcW w:type="dxa" w:w="332"/>
-          </w:tcPr>
-          <w:p>
-            <w:r/>
-            <w:r>
-              <w:rPr>
-                <w:rFonts w:ascii="微软雅黑" w:hAnsi="微软雅黑" w:eastAsia="微软雅黑"/>
-              </w:rPr>
-              <w:t>曝光</w:t>
-            </w:r>
-          </w:p>
-        </w:tc>
-        <w:tc>
-          <w:tcPr>
-            <w:tcW w:type="dxa" w:w="332"/>
-          </w:tcPr>
-          <w:p>
-            <w:r/>
-            <w:r>
-              <w:rPr>
-                <w:rFonts w:ascii="微软雅黑" w:hAnsi="微软雅黑" w:eastAsia="微软雅黑"/>
-              </w:rPr>
-              <w:t>env</w:t>
-            </w:r>
-          </w:p>
-        </w:tc>
-        <w:tc>
-          <w:tcPr>
-            <w:tcW w:type="dxa" w:w="332"/>
-          </w:tcPr>
-          <w:p>
-            <w:r/>
-            <w:r>
-              <w:rPr>
-                <w:rFonts w:ascii="微软雅黑" w:hAnsi="微软雅黑" w:eastAsia="微软雅黑"/>
-              </w:rPr>
-              <w:t>环境</w:t>
-            </w:r>
-          </w:p>
-        </w:tc>
-        <w:tc>
-          <w:tcPr>
-            <w:tcW w:type="dxa" w:w="332"/>
-          </w:tcPr>
-          <w:p>
-            <w:r/>
-            <w:r>
-              <w:rPr>
-                <w:rFonts w:ascii="微软雅黑" w:hAnsi="微软雅黑" w:eastAsia="微软雅黑"/>
-              </w:rPr>
-              <w:t>string</w:t>
-            </w:r>
-          </w:p>
-        </w:tc>
-        <w:tc>
-          <w:tcPr>
-            <w:tcW w:type="dxa" w:w="332"/>
-          </w:tcPr>
-          <w:p>
-            <w:r/>
-            <w:r>
-              <w:rPr>
-                <w:rFonts w:ascii="微软雅黑" w:hAnsi="微软雅黑" w:eastAsia="微软雅黑"/>
-              </w:rPr>
-              <w:t>prod/pre</w:t>
-            </w:r>
-          </w:p>
-        </w:tc>
-        <w:tc>
-          <w:tcPr>
-            <w:tcW w:type="dxa" w:w="332"/>
-          </w:tcPr>
-          <w:p>
-            <w:r/>
-            <w:r>
-              <w:rPr>
-                <w:rFonts w:ascii="微软雅黑" w:hAnsi="微软雅黑" w:eastAsia="微软雅黑"/>
-              </w:rPr>
-              <w:t>直播间内小黄车浮层展示时</w:t>
-            </w:r>
-          </w:p>
-        </w:tc>
-        <w:tc>
-          <w:tcPr>
-            <w:tcW w:type="dxa" w:w="332"/>
-          </w:tcPr>
-          <w:p>
-            <w:r/>
-            <w:r>
-              <w:rPr>
-                <w:rFonts w:ascii="微软雅黑" w:hAnsi="微软雅黑" w:eastAsia="微软雅黑"/>
-              </w:rPr>
-              <w:t>@产品负责人</w:t>
-            </w:r>
-          </w:p>
-        </w:tc>
-        <w:tc>
-          <w:tcPr>
-            <w:tcW w:type="dxa" w:w="332"/>
-          </w:tcPr>
-          <w:p>
-            <w:r/>
-            <w:r>
-              <w:rPr>
-                <w:rFonts w:ascii="微软雅黑" w:hAnsi="微软雅黑" w:eastAsia="微软雅黑"/>
-              </w:rPr>
-              <w:t>2026-07-22</w:t>
-            </w:r>
-          </w:p>
-        </w:tc>
-        <w:tc>
-          <w:tcPr>
-            <w:tcW w:type="dxa" w:w="332"/>
-          </w:tcPr>
-          <w:p>
-            <w:r/>
-            <w:r>
-              <w:rPr>
-                <w:rFonts w:ascii="微软雅黑" w:hAnsi="微软雅黑" w:eastAsia="微软雅黑"/>
-              </w:rPr>
-            </w:r>
-          </w:p>
-        </w:tc>
-        <w:tc>
-          <w:tcPr>
-            <w:tcW w:type="dxa" w:w="332"/>
-          </w:tcPr>
-          <w:p>
-            <w:r/>
-            <w:r>
-              <w:rPr>
-                <w:rFonts w:ascii="微软雅黑" w:hAnsi="微软雅黑" w:eastAsia="微软雅黑"/>
-              </w:rPr>
-              <w:t>必填</w:t>
-            </w:r>
-          </w:p>
-        </w:tc>
-        <w:tc>
-          <w:tcPr>
-            <w:tcW w:type="dxa" w:w="332"/>
-          </w:tcPr>
-          <w:p>
-            <w:r/>
-            <w:r>
-              <w:rPr>
-                <w:rFonts w:ascii="微软雅黑" w:hAnsi="微软雅黑" w:eastAsia="微软雅黑"/>
-              </w:rPr>
-              <w:t>prod</w:t>
-            </w:r>
-          </w:p>
-        </w:tc>
-        <w:tc>
-          <w:tcPr>
-            <w:tcW w:type="dxa" w:w="332"/>
-          </w:tcPr>
-          <w:p>
-            <w:r/>
-            <w:r>
-              <w:rPr>
-                <w:rFonts w:ascii="微软雅黑" w:hAnsi="微软雅黑" w:eastAsia="微软雅黑"/>
-              </w:rPr>
-              <w:t>小黄车曝光UV、直播观看UV</w:t>
-            </w:r>
-          </w:p>
-        </w:tc>
-        <w:tc>
-          <w:tcPr>
-            <w:tcW w:type="dxa" w:w="332"/>
-          </w:tcPr>
-          <w:p>
-            <w:r/>
-            <w:r>
-              <w:rPr>
-                <w:rFonts w:ascii="微软雅黑" w:hAnsi="微软雅黑" w:eastAsia="微软雅黑"/>
-              </w:rPr>
-              <w:t>事件触发即时上报</w:t>
-            </w:r>
-          </w:p>
-        </w:tc>
-        <w:tc>
-          <w:tcPr>
-            <w:tcW w:type="dxa" w:w="332"/>
-          </w:tcPr>
-          <w:p>
-            <w:r/>
-            <w:r>
-              <w:rPr>
-                <w:rFonts w:ascii="微软雅黑" w:hAnsi="微软雅黑" w:eastAsia="微软雅黑"/>
-              </w:rPr>
-              <w:t>同一 session 内同事件可重复上报；曝光按曝光时长去重</w:t>
-            </w:r>
-          </w:p>
-        </w:tc>
-        <w:tc>
-          <w:tcPr>
-            <w:tcW w:type="dxa" w:w="332"/>
-          </w:tcPr>
-          <w:p>
-            <w:r/>
-            <w:r>
-              <w:rPr>
-                <w:rFonts w:ascii="微软雅黑" w:hAnsi="微软雅黑" w:eastAsia="微软雅黑"/>
-              </w:rPr>
-              <w:t>env 必填</w:t>
-            </w:r>
-          </w:p>
-        </w:tc>
-        <w:tc>
-          <w:tcPr>
-            <w:tcW w:type="dxa" w:w="332"/>
-          </w:tcPr>
-          <w:p>
-            <w:r/>
-            <w:r>
-              <w:rPr>
-                <w:rFonts w:ascii="微软雅黑" w:hAnsi="微软雅黑" w:eastAsia="微软雅黑"/>
-              </w:rPr>
-            </w:r>
-          </w:p>
-        </w:tc>
-        <w:tc>
-          <w:tcPr>
-            <w:tcW w:type="dxa" w:w="332"/>
-          </w:tcPr>
-          <w:p>
-            <w:r/>
-            <w:r>
-              <w:rPr>
-                <w:rFonts w:ascii="微软雅黑" w:hAnsi="微软雅黑" w:eastAsia="微软雅黑"/>
-              </w:rPr>
-            </w:r>
-          </w:p>
-        </w:tc>
-        <w:tc>
-          <w:tcPr>
-            <w:tcW w:type="dxa" w:w="332"/>
-          </w:tcPr>
-          <w:p>
-            <w:r/>
-            <w:r>
-              <w:rPr>
-                <w:rFonts w:ascii="微软雅黑" w:hAnsi="微软雅黑" w:eastAsia="微软雅黑"/>
-              </w:rPr>
-              <w:t>待开发</w:t>
-            </w:r>
-          </w:p>
-        </w:tc>
-        <w:tc>
-          <w:tcPr>
-            <w:tcW w:type="dxa" w:w="332"/>
-          </w:tcPr>
-          <w:p>
-            <w:r/>
-            <w:r>
-              <w:rPr>
-                <w:rFonts w:ascii="微软雅黑" w:hAnsi="微软雅黑" w:eastAsia="微软雅黑"/>
-              </w:rPr>
-              <w:t>未开始</w:t>
-            </w:r>
-          </w:p>
-        </w:tc>
-      </w:tr>
-      <w:tr>
-        <w:tc>
-          <w:tcPr>
-            <w:tcW w:type="dxa" w:w="332"/>
-          </w:tcPr>
-          <w:p>
-            <w:r/>
-            <w:r>
-              <w:rPr>
-                <w:rFonts w:ascii="微软雅黑" w:hAnsi="微软雅黑" w:eastAsia="微软雅黑"/>
-              </w:rPr>
-              <w:t>2</w:t>
-            </w:r>
-          </w:p>
-        </w:tc>
-        <w:tc>
-          <w:tcPr>
-            <w:tcW w:type="dxa" w:w="332"/>
-          </w:tcPr>
-          <w:p>
-            <w:r/>
-            <w:r>
-              <w:rPr>
-                <w:rFonts w:ascii="微软雅黑" w:hAnsi="微软雅黑" w:eastAsia="微软雅黑"/>
-              </w:rPr>
-              <w:t>泰小虎</w:t>
-            </w:r>
-          </w:p>
-        </w:tc>
-        <w:tc>
-          <w:tcPr>
-            <w:tcW w:type="dxa" w:w="332"/>
-          </w:tcPr>
-          <w:p>
-            <w:r/>
-            <w:r>
-              <w:rPr>
-                <w:rFonts w:ascii="微软雅黑" w:hAnsi="微软雅黑" w:eastAsia="微软雅黑"/>
-              </w:rPr>
-              <w:t>L2</w:t>
-            </w:r>
-          </w:p>
-        </w:tc>
-        <w:tc>
-          <w:tcPr>
-            <w:tcW w:type="dxa" w:w="332"/>
-          </w:tcPr>
-          <w:p>
-            <w:r/>
-            <w:r>
-              <w:rPr>
-                <w:rFonts w:ascii="微软雅黑" w:hAnsi="微软雅黑" w:eastAsia="微软雅黑"/>
-              </w:rPr>
-              <w:t>微信小程序 / App(iOS·Android) / H5</w:t>
-            </w:r>
-          </w:p>
-        </w:tc>
-        <w:tc>
-          <w:tcPr>
-            <w:tcW w:type="dxa" w:w="332"/>
-          </w:tcPr>
-          <w:p>
-            <w:r/>
-            <w:r>
-              <w:rPr>
-                <w:rFonts w:ascii="微软雅黑" w:hAnsi="微软雅黑" w:eastAsia="微软雅黑"/>
-              </w:rPr>
-              <w:t>live_cart</w:t>
-            </w:r>
-          </w:p>
-        </w:tc>
-        <w:tc>
-          <w:tcPr>
-            <w:tcW w:type="dxa" w:w="332"/>
-          </w:tcPr>
-          <w:p>
-            <w:r/>
-            <w:r>
-              <w:rPr>
-                <w:rFonts w:ascii="微软雅黑" w:hAnsi="微软雅黑" w:eastAsia="微软雅黑"/>
-              </w:rPr>
-              <w:t>cart_product_show</w:t>
-            </w:r>
-          </w:p>
-        </w:tc>
-        <w:tc>
-          <w:tcPr>
-            <w:tcW w:type="dxa" w:w="332"/>
-          </w:tcPr>
-          <w:p>
-            <w:r/>
-            <w:r>
-              <w:rPr>
-                <w:rFonts w:ascii="微软雅黑" w:hAnsi="微软雅黑" w:eastAsia="微软雅黑"/>
-              </w:rPr>
-              <w:t>商品卡片曝光</w:t>
-            </w:r>
-          </w:p>
-        </w:tc>
-        <w:tc>
-          <w:tcPr>
-            <w:tcW w:type="dxa" w:w="332"/>
-          </w:tcPr>
-          <w:p>
-            <w:r/>
-            <w:r>
-              <w:rPr>
-                <w:rFonts w:ascii="微软雅黑" w:hAnsi="微软雅黑" w:eastAsia="微软雅黑"/>
-              </w:rPr>
-              <w:t>曝光</w:t>
-            </w:r>
-          </w:p>
-        </w:tc>
-        <w:tc>
-          <w:tcPr>
-            <w:tcW w:type="dxa" w:w="332"/>
-          </w:tcPr>
-          <w:p>
-            <w:r/>
-            <w:r>
-              <w:rPr>
-                <w:rFonts w:ascii="微软雅黑" w:hAnsi="微软雅黑" w:eastAsia="微软雅黑"/>
-              </w:rPr>
-              <w:t>room_id</w:t>
-            </w:r>
-          </w:p>
-        </w:tc>
-        <w:tc>
-          <w:tcPr>
-            <w:tcW w:type="dxa" w:w="332"/>
-          </w:tcPr>
-          <w:p>
-            <w:r/>
-            <w:r>
-              <w:rPr>
-                <w:rFonts w:ascii="微软雅黑" w:hAnsi="微软雅黑" w:eastAsia="微软雅黑"/>
-              </w:rPr>
-              <w:t>直播间ID</w:t>
-            </w:r>
-          </w:p>
-        </w:tc>
-        <w:tc>
-          <w:tcPr>
-            <w:tcW w:type="dxa" w:w="332"/>
-          </w:tcPr>
-          <w:p>
-            <w:r/>
-            <w:r>
-              <w:rPr>
-                <w:rFonts w:ascii="微软雅黑" w:hAnsi="微软雅黑" w:eastAsia="微软雅黑"/>
-              </w:rPr>
-              <w:t>string</w:t>
-            </w:r>
-          </w:p>
-        </w:tc>
-        <w:tc>
-          <w:tcPr>
-            <w:tcW w:type="dxa" w:w="332"/>
-          </w:tcPr>
-          <w:p>
-            <w:r/>
-            <w:r>
-              <w:rPr>
-                <w:rFonts w:ascii="微软雅黑" w:hAnsi="微软雅黑" w:eastAsia="微软雅黑"/>
-              </w:rPr>
-              <w:t>直播间唯一标识</w:t>
-            </w:r>
-          </w:p>
-        </w:tc>
-        <w:tc>
-          <w:tcPr>
-            <w:tcW w:type="dxa" w:w="332"/>
-          </w:tcPr>
-          <w:p>
-            <w:r/>
-            <w:r>
-              <w:rPr>
-                <w:rFonts w:ascii="微软雅黑" w:hAnsi="微软雅黑" w:eastAsia="微软雅黑"/>
-              </w:rPr>
-              <w:t>商品抽屉展开、商品卡片进入视口时</w:t>
-            </w:r>
-          </w:p>
-        </w:tc>
-        <w:tc>
-          <w:tcPr>
-            <w:tcW w:type="dxa" w:w="332"/>
-          </w:tcPr>
-          <w:p>
-            <w:r/>
-            <w:r>
-              <w:rPr>
-                <w:rFonts w:ascii="微软雅黑" w:hAnsi="微软雅黑" w:eastAsia="微软雅黑"/>
-              </w:rPr>
-              <w:t>@产品负责人</w:t>
-            </w:r>
-          </w:p>
-        </w:tc>
-        <w:tc>
-          <w:tcPr>
-            <w:tcW w:type="dxa" w:w="332"/>
-          </w:tcPr>
-          <w:p>
-            <w:r/>
-            <w:r>
-              <w:rPr>
-                <w:rFonts w:ascii="微软雅黑" w:hAnsi="微软雅黑" w:eastAsia="微软雅黑"/>
-              </w:rPr>
-              <w:t>2026-07-22</w:t>
-            </w:r>
-          </w:p>
-        </w:tc>
-        <w:tc>
-          <w:tcPr>
-            <w:tcW w:type="dxa" w:w="332"/>
-          </w:tcPr>
-          <w:p>
-            <w:r/>
-            <w:r>
-              <w:rPr>
-                <w:rFonts w:ascii="微软雅黑" w:hAnsi="微软雅黑" w:eastAsia="微软雅黑"/>
-              </w:rPr>
-            </w:r>
-          </w:p>
-        </w:tc>
-        <w:tc>
-          <w:tcPr>
-            <w:tcW w:type="dxa" w:w="332"/>
-          </w:tcPr>
-          <w:p>
-            <w:r/>
-            <w:r>
-              <w:rPr>
-                <w:rFonts w:ascii="微软雅黑" w:hAnsi="微软雅黑" w:eastAsia="微软雅黑"/>
-              </w:rPr>
-              <w:t>必填</w:t>
-            </w:r>
-          </w:p>
-        </w:tc>
-        <w:tc>
-          <w:tcPr>
-            <w:tcW w:type="dxa" w:w="332"/>
-          </w:tcPr>
-          <w:p>
-            <w:r/>
-            <w:r>
-              <w:rPr>
-                <w:rFonts w:ascii="微软雅黑" w:hAnsi="微软雅黑" w:eastAsia="微软雅黑"/>
-              </w:rPr>
-              <w:t>r_123</w:t>
-            </w:r>
-          </w:p>
-        </w:tc>
-        <w:tc>
-          <w:tcPr>
-            <w:tcW w:type="dxa" w:w="332"/>
-          </w:tcPr>
-          <w:p>
-            <w:r/>
-            <w:r>
-              <w:rPr>
-                <w:rFonts w:ascii="微软雅黑" w:hAnsi="微软雅黑" w:eastAsia="微软雅黑"/>
-              </w:rPr>
-              <w:t>商品卡片曝光UV</w:t>
-            </w:r>
-          </w:p>
-        </w:tc>
-        <w:tc>
-          <w:tcPr>
-            <w:tcW w:type="dxa" w:w="332"/>
-          </w:tcPr>
-          <w:p>
-            <w:r/>
-            <w:r>
-              <w:rPr>
-                <w:rFonts w:ascii="微软雅黑" w:hAnsi="微软雅黑" w:eastAsia="微软雅黑"/>
-              </w:rPr>
-              <w:t>事件触发即时上报</w:t>
-            </w:r>
-          </w:p>
-        </w:tc>
-        <w:tc>
-          <w:tcPr>
-            <w:tcW w:type="dxa" w:w="332"/>
-          </w:tcPr>
-          <w:p>
-            <w:r/>
-            <w:r>
-              <w:rPr>
-                <w:rFonts w:ascii="微软雅黑" w:hAnsi="微软雅黑" w:eastAsia="微软雅黑"/>
-              </w:rPr>
-              <w:t>同一 session 内同事件可重复上报；曝光按曝光时长去重</w:t>
-            </w:r>
-          </w:p>
-        </w:tc>
-        <w:tc>
-          <w:tcPr>
-            <w:tcW w:type="dxa" w:w="332"/>
-          </w:tcPr>
-          <w:p>
-            <w:r/>
-            <w:r>
-              <w:rPr>
-                <w:rFonts w:ascii="微软雅黑" w:hAnsi="微软雅黑" w:eastAsia="微软雅黑"/>
-              </w:rPr>
-              <w:t>room_id 必填且取值合法（cart_product_show 事件）</w:t>
-            </w:r>
-          </w:p>
-        </w:tc>
-        <w:tc>
-          <w:tcPr>
-            <w:tcW w:type="dxa" w:w="332"/>
-          </w:tcPr>
-          <w:p>
-            <w:r/>
-            <w:r>
-              <w:rPr>
-                <w:rFonts w:ascii="微软雅黑" w:hAnsi="微软雅黑" w:eastAsia="微软雅黑"/>
-              </w:rPr>
-            </w:r>
-          </w:p>
-        </w:tc>
-        <w:tc>
-          <w:tcPr>
-            <w:tcW w:type="dxa" w:w="332"/>
-          </w:tcPr>
-          <w:p>
-            <w:r/>
-            <w:r>
-              <w:rPr>
-                <w:rFonts w:ascii="微软雅黑" w:hAnsi="微软雅黑" w:eastAsia="微软雅黑"/>
-              </w:rPr>
-            </w:r>
-          </w:p>
-        </w:tc>
-        <w:tc>
-          <w:tcPr>
-            <w:tcW w:type="dxa" w:w="332"/>
-          </w:tcPr>
-          <w:p>
-            <w:r/>
-            <w:r>
-              <w:rPr>
-                <w:rFonts w:ascii="微软雅黑" w:hAnsi="微软雅黑" w:eastAsia="微软雅黑"/>
-              </w:rPr>
-              <w:t>待开发</w:t>
-            </w:r>
-          </w:p>
-        </w:tc>
-        <w:tc>
-          <w:tcPr>
-            <w:tcW w:type="dxa" w:w="332"/>
-          </w:tcPr>
-          <w:p>
-            <w:r/>
-            <w:r>
-              <w:rPr>
-                <w:rFonts w:ascii="微软雅黑" w:hAnsi="微软雅黑" w:eastAsia="微软雅黑"/>
-              </w:rPr>
-              <w:t>未开始</w:t>
-            </w:r>
-          </w:p>
-        </w:tc>
-      </w:tr>
-      <w:tr>
-        <w:tc>
-          <w:tcPr>
-            <w:tcW w:type="dxa" w:w="332"/>
-          </w:tcPr>
-          <w:p>
-            <w:r/>
-            <w:r>
-              <w:rPr>
-                <w:rFonts w:ascii="微软雅黑" w:hAnsi="微软雅黑" w:eastAsia="微软雅黑"/>
-              </w:rPr>
-              <w:t>2</w:t>
-            </w:r>
-          </w:p>
-        </w:tc>
-        <w:tc>
-          <w:tcPr>
-            <w:tcW w:type="dxa" w:w="332"/>
-          </w:tcPr>
-          <w:p>
-            <w:r/>
-            <w:r>
-              <w:rPr>
-                <w:rFonts w:ascii="微软雅黑" w:hAnsi="微软雅黑" w:eastAsia="微软雅黑"/>
-              </w:rPr>
-              <w:t>泰小虎</w:t>
-            </w:r>
-          </w:p>
-        </w:tc>
-        <w:tc>
-          <w:tcPr>
-            <w:tcW w:type="dxa" w:w="332"/>
-          </w:tcPr>
-          <w:p>
-            <w:r/>
-            <w:r>
-              <w:rPr>
-                <w:rFonts w:ascii="微软雅黑" w:hAnsi="微软雅黑" w:eastAsia="微软雅黑"/>
-              </w:rPr>
-              <w:t>L2</w:t>
-            </w:r>
-          </w:p>
-        </w:tc>
-        <w:tc>
-          <w:tcPr>
-            <w:tcW w:type="dxa" w:w="332"/>
-          </w:tcPr>
-          <w:p>
-            <w:r/>
-            <w:r>
-              <w:rPr>
-                <w:rFonts w:ascii="微软雅黑" w:hAnsi="微软雅黑" w:eastAsia="微软雅黑"/>
-              </w:rPr>
-              <w:t>微信小程序 / App(iOS·Android) / H5</w:t>
-            </w:r>
-          </w:p>
-        </w:tc>
-        <w:tc>
-          <w:tcPr>
-            <w:tcW w:type="dxa" w:w="332"/>
-          </w:tcPr>
-          <w:p>
-            <w:r/>
-            <w:r>
-              <w:rPr>
-                <w:rFonts w:ascii="微软雅黑" w:hAnsi="微软雅黑" w:eastAsia="微软雅黑"/>
-              </w:rPr>
-              <w:t>live_cart</w:t>
-            </w:r>
-          </w:p>
-        </w:tc>
-        <w:tc>
-          <w:tcPr>
-            <w:tcW w:type="dxa" w:w="332"/>
-          </w:tcPr>
-          <w:p>
-            <w:r/>
-            <w:r>
-              <w:rPr>
-                <w:rFonts w:ascii="微软雅黑" w:hAnsi="微软雅黑" w:eastAsia="微软雅黑"/>
-              </w:rPr>
-              <w:t>cart_product_show</w:t>
-            </w:r>
-          </w:p>
-        </w:tc>
-        <w:tc>
-          <w:tcPr>
-            <w:tcW w:type="dxa" w:w="332"/>
-          </w:tcPr>
-          <w:p>
-            <w:r/>
-            <w:r>
-              <w:rPr>
-                <w:rFonts w:ascii="微软雅黑" w:hAnsi="微软雅黑" w:eastAsia="微软雅黑"/>
-              </w:rPr>
-              <w:t>商品卡片曝光</w:t>
-            </w:r>
-          </w:p>
-        </w:tc>
-        <w:tc>
-          <w:tcPr>
-            <w:tcW w:type="dxa" w:w="332"/>
-          </w:tcPr>
-          <w:p>
-            <w:r/>
-            <w:r>
-              <w:rPr>
-                <w:rFonts w:ascii="微软雅黑" w:hAnsi="微软雅黑" w:eastAsia="微软雅黑"/>
-              </w:rPr>
-              <w:t>曝光</w:t>
-            </w:r>
-          </w:p>
-        </w:tc>
-        <w:tc>
-          <w:tcPr>
-            <w:tcW w:type="dxa" w:w="332"/>
-          </w:tcPr>
-          <w:p>
-            <w:r/>
-            <w:r>
-              <w:rPr>
-                <w:rFonts w:ascii="微软雅黑" w:hAnsi="微软雅黑" w:eastAsia="微软雅黑"/>
-              </w:rPr>
-              <w:t>product_id</w:t>
-            </w:r>
-          </w:p>
-        </w:tc>
-        <w:tc>
-          <w:tcPr>
-            <w:tcW w:type="dxa" w:w="332"/>
-          </w:tcPr>
-          <w:p>
-            <w:r/>
-            <w:r>
-              <w:rPr>
-                <w:rFonts w:ascii="微软雅黑" w:hAnsi="微软雅黑" w:eastAsia="微软雅黑"/>
-              </w:rPr>
-              <w:t>商品ID</w:t>
-            </w:r>
-          </w:p>
-        </w:tc>
-        <w:tc>
-          <w:tcPr>
-            <w:tcW w:type="dxa" w:w="332"/>
-          </w:tcPr>
-          <w:p>
-            <w:r/>
-            <w:r>
-              <w:rPr>
-                <w:rFonts w:ascii="微软雅黑" w:hAnsi="微软雅黑" w:eastAsia="微软雅黑"/>
-              </w:rPr>
-              <w:t>string</w:t>
-            </w:r>
-          </w:p>
-        </w:tc>
-        <w:tc>
-          <w:tcPr>
-            <w:tcW w:type="dxa" w:w="332"/>
-          </w:tcPr>
-          <w:p>
-            <w:r/>
-            <w:r>
-              <w:rPr>
-                <w:rFonts w:ascii="微软雅黑" w:hAnsi="微软雅黑" w:eastAsia="微软雅黑"/>
-              </w:rPr>
-              <w:t>挂车商品唯一标识</w:t>
-            </w:r>
-          </w:p>
-        </w:tc>
-        <w:tc>
-          <w:tcPr>
-            <w:tcW w:type="dxa" w:w="332"/>
-          </w:tcPr>
-          <w:p>
-            <w:r/>
-            <w:r>
-              <w:rPr>
-                <w:rFonts w:ascii="微软雅黑" w:hAnsi="微软雅黑" w:eastAsia="微软雅黑"/>
-              </w:rPr>
-              <w:t>商品抽屉展开、商品卡片进入视口时</w:t>
-            </w:r>
-          </w:p>
-        </w:tc>
-        <w:tc>
-          <w:tcPr>
-            <w:tcW w:type="dxa" w:w="332"/>
-          </w:tcPr>
-          <w:p>
-            <w:r/>
-            <w:r>
-              <w:rPr>
-                <w:rFonts w:ascii="微软雅黑" w:hAnsi="微软雅黑" w:eastAsia="微软雅黑"/>
-              </w:rPr>
-              <w:t>@产品负责人</w:t>
-            </w:r>
-          </w:p>
-        </w:tc>
-        <w:tc>
-          <w:tcPr>
-            <w:tcW w:type="dxa" w:w="332"/>
-          </w:tcPr>
-          <w:p>
-            <w:r/>
-            <w:r>
-              <w:rPr>
-                <w:rFonts w:ascii="微软雅黑" w:hAnsi="微软雅黑" w:eastAsia="微软雅黑"/>
-              </w:rPr>
-              <w:t>2026-07-22</w:t>
-            </w:r>
-          </w:p>
-        </w:tc>
-        <w:tc>
-          <w:tcPr>
-            <w:tcW w:type="dxa" w:w="332"/>
-          </w:tcPr>
-          <w:p>
-            <w:r/>
-            <w:r>
-              <w:rPr>
-                <w:rFonts w:ascii="微软雅黑" w:hAnsi="微软雅黑" w:eastAsia="微软雅黑"/>
-              </w:rPr>
-            </w:r>
-          </w:p>
-        </w:tc>
-        <w:tc>
-          <w:tcPr>
-            <w:tcW w:type="dxa" w:w="332"/>
-          </w:tcPr>
-          <w:p>
-            <w:r/>
-            <w:r>
-              <w:rPr>
-                <w:rFonts w:ascii="微软雅黑" w:hAnsi="微软雅黑" w:eastAsia="微软雅黑"/>
-              </w:rPr>
-              <w:t>必填</w:t>
-            </w:r>
-          </w:p>
-        </w:tc>
-        <w:tc>
-          <w:tcPr>
-            <w:tcW w:type="dxa" w:w="332"/>
-          </w:tcPr>
-          <w:p>
-            <w:r/>
-            <w:r>
-              <w:rPr>
-                <w:rFonts w:ascii="微软雅黑" w:hAnsi="微软雅黑" w:eastAsia="微软雅黑"/>
-              </w:rPr>
-              <w:t>p_123</w:t>
-            </w:r>
-          </w:p>
-        </w:tc>
-        <w:tc>
-          <w:tcPr>
-            <w:tcW w:type="dxa" w:w="332"/>
-          </w:tcPr>
-          <w:p>
-            <w:r/>
-            <w:r>
-              <w:rPr>
-                <w:rFonts w:ascii="微软雅黑" w:hAnsi="微软雅黑" w:eastAsia="微软雅黑"/>
-              </w:rPr>
-              <w:t>商品卡片曝光UV</w:t>
-            </w:r>
-          </w:p>
-        </w:tc>
-        <w:tc>
-          <w:tcPr>
-            <w:tcW w:type="dxa" w:w="332"/>
-          </w:tcPr>
-          <w:p>
-            <w:r/>
-            <w:r>
-              <w:rPr>
-                <w:rFonts w:ascii="微软雅黑" w:hAnsi="微软雅黑" w:eastAsia="微软雅黑"/>
-              </w:rPr>
-              <w:t>事件触发即时上报</w:t>
-            </w:r>
-          </w:p>
-        </w:tc>
-        <w:tc>
-          <w:tcPr>
-            <w:tcW w:type="dxa" w:w="332"/>
-          </w:tcPr>
-          <w:p>
-            <w:r/>
-            <w:r>
-              <w:rPr>
-                <w:rFonts w:ascii="微软雅黑" w:hAnsi="微软雅黑" w:eastAsia="微软雅黑"/>
-              </w:rPr>
-              <w:t>同一 session 内同事件可重复上报；曝光按曝光时长去重</w:t>
-            </w:r>
-          </w:p>
-        </w:tc>
-        <w:tc>
-          <w:tcPr>
-            <w:tcW w:type="dxa" w:w="332"/>
-          </w:tcPr>
-          <w:p>
-            <w:r/>
-            <w:r>
-              <w:rPr>
-                <w:rFonts w:ascii="微软雅黑" w:hAnsi="微软雅黑" w:eastAsia="微软雅黑"/>
-              </w:rPr>
-              <w:t>product_id 必填且取值合法（cart_product_show 事件）</w:t>
-            </w:r>
-          </w:p>
-        </w:tc>
-        <w:tc>
-          <w:tcPr>
-            <w:tcW w:type="dxa" w:w="332"/>
-          </w:tcPr>
-          <w:p>
-            <w:r/>
-            <w:r>
-              <w:rPr>
-                <w:rFonts w:ascii="微软雅黑" w:hAnsi="微软雅黑" w:eastAsia="微软雅黑"/>
-              </w:rPr>
-            </w:r>
-          </w:p>
-        </w:tc>
-        <w:tc>
-          <w:tcPr>
-            <w:tcW w:type="dxa" w:w="332"/>
-          </w:tcPr>
-          <w:p>
-            <w:r/>
-            <w:r>
-              <w:rPr>
-                <w:rFonts w:ascii="微软雅黑" w:hAnsi="微软雅黑" w:eastAsia="微软雅黑"/>
-              </w:rPr>
-            </w:r>
-          </w:p>
-        </w:tc>
-        <w:tc>
-          <w:tcPr>
-            <w:tcW w:type="dxa" w:w="332"/>
-          </w:tcPr>
-          <w:p>
-            <w:r/>
-            <w:r>
-              <w:rPr>
-                <w:rFonts w:ascii="微软雅黑" w:hAnsi="微软雅黑" w:eastAsia="微软雅黑"/>
-              </w:rPr>
-              <w:t>待开发</w:t>
-            </w:r>
-          </w:p>
-        </w:tc>
-        <w:tc>
-          <w:tcPr>
-            <w:tcW w:type="dxa" w:w="332"/>
-          </w:tcPr>
-          <w:p>
-            <w:r/>
-            <w:r>
-              <w:rPr>
-                <w:rFonts w:ascii="微软雅黑" w:hAnsi="微软雅黑" w:eastAsia="微软雅黑"/>
-              </w:rPr>
-              <w:t>未开始</w:t>
-            </w:r>
-          </w:p>
-        </w:tc>
-      </w:tr>
-      <w:tr>
-        <w:tc>
-          <w:tcPr>
-            <w:tcW w:type="dxa" w:w="332"/>
-          </w:tcPr>
-          <w:p>
-            <w:r/>
-            <w:r>
-              <w:rPr>
-                <w:rFonts w:ascii="微软雅黑" w:hAnsi="微软雅黑" w:eastAsia="微软雅黑"/>
-              </w:rPr>
-              <w:t>2</w:t>
-            </w:r>
-          </w:p>
-        </w:tc>
-        <w:tc>
-          <w:tcPr>
-            <w:tcW w:type="dxa" w:w="332"/>
-          </w:tcPr>
-          <w:p>
-            <w:r/>
-            <w:r>
-              <w:rPr>
-                <w:rFonts w:ascii="微软雅黑" w:hAnsi="微软雅黑" w:eastAsia="微软雅黑"/>
-              </w:rPr>
-              <w:t>泰小虎</w:t>
-            </w:r>
-          </w:p>
-        </w:tc>
-        <w:tc>
-          <w:tcPr>
-            <w:tcW w:type="dxa" w:w="332"/>
-          </w:tcPr>
-          <w:p>
-            <w:r/>
-            <w:r>
-              <w:rPr>
-                <w:rFonts w:ascii="微软雅黑" w:hAnsi="微软雅黑" w:eastAsia="微软雅黑"/>
-              </w:rPr>
-              <w:t>L2</w:t>
-            </w:r>
-          </w:p>
-        </w:tc>
-        <w:tc>
-          <w:tcPr>
-            <w:tcW w:type="dxa" w:w="332"/>
-          </w:tcPr>
-          <w:p>
-            <w:r/>
-            <w:r>
-              <w:rPr>
-                <w:rFonts w:ascii="微软雅黑" w:hAnsi="微软雅黑" w:eastAsia="微软雅黑"/>
-              </w:rPr>
-              <w:t>微信小程序 / App(iOS·Android) / H5</w:t>
-            </w:r>
-          </w:p>
-        </w:tc>
-        <w:tc>
-          <w:tcPr>
-            <w:tcW w:type="dxa" w:w="332"/>
-          </w:tcPr>
-          <w:p>
-            <w:r/>
-            <w:r>
-              <w:rPr>
-                <w:rFonts w:ascii="微软雅黑" w:hAnsi="微软雅黑" w:eastAsia="微软雅黑"/>
-              </w:rPr>
-              <w:t>live_cart</w:t>
-            </w:r>
-          </w:p>
-        </w:tc>
-        <w:tc>
-          <w:tcPr>
-            <w:tcW w:type="dxa" w:w="332"/>
-          </w:tcPr>
-          <w:p>
-            <w:r/>
-            <w:r>
-              <w:rPr>
-                <w:rFonts w:ascii="微软雅黑" w:hAnsi="微软雅黑" w:eastAsia="微软雅黑"/>
-              </w:rPr>
-              <w:t>cart_product_show</w:t>
-            </w:r>
-          </w:p>
-        </w:tc>
-        <w:tc>
-          <w:tcPr>
-            <w:tcW w:type="dxa" w:w="332"/>
-          </w:tcPr>
-          <w:p>
-            <w:r/>
-            <w:r>
-              <w:rPr>
-                <w:rFonts w:ascii="微软雅黑" w:hAnsi="微软雅黑" w:eastAsia="微软雅黑"/>
-              </w:rPr>
-              <w:t>商品卡片曝光</w:t>
-            </w:r>
-          </w:p>
-        </w:tc>
-        <w:tc>
-          <w:tcPr>
-            <w:tcW w:type="dxa" w:w="332"/>
-          </w:tcPr>
-          <w:p>
-            <w:r/>
-            <w:r>
-              <w:rPr>
-                <w:rFonts w:ascii="微软雅黑" w:hAnsi="微软雅黑" w:eastAsia="微软雅黑"/>
-              </w:rPr>
-              <w:t>曝光</w:t>
-            </w:r>
-          </w:p>
-        </w:tc>
-        <w:tc>
-          <w:tcPr>
-            <w:tcW w:type="dxa" w:w="332"/>
-          </w:tcPr>
-          <w:p>
-            <w:r/>
-            <w:r>
-              <w:rPr>
-                <w:rFonts w:ascii="微软雅黑" w:hAnsi="微软雅黑" w:eastAsia="微软雅黑"/>
-              </w:rPr>
-              <w:t>env</w:t>
-            </w:r>
-          </w:p>
-        </w:tc>
-        <w:tc>
-          <w:tcPr>
-            <w:tcW w:type="dxa" w:w="332"/>
-          </w:tcPr>
-          <w:p>
-            <w:r/>
-            <w:r>
-              <w:rPr>
-                <w:rFonts w:ascii="微软雅黑" w:hAnsi="微软雅黑" w:eastAsia="微软雅黑"/>
-              </w:rPr>
-              <w:t>环境</w:t>
-            </w:r>
-          </w:p>
-        </w:tc>
-        <w:tc>
-          <w:tcPr>
-            <w:tcW w:type="dxa" w:w="332"/>
-          </w:tcPr>
-          <w:p>
-            <w:r/>
-            <w:r>
-              <w:rPr>
-                <w:rFonts w:ascii="微软雅黑" w:hAnsi="微软雅黑" w:eastAsia="微软雅黑"/>
-              </w:rPr>
-              <w:t>string</w:t>
-            </w:r>
-          </w:p>
-        </w:tc>
-        <w:tc>
-          <w:tcPr>
-            <w:tcW w:type="dxa" w:w="332"/>
-          </w:tcPr>
-          <w:p>
-            <w:r/>
-            <w:r>
-              <w:rPr>
-                <w:rFonts w:ascii="微软雅黑" w:hAnsi="微软雅黑" w:eastAsia="微软雅黑"/>
-              </w:rPr>
-              <w:t>prod/pre</w:t>
-            </w:r>
-          </w:p>
-        </w:tc>
-        <w:tc>
-          <w:tcPr>
-            <w:tcW w:type="dxa" w:w="332"/>
-          </w:tcPr>
-          <w:p>
-            <w:r/>
-            <w:r>
-              <w:rPr>
-                <w:rFonts w:ascii="微软雅黑" w:hAnsi="微软雅黑" w:eastAsia="微软雅黑"/>
-              </w:rPr>
-              <w:t>商品抽屉展开、商品卡片进入视口时</w:t>
-            </w:r>
-          </w:p>
-        </w:tc>
-        <w:tc>
-          <w:tcPr>
-            <w:tcW w:type="dxa" w:w="332"/>
-          </w:tcPr>
-          <w:p>
-            <w:r/>
-            <w:r>
-              <w:rPr>
-                <w:rFonts w:ascii="微软雅黑" w:hAnsi="微软雅黑" w:eastAsia="微软雅黑"/>
-              </w:rPr>
-              <w:t>@产品负责人</w:t>
-            </w:r>
-          </w:p>
-        </w:tc>
-        <w:tc>
-          <w:tcPr>
-            <w:tcW w:type="dxa" w:w="332"/>
-          </w:tcPr>
-          <w:p>
-            <w:r/>
-            <w:r>
-              <w:rPr>
-                <w:rFonts w:ascii="微软雅黑" w:hAnsi="微软雅黑" w:eastAsia="微软雅黑"/>
-              </w:rPr>
-              <w:t>2026-07-22</w:t>
-            </w:r>
-          </w:p>
-        </w:tc>
-        <w:tc>
-          <w:tcPr>
-            <w:tcW w:type="dxa" w:w="332"/>
-          </w:tcPr>
-          <w:p>
-            <w:r/>
-            <w:r>
-              <w:rPr>
-                <w:rFonts w:ascii="微软雅黑" w:hAnsi="微软雅黑" w:eastAsia="微软雅黑"/>
-              </w:rPr>
-            </w:r>
-          </w:p>
-        </w:tc>
-        <w:tc>
-          <w:tcPr>
-            <w:tcW w:type="dxa" w:w="332"/>
-          </w:tcPr>
-          <w:p>
-            <w:r/>
-            <w:r>
-              <w:rPr>
-                <w:rFonts w:ascii="微软雅黑" w:hAnsi="微软雅黑" w:eastAsia="微软雅黑"/>
-              </w:rPr>
-              <w:t>必填</w:t>
-            </w:r>
-          </w:p>
-        </w:tc>
-        <w:tc>
-          <w:tcPr>
-            <w:tcW w:type="dxa" w:w="332"/>
-          </w:tcPr>
-          <w:p>
-            <w:r/>
-            <w:r>
-              <w:rPr>
-                <w:rFonts w:ascii="微软雅黑" w:hAnsi="微软雅黑" w:eastAsia="微软雅黑"/>
-              </w:rPr>
-              <w:t>prod</w:t>
-            </w:r>
-          </w:p>
-        </w:tc>
-        <w:tc>
-          <w:tcPr>
-            <w:tcW w:type="dxa" w:w="332"/>
-          </w:tcPr>
-          <w:p>
-            <w:r/>
-            <w:r>
-              <w:rPr>
-                <w:rFonts w:ascii="微软雅黑" w:hAnsi="微软雅黑" w:eastAsia="微软雅黑"/>
-              </w:rPr>
-              <w:t>商品卡片曝光UV</w:t>
-            </w:r>
-          </w:p>
-        </w:tc>
-        <w:tc>
-          <w:tcPr>
-            <w:tcW w:type="dxa" w:w="332"/>
-          </w:tcPr>
-          <w:p>
-            <w:r/>
-            <w:r>
-              <w:rPr>
-                <w:rFonts w:ascii="微软雅黑" w:hAnsi="微软雅黑" w:eastAsia="微软雅黑"/>
-              </w:rPr>
-              <w:t>事件触发即时上报</w:t>
-            </w:r>
-          </w:p>
-        </w:tc>
-        <w:tc>
-          <w:tcPr>
-            <w:tcW w:type="dxa" w:w="332"/>
-          </w:tcPr>
-          <w:p>
-            <w:r/>
-            <w:r>
-              <w:rPr>
-                <w:rFonts w:ascii="微软雅黑" w:hAnsi="微软雅黑" w:eastAsia="微软雅黑"/>
-              </w:rPr>
-              <w:t>同一 session 内同事件可重复上报；曝光按曝光时长去重</w:t>
-            </w:r>
-          </w:p>
-        </w:tc>
-        <w:tc>
-          <w:tcPr>
-            <w:tcW w:type="dxa" w:w="332"/>
-          </w:tcPr>
-          <w:p>
-            <w:r/>
-            <w:r>
-              <w:rPr>
-                <w:rFonts w:ascii="微软雅黑" w:hAnsi="微软雅黑" w:eastAsia="微软雅黑"/>
-              </w:rPr>
-              <w:t>env 必填</w:t>
-            </w:r>
-          </w:p>
-        </w:tc>
-        <w:tc>
-          <w:tcPr>
-            <w:tcW w:type="dxa" w:w="332"/>
-          </w:tcPr>
-          <w:p>
-            <w:r/>
-            <w:r>
-              <w:rPr>
-                <w:rFonts w:ascii="微软雅黑" w:hAnsi="微软雅黑" w:eastAsia="微软雅黑"/>
-              </w:rPr>
-            </w:r>
-          </w:p>
-        </w:tc>
-        <w:tc>
-          <w:tcPr>
-            <w:tcW w:type="dxa" w:w="332"/>
-          </w:tcPr>
-          <w:p>
-            <w:r/>
-            <w:r>
-              <w:rPr>
-                <w:rFonts w:ascii="微软雅黑" w:hAnsi="微软雅黑" w:eastAsia="微软雅黑"/>
-              </w:rPr>
-            </w:r>
-          </w:p>
-        </w:tc>
-        <w:tc>
-          <w:tcPr>
-            <w:tcW w:type="dxa" w:w="332"/>
-          </w:tcPr>
-          <w:p>
-            <w:r/>
-            <w:r>
-              <w:rPr>
-                <w:rFonts w:ascii="微软雅黑" w:hAnsi="微软雅黑" w:eastAsia="微软雅黑"/>
-              </w:rPr>
-              <w:t>待开发</w:t>
-            </w:r>
-          </w:p>
-        </w:tc>
-        <w:tc>
-          <w:tcPr>
-            <w:tcW w:type="dxa" w:w="332"/>
-          </w:tcPr>
-          <w:p>
-            <w:r/>
-            <w:r>
-              <w:rPr>
-                <w:rFonts w:ascii="微软雅黑" w:hAnsi="微软雅黑" w:eastAsia="微软雅黑"/>
-              </w:rPr>
-              <w:t>未开始</w:t>
-            </w:r>
-          </w:p>
-        </w:tc>
-      </w:tr>
-      <w:tr>
-        <w:tc>
-          <w:tcPr>
-            <w:tcW w:type="dxa" w:w="332"/>
-          </w:tcPr>
-          <w:p>
-            <w:r/>
-            <w:r>
-              <w:rPr>
-                <w:rFonts w:ascii="微软雅黑" w:hAnsi="微软雅黑" w:eastAsia="微软雅黑"/>
-              </w:rPr>
-              <w:t>3</w:t>
-            </w:r>
-          </w:p>
-        </w:tc>
-        <w:tc>
-          <w:tcPr>
-            <w:tcW w:type="dxa" w:w="332"/>
-          </w:tcPr>
-          <w:p>
-            <w:r/>
-            <w:r>
-              <w:rPr>
-                <w:rFonts w:ascii="微软雅黑" w:hAnsi="微软雅黑" w:eastAsia="微软雅黑"/>
-              </w:rPr>
-              <w:t>泰小虎</w:t>
-            </w:r>
-          </w:p>
-        </w:tc>
-        <w:tc>
-          <w:tcPr>
-            <w:tcW w:type="dxa" w:w="332"/>
-          </w:tcPr>
-          <w:p>
-            <w:r/>
-            <w:r>
-              <w:rPr>
-                <w:rFonts w:ascii="微软雅黑" w:hAnsi="微软雅黑" w:eastAsia="微软雅黑"/>
-              </w:rPr>
-              <w:t>L2</w:t>
-            </w:r>
-          </w:p>
-        </w:tc>
-        <w:tc>
-          <w:tcPr>
-            <w:tcW w:type="dxa" w:w="332"/>
-          </w:tcPr>
-          <w:p>
-            <w:r/>
-            <w:r>
-              <w:rPr>
-                <w:rFonts w:ascii="微软雅黑" w:hAnsi="微软雅黑" w:eastAsia="微软雅黑"/>
-              </w:rPr>
-              <w:t>微信小程序 / App(iOS·Android) / H5</w:t>
-            </w:r>
-          </w:p>
-        </w:tc>
-        <w:tc>
-          <w:tcPr>
-            <w:tcW w:type="dxa" w:w="332"/>
-          </w:tcPr>
-          <w:p>
-            <w:r/>
-            <w:r>
-              <w:rPr>
-                <w:rFonts w:ascii="微软雅黑" w:hAnsi="微软雅黑" w:eastAsia="微软雅黑"/>
-              </w:rPr>
-              <w:t>live_cart</w:t>
-            </w:r>
-          </w:p>
-        </w:tc>
-        <w:tc>
-          <w:tcPr>
-            <w:tcW w:type="dxa" w:w="332"/>
-          </w:tcPr>
-          <w:p>
-            <w:r/>
-            <w:r>
-              <w:rPr>
-                <w:rFonts w:ascii="微软雅黑" w:hAnsi="微软雅黑" w:eastAsia="微软雅黑"/>
-              </w:rPr>
-              <w:t>cart_product_click</w:t>
-            </w:r>
-          </w:p>
-        </w:tc>
-        <w:tc>
-          <w:tcPr>
-            <w:tcW w:type="dxa" w:w="332"/>
-          </w:tcPr>
-          <w:p>
-            <w:r/>
-            <w:r>
-              <w:rPr>
-                <w:rFonts w:ascii="微软雅黑" w:hAnsi="微软雅黑" w:eastAsia="微软雅黑"/>
-              </w:rPr>
-              <w:t>商品点击</w:t>
-            </w:r>
-          </w:p>
-        </w:tc>
-        <w:tc>
-          <w:tcPr>
-            <w:tcW w:type="dxa" w:w="332"/>
-          </w:tcPr>
-          <w:p>
-            <w:r/>
-            <w:r>
-              <w:rPr>
-                <w:rFonts w:ascii="微软雅黑" w:hAnsi="微软雅黑" w:eastAsia="微软雅黑"/>
-              </w:rPr>
-              <w:t>点击</w:t>
-            </w:r>
-          </w:p>
-        </w:tc>
-        <w:tc>
-          <w:tcPr>
-            <w:tcW w:type="dxa" w:w="332"/>
-          </w:tcPr>
-          <w:p>
-            <w:r/>
-            <w:r>
-              <w:rPr>
-                <w:rFonts w:ascii="微软雅黑" w:hAnsi="微软雅黑" w:eastAsia="微软雅黑"/>
-              </w:rPr>
-              <w:t>room_id</w:t>
-            </w:r>
-          </w:p>
-        </w:tc>
-        <w:tc>
-          <w:tcPr>
-            <w:tcW w:type="dxa" w:w="332"/>
-          </w:tcPr>
-          <w:p>
-            <w:r/>
-            <w:r>
-              <w:rPr>
-                <w:rFonts w:ascii="微软雅黑" w:hAnsi="微软雅黑" w:eastAsia="微软雅黑"/>
-              </w:rPr>
-              <w:t>直播间ID</w:t>
-            </w:r>
-          </w:p>
-        </w:tc>
-        <w:tc>
-          <w:tcPr>
-            <w:tcW w:type="dxa" w:w="332"/>
-          </w:tcPr>
-          <w:p>
-            <w:r/>
-            <w:r>
-              <w:rPr>
-                <w:rFonts w:ascii="微软雅黑" w:hAnsi="微软雅黑" w:eastAsia="微软雅黑"/>
-              </w:rPr>
-              <w:t>string</w:t>
-            </w:r>
-          </w:p>
-        </w:tc>
-        <w:tc>
-          <w:tcPr>
-            <w:tcW w:type="dxa" w:w="332"/>
-          </w:tcPr>
-          <w:p>
-            <w:r/>
-            <w:r>
-              <w:rPr>
-                <w:rFonts w:ascii="微软雅黑" w:hAnsi="微软雅黑" w:eastAsia="微软雅黑"/>
-              </w:rPr>
-              <w:t>直播间唯一标识</w:t>
-            </w:r>
-          </w:p>
-        </w:tc>
-        <w:tc>
-          <w:tcPr>
-            <w:tcW w:type="dxa" w:w="332"/>
-          </w:tcPr>
-          <w:p>
-            <w:r/>
-            <w:r>
-              <w:rPr>
-                <w:rFonts w:ascii="微软雅黑" w:hAnsi="微软雅黑" w:eastAsia="微软雅黑"/>
-              </w:rPr>
-              <w:t>点击商品卡片「去看看」时</w:t>
-            </w:r>
-          </w:p>
-        </w:tc>
-        <w:tc>
-          <w:tcPr>
-            <w:tcW w:type="dxa" w:w="332"/>
-          </w:tcPr>
-          <w:p>
-            <w:r/>
-            <w:r>
-              <w:rPr>
-                <w:rFonts w:ascii="微软雅黑" w:hAnsi="微软雅黑" w:eastAsia="微软雅黑"/>
-              </w:rPr>
-              <w:t>@产品负责人</w:t>
-            </w:r>
-          </w:p>
-        </w:tc>
-        <w:tc>
-          <w:tcPr>
-            <w:tcW w:type="dxa" w:w="332"/>
-          </w:tcPr>
-          <w:p>
-            <w:r/>
-            <w:r>
-              <w:rPr>
-                <w:rFonts w:ascii="微软雅黑" w:hAnsi="微软雅黑" w:eastAsia="微软雅黑"/>
-              </w:rPr>
-              <w:t>2026-07-22</w:t>
-            </w:r>
-          </w:p>
-        </w:tc>
-        <w:tc>
-          <w:tcPr>
-            <w:tcW w:type="dxa" w:w="332"/>
-          </w:tcPr>
-          <w:p>
-            <w:r/>
-            <w:r>
-              <w:rPr>
-                <w:rFonts w:ascii="微软雅黑" w:hAnsi="微软雅黑" w:eastAsia="微软雅黑"/>
-              </w:rPr>
-            </w:r>
-          </w:p>
-        </w:tc>
-        <w:tc>
-          <w:tcPr>
-            <w:tcW w:type="dxa" w:w="332"/>
-          </w:tcPr>
-          <w:p>
-            <w:r/>
-            <w:r>
-              <w:rPr>
-                <w:rFonts w:ascii="微软雅黑" w:hAnsi="微软雅黑" w:eastAsia="微软雅黑"/>
-              </w:rPr>
-              <w:t>必填</w:t>
-            </w:r>
-          </w:p>
-        </w:tc>
-        <w:tc>
-          <w:tcPr>
-            <w:tcW w:type="dxa" w:w="332"/>
-          </w:tcPr>
-          <w:p>
-            <w:r/>
-            <w:r>
-              <w:rPr>
-                <w:rFonts w:ascii="微软雅黑" w:hAnsi="微软雅黑" w:eastAsia="微软雅黑"/>
-              </w:rPr>
-              <w:t>r_123</w:t>
-            </w:r>
-          </w:p>
-        </w:tc>
-        <w:tc>
-          <w:tcPr>
-            <w:tcW w:type="dxa" w:w="332"/>
-          </w:tcPr>
-          <w:p>
-            <w:r/>
-            <w:r>
-              <w:rPr>
-                <w:rFonts w:ascii="微软雅黑" w:hAnsi="微软雅黑" w:eastAsia="微软雅黑"/>
-              </w:rPr>
-              <w:t>商品点击UV、跳转转化率</w:t>
-            </w:r>
-          </w:p>
-        </w:tc>
-        <w:tc>
-          <w:tcPr>
-            <w:tcW w:type="dxa" w:w="332"/>
-          </w:tcPr>
-          <w:p>
-            <w:r/>
-            <w:r>
-              <w:rPr>
-                <w:rFonts w:ascii="微软雅黑" w:hAnsi="微软雅黑" w:eastAsia="微软雅黑"/>
-              </w:rPr>
-              <w:t>事件触发即时上报</w:t>
-            </w:r>
-          </w:p>
-        </w:tc>
-        <w:tc>
-          <w:tcPr>
-            <w:tcW w:type="dxa" w:w="332"/>
-          </w:tcPr>
-          <w:p>
-            <w:r/>
-            <w:r>
-              <w:rPr>
-                <w:rFonts w:ascii="微软雅黑" w:hAnsi="微软雅黑" w:eastAsia="微软雅黑"/>
-              </w:rPr>
-              <w:t>同一 session 内同事件可重复上报；曝光按曝光时长去重</w:t>
-            </w:r>
-          </w:p>
-        </w:tc>
-        <w:tc>
-          <w:tcPr>
-            <w:tcW w:type="dxa" w:w="332"/>
-          </w:tcPr>
-          <w:p>
-            <w:r/>
-            <w:r>
-              <w:rPr>
-                <w:rFonts w:ascii="微软雅黑" w:hAnsi="微软雅黑" w:eastAsia="微软雅黑"/>
-              </w:rPr>
-              <w:t>room_id 必填且取值合法（cart_product_click 事件）</w:t>
-            </w:r>
-          </w:p>
-        </w:tc>
-        <w:tc>
-          <w:tcPr>
-            <w:tcW w:type="dxa" w:w="332"/>
-          </w:tcPr>
-          <w:p>
-            <w:r/>
-            <w:r>
-              <w:rPr>
-                <w:rFonts w:ascii="微软雅黑" w:hAnsi="微软雅黑" w:eastAsia="微软雅黑"/>
-              </w:rPr>
-            </w:r>
-          </w:p>
-        </w:tc>
-        <w:tc>
-          <w:tcPr>
-            <w:tcW w:type="dxa" w:w="332"/>
-          </w:tcPr>
-          <w:p>
-            <w:r/>
-            <w:r>
-              <w:rPr>
-                <w:rFonts w:ascii="微软雅黑" w:hAnsi="微软雅黑" w:eastAsia="微软雅黑"/>
-              </w:rPr>
-            </w:r>
-          </w:p>
-        </w:tc>
-        <w:tc>
-          <w:tcPr>
-            <w:tcW w:type="dxa" w:w="332"/>
-          </w:tcPr>
-          <w:p>
-            <w:r/>
-            <w:r>
-              <w:rPr>
-                <w:rFonts w:ascii="微软雅黑" w:hAnsi="微软雅黑" w:eastAsia="微软雅黑"/>
-              </w:rPr>
-              <w:t>待开发</w:t>
-            </w:r>
-          </w:p>
-        </w:tc>
-        <w:tc>
-          <w:tcPr>
-            <w:tcW w:type="dxa" w:w="332"/>
-          </w:tcPr>
-          <w:p>
-            <w:r/>
-            <w:r>
-              <w:rPr>
-                <w:rFonts w:ascii="微软雅黑" w:hAnsi="微软雅黑" w:eastAsia="微软雅黑"/>
-              </w:rPr>
-              <w:t>未开始</w:t>
-            </w:r>
-          </w:p>
-        </w:tc>
-      </w:tr>
-      <w:tr>
-        <w:tc>
-          <w:tcPr>
-            <w:tcW w:type="dxa" w:w="332"/>
-          </w:tcPr>
-          <w:p>
-            <w:r/>
-            <w:r>
-              <w:rPr>
-                <w:rFonts w:ascii="微软雅黑" w:hAnsi="微软雅黑" w:eastAsia="微软雅黑"/>
-              </w:rPr>
-              <w:t>3</w:t>
-            </w:r>
-          </w:p>
-        </w:tc>
-        <w:tc>
-          <w:tcPr>
-            <w:tcW w:type="dxa" w:w="332"/>
-          </w:tcPr>
-          <w:p>
-            <w:r/>
-            <w:r>
-              <w:rPr>
-                <w:rFonts w:ascii="微软雅黑" w:hAnsi="微软雅黑" w:eastAsia="微软雅黑"/>
-              </w:rPr>
-              <w:t>泰小虎</w:t>
-            </w:r>
-          </w:p>
-        </w:tc>
-        <w:tc>
-          <w:tcPr>
-            <w:tcW w:type="dxa" w:w="332"/>
-          </w:tcPr>
-          <w:p>
-            <w:r/>
-            <w:r>
-              <w:rPr>
-                <w:rFonts w:ascii="微软雅黑" w:hAnsi="微软雅黑" w:eastAsia="微软雅黑"/>
-              </w:rPr>
-              <w:t>L2</w:t>
-            </w:r>
-          </w:p>
-        </w:tc>
-        <w:tc>
-          <w:tcPr>
-            <w:tcW w:type="dxa" w:w="332"/>
-          </w:tcPr>
-          <w:p>
-            <w:r/>
-            <w:r>
-              <w:rPr>
-                <w:rFonts w:ascii="微软雅黑" w:hAnsi="微软雅黑" w:eastAsia="微软雅黑"/>
-              </w:rPr>
-              <w:t>微信小程序 / App(iOS·Android) / H5</w:t>
-            </w:r>
-          </w:p>
-        </w:tc>
-        <w:tc>
-          <w:tcPr>
-            <w:tcW w:type="dxa" w:w="332"/>
-          </w:tcPr>
-          <w:p>
-            <w:r/>
-            <w:r>
-              <w:rPr>
-                <w:rFonts w:ascii="微软雅黑" w:hAnsi="微软雅黑" w:eastAsia="微软雅黑"/>
-              </w:rPr>
-              <w:t>live_cart</w:t>
-            </w:r>
-          </w:p>
-        </w:tc>
-        <w:tc>
-          <w:tcPr>
-            <w:tcW w:type="dxa" w:w="332"/>
-          </w:tcPr>
-          <w:p>
-            <w:r/>
-            <w:r>
-              <w:rPr>
-                <w:rFonts w:ascii="微软雅黑" w:hAnsi="微软雅黑" w:eastAsia="微软雅黑"/>
-              </w:rPr>
-              <w:t>cart_product_click</w:t>
-            </w:r>
-          </w:p>
-        </w:tc>
-        <w:tc>
-          <w:tcPr>
-            <w:tcW w:type="dxa" w:w="332"/>
-          </w:tcPr>
-          <w:p>
-            <w:r/>
-            <w:r>
-              <w:rPr>
-                <w:rFonts w:ascii="微软雅黑" w:hAnsi="微软雅黑" w:eastAsia="微软雅黑"/>
-              </w:rPr>
-              <w:t>商品点击</w:t>
-            </w:r>
-          </w:p>
-        </w:tc>
-        <w:tc>
-          <w:tcPr>
-            <w:tcW w:type="dxa" w:w="332"/>
-          </w:tcPr>
-          <w:p>
-            <w:r/>
-            <w:r>
-              <w:rPr>
-                <w:rFonts w:ascii="微软雅黑" w:hAnsi="微软雅黑" w:eastAsia="微软雅黑"/>
-              </w:rPr>
-              <w:t>点击</w:t>
-            </w:r>
-          </w:p>
-        </w:tc>
-        <w:tc>
-          <w:tcPr>
-            <w:tcW w:type="dxa" w:w="332"/>
-          </w:tcPr>
-          <w:p>
-            <w:r/>
-            <w:r>
-              <w:rPr>
-                <w:rFonts w:ascii="微软雅黑" w:hAnsi="微软雅黑" w:eastAsia="微软雅黑"/>
-              </w:rPr>
-              <w:t>product_id</w:t>
-            </w:r>
-          </w:p>
-        </w:tc>
-        <w:tc>
-          <w:tcPr>
-            <w:tcW w:type="dxa" w:w="332"/>
-          </w:tcPr>
-          <w:p>
-            <w:r/>
-            <w:r>
-              <w:rPr>
-                <w:rFonts w:ascii="微软雅黑" w:hAnsi="微软雅黑" w:eastAsia="微软雅黑"/>
-              </w:rPr>
-              <w:t>商品ID</w:t>
-            </w:r>
-          </w:p>
-        </w:tc>
-        <w:tc>
-          <w:tcPr>
-            <w:tcW w:type="dxa" w:w="332"/>
-          </w:tcPr>
-          <w:p>
-            <w:r/>
-            <w:r>
-              <w:rPr>
-                <w:rFonts w:ascii="微软雅黑" w:hAnsi="微软雅黑" w:eastAsia="微软雅黑"/>
-              </w:rPr>
-              <w:t>string</w:t>
-            </w:r>
-          </w:p>
-        </w:tc>
-        <w:tc>
-          <w:tcPr>
-            <w:tcW w:type="dxa" w:w="332"/>
-          </w:tcPr>
-          <w:p>
-            <w:r/>
-            <w:r>
-              <w:rPr>
-                <w:rFonts w:ascii="微软雅黑" w:hAnsi="微软雅黑" w:eastAsia="微软雅黑"/>
-              </w:rPr>
-              <w:t>挂车商品唯一标识</w:t>
-            </w:r>
-          </w:p>
-        </w:tc>
-        <w:tc>
-          <w:tcPr>
-            <w:tcW w:type="dxa" w:w="332"/>
-          </w:tcPr>
-          <w:p>
-            <w:r/>
-            <w:r>
-              <w:rPr>
-                <w:rFonts w:ascii="微软雅黑" w:hAnsi="微软雅黑" w:eastAsia="微软雅黑"/>
-              </w:rPr>
-              <w:t>点击商品卡片「去看看」时</w:t>
-            </w:r>
-          </w:p>
-        </w:tc>
-        <w:tc>
-          <w:tcPr>
-            <w:tcW w:type="dxa" w:w="332"/>
-          </w:tcPr>
-          <w:p>
-            <w:r/>
-            <w:r>
-              <w:rPr>
-                <w:rFonts w:ascii="微软雅黑" w:hAnsi="微软雅黑" w:eastAsia="微软雅黑"/>
-              </w:rPr>
-              <w:t>@产品负责人</w:t>
-            </w:r>
-          </w:p>
-        </w:tc>
-        <w:tc>
-          <w:tcPr>
-            <w:tcW w:type="dxa" w:w="332"/>
-          </w:tcPr>
-          <w:p>
-            <w:r/>
-            <w:r>
-              <w:rPr>
-                <w:rFonts w:ascii="微软雅黑" w:hAnsi="微软雅黑" w:eastAsia="微软雅黑"/>
-              </w:rPr>
-              <w:t>2026-07-22</w:t>
-            </w:r>
-          </w:p>
-        </w:tc>
-        <w:tc>
-          <w:tcPr>
-            <w:tcW w:type="dxa" w:w="332"/>
-          </w:tcPr>
-          <w:p>
-            <w:r/>
-            <w:r>
-              <w:rPr>
-                <w:rFonts w:ascii="微软雅黑" w:hAnsi="微软雅黑" w:eastAsia="微软雅黑"/>
-              </w:rPr>
-            </w:r>
-          </w:p>
-        </w:tc>
-        <w:tc>
-          <w:tcPr>
-            <w:tcW w:type="dxa" w:w="332"/>
-          </w:tcPr>
-          <w:p>
-            <w:r/>
-            <w:r>
-              <w:rPr>
-                <w:rFonts w:ascii="微软雅黑" w:hAnsi="微软雅黑" w:eastAsia="微软雅黑"/>
-              </w:rPr>
-              <w:t>必填</w:t>
-            </w:r>
-          </w:p>
-        </w:tc>
-        <w:tc>
-          <w:tcPr>
-            <w:tcW w:type="dxa" w:w="332"/>
-          </w:tcPr>
-          <w:p>
-            <w:r/>
-            <w:r>
-              <w:rPr>
-                <w:rFonts w:ascii="微软雅黑" w:hAnsi="微软雅黑" w:eastAsia="微软雅黑"/>
-              </w:rPr>
-              <w:t>p_123</w:t>
-            </w:r>
-          </w:p>
-        </w:tc>
-        <w:tc>
-          <w:tcPr>
-            <w:tcW w:type="dxa" w:w="332"/>
-          </w:tcPr>
-          <w:p>
-            <w:r/>
-            <w:r>
-              <w:rPr>
-                <w:rFonts w:ascii="微软雅黑" w:hAnsi="微软雅黑" w:eastAsia="微软雅黑"/>
-              </w:rPr>
-              <w:t>商品点击UV、跳转转化率</w:t>
-            </w:r>
-          </w:p>
-        </w:tc>
-        <w:tc>
-          <w:tcPr>
-            <w:tcW w:type="dxa" w:w="332"/>
-          </w:tcPr>
-          <w:p>
-            <w:r/>
-            <w:r>
-              <w:rPr>
-                <w:rFonts w:ascii="微软雅黑" w:hAnsi="微软雅黑" w:eastAsia="微软雅黑"/>
-              </w:rPr>
-              <w:t>事件触发即时上报</w:t>
-            </w:r>
-          </w:p>
-        </w:tc>
-        <w:tc>
-          <w:tcPr>
-            <w:tcW w:type="dxa" w:w="332"/>
-          </w:tcPr>
-          <w:p>
-            <w:r/>
-            <w:r>
-              <w:rPr>
-                <w:rFonts w:ascii="微软雅黑" w:hAnsi="微软雅黑" w:eastAsia="微软雅黑"/>
-              </w:rPr>
-              <w:t>同一 session 内同事件可重复上报；曝光按曝光时长去重</w:t>
-            </w:r>
-          </w:p>
-        </w:tc>
-        <w:tc>
-          <w:tcPr>
-            <w:tcW w:type="dxa" w:w="332"/>
-          </w:tcPr>
-          <w:p>
-            <w:r/>
-            <w:r>
-              <w:rPr>
-                <w:rFonts w:ascii="微软雅黑" w:hAnsi="微软雅黑" w:eastAsia="微软雅黑"/>
-              </w:rPr>
-              <w:t>product_id 必填且取值合法（cart_product_click 事件）</w:t>
-            </w:r>
-          </w:p>
-        </w:tc>
-        <w:tc>
-          <w:tcPr>
-            <w:tcW w:type="dxa" w:w="332"/>
-          </w:tcPr>
-          <w:p>
-            <w:r/>
-            <w:r>
-              <w:rPr>
-                <w:rFonts w:ascii="微软雅黑" w:hAnsi="微软雅黑" w:eastAsia="微软雅黑"/>
-              </w:rPr>
-            </w:r>
-          </w:p>
-        </w:tc>
-        <w:tc>
-          <w:tcPr>
-            <w:tcW w:type="dxa" w:w="332"/>
-          </w:tcPr>
-          <w:p>
-            <w:r/>
-            <w:r>
-              <w:rPr>
-                <w:rFonts w:ascii="微软雅黑" w:hAnsi="微软雅黑" w:eastAsia="微软雅黑"/>
-              </w:rPr>
-            </w:r>
-          </w:p>
-        </w:tc>
-        <w:tc>
-          <w:tcPr>
-            <w:tcW w:type="dxa" w:w="332"/>
-          </w:tcPr>
-          <w:p>
-            <w:r/>
-            <w:r>
-              <w:rPr>
-                <w:rFonts w:ascii="微软雅黑" w:hAnsi="微软雅黑" w:eastAsia="微软雅黑"/>
-              </w:rPr>
-              <w:t>待开发</w:t>
-            </w:r>
-          </w:p>
-        </w:tc>
-        <w:tc>
-          <w:tcPr>
-            <w:tcW w:type="dxa" w:w="332"/>
-          </w:tcPr>
-          <w:p>
-            <w:r/>
-            <w:r>
-              <w:rPr>
-                <w:rFonts w:ascii="微软雅黑" w:hAnsi="微软雅黑" w:eastAsia="微软雅黑"/>
-              </w:rPr>
-              <w:t>未开始</w:t>
-            </w:r>
-          </w:p>
-        </w:tc>
-      </w:tr>
-      <w:tr>
-        <w:tc>
-          <w:tcPr>
-            <w:tcW w:type="dxa" w:w="332"/>
-          </w:tcPr>
-          <w:p>
-            <w:r/>
-            <w:r>
-              <w:rPr>
-                <w:rFonts w:ascii="微软雅黑" w:hAnsi="微软雅黑" w:eastAsia="微软雅黑"/>
-              </w:rPr>
-              <w:t>3</w:t>
-            </w:r>
-          </w:p>
-        </w:tc>
-        <w:tc>
-          <w:tcPr>
-            <w:tcW w:type="dxa" w:w="332"/>
-          </w:tcPr>
-          <w:p>
-            <w:r/>
-            <w:r>
-              <w:rPr>
-                <w:rFonts w:ascii="微软雅黑" w:hAnsi="微软雅黑" w:eastAsia="微软雅黑"/>
-              </w:rPr>
-              <w:t>泰小虎</w:t>
-            </w:r>
-          </w:p>
-        </w:tc>
-        <w:tc>
-          <w:tcPr>
-            <w:tcW w:type="dxa" w:w="332"/>
-          </w:tcPr>
-          <w:p>
-            <w:r/>
-            <w:r>
-              <w:rPr>
-                <w:rFonts w:ascii="微软雅黑" w:hAnsi="微软雅黑" w:eastAsia="微软雅黑"/>
-              </w:rPr>
-              <w:t>L2</w:t>
-            </w:r>
-          </w:p>
-        </w:tc>
-        <w:tc>
-          <w:tcPr>
-            <w:tcW w:type="dxa" w:w="332"/>
-          </w:tcPr>
-          <w:p>
-            <w:r/>
-            <w:r>
-              <w:rPr>
-                <w:rFonts w:ascii="微软雅黑" w:hAnsi="微软雅黑" w:eastAsia="微软雅黑"/>
-              </w:rPr>
-              <w:t>微信小程序 / App(iOS·Android) / H5</w:t>
-            </w:r>
-          </w:p>
-        </w:tc>
-        <w:tc>
-          <w:tcPr>
-            <w:tcW w:type="dxa" w:w="332"/>
-          </w:tcPr>
-          <w:p>
-            <w:r/>
-            <w:r>
-              <w:rPr>
-                <w:rFonts w:ascii="微软雅黑" w:hAnsi="微软雅黑" w:eastAsia="微软雅黑"/>
-              </w:rPr>
-              <w:t>live_cart</w:t>
-            </w:r>
-          </w:p>
-        </w:tc>
-        <w:tc>
-          <w:tcPr>
-            <w:tcW w:type="dxa" w:w="332"/>
-          </w:tcPr>
-          <w:p>
-            <w:r/>
-            <w:r>
-              <w:rPr>
-                <w:rFonts w:ascii="微软雅黑" w:hAnsi="微软雅黑" w:eastAsia="微软雅黑"/>
-              </w:rPr>
-              <w:t>cart_product_click</w:t>
-            </w:r>
-          </w:p>
-        </w:tc>
-        <w:tc>
-          <w:tcPr>
-            <w:tcW w:type="dxa" w:w="332"/>
-          </w:tcPr>
-          <w:p>
-            <w:r/>
-            <w:r>
-              <w:rPr>
-                <w:rFonts w:ascii="微软雅黑" w:hAnsi="微软雅黑" w:eastAsia="微软雅黑"/>
-              </w:rPr>
-              <w:t>商品点击</w:t>
-            </w:r>
-          </w:p>
-        </w:tc>
-        <w:tc>
-          <w:tcPr>
-            <w:tcW w:type="dxa" w:w="332"/>
-          </w:tcPr>
-          <w:p>
-            <w:r/>
-            <w:r>
-              <w:rPr>
-                <w:rFonts w:ascii="微软雅黑" w:hAnsi="微软雅黑" w:eastAsia="微软雅黑"/>
-              </w:rPr>
-              <w:t>点击</w:t>
-            </w:r>
-          </w:p>
-        </w:tc>
-        <w:tc>
-          <w:tcPr>
-            <w:tcW w:type="dxa" w:w="332"/>
-          </w:tcPr>
-          <w:p>
-            <w:r/>
-            <w:r>
-              <w:rPr>
-                <w:rFonts w:ascii="微软雅黑" w:hAnsi="微软雅黑" w:eastAsia="微软雅黑"/>
-              </w:rPr>
-              <w:t>env</w:t>
-            </w:r>
-          </w:p>
-        </w:tc>
-        <w:tc>
-          <w:tcPr>
-            <w:tcW w:type="dxa" w:w="332"/>
-          </w:tcPr>
-          <w:p>
-            <w:r/>
-            <w:r>
-              <w:rPr>
-                <w:rFonts w:ascii="微软雅黑" w:hAnsi="微软雅黑" w:eastAsia="微软雅黑"/>
-              </w:rPr>
-              <w:t>环境</w:t>
-            </w:r>
-          </w:p>
-        </w:tc>
-        <w:tc>
-          <w:tcPr>
-            <w:tcW w:type="dxa" w:w="332"/>
-          </w:tcPr>
-          <w:p>
-            <w:r/>
-            <w:r>
-              <w:rPr>
-                <w:rFonts w:ascii="微软雅黑" w:hAnsi="微软雅黑" w:eastAsia="微软雅黑"/>
-              </w:rPr>
-              <w:t>string</w:t>
-            </w:r>
-          </w:p>
-        </w:tc>
-        <w:tc>
-          <w:tcPr>
-            <w:tcW w:type="dxa" w:w="332"/>
-          </w:tcPr>
-          <w:p>
-            <w:r/>
-            <w:r>
-              <w:rPr>
-                <w:rFonts w:ascii="微软雅黑" w:hAnsi="微软雅黑" w:eastAsia="微软雅黑"/>
-              </w:rPr>
-              <w:t>prod/pre</w:t>
-            </w:r>
-          </w:p>
-        </w:tc>
-        <w:tc>
-          <w:tcPr>
-            <w:tcW w:type="dxa" w:w="332"/>
-          </w:tcPr>
-          <w:p>
-            <w:r/>
-            <w:r>
-              <w:rPr>
-                <w:rFonts w:ascii="微软雅黑" w:hAnsi="微软雅黑" w:eastAsia="微软雅黑"/>
-              </w:rPr>
-              <w:t>点击商品卡片「去看看」时</w:t>
-            </w:r>
-          </w:p>
-        </w:tc>
-        <w:tc>
-          <w:tcPr>
-            <w:tcW w:type="dxa" w:w="332"/>
-          </w:tcPr>
-          <w:p>
-            <w:r/>
-            <w:r>
-              <w:rPr>
-                <w:rFonts w:ascii="微软雅黑" w:hAnsi="微软雅黑" w:eastAsia="微软雅黑"/>
-              </w:rPr>
-              <w:t>@产品负责人</w:t>
-            </w:r>
-          </w:p>
-        </w:tc>
-        <w:tc>
-          <w:tcPr>
-            <w:tcW w:type="dxa" w:w="332"/>
-          </w:tcPr>
-          <w:p>
-            <w:r/>
-            <w:r>
-              <w:rPr>
-                <w:rFonts w:ascii="微软雅黑" w:hAnsi="微软雅黑" w:eastAsia="微软雅黑"/>
-              </w:rPr>
-              <w:t>2026-07-22</w:t>
-            </w:r>
-          </w:p>
-        </w:tc>
-        <w:tc>
-          <w:tcPr>
-            <w:tcW w:type="dxa" w:w="332"/>
-          </w:tcPr>
-          <w:p>
-            <w:r/>
-            <w:r>
-              <w:rPr>
-                <w:rFonts w:ascii="微软雅黑" w:hAnsi="微软雅黑" w:eastAsia="微软雅黑"/>
-              </w:rPr>
-            </w:r>
-          </w:p>
-        </w:tc>
-        <w:tc>
-          <w:tcPr>
-            <w:tcW w:type="dxa" w:w="332"/>
-          </w:tcPr>
-          <w:p>
-            <w:r/>
-            <w:r>
-              <w:rPr>
-                <w:rFonts w:ascii="微软雅黑" w:hAnsi="微软雅黑" w:eastAsia="微软雅黑"/>
-              </w:rPr>
-              <w:t>必填</w:t>
-            </w:r>
-          </w:p>
-        </w:tc>
-        <w:tc>
-          <w:tcPr>
-            <w:tcW w:type="dxa" w:w="332"/>
-          </w:tcPr>
-          <w:p>
-            <w:r/>
-            <w:r>
-              <w:rPr>
-                <w:rFonts w:ascii="微软雅黑" w:hAnsi="微软雅黑" w:eastAsia="微软雅黑"/>
-              </w:rPr>
-              <w:t>prod</w:t>
-            </w:r>
-          </w:p>
-        </w:tc>
-        <w:tc>
-          <w:tcPr>
-            <w:tcW w:type="dxa" w:w="332"/>
-          </w:tcPr>
-          <w:p>
-            <w:r/>
-            <w:r>
-              <w:rPr>
-                <w:rFonts w:ascii="微软雅黑" w:hAnsi="微软雅黑" w:eastAsia="微软雅黑"/>
-              </w:rPr>
-              <w:t>商品点击UV、跳转转化率</w:t>
-            </w:r>
-          </w:p>
-        </w:tc>
-        <w:tc>
-          <w:tcPr>
-            <w:tcW w:type="dxa" w:w="332"/>
-          </w:tcPr>
-          <w:p>
-            <w:r/>
-            <w:r>
-              <w:rPr>
-                <w:rFonts w:ascii="微软雅黑" w:hAnsi="微软雅黑" w:eastAsia="微软雅黑"/>
-              </w:rPr>
-              <w:t>事件触发即时上报</w:t>
-            </w:r>
-          </w:p>
-        </w:tc>
-        <w:tc>
-          <w:tcPr>
-            <w:tcW w:type="dxa" w:w="332"/>
-          </w:tcPr>
-          <w:p>
-            <w:r/>
-            <w:r>
-              <w:rPr>
-                <w:rFonts w:ascii="微软雅黑" w:hAnsi="微软雅黑" w:eastAsia="微软雅黑"/>
-              </w:rPr>
-              <w:t>同一 session 内同事件可重复上报；曝光按曝光时长去重</w:t>
-            </w:r>
-          </w:p>
-        </w:tc>
-        <w:tc>
-          <w:tcPr>
-            <w:tcW w:type="dxa" w:w="332"/>
-          </w:tcPr>
-          <w:p>
-            <w:r/>
-            <w:r>
-              <w:rPr>
-                <w:rFonts w:ascii="微软雅黑" w:hAnsi="微软雅黑" w:eastAsia="微软雅黑"/>
-              </w:rPr>
-              <w:t>env 必填</w:t>
-            </w:r>
-          </w:p>
-        </w:tc>
-        <w:tc>
-          <w:tcPr>
-            <w:tcW w:type="dxa" w:w="332"/>
-          </w:tcPr>
-          <w:p>
-            <w:r/>
-            <w:r>
-              <w:rPr>
-                <w:rFonts w:ascii="微软雅黑" w:hAnsi="微软雅黑" w:eastAsia="微软雅黑"/>
-              </w:rPr>
-            </w:r>
-          </w:p>
-        </w:tc>
-        <w:tc>
-          <w:tcPr>
-            <w:tcW w:type="dxa" w:w="332"/>
-          </w:tcPr>
-          <w:p>
-            <w:r/>
-            <w:r>
-              <w:rPr>
-                <w:rFonts w:ascii="微软雅黑" w:hAnsi="微软雅黑" w:eastAsia="微软雅黑"/>
-              </w:rPr>
-            </w:r>
-          </w:p>
-        </w:tc>
-        <w:tc>
-          <w:tcPr>
-            <w:tcW w:type="dxa" w:w="332"/>
-          </w:tcPr>
-          <w:p>
-            <w:r/>
-            <w:r>
-              <w:rPr>
-                <w:rFonts w:ascii="微软雅黑" w:hAnsi="微软雅黑" w:eastAsia="微软雅黑"/>
-              </w:rPr>
-              <w:t>待开发</w:t>
-            </w:r>
-          </w:p>
-        </w:tc>
-        <w:tc>
-          <w:tcPr>
-            <w:tcW w:type="dxa" w:w="332"/>
-          </w:tcPr>
-          <w:p>
-            <w:r/>
-            <w:r>
-              <w:rPr>
-                <w:rFonts w:ascii="微软雅黑" w:hAnsi="微软雅黑" w:eastAsia="微软雅黑"/>
-              </w:rPr>
-              <w:t>未开始</w:t>
-            </w:r>
-          </w:p>
-        </w:tc>
-      </w:tr>
-      <w:tr>
-        <w:tc>
-          <w:tcPr>
-            <w:tcW w:type="dxa" w:w="332"/>
-          </w:tcPr>
-          <w:p>
-            <w:r/>
-            <w:r>
-              <w:rPr>
-                <w:rFonts w:ascii="微软雅黑" w:hAnsi="微软雅黑" w:eastAsia="微软雅黑"/>
-              </w:rPr>
-              <w:t>4</w:t>
-            </w:r>
-          </w:p>
-        </w:tc>
-        <w:tc>
-          <w:tcPr>
-            <w:tcW w:type="dxa" w:w="332"/>
-          </w:tcPr>
-          <w:p>
-            <w:r/>
-            <w:r>
-              <w:rPr>
-                <w:rFonts w:ascii="微软雅黑" w:hAnsi="微软雅黑" w:eastAsia="微软雅黑"/>
-              </w:rPr>
-              <w:t>泰小虎</w:t>
-            </w:r>
-          </w:p>
-        </w:tc>
-        <w:tc>
-          <w:tcPr>
-            <w:tcW w:type="dxa" w:w="332"/>
-          </w:tcPr>
-          <w:p>
-            <w:r/>
-            <w:r>
-              <w:rPr>
-                <w:rFonts w:ascii="微软雅黑" w:hAnsi="微软雅黑" w:eastAsia="微软雅黑"/>
-              </w:rPr>
-              <w:t>L2</w:t>
-            </w:r>
-          </w:p>
-        </w:tc>
-        <w:tc>
-          <w:tcPr>
-            <w:tcW w:type="dxa" w:w="332"/>
-          </w:tcPr>
-          <w:p>
-            <w:r/>
-            <w:r>
-              <w:rPr>
-                <w:rFonts w:ascii="微软雅黑" w:hAnsi="微软雅黑" w:eastAsia="微软雅黑"/>
-              </w:rPr>
-              <w:t>微信小程序 / App(iOS·Android) / H5</w:t>
-            </w:r>
-          </w:p>
-        </w:tc>
-        <w:tc>
-          <w:tcPr>
-            <w:tcW w:type="dxa" w:w="332"/>
-          </w:tcPr>
-          <w:p>
-            <w:r/>
-            <w:r>
-              <w:rPr>
-                <w:rFonts w:ascii="微软雅黑" w:hAnsi="微软雅黑" w:eastAsia="微软雅黑"/>
-              </w:rPr>
-              <w:t>live_cart</w:t>
-            </w:r>
-          </w:p>
-        </w:tc>
-        <w:tc>
-          <w:tcPr>
-            <w:tcW w:type="dxa" w:w="332"/>
-          </w:tcPr>
-          <w:p>
-            <w:r/>
-            <w:r>
-              <w:rPr>
-                <w:rFonts w:ascii="微软雅黑" w:hAnsi="微软雅黑" w:eastAsia="微软雅黑"/>
-              </w:rPr>
-              <w:t>cart_jump_confirm</w:t>
-            </w:r>
-          </w:p>
-        </w:tc>
-        <w:tc>
-          <w:tcPr>
-            <w:tcW w:type="dxa" w:w="332"/>
-          </w:tcPr>
-          <w:p>
-            <w:r/>
-            <w:r>
-              <w:rPr>
-                <w:rFonts w:ascii="微软雅黑" w:hAnsi="微软雅黑" w:eastAsia="微软雅黑"/>
-              </w:rPr>
-              <w:t>跳转确认点击</w:t>
-            </w:r>
-          </w:p>
-        </w:tc>
-        <w:tc>
-          <w:tcPr>
-            <w:tcW w:type="dxa" w:w="332"/>
-          </w:tcPr>
-          <w:p>
-            <w:r/>
-            <w:r>
-              <w:rPr>
-                <w:rFonts w:ascii="微软雅黑" w:hAnsi="微软雅黑" w:eastAsia="微软雅黑"/>
-              </w:rPr>
-              <w:t>点击</w:t>
-            </w:r>
-          </w:p>
-        </w:tc>
-        <w:tc>
-          <w:tcPr>
-            <w:tcW w:type="dxa" w:w="332"/>
-          </w:tcPr>
-          <w:p>
-            <w:r/>
-            <w:r>
-              <w:rPr>
-                <w:rFonts w:ascii="微软雅黑" w:hAnsi="微软雅黑" w:eastAsia="微软雅黑"/>
-              </w:rPr>
-              <w:t>room_id</w:t>
-            </w:r>
-          </w:p>
-        </w:tc>
-        <w:tc>
-          <w:tcPr>
-            <w:tcW w:type="dxa" w:w="332"/>
-          </w:tcPr>
-          <w:p>
-            <w:r/>
-            <w:r>
-              <w:rPr>
-                <w:rFonts w:ascii="微软雅黑" w:hAnsi="微软雅黑" w:eastAsia="微软雅黑"/>
-              </w:rPr>
-              <w:t>直播间ID</w:t>
-            </w:r>
-          </w:p>
-        </w:tc>
-        <w:tc>
-          <w:tcPr>
-            <w:tcW w:type="dxa" w:w="332"/>
-          </w:tcPr>
-          <w:p>
-            <w:r/>
-            <w:r>
-              <w:rPr>
-                <w:rFonts w:ascii="微软雅黑" w:hAnsi="微软雅黑" w:eastAsia="微软雅黑"/>
-              </w:rPr>
-              <w:t>string</w:t>
-            </w:r>
-          </w:p>
-        </w:tc>
-        <w:tc>
-          <w:tcPr>
-            <w:tcW w:type="dxa" w:w="332"/>
-          </w:tcPr>
-          <w:p>
-            <w:r/>
-            <w:r>
-              <w:rPr>
-                <w:rFonts w:ascii="微软雅黑" w:hAnsi="微软雅黑" w:eastAsia="微软雅黑"/>
-              </w:rPr>
-              <w:t>直播间唯一标识</w:t>
-            </w:r>
-          </w:p>
-        </w:tc>
-        <w:tc>
-          <w:tcPr>
-            <w:tcW w:type="dxa" w:w="332"/>
-          </w:tcPr>
-          <w:p>
-            <w:r/>
-            <w:r>
-              <w:rPr>
-                <w:rFonts w:ascii="微软雅黑" w:hAnsi="微软雅黑" w:eastAsia="微软雅黑"/>
-              </w:rPr>
-              <w:t>跳转确认弹窗点击「立即前往」时</w:t>
-            </w:r>
-          </w:p>
-        </w:tc>
-        <w:tc>
-          <w:tcPr>
-            <w:tcW w:type="dxa" w:w="332"/>
-          </w:tcPr>
-          <w:p>
-            <w:r/>
-            <w:r>
-              <w:rPr>
-                <w:rFonts w:ascii="微软雅黑" w:hAnsi="微软雅黑" w:eastAsia="微软雅黑"/>
-              </w:rPr>
-              <w:t>@产品负责人</w:t>
-            </w:r>
-          </w:p>
-        </w:tc>
-        <w:tc>
-          <w:tcPr>
-            <w:tcW w:type="dxa" w:w="332"/>
-          </w:tcPr>
-          <w:p>
-            <w:r/>
-            <w:r>
-              <w:rPr>
-                <w:rFonts w:ascii="微软雅黑" w:hAnsi="微软雅黑" w:eastAsia="微软雅黑"/>
-              </w:rPr>
-              <w:t>2026-07-22</w:t>
-            </w:r>
-          </w:p>
-        </w:tc>
-        <w:tc>
-          <w:tcPr>
-            <w:tcW w:type="dxa" w:w="332"/>
-          </w:tcPr>
-          <w:p>
-            <w:r/>
-            <w:r>
-              <w:rPr>
-                <w:rFonts w:ascii="微软雅黑" w:hAnsi="微软雅黑" w:eastAsia="微软雅黑"/>
-              </w:rPr>
-            </w:r>
-          </w:p>
-        </w:tc>
-        <w:tc>
-          <w:tcPr>
-            <w:tcW w:type="dxa" w:w="332"/>
-          </w:tcPr>
-          <w:p>
-            <w:r/>
-            <w:r>
-              <w:rPr>
-                <w:rFonts w:ascii="微软雅黑" w:hAnsi="微软雅黑" w:eastAsia="微软雅黑"/>
-              </w:rPr>
-              <w:t>必填</w:t>
-            </w:r>
-          </w:p>
-        </w:tc>
-        <w:tc>
-          <w:tcPr>
-            <w:tcW w:type="dxa" w:w="332"/>
-          </w:tcPr>
-          <w:p>
-            <w:r/>
-            <w:r>
-              <w:rPr>
-                <w:rFonts w:ascii="微软雅黑" w:hAnsi="微软雅黑" w:eastAsia="微软雅黑"/>
-              </w:rPr>
-              <w:t>r_123</w:t>
-            </w:r>
-          </w:p>
-        </w:tc>
-        <w:tc>
-          <w:tcPr>
-            <w:tcW w:type="dxa" w:w="332"/>
-          </w:tcPr>
-          <w:p>
-            <w:r/>
-            <w:r>
-              <w:rPr>
-                <w:rFonts w:ascii="微软雅黑" w:hAnsi="微软雅黑" w:eastAsia="微软雅黑"/>
-              </w:rPr>
-              <w:t>跳转转化率</w:t>
-            </w:r>
-          </w:p>
-        </w:tc>
-        <w:tc>
-          <w:tcPr>
-            <w:tcW w:type="dxa" w:w="332"/>
-          </w:tcPr>
-          <w:p>
-            <w:r/>
-            <w:r>
-              <w:rPr>
-                <w:rFonts w:ascii="微软雅黑" w:hAnsi="微软雅黑" w:eastAsia="微软雅黑"/>
-              </w:rPr>
-              <w:t>事件触发即时上报</w:t>
-            </w:r>
-          </w:p>
-        </w:tc>
-        <w:tc>
-          <w:tcPr>
-            <w:tcW w:type="dxa" w:w="332"/>
-          </w:tcPr>
-          <w:p>
-            <w:r/>
-            <w:r>
-              <w:rPr>
-                <w:rFonts w:ascii="微软雅黑" w:hAnsi="微软雅黑" w:eastAsia="微软雅黑"/>
-              </w:rPr>
-              <w:t>同一 session 内同事件可重复上报；曝光按曝光时长去重</w:t>
-            </w:r>
-          </w:p>
-        </w:tc>
-        <w:tc>
-          <w:tcPr>
-            <w:tcW w:type="dxa" w:w="332"/>
-          </w:tcPr>
-          <w:p>
-            <w:r/>
-            <w:r>
-              <w:rPr>
-                <w:rFonts w:ascii="微软雅黑" w:hAnsi="微软雅黑" w:eastAsia="微软雅黑"/>
-              </w:rPr>
-              <w:t>room_id 必填且取值合法（cart_jump_confirm 事件）</w:t>
-            </w:r>
-          </w:p>
-        </w:tc>
-        <w:tc>
-          <w:tcPr>
-            <w:tcW w:type="dxa" w:w="332"/>
-          </w:tcPr>
-          <w:p>
-            <w:r/>
-            <w:r>
-              <w:rPr>
-                <w:rFonts w:ascii="微软雅黑" w:hAnsi="微软雅黑" w:eastAsia="微软雅黑"/>
-              </w:rPr>
-            </w:r>
-          </w:p>
-        </w:tc>
-        <w:tc>
-          <w:tcPr>
-            <w:tcW w:type="dxa" w:w="332"/>
-          </w:tcPr>
-          <w:p>
-            <w:r/>
-            <w:r>
-              <w:rPr>
-                <w:rFonts w:ascii="微软雅黑" w:hAnsi="微软雅黑" w:eastAsia="微软雅黑"/>
-              </w:rPr>
-            </w:r>
-          </w:p>
-        </w:tc>
-        <w:tc>
-          <w:tcPr>
-            <w:tcW w:type="dxa" w:w="332"/>
-          </w:tcPr>
-          <w:p>
-            <w:r/>
-            <w:r>
-              <w:rPr>
-                <w:rFonts w:ascii="微软雅黑" w:hAnsi="微软雅黑" w:eastAsia="微软雅黑"/>
-              </w:rPr>
-              <w:t>待开发</w:t>
-            </w:r>
-          </w:p>
-        </w:tc>
-        <w:tc>
-          <w:tcPr>
-            <w:tcW w:type="dxa" w:w="332"/>
-          </w:tcPr>
-          <w:p>
-            <w:r/>
-            <w:r>
-              <w:rPr>
-                <w:rFonts w:ascii="微软雅黑" w:hAnsi="微软雅黑" w:eastAsia="微软雅黑"/>
-              </w:rPr>
-              <w:t>未开始</w:t>
-            </w:r>
-          </w:p>
-        </w:tc>
-      </w:tr>
-      <w:tr>
-        <w:tc>
-          <w:tcPr>
-            <w:tcW w:type="dxa" w:w="332"/>
-          </w:tcPr>
-          <w:p>
-            <w:r/>
-            <w:r>
-              <w:rPr>
-                <w:rFonts w:ascii="微软雅黑" w:hAnsi="微软雅黑" w:eastAsia="微软雅黑"/>
-              </w:rPr>
-              <w:t>4</w:t>
-            </w:r>
-          </w:p>
-        </w:tc>
-        <w:tc>
-          <w:tcPr>
-            <w:tcW w:type="dxa" w:w="332"/>
-          </w:tcPr>
-          <w:p>
-            <w:r/>
-            <w:r>
-              <w:rPr>
-                <w:rFonts w:ascii="微软雅黑" w:hAnsi="微软雅黑" w:eastAsia="微软雅黑"/>
-              </w:rPr>
-              <w:t>泰小虎</w:t>
-            </w:r>
-          </w:p>
-        </w:tc>
-        <w:tc>
-          <w:tcPr>
-            <w:tcW w:type="dxa" w:w="332"/>
-          </w:tcPr>
-          <w:p>
-            <w:r/>
-            <w:r>
-              <w:rPr>
-                <w:rFonts w:ascii="微软雅黑" w:hAnsi="微软雅黑" w:eastAsia="微软雅黑"/>
-              </w:rPr>
-              <w:t>L2</w:t>
-            </w:r>
-          </w:p>
-        </w:tc>
-        <w:tc>
-          <w:tcPr>
-            <w:tcW w:type="dxa" w:w="332"/>
-          </w:tcPr>
-          <w:p>
-            <w:r/>
-            <w:r>
-              <w:rPr>
-                <w:rFonts w:ascii="微软雅黑" w:hAnsi="微软雅黑" w:eastAsia="微软雅黑"/>
-              </w:rPr>
-              <w:t>微信小程序 / App(iOS·Android) / H5</w:t>
-            </w:r>
-          </w:p>
-        </w:tc>
-        <w:tc>
-          <w:tcPr>
-            <w:tcW w:type="dxa" w:w="332"/>
-          </w:tcPr>
-          <w:p>
-            <w:r/>
-            <w:r>
-              <w:rPr>
-                <w:rFonts w:ascii="微软雅黑" w:hAnsi="微软雅黑" w:eastAsia="微软雅黑"/>
-              </w:rPr>
-              <w:t>live_cart</w:t>
-            </w:r>
-          </w:p>
-        </w:tc>
-        <w:tc>
-          <w:tcPr>
-            <w:tcW w:type="dxa" w:w="332"/>
-          </w:tcPr>
-          <w:p>
-            <w:r/>
-            <w:r>
-              <w:rPr>
-                <w:rFonts w:ascii="微软雅黑" w:hAnsi="微软雅黑" w:eastAsia="微软雅黑"/>
-              </w:rPr>
-              <w:t>cart_jump_confirm</w:t>
-            </w:r>
-          </w:p>
-        </w:tc>
-        <w:tc>
-          <w:tcPr>
-            <w:tcW w:type="dxa" w:w="332"/>
-          </w:tcPr>
-          <w:p>
-            <w:r/>
-            <w:r>
-              <w:rPr>
-                <w:rFonts w:ascii="微软雅黑" w:hAnsi="微软雅黑" w:eastAsia="微软雅黑"/>
-              </w:rPr>
-              <w:t>跳转确认点击</w:t>
-            </w:r>
-          </w:p>
-        </w:tc>
-        <w:tc>
-          <w:tcPr>
-            <w:tcW w:type="dxa" w:w="332"/>
-          </w:tcPr>
-          <w:p>
-            <w:r/>
-            <w:r>
-              <w:rPr>
-                <w:rFonts w:ascii="微软雅黑" w:hAnsi="微软雅黑" w:eastAsia="微软雅黑"/>
-              </w:rPr>
-              <w:t>点击</w:t>
-            </w:r>
-          </w:p>
-        </w:tc>
-        <w:tc>
-          <w:tcPr>
-            <w:tcW w:type="dxa" w:w="332"/>
-          </w:tcPr>
-          <w:p>
-            <w:r/>
-            <w:r>
-              <w:rPr>
-                <w:rFonts w:ascii="微软雅黑" w:hAnsi="微软雅黑" w:eastAsia="微软雅黑"/>
-              </w:rPr>
-              <w:t>product_id</w:t>
-            </w:r>
-          </w:p>
-        </w:tc>
-        <w:tc>
-          <w:tcPr>
-            <w:tcW w:type="dxa" w:w="332"/>
-          </w:tcPr>
-          <w:p>
-            <w:r/>
-            <w:r>
-              <w:rPr>
-                <w:rFonts w:ascii="微软雅黑" w:hAnsi="微软雅黑" w:eastAsia="微软雅黑"/>
-              </w:rPr>
-              <w:t>商品ID</w:t>
-            </w:r>
-          </w:p>
-        </w:tc>
-        <w:tc>
-          <w:tcPr>
-            <w:tcW w:type="dxa" w:w="332"/>
-          </w:tcPr>
-          <w:p>
-            <w:r/>
-            <w:r>
-              <w:rPr>
-                <w:rFonts w:ascii="微软雅黑" w:hAnsi="微软雅黑" w:eastAsia="微软雅黑"/>
-              </w:rPr>
-              <w:t>string</w:t>
-            </w:r>
-          </w:p>
-        </w:tc>
-        <w:tc>
-          <w:tcPr>
-            <w:tcW w:type="dxa" w:w="332"/>
-          </w:tcPr>
-          <w:p>
-            <w:r/>
-            <w:r>
-              <w:rPr>
-                <w:rFonts w:ascii="微软雅黑" w:hAnsi="微软雅黑" w:eastAsia="微软雅黑"/>
-              </w:rPr>
-              <w:t>挂车商品唯一标识</w:t>
-            </w:r>
-          </w:p>
-        </w:tc>
-        <w:tc>
-          <w:tcPr>
-            <w:tcW w:type="dxa" w:w="332"/>
-          </w:tcPr>
-          <w:p>
-            <w:r/>
-            <w:r>
-              <w:rPr>
-                <w:rFonts w:ascii="微软雅黑" w:hAnsi="微软雅黑" w:eastAsia="微软雅黑"/>
-              </w:rPr>
-              <w:t>跳转确认弹窗点击「立即前往」时</w:t>
-            </w:r>
-          </w:p>
-        </w:tc>
-        <w:tc>
-          <w:tcPr>
-            <w:tcW w:type="dxa" w:w="332"/>
-          </w:tcPr>
-          <w:p>
-            <w:r/>
-            <w:r>
-              <w:rPr>
-                <w:rFonts w:ascii="微软雅黑" w:hAnsi="微软雅黑" w:eastAsia="微软雅黑"/>
-              </w:rPr>
-              <w:t>@产品负责人</w:t>
-            </w:r>
-          </w:p>
-        </w:tc>
-        <w:tc>
-          <w:tcPr>
-            <w:tcW w:type="dxa" w:w="332"/>
-          </w:tcPr>
-          <w:p>
-            <w:r/>
-            <w:r>
-              <w:rPr>
-                <w:rFonts w:ascii="微软雅黑" w:hAnsi="微软雅黑" w:eastAsia="微软雅黑"/>
-              </w:rPr>
-              <w:t>2026-07-22</w:t>
-            </w:r>
-          </w:p>
-        </w:tc>
-        <w:tc>
-          <w:tcPr>
-            <w:tcW w:type="dxa" w:w="332"/>
-          </w:tcPr>
-          <w:p>
-            <w:r/>
-            <w:r>
-              <w:rPr>
-                <w:rFonts w:ascii="微软雅黑" w:hAnsi="微软雅黑" w:eastAsia="微软雅黑"/>
-              </w:rPr>
-            </w:r>
-          </w:p>
-        </w:tc>
-        <w:tc>
-          <w:tcPr>
-            <w:tcW w:type="dxa" w:w="332"/>
-          </w:tcPr>
-          <w:p>
-            <w:r/>
-            <w:r>
-              <w:rPr>
-                <w:rFonts w:ascii="微软雅黑" w:hAnsi="微软雅黑" w:eastAsia="微软雅黑"/>
-              </w:rPr>
-              <w:t>必填</w:t>
-            </w:r>
-          </w:p>
-        </w:tc>
-        <w:tc>
-          <w:tcPr>
-            <w:tcW w:type="dxa" w:w="332"/>
-          </w:tcPr>
-          <w:p>
-            <w:r/>
-            <w:r>
-              <w:rPr>
-                <w:rFonts w:ascii="微软雅黑" w:hAnsi="微软雅黑" w:eastAsia="微软雅黑"/>
-              </w:rPr>
-              <w:t>p_123</w:t>
-            </w:r>
-          </w:p>
-        </w:tc>
-        <w:tc>
-          <w:tcPr>
-            <w:tcW w:type="dxa" w:w="332"/>
-          </w:tcPr>
-          <w:p>
-            <w:r/>
-            <w:r>
-              <w:rPr>
-                <w:rFonts w:ascii="微软雅黑" w:hAnsi="微软雅黑" w:eastAsia="微软雅黑"/>
-              </w:rPr>
-              <w:t>跳转转化率</w:t>
-            </w:r>
-          </w:p>
-        </w:tc>
-        <w:tc>
-          <w:tcPr>
-            <w:tcW w:type="dxa" w:w="332"/>
-          </w:tcPr>
-          <w:p>
-            <w:r/>
-            <w:r>
-              <w:rPr>
-                <w:rFonts w:ascii="微软雅黑" w:hAnsi="微软雅黑" w:eastAsia="微软雅黑"/>
-              </w:rPr>
-              <w:t>事件触发即时上报</w:t>
-            </w:r>
-          </w:p>
-        </w:tc>
-        <w:tc>
-          <w:tcPr>
-            <w:tcW w:type="dxa" w:w="332"/>
-          </w:tcPr>
-          <w:p>
-            <w:r/>
-            <w:r>
-              <w:rPr>
-                <w:rFonts w:ascii="微软雅黑" w:hAnsi="微软雅黑" w:eastAsia="微软雅黑"/>
-              </w:rPr>
-              <w:t>同一 session 内同事件可重复上报；曝光按曝光时长去重</w:t>
-            </w:r>
-          </w:p>
-        </w:tc>
-        <w:tc>
-          <w:tcPr>
-            <w:tcW w:type="dxa" w:w="332"/>
-          </w:tcPr>
-          <w:p>
-            <w:r/>
-            <w:r>
-              <w:rPr>
-                <w:rFonts w:ascii="微软雅黑" w:hAnsi="微软雅黑" w:eastAsia="微软雅黑"/>
-              </w:rPr>
-              <w:t>product_id 必填且取值合法（cart_jump_confirm 事件）</w:t>
-            </w:r>
-          </w:p>
-        </w:tc>
-        <w:tc>
-          <w:tcPr>
-            <w:tcW w:type="dxa" w:w="332"/>
-          </w:tcPr>
-          <w:p>
-            <w:r/>
-            <w:r>
-              <w:rPr>
-                <w:rFonts w:ascii="微软雅黑" w:hAnsi="微软雅黑" w:eastAsia="微软雅黑"/>
-              </w:rPr>
-            </w:r>
-          </w:p>
-        </w:tc>
-        <w:tc>
-          <w:tcPr>
-            <w:tcW w:type="dxa" w:w="332"/>
-          </w:tcPr>
-          <w:p>
-            <w:r/>
-            <w:r>
-              <w:rPr>
-                <w:rFonts w:ascii="微软雅黑" w:hAnsi="微软雅黑" w:eastAsia="微软雅黑"/>
-              </w:rPr>
-            </w:r>
-          </w:p>
-        </w:tc>
-        <w:tc>
-          <w:tcPr>
-            <w:tcW w:type="dxa" w:w="332"/>
-          </w:tcPr>
-          <w:p>
-            <w:r/>
-            <w:r>
-              <w:rPr>
-                <w:rFonts w:ascii="微软雅黑" w:hAnsi="微软雅黑" w:eastAsia="微软雅黑"/>
-              </w:rPr>
-              <w:t>待开发</w:t>
-            </w:r>
-          </w:p>
-        </w:tc>
-        <w:tc>
-          <w:tcPr>
-            <w:tcW w:type="dxa" w:w="332"/>
-          </w:tcPr>
-          <w:p>
-            <w:r/>
-            <w:r>
-              <w:rPr>
-                <w:rFonts w:ascii="微软雅黑" w:hAnsi="微软雅黑" w:eastAsia="微软雅黑"/>
-              </w:rPr>
-              <w:t>未开始</w:t>
-            </w:r>
-          </w:p>
-        </w:tc>
-      </w:tr>
-      <w:tr>
-        <w:tc>
-          <w:tcPr>
-            <w:tcW w:type="dxa" w:w="332"/>
-          </w:tcPr>
-          <w:p>
-            <w:r/>
-            <w:r>
-              <w:rPr>
-                <w:rFonts w:ascii="微软雅黑" w:hAnsi="微软雅黑" w:eastAsia="微软雅黑"/>
-              </w:rPr>
-              <w:t>4</w:t>
-            </w:r>
-          </w:p>
-        </w:tc>
-        <w:tc>
-          <w:tcPr>
-            <w:tcW w:type="dxa" w:w="332"/>
-          </w:tcPr>
-          <w:p>
-            <w:r/>
-            <w:r>
-              <w:rPr>
-                <w:rFonts w:ascii="微软雅黑" w:hAnsi="微软雅黑" w:eastAsia="微软雅黑"/>
-              </w:rPr>
-              <w:t>泰小虎</w:t>
-            </w:r>
-          </w:p>
-        </w:tc>
-        <w:tc>
-          <w:tcPr>
-            <w:tcW w:type="dxa" w:w="332"/>
-          </w:tcPr>
-          <w:p>
-            <w:r/>
-            <w:r>
-              <w:rPr>
-                <w:rFonts w:ascii="微软雅黑" w:hAnsi="微软雅黑" w:eastAsia="微软雅黑"/>
-              </w:rPr>
-              <w:t>L2</w:t>
-            </w:r>
-          </w:p>
-        </w:tc>
-        <w:tc>
-          <w:tcPr>
-            <w:tcW w:type="dxa" w:w="332"/>
-          </w:tcPr>
-          <w:p>
-            <w:r/>
-            <w:r>
-              <w:rPr>
-                <w:rFonts w:ascii="微软雅黑" w:hAnsi="微软雅黑" w:eastAsia="微软雅黑"/>
-              </w:rPr>
-              <w:t>微信小程序 / App(iOS·Android) / H5</w:t>
-            </w:r>
-          </w:p>
-        </w:tc>
-        <w:tc>
-          <w:tcPr>
-            <w:tcW w:type="dxa" w:w="332"/>
-          </w:tcPr>
-          <w:p>
-            <w:r/>
-            <w:r>
-              <w:rPr>
-                <w:rFonts w:ascii="微软雅黑" w:hAnsi="微软雅黑" w:eastAsia="微软雅黑"/>
-              </w:rPr>
-              <w:t>live_cart</w:t>
-            </w:r>
-          </w:p>
-        </w:tc>
-        <w:tc>
-          <w:tcPr>
-            <w:tcW w:type="dxa" w:w="332"/>
-          </w:tcPr>
-          <w:p>
-            <w:r/>
-            <w:r>
-              <w:rPr>
-                <w:rFonts w:ascii="微软雅黑" w:hAnsi="微软雅黑" w:eastAsia="微软雅黑"/>
-              </w:rPr>
-              <w:t>cart_jump_confirm</w:t>
-            </w:r>
-          </w:p>
-        </w:tc>
-        <w:tc>
-          <w:tcPr>
-            <w:tcW w:type="dxa" w:w="332"/>
-          </w:tcPr>
-          <w:p>
-            <w:r/>
-            <w:r>
-              <w:rPr>
-                <w:rFonts w:ascii="微软雅黑" w:hAnsi="微软雅黑" w:eastAsia="微软雅黑"/>
-              </w:rPr>
-              <w:t>跳转确认点击</w:t>
-            </w:r>
-          </w:p>
-        </w:tc>
-        <w:tc>
-          <w:tcPr>
-            <w:tcW w:type="dxa" w:w="332"/>
-          </w:tcPr>
-          <w:p>
-            <w:r/>
-            <w:r>
-              <w:rPr>
-                <w:rFonts w:ascii="微软雅黑" w:hAnsi="微软雅黑" w:eastAsia="微软雅黑"/>
-              </w:rPr>
-              <w:t>点击</w:t>
-            </w:r>
-          </w:p>
-        </w:tc>
-        <w:tc>
-          <w:tcPr>
-            <w:tcW w:type="dxa" w:w="332"/>
-          </w:tcPr>
-          <w:p>
-            <w:r/>
-            <w:r>
-              <w:rPr>
-                <w:rFonts w:ascii="微软雅黑" w:hAnsi="微软雅黑" w:eastAsia="微软雅黑"/>
-              </w:rPr>
-              <w:t>env</w:t>
-            </w:r>
-          </w:p>
-        </w:tc>
-        <w:tc>
-          <w:tcPr>
-            <w:tcW w:type="dxa" w:w="332"/>
-          </w:tcPr>
-          <w:p>
-            <w:r/>
-            <w:r>
-              <w:rPr>
-                <w:rFonts w:ascii="微软雅黑" w:hAnsi="微软雅黑" w:eastAsia="微软雅黑"/>
-              </w:rPr>
-              <w:t>环境</w:t>
-            </w:r>
-          </w:p>
-        </w:tc>
-        <w:tc>
-          <w:tcPr>
-            <w:tcW w:type="dxa" w:w="332"/>
-          </w:tcPr>
-          <w:p>
-            <w:r/>
-            <w:r>
-              <w:rPr>
-                <w:rFonts w:ascii="微软雅黑" w:hAnsi="微软雅黑" w:eastAsia="微软雅黑"/>
-              </w:rPr>
-              <w:t>string</w:t>
-            </w:r>
-          </w:p>
-        </w:tc>
-        <w:tc>
-          <w:tcPr>
-            <w:tcW w:type="dxa" w:w="332"/>
-          </w:tcPr>
-          <w:p>
-            <w:r/>
-            <w:r>
-              <w:rPr>
-                <w:rFonts w:ascii="微软雅黑" w:hAnsi="微软雅黑" w:eastAsia="微软雅黑"/>
-              </w:rPr>
-              <w:t>prod/pre</w:t>
-            </w:r>
-          </w:p>
-        </w:tc>
-        <w:tc>
-          <w:tcPr>
-            <w:tcW w:type="dxa" w:w="332"/>
-          </w:tcPr>
-          <w:p>
-            <w:r/>
-            <w:r>
-              <w:rPr>
-                <w:rFonts w:ascii="微软雅黑" w:hAnsi="微软雅黑" w:eastAsia="微软雅黑"/>
-              </w:rPr>
-              <w:t>跳转确认弹窗点击「立即前往」时</w:t>
-            </w:r>
-          </w:p>
-        </w:tc>
-        <w:tc>
-          <w:tcPr>
-            <w:tcW w:type="dxa" w:w="332"/>
-          </w:tcPr>
-          <w:p>
-            <w:r/>
-            <w:r>
-              <w:rPr>
-                <w:rFonts w:ascii="微软雅黑" w:hAnsi="微软雅黑" w:eastAsia="微软雅黑"/>
-              </w:rPr>
-              <w:t>@产品负责人</w:t>
-            </w:r>
-          </w:p>
-        </w:tc>
-        <w:tc>
-          <w:tcPr>
-            <w:tcW w:type="dxa" w:w="332"/>
-          </w:tcPr>
-          <w:p>
-            <w:r/>
-            <w:r>
-              <w:rPr>
-                <w:rFonts w:ascii="微软雅黑" w:hAnsi="微软雅黑" w:eastAsia="微软雅黑"/>
-              </w:rPr>
-              <w:t>2026-07-22</w:t>
-            </w:r>
-          </w:p>
-        </w:tc>
-        <w:tc>
-          <w:tcPr>
-            <w:tcW w:type="dxa" w:w="332"/>
-          </w:tcPr>
-          <w:p>
-            <w:r/>
-            <w:r>
-              <w:rPr>
-                <w:rFonts w:ascii="微软雅黑" w:hAnsi="微软雅黑" w:eastAsia="微软雅黑"/>
-              </w:rPr>
-            </w:r>
-          </w:p>
-        </w:tc>
-        <w:tc>
-          <w:tcPr>
-            <w:tcW w:type="dxa" w:w="332"/>
-          </w:tcPr>
-          <w:p>
-            <w:r/>
-            <w:r>
-              <w:rPr>
-                <w:rFonts w:ascii="微软雅黑" w:hAnsi="微软雅黑" w:eastAsia="微软雅黑"/>
-              </w:rPr>
-              <w:t>必填</w:t>
-            </w:r>
-          </w:p>
-        </w:tc>
-        <w:tc>
-          <w:tcPr>
-            <w:tcW w:type="dxa" w:w="332"/>
-          </w:tcPr>
-          <w:p>
-            <w:r/>
-            <w:r>
-              <w:rPr>
-                <w:rFonts w:ascii="微软雅黑" w:hAnsi="微软雅黑" w:eastAsia="微软雅黑"/>
-              </w:rPr>
-              <w:t>prod</w:t>
-            </w:r>
-          </w:p>
-        </w:tc>
-        <w:tc>
-          <w:tcPr>
-            <w:tcW w:type="dxa" w:w="332"/>
-          </w:tcPr>
-          <w:p>
-            <w:r/>
-            <w:r>
-              <w:rPr>
-                <w:rFonts w:ascii="微软雅黑" w:hAnsi="微软雅黑" w:eastAsia="微软雅黑"/>
-              </w:rPr>
-              <w:t>跳转转化率</w:t>
-            </w:r>
-          </w:p>
-        </w:tc>
-        <w:tc>
-          <w:tcPr>
-            <w:tcW w:type="dxa" w:w="332"/>
-          </w:tcPr>
-          <w:p>
-            <w:r/>
-            <w:r>
-              <w:rPr>
-                <w:rFonts w:ascii="微软雅黑" w:hAnsi="微软雅黑" w:eastAsia="微软雅黑"/>
-              </w:rPr>
-              <w:t>事件触发即时上报</w:t>
-            </w:r>
-          </w:p>
-        </w:tc>
-        <w:tc>
-          <w:tcPr>
-            <w:tcW w:type="dxa" w:w="332"/>
-          </w:tcPr>
-          <w:p>
-            <w:r/>
-            <w:r>
-              <w:rPr>
-                <w:rFonts w:ascii="微软雅黑" w:hAnsi="微软雅黑" w:eastAsia="微软雅黑"/>
-              </w:rPr>
-              <w:t>同一 session 内同事件可重复上报；曝光按曝光时长去重</w:t>
-            </w:r>
-          </w:p>
-        </w:tc>
-        <w:tc>
-          <w:tcPr>
-            <w:tcW w:type="dxa" w:w="332"/>
-          </w:tcPr>
-          <w:p>
-            <w:r/>
-            <w:r>
-              <w:rPr>
-                <w:rFonts w:ascii="微软雅黑" w:hAnsi="微软雅黑" w:eastAsia="微软雅黑"/>
-              </w:rPr>
-              <w:t>env 必填</w:t>
-            </w:r>
-          </w:p>
-        </w:tc>
-        <w:tc>
-          <w:tcPr>
-            <w:tcW w:type="dxa" w:w="332"/>
-          </w:tcPr>
-          <w:p>
-            <w:r/>
-            <w:r>
-              <w:rPr>
-                <w:rFonts w:ascii="微软雅黑" w:hAnsi="微软雅黑" w:eastAsia="微软雅黑"/>
-              </w:rPr>
-            </w:r>
-          </w:p>
-        </w:tc>
-        <w:tc>
-          <w:tcPr>
-            <w:tcW w:type="dxa" w:w="332"/>
-          </w:tcPr>
-          <w:p>
-            <w:r/>
-            <w:r>
-              <w:rPr>
-                <w:rFonts w:ascii="微软雅黑" w:hAnsi="微软雅黑" w:eastAsia="微软雅黑"/>
-              </w:rPr>
-            </w:r>
-          </w:p>
-        </w:tc>
-        <w:tc>
-          <w:tcPr>
-            <w:tcW w:type="dxa" w:w="332"/>
-          </w:tcPr>
-          <w:p>
-            <w:r/>
-            <w:r>
-              <w:rPr>
-                <w:rFonts w:ascii="微软雅黑" w:hAnsi="微软雅黑" w:eastAsia="微软雅黑"/>
-              </w:rPr>
-              <w:t>待开发</w:t>
-            </w:r>
-          </w:p>
-        </w:tc>
-        <w:tc>
-          <w:tcPr>
-            <w:tcW w:type="dxa" w:w="332"/>
-          </w:tcPr>
-          <w:p>
-            <w:r/>
-            <w:r>
-              <w:rPr>
-                <w:rFonts w:ascii="微软雅黑" w:hAnsi="微软雅黑" w:eastAsia="微软雅黑"/>
-              </w:rPr>
-              <w:t>未开始</w:t>
-            </w:r>
-          </w:p>
-        </w:tc>
-      </w:tr>
-      <w:tr>
-        <w:tc>
-          <w:tcPr>
-            <w:tcW w:type="dxa" w:w="332"/>
-          </w:tcPr>
-          <w:p>
-            <w:r/>
-            <w:r>
-              <w:rPr>
-                <w:rFonts w:ascii="微软雅黑" w:hAnsi="微软雅黑" w:eastAsia="微软雅黑"/>
-              </w:rPr>
-              <w:t>4</w:t>
-            </w:r>
-          </w:p>
-        </w:tc>
-        <w:tc>
-          <w:tcPr>
-            <w:tcW w:type="dxa" w:w="332"/>
-          </w:tcPr>
-          <w:p>
-            <w:r/>
-            <w:r>
-              <w:rPr>
-                <w:rFonts w:ascii="微软雅黑" w:hAnsi="微软雅黑" w:eastAsia="微软雅黑"/>
-              </w:rPr>
-              <w:t>泰小虎</w:t>
-            </w:r>
-          </w:p>
-        </w:tc>
-        <w:tc>
-          <w:tcPr>
-            <w:tcW w:type="dxa" w:w="332"/>
-          </w:tcPr>
-          <w:p>
-            <w:r/>
-            <w:r>
-              <w:rPr>
-                <w:rFonts w:ascii="微软雅黑" w:hAnsi="微软雅黑" w:eastAsia="微软雅黑"/>
-              </w:rPr>
-              <w:t>L2</w:t>
-            </w:r>
-          </w:p>
-        </w:tc>
-        <w:tc>
-          <w:tcPr>
-            <w:tcW w:type="dxa" w:w="332"/>
-          </w:tcPr>
-          <w:p>
-            <w:r/>
-            <w:r>
-              <w:rPr>
-                <w:rFonts w:ascii="微软雅黑" w:hAnsi="微软雅黑" w:eastAsia="微软雅黑"/>
-              </w:rPr>
-              <w:t>微信小程序 / App(iOS·Android) / H5</w:t>
-            </w:r>
-          </w:p>
-        </w:tc>
-        <w:tc>
-          <w:tcPr>
-            <w:tcW w:type="dxa" w:w="332"/>
-          </w:tcPr>
-          <w:p>
-            <w:r/>
-            <w:r>
-              <w:rPr>
-                <w:rFonts w:ascii="微软雅黑" w:hAnsi="微软雅黑" w:eastAsia="微软雅黑"/>
-              </w:rPr>
-              <w:t>live_cart</w:t>
-            </w:r>
-          </w:p>
-        </w:tc>
-        <w:tc>
-          <w:tcPr>
-            <w:tcW w:type="dxa" w:w="332"/>
-          </w:tcPr>
-          <w:p>
-            <w:r/>
-            <w:r>
-              <w:rPr>
-                <w:rFonts w:ascii="微软雅黑" w:hAnsi="微软雅黑" w:eastAsia="微软雅黑"/>
-              </w:rPr>
-              <w:t>cart_jump_confirm</w:t>
-            </w:r>
-          </w:p>
-        </w:tc>
-        <w:tc>
-          <w:tcPr>
-            <w:tcW w:type="dxa" w:w="332"/>
-          </w:tcPr>
-          <w:p>
-            <w:r/>
-            <w:r>
-              <w:rPr>
-                <w:rFonts w:ascii="微软雅黑" w:hAnsi="微软雅黑" w:eastAsia="微软雅黑"/>
-              </w:rPr>
-              <w:t>跳转确认点击</w:t>
-            </w:r>
-          </w:p>
-        </w:tc>
-        <w:tc>
-          <w:tcPr>
-            <w:tcW w:type="dxa" w:w="332"/>
-          </w:tcPr>
-          <w:p>
-            <w:r/>
-            <w:r>
-              <w:rPr>
-                <w:rFonts w:ascii="微软雅黑" w:hAnsi="微软雅黑" w:eastAsia="微软雅黑"/>
-              </w:rPr>
-              <w:t>点击</w:t>
-            </w:r>
-          </w:p>
-        </w:tc>
-        <w:tc>
-          <w:tcPr>
-            <w:tcW w:type="dxa" w:w="332"/>
-          </w:tcPr>
-          <w:p>
-            <w:r/>
-            <w:r>
-              <w:rPr>
-                <w:rFonts w:ascii="微软雅黑" w:hAnsi="微软雅黑" w:eastAsia="微软雅黑"/>
-              </w:rPr>
-              <w:t>target</w:t>
-            </w:r>
-          </w:p>
-        </w:tc>
-        <w:tc>
-          <w:tcPr>
-            <w:tcW w:type="dxa" w:w="332"/>
-          </w:tcPr>
-          <w:p>
-            <w:r/>
-            <w:r>
-              <w:rPr>
-                <w:rFonts w:ascii="微软雅黑" w:hAnsi="微软雅黑" w:eastAsia="微软雅黑"/>
-              </w:rPr>
-              <w:t>跳转终端</w:t>
-            </w:r>
-          </w:p>
-        </w:tc>
-        <w:tc>
-          <w:tcPr>
-            <w:tcW w:type="dxa" w:w="332"/>
-          </w:tcPr>
-          <w:p>
-            <w:r/>
-            <w:r>
-              <w:rPr>
-                <w:rFonts w:ascii="微软雅黑" w:hAnsi="微软雅黑" w:eastAsia="微软雅黑"/>
-              </w:rPr>
-              <w:t>string</w:t>
-            </w:r>
-          </w:p>
-        </w:tc>
-        <w:tc>
-          <w:tcPr>
-            <w:tcW w:type="dxa" w:w="332"/>
-          </w:tcPr>
-          <w:p>
-            <w:r/>
-            <w:r>
-              <w:rPr>
-                <w:rFonts w:ascii="微软雅黑" w:hAnsi="微软雅黑" w:eastAsia="微软雅黑"/>
-              </w:rPr>
-              <w:t>wechat/app/h5</w:t>
-            </w:r>
-          </w:p>
-        </w:tc>
-        <w:tc>
-          <w:tcPr>
-            <w:tcW w:type="dxa" w:w="332"/>
-          </w:tcPr>
-          <w:p>
-            <w:r/>
-            <w:r>
-              <w:rPr>
-                <w:rFonts w:ascii="微软雅黑" w:hAnsi="微软雅黑" w:eastAsia="微软雅黑"/>
-              </w:rPr>
-              <w:t>跳转确认弹窗点击「立即前往」时</w:t>
-            </w:r>
-          </w:p>
-        </w:tc>
-        <w:tc>
-          <w:tcPr>
-            <w:tcW w:type="dxa" w:w="332"/>
-          </w:tcPr>
-          <w:p>
-            <w:r/>
-            <w:r>
-              <w:rPr>
-                <w:rFonts w:ascii="微软雅黑" w:hAnsi="微软雅黑" w:eastAsia="微软雅黑"/>
-              </w:rPr>
-              <w:t>@产品负责人</w:t>
-            </w:r>
-          </w:p>
-        </w:tc>
-        <w:tc>
-          <w:tcPr>
-            <w:tcW w:type="dxa" w:w="332"/>
-          </w:tcPr>
-          <w:p>
-            <w:r/>
-            <w:r>
-              <w:rPr>
-                <w:rFonts w:ascii="微软雅黑" w:hAnsi="微软雅黑" w:eastAsia="微软雅黑"/>
-              </w:rPr>
-              <w:t>2026-07-22</w:t>
-            </w:r>
-          </w:p>
-        </w:tc>
-        <w:tc>
-          <w:tcPr>
-            <w:tcW w:type="dxa" w:w="332"/>
-          </w:tcPr>
-          <w:p>
-            <w:r/>
-            <w:r>
-              <w:rPr>
-                <w:rFonts w:ascii="微软雅黑" w:hAnsi="微软雅黑" w:eastAsia="微软雅黑"/>
-              </w:rPr>
-            </w:r>
-          </w:p>
-        </w:tc>
-        <w:tc>
-          <w:tcPr>
-            <w:tcW w:type="dxa" w:w="332"/>
-          </w:tcPr>
-          <w:p>
-            <w:r/>
-            <w:r>
-              <w:rPr>
-                <w:rFonts w:ascii="微软雅黑" w:hAnsi="微软雅黑" w:eastAsia="微软雅黑"/>
-              </w:rPr>
-              <w:t>必填</w:t>
-            </w:r>
-          </w:p>
-        </w:tc>
-        <w:tc>
-          <w:tcPr>
-            <w:tcW w:type="dxa" w:w="332"/>
-          </w:tcPr>
-          <w:p>
-            <w:r/>
-            <w:r>
-              <w:rPr>
-                <w:rFonts w:ascii="微软雅黑" w:hAnsi="微软雅黑" w:eastAsia="微软雅黑"/>
-              </w:rPr>
-              <w:t>app</w:t>
-            </w:r>
-          </w:p>
-        </w:tc>
-        <w:tc>
-          <w:tcPr>
-            <w:tcW w:type="dxa" w:w="332"/>
-          </w:tcPr>
-          <w:p>
-            <w:r/>
-            <w:r>
-              <w:rPr>
-                <w:rFonts w:ascii="微软雅黑" w:hAnsi="微软雅黑" w:eastAsia="微软雅黑"/>
-              </w:rPr>
-              <w:t>跳转转化率</w:t>
-            </w:r>
-          </w:p>
-        </w:tc>
-        <w:tc>
-          <w:tcPr>
-            <w:tcW w:type="dxa" w:w="332"/>
-          </w:tcPr>
-          <w:p>
-            <w:r/>
-            <w:r>
-              <w:rPr>
-                <w:rFonts w:ascii="微软雅黑" w:hAnsi="微软雅黑" w:eastAsia="微软雅黑"/>
-              </w:rPr>
-              <w:t>事件触发即时上报</w:t>
-            </w:r>
-          </w:p>
-        </w:tc>
-        <w:tc>
-          <w:tcPr>
-            <w:tcW w:type="dxa" w:w="332"/>
-          </w:tcPr>
-          <w:p>
-            <w:r/>
-            <w:r>
-              <w:rPr>
-                <w:rFonts w:ascii="微软雅黑" w:hAnsi="微软雅黑" w:eastAsia="微软雅黑"/>
-              </w:rPr>
-              <w:t>同一 session 内同事件可重复上报；曝光按曝光时长去重</w:t>
-            </w:r>
-          </w:p>
-        </w:tc>
-        <w:tc>
-          <w:tcPr>
-            <w:tcW w:type="dxa" w:w="332"/>
-          </w:tcPr>
-          <w:p>
-            <w:r/>
-            <w:r>
-              <w:rPr>
-                <w:rFonts w:ascii="微软雅黑" w:hAnsi="微软雅黑" w:eastAsia="微软雅黑"/>
-              </w:rPr>
-              <w:t>target 必填且取值合法（cart_jump_confirm 事件）</w:t>
-            </w:r>
-          </w:p>
-        </w:tc>
-        <w:tc>
-          <w:tcPr>
-            <w:tcW w:type="dxa" w:w="332"/>
-          </w:tcPr>
-          <w:p>
-            <w:r/>
-            <w:r>
-              <w:rPr>
-                <w:rFonts w:ascii="微软雅黑" w:hAnsi="微软雅黑" w:eastAsia="微软雅黑"/>
-              </w:rPr>
-            </w:r>
-          </w:p>
-        </w:tc>
-        <w:tc>
-          <w:tcPr>
-            <w:tcW w:type="dxa" w:w="332"/>
-          </w:tcPr>
-          <w:p>
-            <w:r/>
-            <w:r>
-              <w:rPr>
-                <w:rFonts w:ascii="微软雅黑" w:hAnsi="微软雅黑" w:eastAsia="微软雅黑"/>
-              </w:rPr>
-            </w:r>
-          </w:p>
-        </w:tc>
-        <w:tc>
-          <w:tcPr>
-            <w:tcW w:type="dxa" w:w="332"/>
-          </w:tcPr>
-          <w:p>
-            <w:r/>
-            <w:r>
-              <w:rPr>
-                <w:rFonts w:ascii="微软雅黑" w:hAnsi="微软雅黑" w:eastAsia="微软雅黑"/>
-              </w:rPr>
-              <w:t>待开发</w:t>
-            </w:r>
-          </w:p>
-        </w:tc>
-        <w:tc>
-          <w:tcPr>
-            <w:tcW w:type="dxa" w:w="332"/>
-          </w:tcPr>
-          <w:p>
-            <w:r/>
-            <w:r>
-              <w:rPr>
-                <w:rFonts w:ascii="微软雅黑" w:hAnsi="微软雅黑" w:eastAsia="微软雅黑"/>
-              </w:rPr>
-              <w:t>未开始</w:t>
-            </w:r>
-          </w:p>
-        </w:tc>
-      </w:tr>
-      <w:tr>
-        <w:tc>
-          <w:tcPr>
-            <w:tcW w:type="dxa" w:w="332"/>
-          </w:tcPr>
-          <w:p>
-            <w:r/>
-            <w:r>
-              <w:rPr>
-                <w:rFonts w:ascii="微软雅黑" w:hAnsi="微软雅黑" w:eastAsia="微软雅黑"/>
-              </w:rPr>
-              <w:t>5</w:t>
-            </w:r>
-          </w:p>
-        </w:tc>
-        <w:tc>
-          <w:tcPr>
-            <w:tcW w:type="dxa" w:w="332"/>
-          </w:tcPr>
-          <w:p>
-            <w:r/>
-            <w:r>
-              <w:rPr>
-                <w:rFonts w:ascii="微软雅黑" w:hAnsi="微软雅黑" w:eastAsia="微软雅黑"/>
-              </w:rPr>
-              <w:t>泰小虎</w:t>
-            </w:r>
-          </w:p>
-        </w:tc>
-        <w:tc>
-          <w:tcPr>
-            <w:tcW w:type="dxa" w:w="332"/>
-          </w:tcPr>
-          <w:p>
-            <w:r/>
-            <w:r>
-              <w:rPr>
-                <w:rFonts w:ascii="微软雅黑" w:hAnsi="微软雅黑" w:eastAsia="微软雅黑"/>
-              </w:rPr>
-              <w:t>L2</w:t>
-            </w:r>
-          </w:p>
-        </w:tc>
-        <w:tc>
-          <w:tcPr>
-            <w:tcW w:type="dxa" w:w="332"/>
-          </w:tcPr>
-          <w:p>
-            <w:r/>
-            <w:r>
-              <w:rPr>
-                <w:rFonts w:ascii="微软雅黑" w:hAnsi="微软雅黑" w:eastAsia="微软雅黑"/>
-              </w:rPr>
-              <w:t>后台 Web(平台端)</w:t>
-            </w:r>
-          </w:p>
-        </w:tc>
-        <w:tc>
-          <w:tcPr>
-            <w:tcW w:type="dxa" w:w="332"/>
-          </w:tcPr>
-          <w:p>
-            <w:r/>
-            <w:r>
-              <w:rPr>
-                <w:rFonts w:ascii="微软雅黑" w:hAnsi="微软雅黑" w:eastAsia="微软雅黑"/>
-              </w:rPr>
-              <w:t>live_admin</w:t>
-            </w:r>
-          </w:p>
-        </w:tc>
-        <w:tc>
-          <w:tcPr>
-            <w:tcW w:type="dxa" w:w="332"/>
-          </w:tcPr>
-          <w:p>
-            <w:r/>
-            <w:r>
-              <w:rPr>
-                <w:rFonts w:ascii="微软雅黑" w:hAnsi="微软雅黑" w:eastAsia="微软雅黑"/>
-              </w:rPr>
-              <w:t>live_product_push</w:t>
-            </w:r>
-          </w:p>
-        </w:tc>
-        <w:tc>
-          <w:tcPr>
-            <w:tcW w:type="dxa" w:w="332"/>
-          </w:tcPr>
-          <w:p>
-            <w:r/>
-            <w:r>
-              <w:rPr>
-                <w:rFonts w:ascii="微软雅黑" w:hAnsi="微软雅黑" w:eastAsia="微软雅黑"/>
-              </w:rPr>
-              <w:t>直播商品推送</w:t>
-            </w:r>
-          </w:p>
-        </w:tc>
-        <w:tc>
-          <w:tcPr>
-            <w:tcW w:type="dxa" w:w="332"/>
-          </w:tcPr>
-          <w:p>
-            <w:r/>
-            <w:r>
-              <w:rPr>
-                <w:rFonts w:ascii="微软雅黑" w:hAnsi="微软雅黑" w:eastAsia="微软雅黑"/>
-              </w:rPr>
-              <w:t>点击</w:t>
-            </w:r>
-          </w:p>
-        </w:tc>
-        <w:tc>
-          <w:tcPr>
-            <w:tcW w:type="dxa" w:w="332"/>
-          </w:tcPr>
-          <w:p>
-            <w:r/>
-            <w:r>
-              <w:rPr>
-                <w:rFonts w:ascii="微软雅黑" w:hAnsi="微软雅黑" w:eastAsia="微软雅黑"/>
-              </w:rPr>
-              <w:t>product_id</w:t>
-            </w:r>
-          </w:p>
-        </w:tc>
-        <w:tc>
-          <w:tcPr>
-            <w:tcW w:type="dxa" w:w="332"/>
-          </w:tcPr>
-          <w:p>
-            <w:r/>
-            <w:r>
-              <w:rPr>
-                <w:rFonts w:ascii="微软雅黑" w:hAnsi="微软雅黑" w:eastAsia="微软雅黑"/>
-              </w:rPr>
-              <w:t>商品ID</w:t>
-            </w:r>
-          </w:p>
-        </w:tc>
-        <w:tc>
-          <w:tcPr>
-            <w:tcW w:type="dxa" w:w="332"/>
-          </w:tcPr>
-          <w:p>
-            <w:r/>
-            <w:r>
-              <w:rPr>
-                <w:rFonts w:ascii="微软雅黑" w:hAnsi="微软雅黑" w:eastAsia="微软雅黑"/>
-              </w:rPr>
-              <w:t>string</w:t>
-            </w:r>
-          </w:p>
-        </w:tc>
-        <w:tc>
-          <w:tcPr>
-            <w:tcW w:type="dxa" w:w="332"/>
-          </w:tcPr>
-          <w:p>
-            <w:r/>
-            <w:r>
-              <w:rPr>
-                <w:rFonts w:ascii="微软雅黑" w:hAnsi="微软雅黑" w:eastAsia="微软雅黑"/>
-              </w:rPr>
-              <w:t>直播商品池商品唯一标识</w:t>
-            </w:r>
-          </w:p>
-        </w:tc>
-        <w:tc>
-          <w:tcPr>
-            <w:tcW w:type="dxa" w:w="332"/>
-          </w:tcPr>
-          <w:p>
-            <w:r/>
-            <w:r>
-              <w:rPr>
-                <w:rFonts w:ascii="微软雅黑" w:hAnsi="微软雅黑" w:eastAsia="微软雅黑"/>
-              </w:rPr>
-              <w:t>点击「推送」/「更新」按钮时</w:t>
-            </w:r>
-          </w:p>
-        </w:tc>
-        <w:tc>
-          <w:tcPr>
-            <w:tcW w:type="dxa" w:w="332"/>
-          </w:tcPr>
-          <w:p>
-            <w:r/>
-            <w:r>
-              <w:rPr>
-                <w:rFonts w:ascii="微软雅黑" w:hAnsi="微软雅黑" w:eastAsia="微软雅黑"/>
-              </w:rPr>
-              <w:t>@产品负责人</w:t>
-            </w:r>
-          </w:p>
-        </w:tc>
-        <w:tc>
-          <w:tcPr>
-            <w:tcW w:type="dxa" w:w="332"/>
-          </w:tcPr>
-          <w:p>
-            <w:r/>
-            <w:r>
-              <w:rPr>
-                <w:rFonts w:ascii="微软雅黑" w:hAnsi="微软雅黑" w:eastAsia="微软雅黑"/>
-              </w:rPr>
-              <w:t>2026-07-22</w:t>
-            </w:r>
-          </w:p>
-        </w:tc>
-        <w:tc>
-          <w:tcPr>
-            <w:tcW w:type="dxa" w:w="332"/>
-          </w:tcPr>
-          <w:p>
-            <w:r/>
-            <w:r>
-              <w:rPr>
-                <w:rFonts w:ascii="微软雅黑" w:hAnsi="微软雅黑" w:eastAsia="微软雅黑"/>
-              </w:rPr>
-            </w:r>
-          </w:p>
-        </w:tc>
-        <w:tc>
-          <w:tcPr>
-            <w:tcW w:type="dxa" w:w="332"/>
-          </w:tcPr>
-          <w:p>
-            <w:r/>
-            <w:r>
-              <w:rPr>
-                <w:rFonts w:ascii="微软雅黑" w:hAnsi="微软雅黑" w:eastAsia="微软雅黑"/>
-              </w:rPr>
-              <w:t>必填</w:t>
-            </w:r>
-          </w:p>
-        </w:tc>
-        <w:tc>
-          <w:tcPr>
-            <w:tcW w:type="dxa" w:w="332"/>
-          </w:tcPr>
-          <w:p>
-            <w:r/>
-            <w:r>
-              <w:rPr>
-                <w:rFonts w:ascii="微软雅黑" w:hAnsi="微软雅黑" w:eastAsia="微软雅黑"/>
-              </w:rPr>
-              <w:t>p_123</w:t>
-            </w:r>
-          </w:p>
-        </w:tc>
-        <w:tc>
-          <w:tcPr>
-            <w:tcW w:type="dxa" w:w="332"/>
-          </w:tcPr>
-          <w:p>
-            <w:r/>
-            <w:r>
-              <w:rPr>
-                <w:rFonts w:ascii="微软雅黑" w:hAnsi="微软雅黑" w:eastAsia="微软雅黑"/>
-              </w:rPr>
-              <w:t>直播商品推送成功率</w:t>
-            </w:r>
-          </w:p>
-        </w:tc>
-        <w:tc>
-          <w:tcPr>
-            <w:tcW w:type="dxa" w:w="332"/>
-          </w:tcPr>
-          <w:p>
-            <w:r/>
-            <w:r>
-              <w:rPr>
-                <w:rFonts w:ascii="微软雅黑" w:hAnsi="微软雅黑" w:eastAsia="微软雅黑"/>
-              </w:rPr>
-              <w:t>事件触发即时上报</w:t>
-            </w:r>
-          </w:p>
-        </w:tc>
-        <w:tc>
-          <w:tcPr>
-            <w:tcW w:type="dxa" w:w="332"/>
-          </w:tcPr>
-          <w:p>
-            <w:r/>
-            <w:r>
-              <w:rPr>
-                <w:rFonts w:ascii="微软雅黑" w:hAnsi="微软雅黑" w:eastAsia="微软雅黑"/>
-              </w:rPr>
-              <w:t>同一 session 内同事件可重复上报；曝光按曝光时长去重</w:t>
-            </w:r>
-          </w:p>
-        </w:tc>
-        <w:tc>
-          <w:tcPr>
-            <w:tcW w:type="dxa" w:w="332"/>
-          </w:tcPr>
-          <w:p>
-            <w:r/>
-            <w:r>
-              <w:rPr>
-                <w:rFonts w:ascii="微软雅黑" w:hAnsi="微软雅黑" w:eastAsia="微软雅黑"/>
-              </w:rPr>
-              <w:t>product_id 必填且取值合法（live_product_push 事件）</w:t>
-            </w:r>
-          </w:p>
-        </w:tc>
-        <w:tc>
-          <w:tcPr>
-            <w:tcW w:type="dxa" w:w="332"/>
-          </w:tcPr>
-          <w:p>
-            <w:r/>
-            <w:r>
-              <w:rPr>
-                <w:rFonts w:ascii="微软雅黑" w:hAnsi="微软雅黑" w:eastAsia="微软雅黑"/>
-              </w:rPr>
-            </w:r>
-          </w:p>
-        </w:tc>
-        <w:tc>
-          <w:tcPr>
-            <w:tcW w:type="dxa" w:w="332"/>
-          </w:tcPr>
-          <w:p>
-            <w:r/>
-            <w:r>
-              <w:rPr>
-                <w:rFonts w:ascii="微软雅黑" w:hAnsi="微软雅黑" w:eastAsia="微软雅黑"/>
-              </w:rPr>
-            </w:r>
-          </w:p>
-        </w:tc>
-        <w:tc>
-          <w:tcPr>
-            <w:tcW w:type="dxa" w:w="332"/>
-          </w:tcPr>
-          <w:p>
-            <w:r/>
-            <w:r>
-              <w:rPr>
-                <w:rFonts w:ascii="微软雅黑" w:hAnsi="微软雅黑" w:eastAsia="微软雅黑"/>
-              </w:rPr>
-              <w:t>待开发</w:t>
-            </w:r>
-          </w:p>
-        </w:tc>
-        <w:tc>
-          <w:tcPr>
-            <w:tcW w:type="dxa" w:w="332"/>
-          </w:tcPr>
-          <w:p>
-            <w:r/>
-            <w:r>
-              <w:rPr>
-                <w:rFonts w:ascii="微软雅黑" w:hAnsi="微软雅黑" w:eastAsia="微软雅黑"/>
-              </w:rPr>
-              <w:t>未开始</w:t>
-            </w:r>
-          </w:p>
-        </w:tc>
-      </w:tr>
-      <w:tr>
-        <w:tc>
-          <w:tcPr>
-            <w:tcW w:type="dxa" w:w="332"/>
-          </w:tcPr>
-          <w:p>
-            <w:r/>
-            <w:r>
-              <w:rPr>
-                <w:rFonts w:ascii="微软雅黑" w:hAnsi="微软雅黑" w:eastAsia="微软雅黑"/>
-              </w:rPr>
-              <w:t>5</w:t>
-            </w:r>
-          </w:p>
-        </w:tc>
-        <w:tc>
-          <w:tcPr>
-            <w:tcW w:type="dxa" w:w="332"/>
-          </w:tcPr>
-          <w:p>
-            <w:r/>
-            <w:r>
-              <w:rPr>
-                <w:rFonts w:ascii="微软雅黑" w:hAnsi="微软雅黑" w:eastAsia="微软雅黑"/>
-              </w:rPr>
-              <w:t>泰小虎</w:t>
-            </w:r>
-          </w:p>
-        </w:tc>
-        <w:tc>
-          <w:tcPr>
-            <w:tcW w:type="dxa" w:w="332"/>
-          </w:tcPr>
-          <w:p>
-            <w:r/>
-            <w:r>
-              <w:rPr>
-                <w:rFonts w:ascii="微软雅黑" w:hAnsi="微软雅黑" w:eastAsia="微软雅黑"/>
-              </w:rPr>
-              <w:t>L2</w:t>
-            </w:r>
-          </w:p>
-        </w:tc>
-        <w:tc>
-          <w:tcPr>
-            <w:tcW w:type="dxa" w:w="332"/>
-          </w:tcPr>
-          <w:p>
-            <w:r/>
-            <w:r>
-              <w:rPr>
-                <w:rFonts w:ascii="微软雅黑" w:hAnsi="微软雅黑" w:eastAsia="微软雅黑"/>
-              </w:rPr>
-              <w:t>后台 Web(平台端)</w:t>
-            </w:r>
-          </w:p>
-        </w:tc>
-        <w:tc>
-          <w:tcPr>
-            <w:tcW w:type="dxa" w:w="332"/>
-          </w:tcPr>
-          <w:p>
-            <w:r/>
-            <w:r>
-              <w:rPr>
-                <w:rFonts w:ascii="微软雅黑" w:hAnsi="微软雅黑" w:eastAsia="微软雅黑"/>
-              </w:rPr>
-              <w:t>live_admin</w:t>
-            </w:r>
-          </w:p>
-        </w:tc>
-        <w:tc>
-          <w:tcPr>
-            <w:tcW w:type="dxa" w:w="332"/>
-          </w:tcPr>
-          <w:p>
-            <w:r/>
-            <w:r>
-              <w:rPr>
-                <w:rFonts w:ascii="微软雅黑" w:hAnsi="微软雅黑" w:eastAsia="微软雅黑"/>
-              </w:rPr>
-              <w:t>live_product_push</w:t>
-            </w:r>
-          </w:p>
-        </w:tc>
-        <w:tc>
-          <w:tcPr>
-            <w:tcW w:type="dxa" w:w="332"/>
-          </w:tcPr>
-          <w:p>
-            <w:r/>
-            <w:r>
-              <w:rPr>
-                <w:rFonts w:ascii="微软雅黑" w:hAnsi="微软雅黑" w:eastAsia="微软雅黑"/>
-              </w:rPr>
-              <w:t>直播商品推送</w:t>
-            </w:r>
-          </w:p>
-        </w:tc>
-        <w:tc>
-          <w:tcPr>
-            <w:tcW w:type="dxa" w:w="332"/>
-          </w:tcPr>
-          <w:p>
-            <w:r/>
-            <w:r>
-              <w:rPr>
-                <w:rFonts w:ascii="微软雅黑" w:hAnsi="微软雅黑" w:eastAsia="微软雅黑"/>
-              </w:rPr>
-              <w:t>点击</w:t>
-            </w:r>
-          </w:p>
-        </w:tc>
-        <w:tc>
-          <w:tcPr>
-            <w:tcW w:type="dxa" w:w="332"/>
-          </w:tcPr>
-          <w:p>
-            <w:r/>
-            <w:r>
-              <w:rPr>
-                <w:rFonts w:ascii="微软雅黑" w:hAnsi="微软雅黑" w:eastAsia="微软雅黑"/>
-              </w:rPr>
-              <w:t>result</w:t>
-            </w:r>
-          </w:p>
-        </w:tc>
-        <w:tc>
-          <w:tcPr>
-            <w:tcW w:type="dxa" w:w="332"/>
-          </w:tcPr>
-          <w:p>
-            <w:r/>
-            <w:r>
-              <w:rPr>
-                <w:rFonts w:ascii="微软雅黑" w:hAnsi="微软雅黑" w:eastAsia="微软雅黑"/>
-              </w:rPr>
-              <w:t>推送结果</w:t>
-            </w:r>
-          </w:p>
-        </w:tc>
-        <w:tc>
-          <w:tcPr>
-            <w:tcW w:type="dxa" w:w="332"/>
-          </w:tcPr>
-          <w:p>
-            <w:r/>
-            <w:r>
-              <w:rPr>
-                <w:rFonts w:ascii="微软雅黑" w:hAnsi="微软雅黑" w:eastAsia="微软雅黑"/>
-              </w:rPr>
-              <w:t>string</w:t>
-            </w:r>
-          </w:p>
-        </w:tc>
-        <w:tc>
-          <w:tcPr>
-            <w:tcW w:type="dxa" w:w="332"/>
-          </w:tcPr>
-          <w:p>
-            <w:r/>
-            <w:r>
-              <w:rPr>
-                <w:rFonts w:ascii="微软雅黑" w:hAnsi="微软雅黑" w:eastAsia="微软雅黑"/>
-              </w:rPr>
-              <w:t>成功/失败</w:t>
-            </w:r>
-          </w:p>
-        </w:tc>
-        <w:tc>
-          <w:tcPr>
-            <w:tcW w:type="dxa" w:w="332"/>
-          </w:tcPr>
-          <w:p>
-            <w:r/>
-            <w:r>
-              <w:rPr>
-                <w:rFonts w:ascii="微软雅黑" w:hAnsi="微软雅黑" w:eastAsia="微软雅黑"/>
-              </w:rPr>
-              <w:t>点击「推送」/「更新」按钮时</w:t>
-            </w:r>
-          </w:p>
-        </w:tc>
-        <w:tc>
-          <w:tcPr>
-            <w:tcW w:type="dxa" w:w="332"/>
-          </w:tcPr>
-          <w:p>
-            <w:r/>
-            <w:r>
-              <w:rPr>
-                <w:rFonts w:ascii="微软雅黑" w:hAnsi="微软雅黑" w:eastAsia="微软雅黑"/>
-              </w:rPr>
-              <w:t>@产品负责人</w:t>
-            </w:r>
-          </w:p>
-        </w:tc>
-        <w:tc>
-          <w:tcPr>
-            <w:tcW w:type="dxa" w:w="332"/>
-          </w:tcPr>
-          <w:p>
-            <w:r/>
-            <w:r>
-              <w:rPr>
-                <w:rFonts w:ascii="微软雅黑" w:hAnsi="微软雅黑" w:eastAsia="微软雅黑"/>
-              </w:rPr>
-              <w:t>2026-07-22</w:t>
-            </w:r>
-          </w:p>
-        </w:tc>
-        <w:tc>
-          <w:tcPr>
-            <w:tcW w:type="dxa" w:w="332"/>
-          </w:tcPr>
-          <w:p>
-            <w:r/>
-            <w:r>
-              <w:rPr>
-                <w:rFonts w:ascii="微软雅黑" w:hAnsi="微软雅黑" w:eastAsia="微软雅黑"/>
-              </w:rPr>
-            </w:r>
-          </w:p>
-        </w:tc>
-        <w:tc>
-          <w:tcPr>
-            <w:tcW w:type="dxa" w:w="332"/>
-          </w:tcPr>
-          <w:p>
-            <w:r/>
-            <w:r>
-              <w:rPr>
-                <w:rFonts w:ascii="微软雅黑" w:hAnsi="微软雅黑" w:eastAsia="微软雅黑"/>
-              </w:rPr>
-              <w:t>必填</w:t>
-            </w:r>
-          </w:p>
-        </w:tc>
-        <w:tc>
-          <w:tcPr>
-            <w:tcW w:type="dxa" w:w="332"/>
-          </w:tcPr>
-          <w:p>
-            <w:r/>
-            <w:r>
-              <w:rPr>
-                <w:rFonts w:ascii="微软雅黑" w:hAnsi="微软雅黑" w:eastAsia="微软雅黑"/>
-              </w:rPr>
-              <w:t>成功</w:t>
-            </w:r>
-          </w:p>
-        </w:tc>
-        <w:tc>
-          <w:tcPr>
-            <w:tcW w:type="dxa" w:w="332"/>
-          </w:tcPr>
-          <w:p>
-            <w:r/>
-            <w:r>
-              <w:rPr>
-                <w:rFonts w:ascii="微软雅黑" w:hAnsi="微软雅黑" w:eastAsia="微软雅黑"/>
-              </w:rPr>
-              <w:t>直播商品推送成功率</w:t>
-            </w:r>
-          </w:p>
-        </w:tc>
-        <w:tc>
-          <w:tcPr>
-            <w:tcW w:type="dxa" w:w="332"/>
-          </w:tcPr>
-          <w:p>
-            <w:r/>
-            <w:r>
-              <w:rPr>
-                <w:rFonts w:ascii="微软雅黑" w:hAnsi="微软雅黑" w:eastAsia="微软雅黑"/>
-              </w:rPr>
-              <w:t>事件触发即时上报</w:t>
-            </w:r>
-          </w:p>
-        </w:tc>
-        <w:tc>
-          <w:tcPr>
-            <w:tcW w:type="dxa" w:w="332"/>
-          </w:tcPr>
-          <w:p>
-            <w:r/>
-            <w:r>
-              <w:rPr>
-                <w:rFonts w:ascii="微软雅黑" w:hAnsi="微软雅黑" w:eastAsia="微软雅黑"/>
-              </w:rPr>
-              <w:t>同一 session 内同事件可重复上报；曝光按曝光时长去重</w:t>
-            </w:r>
-          </w:p>
-        </w:tc>
-        <w:tc>
-          <w:tcPr>
-            <w:tcW w:type="dxa" w:w="332"/>
-          </w:tcPr>
-          <w:p>
-            <w:r/>
-            <w:r>
-              <w:rPr>
-                <w:rFonts w:ascii="微软雅黑" w:hAnsi="微软雅黑" w:eastAsia="微软雅黑"/>
-              </w:rPr>
-              <w:t>result 必填且取值合法（live_product_push 事件）</w:t>
-            </w:r>
-          </w:p>
-        </w:tc>
-        <w:tc>
-          <w:tcPr>
-            <w:tcW w:type="dxa" w:w="332"/>
-          </w:tcPr>
-          <w:p>
-            <w:r/>
-            <w:r>
-              <w:rPr>
-                <w:rFonts w:ascii="微软雅黑" w:hAnsi="微软雅黑" w:eastAsia="微软雅黑"/>
-              </w:rPr>
-            </w:r>
-          </w:p>
-        </w:tc>
-        <w:tc>
-          <w:tcPr>
-            <w:tcW w:type="dxa" w:w="332"/>
-          </w:tcPr>
-          <w:p>
-            <w:r/>
-            <w:r>
-              <w:rPr>
-                <w:rFonts w:ascii="微软雅黑" w:hAnsi="微软雅黑" w:eastAsia="微软雅黑"/>
-              </w:rPr>
-            </w:r>
-          </w:p>
-        </w:tc>
-        <w:tc>
-          <w:tcPr>
-            <w:tcW w:type="dxa" w:w="332"/>
-          </w:tcPr>
-          <w:p>
-            <w:r/>
-            <w:r>
-              <w:rPr>
-                <w:rFonts w:ascii="微软雅黑" w:hAnsi="微软雅黑" w:eastAsia="微软雅黑"/>
-              </w:rPr>
-              <w:t>待开发</w:t>
-            </w:r>
-          </w:p>
-        </w:tc>
-        <w:tc>
-          <w:tcPr>
-            <w:tcW w:type="dxa" w:w="332"/>
-          </w:tcPr>
-          <w:p>
-            <w:r/>
-            <w:r>
-              <w:rPr>
-                <w:rFonts w:ascii="微软雅黑" w:hAnsi="微软雅黑" w:eastAsia="微软雅黑"/>
-              </w:rPr>
-              <w:t>未开始</w:t>
-            </w:r>
-          </w:p>
-        </w:tc>
-      </w:tr>
-      <w:tr>
-        <w:tc>
-          <w:tcPr>
-            <w:tcW w:type="dxa" w:w="332"/>
-          </w:tcPr>
-          <w:p>
-            <w:r/>
-            <w:r>
-              <w:rPr>
-                <w:rFonts w:ascii="微软雅黑" w:hAnsi="微软雅黑" w:eastAsia="微软雅黑"/>
-              </w:rPr>
-              <w:t>6</w:t>
-            </w:r>
-          </w:p>
-        </w:tc>
-        <w:tc>
-          <w:tcPr>
-            <w:tcW w:type="dxa" w:w="332"/>
-          </w:tcPr>
-          <w:p>
-            <w:r/>
-            <w:r>
-              <w:rPr>
-                <w:rFonts w:ascii="微软雅黑" w:hAnsi="微软雅黑" w:eastAsia="微软雅黑"/>
-              </w:rPr>
-              <w:t>泰小虎</w:t>
-            </w:r>
-          </w:p>
-        </w:tc>
-        <w:tc>
-          <w:tcPr>
-            <w:tcW w:type="dxa" w:w="332"/>
-          </w:tcPr>
-          <w:p>
-            <w:r/>
-            <w:r>
-              <w:rPr>
-                <w:rFonts w:ascii="微软雅黑" w:hAnsi="微软雅黑" w:eastAsia="微软雅黑"/>
-              </w:rPr>
-              <w:t>L2</w:t>
-            </w:r>
-          </w:p>
-        </w:tc>
-        <w:tc>
-          <w:tcPr>
-            <w:tcW w:type="dxa" w:w="332"/>
-          </w:tcPr>
-          <w:p>
-            <w:r/>
-            <w:r>
-              <w:rPr>
-                <w:rFonts w:ascii="微软雅黑" w:hAnsi="微软雅黑" w:eastAsia="微软雅黑"/>
-              </w:rPr>
-              <w:t>后台 Web(平台端)</w:t>
-            </w:r>
-          </w:p>
-        </w:tc>
-        <w:tc>
-          <w:tcPr>
-            <w:tcW w:type="dxa" w:w="332"/>
-          </w:tcPr>
-          <w:p>
-            <w:r/>
-            <w:r>
-              <w:rPr>
-                <w:rFonts w:ascii="微软雅黑" w:hAnsi="微软雅黑" w:eastAsia="微软雅黑"/>
-              </w:rPr>
-              <w:t>live_admin</w:t>
-            </w:r>
-          </w:p>
-        </w:tc>
-        <w:tc>
-          <w:tcPr>
-            <w:tcW w:type="dxa" w:w="332"/>
-          </w:tcPr>
-          <w:p>
-            <w:r/>
-            <w:r>
-              <w:rPr>
-                <w:rFonts w:ascii="微软雅黑" w:hAnsi="微软雅黑" w:eastAsia="微软雅黑"/>
-              </w:rPr>
-              <w:t>live_room_sync</w:t>
-            </w:r>
-          </w:p>
-        </w:tc>
-        <w:tc>
-          <w:tcPr>
-            <w:tcW w:type="dxa" w:w="332"/>
-          </w:tcPr>
-          <w:p>
-            <w:r/>
-            <w:r>
-              <w:rPr>
-                <w:rFonts w:ascii="微软雅黑" w:hAnsi="微软雅黑" w:eastAsia="微软雅黑"/>
-              </w:rPr>
-              <w:t>直播间同步</w:t>
-            </w:r>
-          </w:p>
-        </w:tc>
-        <w:tc>
-          <w:tcPr>
-            <w:tcW w:type="dxa" w:w="332"/>
-          </w:tcPr>
-          <w:p>
-            <w:r/>
-            <w:r>
-              <w:rPr>
-                <w:rFonts w:ascii="微软雅黑" w:hAnsi="微软雅黑" w:eastAsia="微软雅黑"/>
-              </w:rPr>
-              <w:t>点击</w:t>
-            </w:r>
-          </w:p>
-        </w:tc>
-        <w:tc>
-          <w:tcPr>
-            <w:tcW w:type="dxa" w:w="332"/>
-          </w:tcPr>
-          <w:p>
-            <w:r/>
-            <w:r>
-              <w:rPr>
-                <w:rFonts w:ascii="微软雅黑" w:hAnsi="微软雅黑" w:eastAsia="微软雅黑"/>
-              </w:rPr>
-              <w:t>operator</w:t>
-            </w:r>
-          </w:p>
-        </w:tc>
-        <w:tc>
-          <w:tcPr>
-            <w:tcW w:type="dxa" w:w="332"/>
-          </w:tcPr>
-          <w:p>
-            <w:r/>
-            <w:r>
-              <w:rPr>
-                <w:rFonts w:ascii="微软雅黑" w:hAnsi="微软雅黑" w:eastAsia="微软雅黑"/>
-              </w:rPr>
-              <w:t>操作人</w:t>
-            </w:r>
-          </w:p>
-        </w:tc>
-        <w:tc>
-          <w:tcPr>
-            <w:tcW w:type="dxa" w:w="332"/>
-          </w:tcPr>
-          <w:p>
-            <w:r/>
-            <w:r>
-              <w:rPr>
-                <w:rFonts w:ascii="微软雅黑" w:hAnsi="微软雅黑" w:eastAsia="微软雅黑"/>
-              </w:rPr>
-              <w:t>string</w:t>
-            </w:r>
-          </w:p>
-        </w:tc>
-        <w:tc>
-          <w:tcPr>
-            <w:tcW w:type="dxa" w:w="332"/>
-          </w:tcPr>
-          <w:p>
-            <w:r/>
-            <w:r>
-              <w:rPr>
-                <w:rFonts w:ascii="微软雅黑" w:hAnsi="微软雅黑" w:eastAsia="微软雅黑"/>
-              </w:rPr>
-              <w:t>工号/账号</w:t>
-            </w:r>
-          </w:p>
-        </w:tc>
-        <w:tc>
-          <w:tcPr>
-            <w:tcW w:type="dxa" w:w="332"/>
-          </w:tcPr>
-          <w:p>
-            <w:r/>
-            <w:r>
-              <w:rPr>
-                <w:rFonts w:ascii="微软雅黑" w:hAnsi="微软雅黑" w:eastAsia="微软雅黑"/>
-              </w:rPr>
-              <w:t>点击「同步直播间」按钮时</w:t>
-            </w:r>
-          </w:p>
-        </w:tc>
-        <w:tc>
-          <w:tcPr>
-            <w:tcW w:type="dxa" w:w="332"/>
-          </w:tcPr>
-          <w:p>
-            <w:r/>
-            <w:r>
-              <w:rPr>
-                <w:rFonts w:ascii="微软雅黑" w:hAnsi="微软雅黑" w:eastAsia="微软雅黑"/>
-              </w:rPr>
-              <w:t>@产品负责人</w:t>
-            </w:r>
-          </w:p>
-        </w:tc>
-        <w:tc>
-          <w:tcPr>
-            <w:tcW w:type="dxa" w:w="332"/>
-          </w:tcPr>
-          <w:p>
-            <w:r/>
-            <w:r>
-              <w:rPr>
-                <w:rFonts w:ascii="微软雅黑" w:hAnsi="微软雅黑" w:eastAsia="微软雅黑"/>
-              </w:rPr>
-              <w:t>2026-07-22</w:t>
-            </w:r>
-          </w:p>
-        </w:tc>
-        <w:tc>
-          <w:tcPr>
-            <w:tcW w:type="dxa" w:w="332"/>
-          </w:tcPr>
-          <w:p>
-            <w:r/>
-            <w:r>
-              <w:rPr>
-                <w:rFonts w:ascii="微软雅黑" w:hAnsi="微软雅黑" w:eastAsia="微软雅黑"/>
-              </w:rPr>
-            </w:r>
-          </w:p>
-        </w:tc>
-        <w:tc>
-          <w:tcPr>
-            <w:tcW w:type="dxa" w:w="332"/>
-          </w:tcPr>
-          <w:p>
-            <w:r/>
-            <w:r>
-              <w:rPr>
-                <w:rFonts w:ascii="微软雅黑" w:hAnsi="微软雅黑" w:eastAsia="微软雅黑"/>
-              </w:rPr>
-              <w:t>必填</w:t>
-            </w:r>
-          </w:p>
-        </w:tc>
-        <w:tc>
-          <w:tcPr>
-            <w:tcW w:type="dxa" w:w="332"/>
-          </w:tcPr>
-          <w:p>
-            <w:r/>
-            <w:r>
-              <w:rPr>
-                <w:rFonts w:ascii="微软雅黑" w:hAnsi="微软雅黑" w:eastAsia="微软雅黑"/>
-              </w:rPr>
-              <w:t>u_001</w:t>
-            </w:r>
-          </w:p>
-        </w:tc>
-        <w:tc>
-          <w:tcPr>
-            <w:tcW w:type="dxa" w:w="332"/>
-          </w:tcPr>
-          <w:p>
-            <w:r/>
-            <w:r>
-              <w:rPr>
-                <w:rFonts w:ascii="微软雅黑" w:hAnsi="微软雅黑" w:eastAsia="微软雅黑"/>
-              </w:rPr>
-              <w:t>直播间同步次数</w:t>
-            </w:r>
-          </w:p>
-        </w:tc>
-        <w:tc>
-          <w:tcPr>
-            <w:tcW w:type="dxa" w:w="332"/>
-          </w:tcPr>
-          <w:p>
-            <w:r/>
-            <w:r>
-              <w:rPr>
-                <w:rFonts w:ascii="微软雅黑" w:hAnsi="微软雅黑" w:eastAsia="微软雅黑"/>
-              </w:rPr>
-              <w:t>事件触发即时上报</w:t>
-            </w:r>
-          </w:p>
-        </w:tc>
-        <w:tc>
-          <w:tcPr>
-            <w:tcW w:type="dxa" w:w="332"/>
-          </w:tcPr>
-          <w:p>
-            <w:r/>
-            <w:r>
-              <w:rPr>
-                <w:rFonts w:ascii="微软雅黑" w:hAnsi="微软雅黑" w:eastAsia="微软雅黑"/>
-              </w:rPr>
-              <w:t>同一 session 内同事件可重复上报；曝光按曝光时长去重</w:t>
-            </w:r>
-          </w:p>
-        </w:tc>
-        <w:tc>
-          <w:tcPr>
-            <w:tcW w:type="dxa" w:w="332"/>
-          </w:tcPr>
-          <w:p>
-            <w:r/>
-            <w:r>
-              <w:rPr>
-                <w:rFonts w:ascii="微软雅黑" w:hAnsi="微软雅黑" w:eastAsia="微软雅黑"/>
-              </w:rPr>
-              <w:t>operator 必填且取值合法（live_room_sync 事件）</w:t>
-            </w:r>
-          </w:p>
-        </w:tc>
-        <w:tc>
-          <w:tcPr>
-            <w:tcW w:type="dxa" w:w="332"/>
-          </w:tcPr>
-          <w:p>
-            <w:r/>
-            <w:r>
-              <w:rPr>
-                <w:rFonts w:ascii="微软雅黑" w:hAnsi="微软雅黑" w:eastAsia="微软雅黑"/>
-              </w:rPr>
-            </w:r>
-          </w:p>
-        </w:tc>
-        <w:tc>
-          <w:tcPr>
-            <w:tcW w:type="dxa" w:w="332"/>
-          </w:tcPr>
-          <w:p>
-            <w:r/>
-            <w:r>
-              <w:rPr>
-                <w:rFonts w:ascii="微软雅黑" w:hAnsi="微软雅黑" w:eastAsia="微软雅黑"/>
-              </w:rPr>
-            </w:r>
-          </w:p>
-        </w:tc>
-        <w:tc>
-          <w:tcPr>
-            <w:tcW w:type="dxa" w:w="332"/>
-          </w:tcPr>
-          <w:p>
-            <w:r/>
-            <w:r>
-              <w:rPr>
-                <w:rFonts w:ascii="微软雅黑" w:hAnsi="微软雅黑" w:eastAsia="微软雅黑"/>
-              </w:rPr>
-              <w:t>待开发</w:t>
-            </w:r>
-          </w:p>
-        </w:tc>
-        <w:tc>
-          <w:tcPr>
-            <w:tcW w:type="dxa" w:w="332"/>
-          </w:tcPr>
-          <w:p>
-            <w:r/>
-            <w:r>
-              <w:rPr>
-                <w:rFonts w:ascii="微软雅黑" w:hAnsi="微软雅黑" w:eastAsia="微软雅黑"/>
-              </w:rPr>
-              <w:t>未开始</w:t>
-            </w:r>
-          </w:p>
-        </w:tc>
-      </w:tr>
-    </w:tbl>
-    <w:p/>
     <w:p>
-      <w:pPr>
-        <w:pStyle w:val="Heading3"/>
-      </w:pPr>
       <w:r>
         <w:rPr>
           <w:rFonts w:ascii="微软雅黑" w:hAnsi="微软雅黑" w:eastAsia="微软雅黑"/>
         </w:rPr>
-        <w:t>页面分析表（v2.3 规范）</w:t>
+        <w:t>埋点表内容较宽（双表共 26 列 + 页面分析表），已从本 PRD 拆出为独立文档，便于横向浏览：</w:t>
       </w:r>
     </w:p>
-    <w:tbl>
-      <w:tblPr>
-        <w:tblStyle w:val="TableGrid"/>
-        <w:tblW w:type="auto" w:w="0"/>
-        <w:jc w:val="center"/>
-        <w:tblLook w:firstColumn="1" w:firstRow="1" w:lastColumn="0" w:lastRow="0" w:noHBand="0" w:noVBand="1" w:val="04A0"/>
-      </w:tblPr>
-      <w:tblGrid>
-        <w:gridCol w:w="1080"/>
-        <w:gridCol w:w="1080"/>
-        <w:gridCol w:w="1080"/>
-        <w:gridCol w:w="1080"/>
-        <w:gridCol w:w="1080"/>
-        <w:gridCol w:w="1080"/>
-        <w:gridCol w:w="1080"/>
-        <w:gridCol w:w="1080"/>
-      </w:tblGrid>
-      <w:tr>
-        <w:tc>
-          <w:tcPr>
-            <w:tcW w:type="dxa" w:w="1080"/>
-            <w:shd w:val="clear" w:color="auto" w:fill="F3F4F6"/>
-          </w:tcPr>
-          <w:p>
-            <w:r/>
-            <w:r>
-              <w:rPr>
-                <w:rFonts w:ascii="微软雅黑" w:hAnsi="微软雅黑" w:eastAsia="微软雅黑"/>
-                <w:b/>
-              </w:rPr>
-              <w:t>项目</w:t>
-            </w:r>
-          </w:p>
-        </w:tc>
-        <w:tc>
-          <w:tcPr>
-            <w:tcW w:type="dxa" w:w="1080"/>
-            <w:shd w:val="clear" w:color="auto" w:fill="F3F4F6"/>
-          </w:tcPr>
-          <w:p>
-            <w:r/>
-            <w:r>
-              <w:rPr>
-                <w:rFonts w:ascii="微软雅黑" w:hAnsi="微软雅黑" w:eastAsia="微软雅黑"/>
-                <w:b/>
-              </w:rPr>
-              <w:t>平台</w:t>
-            </w:r>
-          </w:p>
-        </w:tc>
-        <w:tc>
-          <w:tcPr>
-            <w:tcW w:type="dxa" w:w="1080"/>
-            <w:shd w:val="clear" w:color="auto" w:fill="F3F4F6"/>
-          </w:tcPr>
-          <w:p>
-            <w:r/>
-            <w:r>
-              <w:rPr>
-                <w:rFonts w:ascii="微软雅黑" w:hAnsi="微软雅黑" w:eastAsia="微软雅黑"/>
-                <w:b/>
-              </w:rPr>
-              <w:t>page_name</w:t>
-            </w:r>
-          </w:p>
-        </w:tc>
-        <w:tc>
-          <w:tcPr>
-            <w:tcW w:type="dxa" w:w="1080"/>
-            <w:shd w:val="clear" w:color="auto" w:fill="F3F4F6"/>
-          </w:tcPr>
-          <w:p>
-            <w:r/>
-            <w:r>
-              <w:rPr>
-                <w:rFonts w:ascii="微软雅黑" w:hAnsi="微软雅黑" w:eastAsia="微软雅黑"/>
-                <w:b/>
-              </w:rPr>
-              <w:t>页面路径/逻辑路由</w:t>
-            </w:r>
-          </w:p>
-        </w:tc>
-        <w:tc>
-          <w:tcPr>
-            <w:tcW w:type="dxa" w:w="1080"/>
-            <w:shd w:val="clear" w:color="auto" w:fill="F3F4F6"/>
-          </w:tcPr>
-          <w:p>
-            <w:r/>
-            <w:r>
-              <w:rPr>
-                <w:rFonts w:ascii="微软雅黑" w:hAnsi="微软雅黑" w:eastAsia="微软雅黑"/>
-                <w:b/>
-              </w:rPr>
-              <w:t>页面名称</w:t>
-            </w:r>
-          </w:p>
-        </w:tc>
-        <w:tc>
-          <w:tcPr>
-            <w:tcW w:type="dxa" w:w="1080"/>
-            <w:shd w:val="clear" w:color="auto" w:fill="F3F4F6"/>
-          </w:tcPr>
-          <w:p>
-            <w:r/>
-            <w:r>
-              <w:rPr>
-                <w:rFonts w:ascii="微软雅黑" w:hAnsi="微软雅黑" w:eastAsia="微软雅黑"/>
-                <w:b/>
-              </w:rPr>
-              <w:t>页面截图</w:t>
-            </w:r>
-          </w:p>
-        </w:tc>
-        <w:tc>
-          <w:tcPr>
-            <w:tcW w:type="dxa" w:w="1080"/>
-            <w:shd w:val="clear" w:color="auto" w:fill="F3F4F6"/>
-          </w:tcPr>
-          <w:p>
-            <w:r/>
-            <w:r>
-              <w:rPr>
-                <w:rFonts w:ascii="微软雅黑" w:hAnsi="微软雅黑" w:eastAsia="微软雅黑"/>
-                <w:b/>
-              </w:rPr>
-              <w:t>统计口径</w:t>
-            </w:r>
-          </w:p>
-        </w:tc>
-        <w:tc>
-          <w:tcPr>
-            <w:tcW w:type="dxa" w:w="1080"/>
-            <w:shd w:val="clear" w:color="auto" w:fill="F3F4F6"/>
-          </w:tcPr>
-          <w:p>
-            <w:r/>
-            <w:r>
-              <w:rPr>
-                <w:rFonts w:ascii="微软雅黑" w:hAnsi="微软雅黑" w:eastAsia="微软雅黑"/>
-                <w:b/>
-              </w:rPr>
-              <w:t>备注</w:t>
-            </w:r>
-          </w:p>
-        </w:tc>
-      </w:tr>
-      <w:tr>
-        <w:tc>
-          <w:tcPr>
-            <w:tcW w:type="dxa" w:w="1080"/>
-          </w:tcPr>
-          <w:p>
-            <w:r/>
-            <w:r>
-              <w:rPr>
-                <w:rFonts w:ascii="微软雅黑" w:hAnsi="微软雅黑" w:eastAsia="微软雅黑"/>
-              </w:rPr>
-              <w:t>泰小虎</w:t>
-            </w:r>
-          </w:p>
-        </w:tc>
-        <w:tc>
-          <w:tcPr>
-            <w:tcW w:type="dxa" w:w="1080"/>
-          </w:tcPr>
-          <w:p>
-            <w:r/>
-            <w:r>
-              <w:rPr>
-                <w:rFonts w:ascii="微软雅黑" w:hAnsi="微软雅黑" w:eastAsia="微软雅黑"/>
-              </w:rPr>
-              <w:t>微信小程序 / App(iOS·Android) / H5</w:t>
-            </w:r>
-          </w:p>
-        </w:tc>
-        <w:tc>
-          <w:tcPr>
-            <w:tcW w:type="dxa" w:w="1080"/>
-          </w:tcPr>
-          <w:p>
-            <w:r/>
-            <w:r>
-              <w:rPr>
-                <w:rFonts w:ascii="微软雅黑" w:hAnsi="微软雅黑" w:eastAsia="微软雅黑"/>
-              </w:rPr>
-              <w:t>live_room_view</w:t>
-            </w:r>
-          </w:p>
-        </w:tc>
-        <w:tc>
-          <w:tcPr>
-            <w:tcW w:type="dxa" w:w="1080"/>
-          </w:tcPr>
-          <w:p>
-            <w:r/>
-            <w:r>
-              <w:rPr>
-                <w:rFonts w:ascii="微软雅黑" w:hAnsi="微软雅黑" w:eastAsia="微软雅黑"/>
-              </w:rPr>
-              <w:t>live://room/:id</w:t>
-            </w:r>
-          </w:p>
-        </w:tc>
-        <w:tc>
-          <w:tcPr>
-            <w:tcW w:type="dxa" w:w="1080"/>
-          </w:tcPr>
-          <w:p>
-            <w:r/>
-            <w:r>
-              <w:rPr>
-                <w:rFonts w:ascii="微软雅黑" w:hAnsi="微软雅黑" w:eastAsia="微软雅黑"/>
-              </w:rPr>
-              <w:t>直播间观看页</w:t>
-            </w:r>
-          </w:p>
-        </w:tc>
-        <w:tc>
-          <w:tcPr>
-            <w:tcW w:type="dxa" w:w="1080"/>
-          </w:tcPr>
-          <w:p>
-            <w:r/>
-            <w:r>
-              <w:rPr>
-                <w:rFonts w:ascii="微软雅黑" w:hAnsi="微软雅黑" w:eastAsia="微软雅黑"/>
-              </w:rPr>
-            </w:r>
-          </w:p>
-        </w:tc>
-        <w:tc>
-          <w:tcPr>
-            <w:tcW w:type="dxa" w:w="1080"/>
-          </w:tcPr>
-          <w:p>
-            <w:r/>
-            <w:r>
-              <w:rPr>
-                <w:rFonts w:ascii="微软雅黑" w:hAnsi="微软雅黑" w:eastAsia="微软雅黑"/>
-              </w:rPr>
-              <w:t>小黄车浮层曝光(cart_icon_show)</w:t>
-            </w:r>
-          </w:p>
-        </w:tc>
-        <w:tc>
-          <w:tcPr>
-            <w:tcW w:type="dxa" w:w="1080"/>
-          </w:tcPr>
-          <w:p>
-            <w:r/>
-            <w:r>
-              <w:rPr>
-                <w:rFonts w:ascii="微软雅黑" w:hAnsi="微软雅黑" w:eastAsia="微软雅黑"/>
-              </w:rPr>
-              <w:t>三端共享交互</w:t>
-            </w:r>
-          </w:p>
-        </w:tc>
-      </w:tr>
-      <w:tr>
-        <w:tc>
-          <w:tcPr>
-            <w:tcW w:type="dxa" w:w="1080"/>
-          </w:tcPr>
-          <w:p>
-            <w:r/>
-            <w:r>
-              <w:rPr>
-                <w:rFonts w:ascii="微软雅黑" w:hAnsi="微软雅黑" w:eastAsia="微软雅黑"/>
-              </w:rPr>
-              <w:t>泰小虎</w:t>
-            </w:r>
-          </w:p>
-        </w:tc>
-        <w:tc>
-          <w:tcPr>
-            <w:tcW w:type="dxa" w:w="1080"/>
-          </w:tcPr>
-          <w:p>
-            <w:r/>
-            <w:r>
-              <w:rPr>
-                <w:rFonts w:ascii="微软雅黑" w:hAnsi="微软雅黑" w:eastAsia="微软雅黑"/>
-              </w:rPr>
-              <w:t>微信小程序 / App(iOS·Android) / H5</w:t>
-            </w:r>
-          </w:p>
-        </w:tc>
-        <w:tc>
-          <w:tcPr>
-            <w:tcW w:type="dxa" w:w="1080"/>
-          </w:tcPr>
-          <w:p>
-            <w:r/>
-            <w:r>
-              <w:rPr>
-                <w:rFonts w:ascii="微软雅黑" w:hAnsi="微软雅黑" w:eastAsia="微软雅黑"/>
-              </w:rPr>
-              <w:t>live_cart_sheet</w:t>
-            </w:r>
-          </w:p>
-        </w:tc>
-        <w:tc>
-          <w:tcPr>
-            <w:tcW w:type="dxa" w:w="1080"/>
-          </w:tcPr>
-          <w:p>
-            <w:r/>
-            <w:r>
-              <w:rPr>
-                <w:rFonts w:ascii="微软雅黑" w:hAnsi="微软雅黑" w:eastAsia="微软雅黑"/>
-              </w:rPr>
-              <w:t>live://room/:id/cart</w:t>
-            </w:r>
-          </w:p>
-        </w:tc>
-        <w:tc>
-          <w:tcPr>
-            <w:tcW w:type="dxa" w:w="1080"/>
-          </w:tcPr>
-          <w:p>
-            <w:r/>
-            <w:r>
-              <w:rPr>
-                <w:rFonts w:ascii="微软雅黑" w:hAnsi="微软雅黑" w:eastAsia="微软雅黑"/>
-              </w:rPr>
-              <w:t>商品抽屉</w:t>
-            </w:r>
-          </w:p>
-        </w:tc>
-        <w:tc>
-          <w:tcPr>
-            <w:tcW w:type="dxa" w:w="1080"/>
-          </w:tcPr>
-          <w:p>
-            <w:r/>
-            <w:r>
-              <w:rPr>
-                <w:rFonts w:ascii="微软雅黑" w:hAnsi="微软雅黑" w:eastAsia="微软雅黑"/>
-              </w:rPr>
-            </w:r>
-          </w:p>
-        </w:tc>
-        <w:tc>
-          <w:tcPr>
-            <w:tcW w:type="dxa" w:w="1080"/>
-          </w:tcPr>
-          <w:p>
-            <w:r/>
-            <w:r>
-              <w:rPr>
-                <w:rFonts w:ascii="微软雅黑" w:hAnsi="微软雅黑" w:eastAsia="微软雅黑"/>
-              </w:rPr>
-              <w:t>商品卡片曝光/点击</w:t>
-            </w:r>
-          </w:p>
-        </w:tc>
-        <w:tc>
-          <w:tcPr>
-            <w:tcW w:type="dxa" w:w="1080"/>
-          </w:tcPr>
-          <w:p>
-            <w:r/>
-            <w:r>
-              <w:rPr>
-                <w:rFonts w:ascii="微软雅黑" w:hAnsi="微软雅黑" w:eastAsia="微软雅黑"/>
-              </w:rPr>
-            </w:r>
-          </w:p>
-        </w:tc>
-      </w:tr>
-      <w:tr>
-        <w:tc>
-          <w:tcPr>
-            <w:tcW w:type="dxa" w:w="1080"/>
-          </w:tcPr>
-          <w:p>
-            <w:r/>
-            <w:r>
-              <w:rPr>
-                <w:rFonts w:ascii="微软雅黑" w:hAnsi="微软雅黑" w:eastAsia="微软雅黑"/>
-              </w:rPr>
-              <w:t>泰小虎</w:t>
-            </w:r>
-          </w:p>
-        </w:tc>
-        <w:tc>
-          <w:tcPr>
-            <w:tcW w:type="dxa" w:w="1080"/>
-          </w:tcPr>
-          <w:p>
-            <w:r/>
-            <w:r>
-              <w:rPr>
-                <w:rFonts w:ascii="微软雅黑" w:hAnsi="微软雅黑" w:eastAsia="微软雅黑"/>
-              </w:rPr>
-              <w:t>微信小程序 / App(iOS·Android) / H5</w:t>
-            </w:r>
-          </w:p>
-        </w:tc>
-        <w:tc>
-          <w:tcPr>
-            <w:tcW w:type="dxa" w:w="1080"/>
-          </w:tcPr>
-          <w:p>
-            <w:r/>
-            <w:r>
-              <w:rPr>
-                <w:rFonts w:ascii="微软雅黑" w:hAnsi="微软雅黑" w:eastAsia="微软雅黑"/>
-              </w:rPr>
-              <w:t>live_cart_confirm</w:t>
-            </w:r>
-          </w:p>
-        </w:tc>
-        <w:tc>
-          <w:tcPr>
-            <w:tcW w:type="dxa" w:w="1080"/>
-          </w:tcPr>
-          <w:p>
-            <w:r/>
-            <w:r>
-              <w:rPr>
-                <w:rFonts w:ascii="微软雅黑" w:hAnsi="微软雅黑" w:eastAsia="微软雅黑"/>
-              </w:rPr>
-              <w:t>live://room/:id/jump</w:t>
-            </w:r>
-          </w:p>
-        </w:tc>
-        <w:tc>
-          <w:tcPr>
-            <w:tcW w:type="dxa" w:w="1080"/>
-          </w:tcPr>
-          <w:p>
-            <w:r/>
-            <w:r>
-              <w:rPr>
-                <w:rFonts w:ascii="微软雅黑" w:hAnsi="微软雅黑" w:eastAsia="微软雅黑"/>
-              </w:rPr>
-              <w:t>跳转确认</w:t>
-            </w:r>
-          </w:p>
-        </w:tc>
-        <w:tc>
-          <w:tcPr>
-            <w:tcW w:type="dxa" w:w="1080"/>
-          </w:tcPr>
-          <w:p>
-            <w:r/>
-            <w:r>
-              <w:rPr>
-                <w:rFonts w:ascii="微软雅黑" w:hAnsi="微软雅黑" w:eastAsia="微软雅黑"/>
-              </w:rPr>
-            </w:r>
-          </w:p>
-        </w:tc>
-        <w:tc>
-          <w:tcPr>
-            <w:tcW w:type="dxa" w:w="1080"/>
-          </w:tcPr>
-          <w:p>
-            <w:r/>
-            <w:r>
-              <w:rPr>
-                <w:rFonts w:ascii="微软雅黑" w:hAnsi="微软雅黑" w:eastAsia="微软雅黑"/>
-              </w:rPr>
-              <w:t>跳转确认点击</w:t>
-            </w:r>
-          </w:p>
-        </w:tc>
-        <w:tc>
-          <w:tcPr>
-            <w:tcW w:type="dxa" w:w="1080"/>
-          </w:tcPr>
-          <w:p>
-            <w:r/>
-            <w:r>
-              <w:rPr>
-                <w:rFonts w:ascii="微软雅黑" w:hAnsi="微软雅黑" w:eastAsia="微软雅黑"/>
-              </w:rPr>
-            </w:r>
-          </w:p>
-        </w:tc>
-      </w:tr>
-      <w:tr>
-        <w:tc>
-          <w:tcPr>
-            <w:tcW w:type="dxa" w:w="1080"/>
-          </w:tcPr>
-          <w:p>
-            <w:r/>
-            <w:r>
-              <w:rPr>
-                <w:rFonts w:ascii="微软雅黑" w:hAnsi="微软雅黑" w:eastAsia="微软雅黑"/>
-              </w:rPr>
-              <w:t>泰小虎</w:t>
-            </w:r>
-          </w:p>
-        </w:tc>
-        <w:tc>
-          <w:tcPr>
-            <w:tcW w:type="dxa" w:w="1080"/>
-          </w:tcPr>
-          <w:p>
-            <w:r/>
-            <w:r>
-              <w:rPr>
-                <w:rFonts w:ascii="微软雅黑" w:hAnsi="微软雅黑" w:eastAsia="微软雅黑"/>
-              </w:rPr>
-              <w:t>后台 Web(平台端)</w:t>
-            </w:r>
-          </w:p>
-        </w:tc>
-        <w:tc>
-          <w:tcPr>
-            <w:tcW w:type="dxa" w:w="1080"/>
-          </w:tcPr>
-          <w:p>
-            <w:r/>
-            <w:r>
-              <w:rPr>
-                <w:rFonts w:ascii="微软雅黑" w:hAnsi="微软雅黑" w:eastAsia="微软雅黑"/>
-              </w:rPr>
-              <w:t>admin_live_product</w:t>
-            </w:r>
-          </w:p>
-        </w:tc>
-        <w:tc>
-          <w:tcPr>
-            <w:tcW w:type="dxa" w:w="1080"/>
-          </w:tcPr>
-          <w:p>
-            <w:r/>
-            <w:r>
-              <w:rPr>
-                <w:rFonts w:ascii="微软雅黑" w:hAnsi="微软雅黑" w:eastAsia="微软雅黑"/>
-              </w:rPr>
-              <w:t>/admin/live/product</w:t>
-            </w:r>
-          </w:p>
-        </w:tc>
-        <w:tc>
-          <w:tcPr>
-            <w:tcW w:type="dxa" w:w="1080"/>
-          </w:tcPr>
-          <w:p>
-            <w:r/>
-            <w:r>
-              <w:rPr>
-                <w:rFonts w:ascii="微软雅黑" w:hAnsi="微软雅黑" w:eastAsia="微软雅黑"/>
-              </w:rPr>
-              <w:t>直播商品池管理</w:t>
-            </w:r>
-          </w:p>
-        </w:tc>
-        <w:tc>
-          <w:tcPr>
-            <w:tcW w:type="dxa" w:w="1080"/>
-          </w:tcPr>
-          <w:p>
-            <w:r/>
-            <w:r>
-              <w:rPr>
-                <w:rFonts w:ascii="微软雅黑" w:hAnsi="微软雅黑" w:eastAsia="微软雅黑"/>
-              </w:rPr>
-            </w:r>
-          </w:p>
-        </w:tc>
-        <w:tc>
-          <w:tcPr>
-            <w:tcW w:type="dxa" w:w="1080"/>
-          </w:tcPr>
-          <w:p>
-            <w:r/>
-            <w:r>
-              <w:rPr>
-                <w:rFonts w:ascii="微软雅黑" w:hAnsi="微软雅黑" w:eastAsia="微软雅黑"/>
-              </w:rPr>
-              <w:t>推送操作(live_product_push)</w:t>
-            </w:r>
-          </w:p>
-        </w:tc>
-        <w:tc>
-          <w:tcPr>
-            <w:tcW w:type="dxa" w:w="1080"/>
-          </w:tcPr>
-          <w:p>
-            <w:r/>
-            <w:r>
-              <w:rPr>
-                <w:rFonts w:ascii="微软雅黑" w:hAnsi="微软雅黑" w:eastAsia="微软雅黑"/>
-              </w:rPr>
-            </w:r>
-          </w:p>
-        </w:tc>
-      </w:tr>
-      <w:tr>
-        <w:tc>
-          <w:tcPr>
-            <w:tcW w:type="dxa" w:w="1080"/>
-          </w:tcPr>
-          <w:p>
-            <w:r/>
-            <w:r>
-              <w:rPr>
-                <w:rFonts w:ascii="微软雅黑" w:hAnsi="微软雅黑" w:eastAsia="微软雅黑"/>
-              </w:rPr>
-              <w:t>泰小虎</w:t>
-            </w:r>
-          </w:p>
-        </w:tc>
-        <w:tc>
-          <w:tcPr>
-            <w:tcW w:type="dxa" w:w="1080"/>
-          </w:tcPr>
-          <w:p>
-            <w:r/>
-            <w:r>
-              <w:rPr>
-                <w:rFonts w:ascii="微软雅黑" w:hAnsi="微软雅黑" w:eastAsia="微软雅黑"/>
-              </w:rPr>
-              <w:t>后台 Web(平台端)</w:t>
-            </w:r>
-          </w:p>
-        </w:tc>
-        <w:tc>
-          <w:tcPr>
-            <w:tcW w:type="dxa" w:w="1080"/>
-          </w:tcPr>
-          <w:p>
-            <w:r/>
-            <w:r>
-              <w:rPr>
-                <w:rFonts w:ascii="微软雅黑" w:hAnsi="微软雅黑" w:eastAsia="微软雅黑"/>
-              </w:rPr>
-              <w:t>admin_live_room</w:t>
-            </w:r>
-          </w:p>
-        </w:tc>
-        <w:tc>
-          <w:tcPr>
-            <w:tcW w:type="dxa" w:w="1080"/>
-          </w:tcPr>
-          <w:p>
-            <w:r/>
-            <w:r>
-              <w:rPr>
-                <w:rFonts w:ascii="微软雅黑" w:hAnsi="微软雅黑" w:eastAsia="微软雅黑"/>
-              </w:rPr>
-              <w:t>/admin/live/room</w:t>
-            </w:r>
-          </w:p>
-        </w:tc>
-        <w:tc>
-          <w:tcPr>
-            <w:tcW w:type="dxa" w:w="1080"/>
-          </w:tcPr>
-          <w:p>
-            <w:r/>
-            <w:r>
-              <w:rPr>
-                <w:rFonts w:ascii="微软雅黑" w:hAnsi="微软雅黑" w:eastAsia="微软雅黑"/>
-              </w:rPr>
-              <w:t>直播间管理</w:t>
-            </w:r>
-          </w:p>
-        </w:tc>
-        <w:tc>
-          <w:tcPr>
-            <w:tcW w:type="dxa" w:w="1080"/>
-          </w:tcPr>
-          <w:p>
-            <w:r/>
-            <w:r>
-              <w:rPr>
-                <w:rFonts w:ascii="微软雅黑" w:hAnsi="微软雅黑" w:eastAsia="微软雅黑"/>
-              </w:rPr>
-            </w:r>
-          </w:p>
-        </w:tc>
-        <w:tc>
-          <w:tcPr>
-            <w:tcW w:type="dxa" w:w="1080"/>
-          </w:tcPr>
-          <w:p>
-            <w:r/>
-            <w:r>
-              <w:rPr>
-                <w:rFonts w:ascii="微软雅黑" w:hAnsi="微软雅黑" w:eastAsia="微软雅黑"/>
-              </w:rPr>
-              <w:t>同步操作(live_room_sync)</w:t>
-            </w:r>
-          </w:p>
-        </w:tc>
-        <w:tc>
-          <w:tcPr>
-            <w:tcW w:type="dxa" w:w="1080"/>
-          </w:tcPr>
-          <w:p>
-            <w:r/>
-            <w:r>
-              <w:rPr>
-                <w:rFonts w:ascii="微软雅黑" w:hAnsi="微软雅黑" w:eastAsia="微软雅黑"/>
-              </w:rPr>
-            </w:r>
-          </w:p>
-        </w:tc>
-      </w:tr>
-      <w:tr>
-        <w:tc>
-          <w:tcPr>
-            <w:tcW w:type="dxa" w:w="1080"/>
-          </w:tcPr>
-          <w:p>
-            <w:r/>
-            <w:r>
-              <w:rPr>
-                <w:rFonts w:ascii="微软雅黑" w:hAnsi="微软雅黑" w:eastAsia="微软雅黑"/>
-              </w:rPr>
-              <w:t>泰小虎</w:t>
-            </w:r>
-          </w:p>
-        </w:tc>
-        <w:tc>
-          <w:tcPr>
-            <w:tcW w:type="dxa" w:w="1080"/>
-          </w:tcPr>
-          <w:p>
-            <w:r/>
-            <w:r>
-              <w:rPr>
-                <w:rFonts w:ascii="微软雅黑" w:hAnsi="微软雅黑" w:eastAsia="微软雅黑"/>
-              </w:rPr>
-              <w:t>后台 Web(平台端)</w:t>
-            </w:r>
-          </w:p>
-        </w:tc>
-        <w:tc>
-          <w:tcPr>
-            <w:tcW w:type="dxa" w:w="1080"/>
-          </w:tcPr>
-          <w:p>
-            <w:r/>
-            <w:r>
-              <w:rPr>
-                <w:rFonts w:ascii="微软雅黑" w:hAnsi="微软雅黑" w:eastAsia="微软雅黑"/>
-              </w:rPr>
-              <w:t>admin_live_room_product</w:t>
-            </w:r>
-          </w:p>
-        </w:tc>
-        <w:tc>
-          <w:tcPr>
-            <w:tcW w:type="dxa" w:w="1080"/>
-          </w:tcPr>
-          <w:p>
-            <w:r/>
-            <w:r>
-              <w:rPr>
-                <w:rFonts w:ascii="微软雅黑" w:hAnsi="微软雅黑" w:eastAsia="微软雅黑"/>
-              </w:rPr>
-              <w:t>/admin/live/room/:id/products</w:t>
-            </w:r>
-          </w:p>
-        </w:tc>
-        <w:tc>
-          <w:tcPr>
-            <w:tcW w:type="dxa" w:w="1080"/>
-          </w:tcPr>
-          <w:p>
-            <w:r/>
-            <w:r>
-              <w:rPr>
-                <w:rFonts w:ascii="微软雅黑" w:hAnsi="微软雅黑" w:eastAsia="微软雅黑"/>
-              </w:rPr>
-              <w:t>直播间商品列表</w:t>
-            </w:r>
-          </w:p>
-        </w:tc>
-        <w:tc>
-          <w:tcPr>
-            <w:tcW w:type="dxa" w:w="1080"/>
-          </w:tcPr>
-          <w:p>
-            <w:r/>
-            <w:r>
-              <w:rPr>
-                <w:rFonts w:ascii="微软雅黑" w:hAnsi="微软雅黑" w:eastAsia="微软雅黑"/>
-              </w:rPr>
-            </w:r>
-          </w:p>
-        </w:tc>
-        <w:tc>
-          <w:tcPr>
-            <w:tcW w:type="dxa" w:w="1080"/>
-          </w:tcPr>
-          <w:p>
-            <w:r/>
-            <w:r>
-              <w:rPr>
-                <w:rFonts w:ascii="微软雅黑" w:hAnsi="微软雅黑" w:eastAsia="微软雅黑"/>
-              </w:rPr>
-              <w:t>只读展示</w:t>
-            </w:r>
-          </w:p>
-        </w:tc>
-        <w:tc>
-          <w:tcPr>
-            <w:tcW w:type="dxa" w:w="1080"/>
-          </w:tcPr>
-          <w:p>
-            <w:r/>
-            <w:r>
-              <w:rPr>
-                <w:rFonts w:ascii="微软雅黑" w:hAnsi="微软雅黑" w:eastAsia="微软雅黑"/>
-              </w:rPr>
-              <w:t>平台端只读</w:t>
-            </w:r>
-          </w:p>
-        </w:tc>
-      </w:tr>
-      <w:tr>
-        <w:tc>
-          <w:tcPr>
-            <w:tcW w:type="dxa" w:w="1080"/>
-          </w:tcPr>
-          <w:p>
-            <w:r/>
-            <w:r>
-              <w:rPr>
-                <w:rFonts w:ascii="微软雅黑" w:hAnsi="微软雅黑" w:eastAsia="微软雅黑"/>
-              </w:rPr>
-              <w:t>泰小虎</w:t>
-            </w:r>
-          </w:p>
-        </w:tc>
-        <w:tc>
-          <w:tcPr>
-            <w:tcW w:type="dxa" w:w="1080"/>
-          </w:tcPr>
-          <w:p>
-            <w:r/>
-            <w:r>
-              <w:rPr>
-                <w:rFonts w:ascii="微软雅黑" w:hAnsi="微软雅黑" w:eastAsia="微软雅黑"/>
-              </w:rPr>
-              <w:t>后台 Web(平台端)</w:t>
-            </w:r>
-          </w:p>
-        </w:tc>
-        <w:tc>
-          <w:tcPr>
-            <w:tcW w:type="dxa" w:w="1080"/>
-          </w:tcPr>
-          <w:p>
-            <w:r/>
-            <w:r>
-              <w:rPr>
-                <w:rFonts w:ascii="微软雅黑" w:hAnsi="微软雅黑" w:eastAsia="微软雅黑"/>
-              </w:rPr>
-              <w:t>admin_live_stats</w:t>
-            </w:r>
-          </w:p>
-        </w:tc>
-        <w:tc>
-          <w:tcPr>
-            <w:tcW w:type="dxa" w:w="1080"/>
-          </w:tcPr>
-          <w:p>
-            <w:r/>
-            <w:r>
-              <w:rPr>
-                <w:rFonts w:ascii="微软雅黑" w:hAnsi="微软雅黑" w:eastAsia="微软雅黑"/>
-              </w:rPr>
-              <w:t>/admin/live/stats</w:t>
-            </w:r>
-          </w:p>
-        </w:tc>
-        <w:tc>
-          <w:tcPr>
-            <w:tcW w:type="dxa" w:w="1080"/>
-          </w:tcPr>
-          <w:p>
-            <w:r/>
-            <w:r>
-              <w:rPr>
-                <w:rFonts w:ascii="微软雅黑" w:hAnsi="微软雅黑" w:eastAsia="微软雅黑"/>
-              </w:rPr>
-              <w:t>直播数据统计</w:t>
-            </w:r>
-          </w:p>
-        </w:tc>
-        <w:tc>
-          <w:tcPr>
-            <w:tcW w:type="dxa" w:w="1080"/>
-          </w:tcPr>
-          <w:p>
-            <w:r/>
-            <w:r>
-              <w:rPr>
-                <w:rFonts w:ascii="微软雅黑" w:hAnsi="微软雅黑" w:eastAsia="微软雅黑"/>
-              </w:rPr>
-            </w:r>
-          </w:p>
-        </w:tc>
-        <w:tc>
-          <w:tcPr>
-            <w:tcW w:type="dxa" w:w="1080"/>
-          </w:tcPr>
-          <w:p>
-            <w:r/>
-            <w:r>
-              <w:rPr>
-                <w:rFonts w:ascii="微软雅黑" w:hAnsi="微软雅黑" w:eastAsia="微软雅黑"/>
-              </w:rPr>
-              <w:t>数据导出</w:t>
-            </w:r>
-          </w:p>
-        </w:tc>
-        <w:tc>
-          <w:tcPr>
-            <w:tcW w:type="dxa" w:w="1080"/>
-          </w:tcPr>
-          <w:p>
-            <w:r/>
-            <w:r>
-              <w:rPr>
-                <w:rFonts w:ascii="微软雅黑" w:hAnsi="微软雅黑" w:eastAsia="微软雅黑"/>
-              </w:rPr>
-            </w:r>
-          </w:p>
-        </w:tc>
-      </w:tr>
-    </w:tbl>
-    <w:p/>
+    <w:p>
+      <w:r>
+        <w:rPr>
+          <w:rFonts w:ascii="微软雅黑" w:hAnsi="微软雅黑" w:eastAsia="微软雅黑"/>
+        </w:rPr>
+        <w:t>📊 打开《泰小虎直播挂车埋点表（v2.3 双表）》独立文档</w:t>
+      </w:r>
+    </w:p>
+    <w:p>
+      <w:r>
+        <w:rPr>
+          <w:rFonts w:ascii="微软雅黑" w:hAnsi="微软雅黑" w:eastAsia="微软雅黑"/>
+        </w:rPr>
+        <w:t>线上地址：</w:t>
+      </w:r>
+      <w:r>
+        <w:rPr>
+          <w:rFonts w:ascii="微软雅黑" w:hAnsi="微软雅黑" w:eastAsia="微软雅黑"/>
+        </w:rPr>
+        <w:t>https://ddyuan-spec.github.io/taixiaohu/live-tracking.html</w:t>
+      </w:r>
+    </w:p>
+    <w:p>
+      <w:r>
+        <w:rPr>
+          <w:rFonts w:ascii="微软雅黑" w:hAnsi="微软雅黑" w:eastAsia="微软雅黑"/>
+        </w:rPr>
+        <w:t>本地文件：泰小虎直播挂车与时长发券_埋点表.html（与本文档同目录）</w:t>
+      </w:r>
+    </w:p>
     <w:p>
       <w:pPr>
         <w:pStyle w:val="Heading1"/>

--- a/直播挂车与时长发券/泰小虎直播挂车与时长发券PRD_v1.0.docx
+++ b/直播挂车与时长发券/泰小虎直播挂车与时长发券PRD_v1.0.docx
@@ -1465,7 +1465,7 @@
               <w:rPr>
                 <w:rFonts w:ascii="微软雅黑" w:hAnsi="微软雅黑" w:eastAsia="微软雅黑"/>
               </w:rPr>
-              <w:t>⚠️ 待确认 @研发负责人：推送状态是否需「推送中」中间态？当前原型以火山引擎返回为准（同步返回成功/失败），无中间态。</w:t>
+              <w:t>推送状态由火山引擎接口同步返回（调用即返回成功/失败），无「推送中」中间态。</w:t>
             </w:r>
           </w:p>
         </w:tc>
@@ -5497,7 +5497,7 @@
               <w:rPr>
                 <w:rFonts w:ascii="微软雅黑" w:hAnsi="微软雅黑" w:eastAsia="微软雅黑"/>
               </w:rPr>
-              <w:t>⚠️ 待确认 @干系人：小黄车商品的「活动标签（直播专享/限时）」与「划线原价」字段来源（商城商品字段 or 直播间单独配置）。</w:t>
+              <w:t>小黄车商品的「活动标签（直播专享/限时）」与「划线原价」均取自商城商品中心《商品表》对应字段，直播间不单独配置。</w:t>
             </w:r>
           </w:p>
         </w:tc>
